--- a/download/studien-aktuell.docx
+++ b/download/studien-aktuell.docx
@@ -62,7 +62,7 @@
           <w:color w:val="666666"/>
           <w:sz w:val="18"/>
         </w:rPr>
-        <w:t>Stand: 18.08.2026  |  7 Studien  |  healthliteracy.m-vf.de</w:t>
+        <w:t>Stand: 18.08.2026  |  10 Studien  |  healthliteracy.m-vf.de</w:t>
       </w:r>
     </w:p>
     <w:p>
@@ -252,6 +252,122 @@
         <w:pStyle w:val="Heading2"/>
       </w:pPr>
       <w:r>
+        <w:t>Bewertung von Online-Deliberationsforen zur Patientenbeteiligung in der Datenschutzgovernance für Genomdaten</w:t>
+      </w:r>
+    </w:p>
+    <w:p>
+      <w:r>
+        <w:rPr>
+          <w:i/>
+          <w:color w:val="666666"/>
+          <w:sz w:val="18"/>
+        </w:rPr>
+        <w:t>Eric A et al.  ·  Health Expect  ·  Aug. 2026  ·  PMID 42530443</w:t>
+      </w:r>
+    </w:p>
+    <w:p>
+      <w:r>
+        <w:t>Evaluation von zwei Online-Deliberationsforen mit Krebspatienten und seltenen Erkrankungen zur Partizipation in der Governance eines Genomdaten-Archivs (GHGA).</w:t>
+      </w:r>
+    </w:p>
+    <w:p>
+      <w:r>
+        <w:rPr>
+          <w:b/>
+        </w:rPr>
+        <w:t xml:space="preserve">Ergebnis: </w:t>
+      </w:r>
+      <w:r>
+        <w:t>18 von 26 Teilnehmern (69%) zeigten signifikante Wissensgewinne (Wilcoxon p&lt;0,05); 24/26 (96%) berichteten Zufriedenheit mit Deliberationen; 87,5% gaben positives Feedback. GHGA-Management verpflichtete sich zu 13 von 14 Empfehlungen; 7 Empfehlungen wurden implementiert. Online-Foren erreichten hohe Deliberationsqualität und beeinflussten Governance-Entscheidungen bedeutsam.</w:t>
+      </w:r>
+    </w:p>
+    <w:p>
+      <w:r>
+        <w:rPr>
+          <w:b/>
+          <w:sz w:val="19"/>
+        </w:rPr>
+        <w:t xml:space="preserve">Übertragbarkeit: </w:t>
+      </w:r>
+      <w:r>
+        <w:rPr>
+          <w:sz w:val="19"/>
+        </w:rPr>
+        <w:t>Deutschland, ähnliche Datengovernance-Strukturen und Gesundheitssystem</w:t>
+      </w:r>
+    </w:p>
+    <w:p>
+      <w:r>
+        <w:rPr>
+          <w:color w:val="5A7D3A"/>
+          <w:sz w:val="18"/>
+        </w:rPr>
+        <w:t>https://pubmed.ncbi.nlm.nih.gov/42530443/</w:t>
+      </w:r>
+    </w:p>
+    <w:p>
+      <w:pPr>
+        <w:pStyle w:val="Heading2"/>
+      </w:pPr>
+      <w:r>
+        <w:t>Shared-Decision-Making für Atemwegsräumungstechniken bei Bronchiektasen: Akzeptabilitätsstudie</w:t>
+      </w:r>
+    </w:p>
+    <w:p>
+      <w:r>
+        <w:rPr>
+          <w:i/>
+          <w:color w:val="666666"/>
+          <w:sz w:val="18"/>
+        </w:rPr>
+        <w:t>McCallion P et al.  ·  BMJ Open  ·  28.07.2026  ·  PMID 42521311</w:t>
+      </w:r>
+    </w:p>
+    <w:p>
+      <w:r>
+        <w:t>Qualitative Studie mit Fokusgruppen und Interviews zu Akzeptanz eines SDM-Interventionsformats für Atemwegsräumungstechnik-Auswahl bei Patienten mit Bronchiektasen im UK.</w:t>
+      </w:r>
+    </w:p>
+    <w:p>
+      <w:r>
+        <w:rPr>
+          <w:b/>
+        </w:rPr>
+        <w:t xml:space="preserve">Ergebnis: </w:t>
+      </w:r>
+      <w:r>
+        <w:t>21 Physiotherapeuten und 21 Patienten; 12 Themen identifiziert (Adhärenz, kulturelle Herausforderungen, Bildung, Empowerment, Engagement, Flexibilität, Health Literacy, Informationsüberflutung, Verständnis, Ressourcen, Präferenzunterstützung, Zeit). SDM-Intervention erscheint für beide Stakeholder-Gruppen akzeptabel; neue Faktoren für Design und Implementierung identifiziert.</w:t>
+      </w:r>
+    </w:p>
+    <w:p>
+      <w:r>
+        <w:rPr>
+          <w:b/>
+          <w:sz w:val="19"/>
+        </w:rPr>
+        <w:t xml:space="preserve">Übertragbarkeit: </w:t>
+      </w:r>
+      <w:r>
+        <w:rPr>
+          <w:sz w:val="19"/>
+        </w:rPr>
+        <w:t>Vereinigtes Königreich (NHS), ähnliches sekundärärztliches Versorgungssystem</w:t>
+      </w:r>
+    </w:p>
+    <w:p>
+      <w:r>
+        <w:rPr>
+          <w:color w:val="5A7D3A"/>
+          <w:sz w:val="18"/>
+        </w:rPr>
+        <w:t>https://pubmed.ncbi.nlm.nih.gov/42521311/</w:t>
+      </w:r>
+    </w:p>
+    <w:p>
+      <w:pPr>
+        <w:pStyle w:val="Heading2"/>
+      </w:pPr>
+      <w:r>
         <w:t>Krebsprävention verstehen: Ungleichheiten in Prävention-Kompetenz und Awareness in der EU</w:t>
       </w:r>
     </w:p>
@@ -419,6 +535,64 @@
           <w:sz w:val="18"/>
         </w:rPr>
         <w:t>https://pubmed.ncbi.nlm.nih.gov/42480063/</w:t>
+      </w:r>
+    </w:p>
+    <w:p>
+      <w:pPr>
+        <w:pStyle w:val="Heading2"/>
+      </w:pPr>
+      <w:r>
+        <w:t>KI-simulierte Patienten für Shared-Decision-Making-Training: Machbarkeit in der Medizinerausbildung</w:t>
+      </w:r>
+    </w:p>
+    <w:p>
+      <w:r>
+        <w:rPr>
+          <w:i/>
+          <w:color w:val="666666"/>
+          <w:sz w:val="18"/>
+        </w:rPr>
+        <w:t>Herschbach L et al.  ·  JMIR Med Educ  ·  16.07.2026  ·  PMID 42464795</w:t>
+      </w:r>
+    </w:p>
+    <w:p>
+      <w:r>
+        <w:t>Machbarkeitsstudie zur Erprobung von KI-gesteuerten Chat-basierten Simulationen für SDM-Training bei Medizinstudierenden und Ärzten, mit automatisiertem Feedback.</w:t>
+      </w:r>
+    </w:p>
+    <w:p>
+      <w:r>
+        <w:rPr>
+          <w:b/>
+        </w:rPr>
+        <w:t xml:space="preserve">Ergebnis: </w:t>
+      </w:r>
+      <w:r>
+        <w:t>58 Teilnehmer (22 Studierende, 34 Ärzte); Studierende zeigten höhere OPTION-12-Scores (M=28,67 vs. M=22,79; p&lt;0,001). Übereinstimmung AI/Human-Bewertung hoch (ICC=0,86; p&lt;0,001), wobei AI-Ratings systematisch höher waren. 95,2% bewerteten Authentizität und Nutzen positiv. CSE zeigte leichten Rückgang post-Intervention.</w:t>
+      </w:r>
+    </w:p>
+    <w:p>
+      <w:r>
+        <w:rPr>
+          <w:b/>
+          <w:sz w:val="19"/>
+        </w:rPr>
+        <w:t xml:space="preserve">Übertragbarkeit: </w:t>
+      </w:r>
+      <w:r>
+        <w:rPr>
+          <w:sz w:val="19"/>
+        </w:rPr>
+        <w:t>Deutschland, direkt anwendbar für SDM-Training in medizinischer Ausbildung</w:t>
+      </w:r>
+    </w:p>
+    <w:p>
+      <w:r>
+        <w:rPr>
+          <w:color w:val="5A7D3A"/>
+          <w:sz w:val="18"/>
+        </w:rPr>
+        <w:t>https://pubmed.ncbi.nlm.nih.gov/42464795/</w:t>
       </w:r>
     </w:p>
     <w:p>

--- a/download/studien-aktuell.docx
+++ b/download/studien-aktuell.docx
@@ -62,7 +62,7 @@
           <w:color w:val="666666"/>
           <w:sz w:val="18"/>
         </w:rPr>
-        <w:t>Stand: 18.08.2026  |  10 Studien  |  healthliteracy.m-vf.de</w:t>
+        <w:t>Stand: 19.08.2026  |  3 Studien  |  healthliteracy.m-vf.de</w:t>
       </w:r>
     </w:p>
     <w:p>
@@ -70,7 +70,7 @@
         <w:pStyle w:val="Heading1"/>
       </w:pPr>
       <w:r>
-        <w:t>Aufgenommen am 18.08.2026</w:t>
+        <w:t>Aufgenommen am 19.08.2026</w:t>
       </w:r>
     </w:p>
     <w:p>
@@ -78,7 +78,7 @@
         <w:pStyle w:val="Heading2"/>
       </w:pPr>
       <w:r>
-        <w:t>Shared Decision-Making in der Orthopädischen Schulter-Klinik: ethnografische Studie zu Entscheidungsarbeit unter Unsicherheit</w:t>
+        <w:t>Verständlichkeit und Beteiligung von Patienten bei der Einladung zu Outcome-Set-Studien: wie können Einladungstexte verbessert werden?</w:t>
       </w:r>
     </w:p>
     <w:p>
@@ -88,12 +88,12 @@
           <w:color w:val="666666"/>
           <w:sz w:val="18"/>
         </w:rPr>
-        <w:t>Skovgaard AL et al.  ·  Sociol Health Illn  ·  Sept. 2026  ·  PMID 42571051</w:t>
+        <w:t>Barrington H et al.  ·  BMJ Open  ·  18.08.2026  ·  PMID 42613120</w:t>
       </w:r>
     </w:p>
     <w:p>
       <w:r>
-        <w:t>Ethnografische Feldarbeit in zwei dänischen Schulter-Kliniken untersuchte, wie SDM-Modelle mit alltäglichen Anliegen von Patienten und Klinikern unter Unsicherheit umgehen; pragmatistisches Rahmenwerk.</w:t>
+        <w:t>Qualitative Studie mit 31 Patienten aus England zur Analyse, welche Aspekte von Studieneinladungen zu Core Outcome Sets das Verständnis und die Beteiligungsbereitschaft beeinflussen.</w:t>
       </w:r>
     </w:p>
     <w:p>
@@ -104,7 +104,7 @@
         <w:t xml:space="preserve">Ergebnis: </w:t>
       </w:r>
       <w:r>
-        <w:t>Entscheidungsfindung emergiert als interaktionale Arbeit in der 'subjektiven Stimmung', um Behandlungsvorschläge akzeptabel zu machen. Zweifel und Hoffnung sind inhärente Elemente, nicht zu vermeiden. SDM-Richtlinien berücksichtigen nicht vollständig die komplexen subjektiven Belange von Patienten und Klinikern, die mit hochgradig unsicheren Terrains navigieren. Pragmatistische Ideale (Anerkennung von Unsicherheit, interaktive Sinnbildung) sind fundamental.</w:t>
+        <w:t>Patienten berichteten Verwirrung durch zu viele Informationen, Bedenken bezüglich Cyberkriminalität und mangelndes Vertrauen. Sie wünschten sich Botschaften zum praktischen Nutzen der Forschung und Verbindung zu anderen Betroffenen. Die Studie identifizierte konkrete Barrieren (Informationsüberfluss, Sicherheitsbedenken) und Lösungsansätze (klare Zweckmitteilung, Fokus auf Relevanz).</w:t>
       </w:r>
     </w:p>
     <w:p>
@@ -119,7 +119,7 @@
         <w:rPr>
           <w:sz w:val="19"/>
         </w:rPr>
-        <w:t>Dänemark, europäisches System; Qualitative Befunde zu SDM-Implementierung unter Unsicherheit universal.</w:t>
+        <w:t>UK-Kontext, Studiendesign übertragbar auf deutschsprachige Rekrutierungsprozesse und Patientenbeteiligung in der Forschung.</w:t>
       </w:r>
     </w:p>
     <w:p>
@@ -128,7 +128,7 @@
           <w:color w:val="5A7D3A"/>
           <w:sz w:val="18"/>
         </w:rPr>
-        <w:t>https://pubmed.ncbi.nlm.nih.gov/42571051/</w:t>
+        <w:t>https://pubmed.ncbi.nlm.nih.gov/42613120/</w:t>
       </w:r>
     </w:p>
     <w:p>
@@ -136,7 +136,7 @@
         <w:pStyle w:val="Heading2"/>
       </w:pPr>
       <w:r>
-        <w:t>Fachkompetenz zum Hinterfragen von Gesundheitsinformation: Interventionen zur Förderung von Critical Health Literacy</w:t>
+        <w:t>Machbarkeit und Akzeptanz eines schulischen Gesundheitskompetenz-Programms für benachteiligte Jugendliche in Dublin</w:t>
       </w:r>
     </w:p>
     <w:p>
@@ -146,12 +146,12 @@
           <w:color w:val="666666"/>
           <w:sz w:val="18"/>
         </w:rPr>
-        <w:t>Kalteis M et al.  ·  Health Promot Int  ·  01.07.2026  ·  PMID 42555370</w:t>
+        <w:t>Grady CL et al.  ·  Health Promot Int  ·  01.07.2026  ·  PMID 42612235</w:t>
       </w:r>
     </w:p>
     <w:p>
       <w:r>
-        <w:t>Systematische Übersicht identifizierte 81 Publikationen mit 53 Interventionen zur Förderung kritischer Gesundheitskompetenz (CHL); Schwerpunkt lag auf Appraisal-Fähigkeiten für informierte Entscheidungen in Bildungseinrichtungen.</w:t>
+        <w:t>Feasibility-Studie zur Erprobung des Co-Design-Programms LifeLab für 356 Schüler an vier Schulen in sozioökonomisch benachteiligten Gebieten Dublins.</w:t>
       </w:r>
     </w:p>
     <w:p>
@@ -162,7 +162,7 @@
         <w:t xml:space="preserve">Ergebnis: </w:t>
       </w:r>
       <w:r>
-        <w:t>53 Interventionen in 19 Ländern, überwiegend in Schulen und Universitäten; Publikationen nahmen seit 2016 zu, Peak 2021–2025; Barrieren waren Zeitmangel, Ressourcenengpässe und hohe Anforderungen an Lehrende; Facilitators waren Leadershipsupport, Schulung und hochwertige Lernmaterialien.</w:t>
+        <w:t>Schulische Rekrutierung schwach (6 %), individuelle Teilnahme jedoch stark (91 %). Attrition 13,8 % am Ende und 16,8 % bei Follow-up. Moderate Gesundheitskompetenz und gutes Wohlbefinden zu Baseline; Anstiege bei Gesundheitskompetenz, Wohlbefinden und Lebensqualität bis Follow-up. Studie unterstützt Machbarkeit und progression zu definitivem Test.</w:t>
       </w:r>
     </w:p>
     <w:p>
@@ -177,7 +177,7 @@
         <w:rPr>
           <w:sz w:val="19"/>
         </w:rPr>
-        <w:t>Deutschland und europäische Bildungssysteme haben vergleichbare Strukturen; Fokus auf Schulen übertragbar.</w:t>
+        <w:t>Irland, vergleichbares Schulsystem und Gesundheitsdisparitäten wie deutschsprachiger Raum.</w:t>
       </w:r>
     </w:p>
     <w:p>
@@ -186,7 +186,7 @@
           <w:color w:val="5A7D3A"/>
           <w:sz w:val="18"/>
         </w:rPr>
-        <w:t>https://pubmed.ncbi.nlm.nih.gov/42555370/</w:t>
+        <w:t>https://pubmed.ncbi.nlm.nih.gov/42612235/</w:t>
       </w:r>
     </w:p>
     <w:p>
@@ -194,7 +194,7 @@
         <w:pStyle w:val="Heading2"/>
       </w:pPr>
       <w:r>
-        <w:t>Antenatal Intervention für Impfakzeptanz entwickelt durch Einbeziehung von Eltern, Patienten und Öffentlichkeit</w:t>
+        <w:t>Interkulturelle Gesundheitskommunikation in Krisenzeiten: Rolle von Zivilgesellschaft während COVID-19 in Stockholm</w:t>
       </w:r>
     </w:p>
     <w:p>
@@ -204,12 +204,12 @@
           <w:color w:val="666666"/>
           <w:sz w:val="18"/>
         </w:rPr>
-        <w:t>McCarron SA et al.  ·  Health Expect  ·  Aug. 2026  ·  PMID 42550057</w:t>
+        <w:t>Bäärnhielm S et al.  ·  Front Public Health  ·  20.07.2026  ·  PMID 42548839</w:t>
       </w:r>
     </w:p>
     <w:p>
       <w:r>
-        <w:t>Entwicklung einer pränatalen Intervention zur Verbesserung der Impfakzeptanz mittels systematischer Patientenbeteiligung (PPPIE) in Nordirland; Partnerschaft mit Maternity Service Liaison Committee, Sure Start Programmen und community outreach clinic.</w:t>
+        <w:t>Qualitative Analyse von Interviews mit 15 Zivilgesellschaftsorganisationen und 21 Gesundheitsfachpersonen zur Beschreibung ihrer Erfahrungen mit interkultureller Gesundheitskommunikation während der COVID-19-Pandemie in zwei benachteiligten Stadtteilen Stockholms.</w:t>
       </w:r>
     </w:p>
     <w:p>
@@ -220,7 +220,7 @@
         <w:t xml:space="preserve">Ergebnis: </w:t>
       </w:r>
       <w:r>
-        <w:t>Input von Eltern und Gemeinschaften formte Inhalt, Timing und Präsentation von Impfinformation. Beteiligung zeigte: Wichtigkeit klarer, Plain-Language-Information früh in Schwangerschaft; Bedarf nach Tailoring für unterschiedliche Bedürfnisse. Arbeit über etablierte Community-Netzwerke erreichte unterrepräsentierte Gruppen; 'you said, we did'-Ansatz demonstrierte Einfluss der Beteiligung.</w:t>
+        <w:t>Zivilgesellschaftsorganisationen betonten, dass Kommunikation mehr als Übersetzung erfordert und Verständnis für Sprache, kulturelle Rahmen und gelebte Erfahrungen notwendig ist. Aus Sicht der Gesundheitsfachpersonen war die Zusammenarbeit mit Zivilgesellschaft notwendig und transformativ – ein Prozess des 'joining forces' mit gegenseitigem Lernen. CSOs funktionieren als gemeindebasierte Wissensmakler und stärken vertrauensvolle, interkulturelle Kommunikation.</w:t>
       </w:r>
     </w:p>
     <w:p>
@@ -235,7 +235,7 @@
         <w:rPr>
           <w:sz w:val="19"/>
         </w:rPr>
-        <w:t>Großbritannien (Nordirland), NHS-System; vergleichbarer Maternity Care und Community-Engagement.</w:t>
+        <w:t>Schweden, europäischer Kontext mit Migrationsherausforderungen; Erkenntnisse zu Vertrauensaufbau und Kulturvermittlung relevant für Deutschland.</w:t>
       </w:r>
     </w:p>
     <w:p>
@@ -244,413 +244,7 @@
           <w:color w:val="5A7D3A"/>
           <w:sz w:val="18"/>
         </w:rPr>
-        <w:t>https://pubmed.ncbi.nlm.nih.gov/42550057/</w:t>
-      </w:r>
-    </w:p>
-    <w:p>
-      <w:pPr>
-        <w:pStyle w:val="Heading2"/>
-      </w:pPr>
-      <w:r>
-        <w:t>Bewertung von Online-Deliberationsforen zur Patientenbeteiligung in der Datenschutzgovernance für Genomdaten</w:t>
-      </w:r>
-    </w:p>
-    <w:p>
-      <w:r>
-        <w:rPr>
-          <w:i/>
-          <w:color w:val="666666"/>
-          <w:sz w:val="18"/>
-        </w:rPr>
-        <w:t>Eric A et al.  ·  Health Expect  ·  Aug. 2026  ·  PMID 42530443</w:t>
-      </w:r>
-    </w:p>
-    <w:p>
-      <w:r>
-        <w:t>Evaluation von zwei Online-Deliberationsforen mit Krebspatienten und seltenen Erkrankungen zur Partizipation in der Governance eines Genomdaten-Archivs (GHGA).</w:t>
-      </w:r>
-    </w:p>
-    <w:p>
-      <w:r>
-        <w:rPr>
-          <w:b/>
-        </w:rPr>
-        <w:t xml:space="preserve">Ergebnis: </w:t>
-      </w:r>
-      <w:r>
-        <w:t>18 von 26 Teilnehmern (69%) zeigten signifikante Wissensgewinne (Wilcoxon p&lt;0,05); 24/26 (96%) berichteten Zufriedenheit mit Deliberationen; 87,5% gaben positives Feedback. GHGA-Management verpflichtete sich zu 13 von 14 Empfehlungen; 7 Empfehlungen wurden implementiert. Online-Foren erreichten hohe Deliberationsqualität und beeinflussten Governance-Entscheidungen bedeutsam.</w:t>
-      </w:r>
-    </w:p>
-    <w:p>
-      <w:r>
-        <w:rPr>
-          <w:b/>
-          <w:sz w:val="19"/>
-        </w:rPr>
-        <w:t xml:space="preserve">Übertragbarkeit: </w:t>
-      </w:r>
-      <w:r>
-        <w:rPr>
-          <w:sz w:val="19"/>
-        </w:rPr>
-        <w:t>Deutschland, ähnliche Datengovernance-Strukturen und Gesundheitssystem</w:t>
-      </w:r>
-    </w:p>
-    <w:p>
-      <w:r>
-        <w:rPr>
-          <w:color w:val="5A7D3A"/>
-          <w:sz w:val="18"/>
-        </w:rPr>
-        <w:t>https://pubmed.ncbi.nlm.nih.gov/42530443/</w:t>
-      </w:r>
-    </w:p>
-    <w:p>
-      <w:pPr>
-        <w:pStyle w:val="Heading2"/>
-      </w:pPr>
-      <w:r>
-        <w:t>Shared-Decision-Making für Atemwegsräumungstechniken bei Bronchiektasen: Akzeptabilitätsstudie</w:t>
-      </w:r>
-    </w:p>
-    <w:p>
-      <w:r>
-        <w:rPr>
-          <w:i/>
-          <w:color w:val="666666"/>
-          <w:sz w:val="18"/>
-        </w:rPr>
-        <w:t>McCallion P et al.  ·  BMJ Open  ·  28.07.2026  ·  PMID 42521311</w:t>
-      </w:r>
-    </w:p>
-    <w:p>
-      <w:r>
-        <w:t>Qualitative Studie mit Fokusgruppen und Interviews zu Akzeptanz eines SDM-Interventionsformats für Atemwegsräumungstechnik-Auswahl bei Patienten mit Bronchiektasen im UK.</w:t>
-      </w:r>
-    </w:p>
-    <w:p>
-      <w:r>
-        <w:rPr>
-          <w:b/>
-        </w:rPr>
-        <w:t xml:space="preserve">Ergebnis: </w:t>
-      </w:r>
-      <w:r>
-        <w:t>21 Physiotherapeuten und 21 Patienten; 12 Themen identifiziert (Adhärenz, kulturelle Herausforderungen, Bildung, Empowerment, Engagement, Flexibilität, Health Literacy, Informationsüberflutung, Verständnis, Ressourcen, Präferenzunterstützung, Zeit). SDM-Intervention erscheint für beide Stakeholder-Gruppen akzeptabel; neue Faktoren für Design und Implementierung identifiziert.</w:t>
-      </w:r>
-    </w:p>
-    <w:p>
-      <w:r>
-        <w:rPr>
-          <w:b/>
-          <w:sz w:val="19"/>
-        </w:rPr>
-        <w:t xml:space="preserve">Übertragbarkeit: </w:t>
-      </w:r>
-      <w:r>
-        <w:rPr>
-          <w:sz w:val="19"/>
-        </w:rPr>
-        <w:t>Vereinigtes Königreich (NHS), ähnliches sekundärärztliches Versorgungssystem</w:t>
-      </w:r>
-    </w:p>
-    <w:p>
-      <w:r>
-        <w:rPr>
-          <w:color w:val="5A7D3A"/>
-          <w:sz w:val="18"/>
-        </w:rPr>
-        <w:t>https://pubmed.ncbi.nlm.nih.gov/42521311/</w:t>
-      </w:r>
-    </w:p>
-    <w:p>
-      <w:pPr>
-        <w:pStyle w:val="Heading2"/>
-      </w:pPr>
-      <w:r>
-        <w:t>Krebsprävention verstehen: Ungleichheiten in Prävention-Kompetenz und Awareness in der EU</w:t>
-      </w:r>
-    </w:p>
-    <w:p>
-      <w:r>
-        <w:rPr>
-          <w:i/>
-          <w:color w:val="666666"/>
-          <w:sz w:val="18"/>
-        </w:rPr>
-        <w:t>Romeo-Cervera P et al.  ·  Eur J Public Health  ·  10.06.2026  ·  PMID 42501755</w:t>
-      </w:r>
-    </w:p>
-    <w:p>
-      <w:r>
-        <w:t>Cross-sectional Online-Befragung in 23 EU-Ländern (n = 2.312; Februar–März 2024) zur Krebsprävention-Gesundheitskompetenz (CPL), Awareness zum European Code Against Cancer (ECAC) und Assoziation mit sozialen Determinanten und digitaler Health Literacy.</w:t>
-      </w:r>
-    </w:p>
-    <w:p>
-      <w:r>
-        <w:rPr>
-          <w:b/>
-        </w:rPr>
-        <w:t xml:space="preserve">Ergebnis: </w:t>
-      </w:r>
-      <w:r>
-        <w:t>81,4% mit ausreichender CPL, aber nur 61,1% kannten den ECAC. Männer weniger wahrscheinlich ausreichend CPL als Frauen (OR 0,66; [0,49–0,89]). Unter-Universitäts-Bildung: niedrigere Odds für CPL (OR 0,50; [0,39–0,64]). Digitale Health Literacy stärkster Prädiktor: höchste Quartile 3,11-fach höhere Chancen für CPL als niedrigste (OR 3,11; [2,12–4,67]). Persönliche/familiale Krebsgeschichte erhöhte Chancen (OR 1,47; [1,10–1,94]). Persistierende Ungleichheiten nach Bildung, Geschlecht, Alter.</w:t>
-      </w:r>
-    </w:p>
-    <w:p>
-      <w:r>
-        <w:rPr>
-          <w:b/>
-          <w:sz w:val="19"/>
-        </w:rPr>
-        <w:t xml:space="preserve">Übertragbarkeit: </w:t>
-      </w:r>
-      <w:r>
-        <w:rPr>
-          <w:sz w:val="19"/>
-        </w:rPr>
-        <w:t>Multiple europäische Länder, vergleichbare Gesundheitssysteme und Prävention; ECAC auf deutschem Markt relevant.</w:t>
-      </w:r>
-    </w:p>
-    <w:p>
-      <w:r>
-        <w:rPr>
-          <w:color w:val="5A7D3A"/>
-          <w:sz w:val="18"/>
-        </w:rPr>
-        <w:t>https://pubmed.ncbi.nlm.nih.gov/42501755/</w:t>
-      </w:r>
-    </w:p>
-    <w:p>
-      <w:pPr>
-        <w:pStyle w:val="Heading2"/>
-      </w:pPr>
-      <w:r>
-        <w:t>Verständliche Informationen über stille Atherosklerose: Effekt auf Adhärenz zu Lebensstiländerungen</w:t>
-      </w:r>
-    </w:p>
-    <w:p>
-      <w:r>
-        <w:rPr>
-          <w:i/>
-          <w:color w:val="666666"/>
-          <w:sz w:val="18"/>
-        </w:rPr>
-        <w:t>Wennstig AC et al.  ·  Open Heart  ·  23.07.2026  ·  PMID 42493198</w:t>
-      </w:r>
-    </w:p>
-    <w:p>
-      <w:r>
-        <w:t>Pragmatische RCT (VIPVIZA) mit 3.532 Teilnehmern aus der Västerbotten Intervention Programme in Schweden untersuchte Effekt von bildgestützten Informationen (Carotis-Ultraschall, Farbcodierung, Texte zur Atherosklerose) auf Adhärenz zu Lebensstiländerungen über 3 Jahre.</w:t>
-      </w:r>
-    </w:p>
-    <w:p>
-      <w:r>
-        <w:rPr>
-          <w:b/>
-        </w:rPr>
-        <w:t xml:space="preserve">Ergebnis: </w:t>
-      </w:r>
-      <w:r>
-        <w:t>OR für gesünderes Lebensstiländerungsindex nach 3 Jahren: 1,20 (95% CI 1,01–1,42; p = 0,03) in der Interventionsgruppe vs. Kontrolle. Keine Interaktionen für Alter, Geschlecht oder Bildung. Pictorial-basierte Information über subklinische Atherosklerose trug zu anhaltenden gesunden Gewohnheiten bei, obwohl Effekt moderat war.</w:t>
-      </w:r>
-    </w:p>
-    <w:p>
-      <w:r>
-        <w:rPr>
-          <w:b/>
-          <w:sz w:val="19"/>
-        </w:rPr>
-        <w:t xml:space="preserve">Übertragbarkeit: </w:t>
-      </w:r>
-      <w:r>
-        <w:rPr>
-          <w:sz w:val="19"/>
-        </w:rPr>
-        <w:t>Schweden, ähnliches Versicherungssystem; Primärprävention in Bevölkerungsscreening übertragbar.</w:t>
-      </w:r>
-    </w:p>
-    <w:p>
-      <w:r>
-        <w:rPr>
-          <w:color w:val="5A7D3A"/>
-          <w:sz w:val="18"/>
-        </w:rPr>
-        <w:t>https://pubmed.ncbi.nlm.nih.gov/42493198/</w:t>
-      </w:r>
-    </w:p>
-    <w:p>
-      <w:pPr>
-        <w:pStyle w:val="Heading2"/>
-      </w:pPr>
-      <w:r>
-        <w:t>Digitale Gesundheitskompetenz durch Mobile Lernmodule: Effektivität bei Jugendlichen und Lehrenden</w:t>
-      </w:r>
-    </w:p>
-    <w:p>
-      <w:r>
-        <w:rPr>
-          <w:i/>
-          <w:color w:val="666666"/>
-          <w:sz w:val="18"/>
-        </w:rPr>
-        <w:t>Schröder R et al.  ·  J Med Internet Res  ·  21.07.2026  ·  PMID 42480063</w:t>
-      </w:r>
-    </w:p>
-    <w:p>
-      <w:r>
-        <w:t>RCT mit aktiver Kontrollgruppe evaluierte eine 10-minütige Mobile-Learning-Intervention zur Förderung digitaler Health Literacy (Grafikliteralität) bei Jugendlichen (14–17 Jahre) und Lehrenden in Deutschland.</w:t>
-      </w:r>
-    </w:p>
-    <w:p>
-      <w:r>
-        <w:rPr>
-          <w:b/>
-        </w:rPr>
-        <w:t xml:space="preserve">Ergebnis: </w:t>
-      </w:r>
-      <w:r>
-        <w:t>Jugendliche (n = 251 Intervention, n = 249 Kontrolle): signifikanter Interaktionseffekt nur für objektives Wissen (η²p = 0,124; p &lt; 0,001), nicht für subjektives Wissen, Evaluierung von Zuverlässigkeit oder Relevanzbestimmung. Lehrende (n = 301/302): signifikante Effekte für subjektives Wissen (η²p = 0,051; p &lt; 0,001), objektives Wissen (η²p = 0,177; p &lt; 0,001) und Zuverlässigkeitsbewertung (η²p = 0,010; p = 0,01). Beide Gruppen bewerteten visuelle und pädagogische Qualität positiv. Kurzinterventionen lehren Fakten, brauchen aber umfassendere Ansätze für tiefere Digital-Health-Literacy.</w:t>
-      </w:r>
-    </w:p>
-    <w:p>
-      <w:r>
-        <w:rPr>
-          <w:b/>
-          <w:sz w:val="19"/>
-        </w:rPr>
-        <w:t xml:space="preserve">Übertragbarkeit: </w:t>
-      </w:r>
-      <w:r>
-        <w:rPr>
-          <w:sz w:val="19"/>
-        </w:rPr>
-        <w:t>Deutschland, schulisches System; kurzmodular und digital flexible Umsetzung übertragbar.</w:t>
-      </w:r>
-    </w:p>
-    <w:p>
-      <w:r>
-        <w:rPr>
-          <w:color w:val="5A7D3A"/>
-          <w:sz w:val="18"/>
-        </w:rPr>
-        <w:t>https://pubmed.ncbi.nlm.nih.gov/42480063/</w:t>
-      </w:r>
-    </w:p>
-    <w:p>
-      <w:pPr>
-        <w:pStyle w:val="Heading2"/>
-      </w:pPr>
-      <w:r>
-        <w:t>KI-simulierte Patienten für Shared-Decision-Making-Training: Machbarkeit in der Medizinerausbildung</w:t>
-      </w:r>
-    </w:p>
-    <w:p>
-      <w:r>
-        <w:rPr>
-          <w:i/>
-          <w:color w:val="666666"/>
-          <w:sz w:val="18"/>
-        </w:rPr>
-        <w:t>Herschbach L et al.  ·  JMIR Med Educ  ·  16.07.2026  ·  PMID 42464795</w:t>
-      </w:r>
-    </w:p>
-    <w:p>
-      <w:r>
-        <w:t>Machbarkeitsstudie zur Erprobung von KI-gesteuerten Chat-basierten Simulationen für SDM-Training bei Medizinstudierenden und Ärzten, mit automatisiertem Feedback.</w:t>
-      </w:r>
-    </w:p>
-    <w:p>
-      <w:r>
-        <w:rPr>
-          <w:b/>
-        </w:rPr>
-        <w:t xml:space="preserve">Ergebnis: </w:t>
-      </w:r>
-      <w:r>
-        <w:t>58 Teilnehmer (22 Studierende, 34 Ärzte); Studierende zeigten höhere OPTION-12-Scores (M=28,67 vs. M=22,79; p&lt;0,001). Übereinstimmung AI/Human-Bewertung hoch (ICC=0,86; p&lt;0,001), wobei AI-Ratings systematisch höher waren. 95,2% bewerteten Authentizität und Nutzen positiv. CSE zeigte leichten Rückgang post-Intervention.</w:t>
-      </w:r>
-    </w:p>
-    <w:p>
-      <w:r>
-        <w:rPr>
-          <w:b/>
-          <w:sz w:val="19"/>
-        </w:rPr>
-        <w:t xml:space="preserve">Übertragbarkeit: </w:t>
-      </w:r>
-      <w:r>
-        <w:rPr>
-          <w:sz w:val="19"/>
-        </w:rPr>
-        <w:t>Deutschland, direkt anwendbar für SDM-Training in medizinischer Ausbildung</w:t>
-      </w:r>
-    </w:p>
-    <w:p>
-      <w:r>
-        <w:rPr>
-          <w:color w:val="5A7D3A"/>
-          <w:sz w:val="18"/>
-        </w:rPr>
-        <w:t>https://pubmed.ncbi.nlm.nih.gov/42464795/</w:t>
-      </w:r>
-    </w:p>
-    <w:p>
-      <w:pPr>
-        <w:pStyle w:val="Heading2"/>
-      </w:pPr>
-      <w:r>
-        <w:t>Shared Decision-Making für Lungenkrebs-Screening: Verständnis und Beteiligung vor Programmstart</w:t>
-      </w:r>
-    </w:p>
-    <w:p>
-      <w:r>
-        <w:rPr>
-          <w:i/>
-          <w:color w:val="666666"/>
-          <w:sz w:val="18"/>
-        </w:rPr>
-        <w:t>Michiels L et al.  ·  Patient Educ Couns  ·  09.07.2026  ·  PMID 42456271</w:t>
-      </w:r>
-    </w:p>
-    <w:p>
-      <w:r>
-        <w:t>Gemischte Methoden (Scoping Review von 35 Studien plus qualitative Interviews mit 22 Gesundheitsfachpersonen und 13 Screening-Kandidaten) untersuchten SDM-Implementierung für Lungenkrebs-Screening in Belgien.</w:t>
-      </w:r>
-    </w:p>
-    <w:p>
-      <w:r>
-        <w:rPr>
-          <w:b/>
-        </w:rPr>
-        <w:t xml:space="preserve">Ergebnis: </w:t>
-      </w:r>
-      <w:r>
-        <w:t>Scoping Review zeigte: SDM mit höherer Wissensgewinnung, niedrigerem Entscheidungskonflikt, mehr Zufriedenheit verbunden, aber in Praxis oft nur Informationsvermittlung, nicht echte Deliberation. Interviews: erhebliche Variation in Entscheidungsrollen; zentral waren Verständnis, Zuhörensgefühl, personalisierte Unterstützung. Barrieren: knappe Konsultationszeit, Workload, unzureichend Training, Health-Literacy-Herausforderungen.</w:t>
-      </w:r>
-    </w:p>
-    <w:p>
-      <w:r>
-        <w:rPr>
-          <w:b/>
-          <w:sz w:val="19"/>
-        </w:rPr>
-        <w:t xml:space="preserve">Übertragbarkeit: </w:t>
-      </w:r>
-      <w:r>
-        <w:rPr>
-          <w:sz w:val="19"/>
-        </w:rPr>
-        <w:t>Belgien (Flandern), vergleichbares Versicherungssystem; Gatekeeping und Ressourcendruck europäisch ähnlich.</w:t>
-      </w:r>
-    </w:p>
-    <w:p>
-      <w:r>
-        <w:rPr>
-          <w:color w:val="5A7D3A"/>
-          <w:sz w:val="18"/>
-        </w:rPr>
-        <w:t>https://pubmed.ncbi.nlm.nih.gov/42456271/</w:t>
+        <w:t>https://pubmed.ncbi.nlm.nih.gov/42548839/</w:t>
       </w:r>
     </w:p>
     <w:sectPr>

--- a/download/studien-aktuell.docx
+++ b/download/studien-aktuell.docx
@@ -62,7 +62,7 @@
           <w:color w:val="666666"/>
           <w:sz w:val="18"/>
         </w:rPr>
-        <w:t>Stand: 19.08.2026  |  3 Studien  |  healthliteracy.m-vf.de</w:t>
+        <w:t>Stand: 20.08.2026  |  1 Studien  |  healthliteracy.m-vf.de</w:t>
       </w:r>
     </w:p>
     <w:p>
@@ -70,7 +70,7 @@
         <w:pStyle w:val="Heading1"/>
       </w:pPr>
       <w:r>
-        <w:t>Aufgenommen am 19.08.2026</w:t>
+        <w:t>Aufgenommen am 20.08.2026</w:t>
       </w:r>
     </w:p>
     <w:p>
@@ -78,7 +78,7 @@
         <w:pStyle w:val="Heading2"/>
       </w:pPr>
       <w:r>
-        <w:t>Verständlichkeit und Beteiligung von Patienten bei der Einladung zu Outcome-Set-Studien: wie können Einladungstexte verbessert werden?</w:t>
+        <w:t>Professionelle Gesundheitskompetenz von Hebammen: Identifizierung von Kompetenzlücken in digitalen und evidenzbasierten Fähigkeiten</w:t>
       </w:r>
     </w:p>
     <w:p>
@@ -88,12 +88,12 @@
           <w:color w:val="666666"/>
           <w:sz w:val="18"/>
         </w:rPr>
-        <w:t>Barrington H et al.  ·  BMJ Open  ·  18.08.2026  ·  PMID 42613120</w:t>
+        <w:t>Sponsel S et al.  ·  Gesundheitswesen  ·  19.08.2026  ·  PMID 42617637</w:t>
       </w:r>
     </w:p>
     <w:p>
       <w:r>
-        <w:t>Qualitative Studie mit 31 Patienten aus England zur Analyse, welche Aspekte von Studieneinladungen zu Core Outcome Sets das Verständnis und die Beteiligungsbereitschaft beeinflussen.</w:t>
+        <w:t>Querschnittstudie zur professionellen Gesundheitskompetenz von 668 bayerischen Hebammen mit standardisierter Online-Befragung mittels PROF-HL-Q-Instrument.</w:t>
       </w:r>
     </w:p>
     <w:p>
@@ -104,7 +104,7 @@
         <w:t xml:space="preserve">Ergebnis: </w:t>
       </w:r>
       <w:r>
-        <w:t>Patienten berichteten Verwirrung durch zu viele Informationen, Bedenken bezüglich Cyberkriminalität und mangelndes Vertrauen. Sie wünschten sich Botschaften zum praktischen Nutzen der Forschung und Verbindung zu anderen Betroffenen. Die Studie identifizierte konkrete Barrieren (Informationsüberfluss, Sicherheitsbedenken) und Lösungsansätze (klare Zweckmitteilung, Fokus auf Relevanz).</w:t>
+        <w:t>Hebammen erreichten in vier Kompetenzdomänen Mittelwerte zwischen 48,6 und 78,0 von 100 Punkten; patientenzentrierte Kommunikation zeigte höchste Werte (78,0), digitale Gesundheitskompetenz niedrigste (48,6). Deutliche Förderbedarfe in Digitalisierung, Evidenzbasierung und fortgeschrittener Kommunikation identifiziert.</w:t>
       </w:r>
     </w:p>
     <w:p>
@@ -119,7 +119,7 @@
         <w:rPr>
           <w:sz w:val="19"/>
         </w:rPr>
-        <w:t>UK-Kontext, Studiendesign übertragbar auf deutschsprachige Rekrutierungsprozesse und Patientenbeteiligung in der Forschung.</w:t>
+        <w:t>Deutschland, Klinikdaten zu Hebammenprofession im DACH-System</w:t>
       </w:r>
     </w:p>
     <w:p>
@@ -128,123 +128,7 @@
           <w:color w:val="5A7D3A"/>
           <w:sz w:val="18"/>
         </w:rPr>
-        <w:t>https://pubmed.ncbi.nlm.nih.gov/42613120/</w:t>
-      </w:r>
-    </w:p>
-    <w:p>
-      <w:pPr>
-        <w:pStyle w:val="Heading2"/>
-      </w:pPr>
-      <w:r>
-        <w:t>Machbarkeit und Akzeptanz eines schulischen Gesundheitskompetenz-Programms für benachteiligte Jugendliche in Dublin</w:t>
-      </w:r>
-    </w:p>
-    <w:p>
-      <w:r>
-        <w:rPr>
-          <w:i/>
-          <w:color w:val="666666"/>
-          <w:sz w:val="18"/>
-        </w:rPr>
-        <w:t>Grady CL et al.  ·  Health Promot Int  ·  01.07.2026  ·  PMID 42612235</w:t>
-      </w:r>
-    </w:p>
-    <w:p>
-      <w:r>
-        <w:t>Feasibility-Studie zur Erprobung des Co-Design-Programms LifeLab für 356 Schüler an vier Schulen in sozioökonomisch benachteiligten Gebieten Dublins.</w:t>
-      </w:r>
-    </w:p>
-    <w:p>
-      <w:r>
-        <w:rPr>
-          <w:b/>
-        </w:rPr>
-        <w:t xml:space="preserve">Ergebnis: </w:t>
-      </w:r>
-      <w:r>
-        <w:t>Schulische Rekrutierung schwach (6 %), individuelle Teilnahme jedoch stark (91 %). Attrition 13,8 % am Ende und 16,8 % bei Follow-up. Moderate Gesundheitskompetenz und gutes Wohlbefinden zu Baseline; Anstiege bei Gesundheitskompetenz, Wohlbefinden und Lebensqualität bis Follow-up. Studie unterstützt Machbarkeit und progression zu definitivem Test.</w:t>
-      </w:r>
-    </w:p>
-    <w:p>
-      <w:r>
-        <w:rPr>
-          <w:b/>
-          <w:sz w:val="19"/>
-        </w:rPr>
-        <w:t xml:space="preserve">Übertragbarkeit: </w:t>
-      </w:r>
-      <w:r>
-        <w:rPr>
-          <w:sz w:val="19"/>
-        </w:rPr>
-        <w:t>Irland, vergleichbares Schulsystem und Gesundheitsdisparitäten wie deutschsprachiger Raum.</w:t>
-      </w:r>
-    </w:p>
-    <w:p>
-      <w:r>
-        <w:rPr>
-          <w:color w:val="5A7D3A"/>
-          <w:sz w:val="18"/>
-        </w:rPr>
-        <w:t>https://pubmed.ncbi.nlm.nih.gov/42612235/</w:t>
-      </w:r>
-    </w:p>
-    <w:p>
-      <w:pPr>
-        <w:pStyle w:val="Heading2"/>
-      </w:pPr>
-      <w:r>
-        <w:t>Interkulturelle Gesundheitskommunikation in Krisenzeiten: Rolle von Zivilgesellschaft während COVID-19 in Stockholm</w:t>
-      </w:r>
-    </w:p>
-    <w:p>
-      <w:r>
-        <w:rPr>
-          <w:i/>
-          <w:color w:val="666666"/>
-          <w:sz w:val="18"/>
-        </w:rPr>
-        <w:t>Bäärnhielm S et al.  ·  Front Public Health  ·  20.07.2026  ·  PMID 42548839</w:t>
-      </w:r>
-    </w:p>
-    <w:p>
-      <w:r>
-        <w:t>Qualitative Analyse von Interviews mit 15 Zivilgesellschaftsorganisationen und 21 Gesundheitsfachpersonen zur Beschreibung ihrer Erfahrungen mit interkultureller Gesundheitskommunikation während der COVID-19-Pandemie in zwei benachteiligten Stadtteilen Stockholms.</w:t>
-      </w:r>
-    </w:p>
-    <w:p>
-      <w:r>
-        <w:rPr>
-          <w:b/>
-        </w:rPr>
-        <w:t xml:space="preserve">Ergebnis: </w:t>
-      </w:r>
-      <w:r>
-        <w:t>Zivilgesellschaftsorganisationen betonten, dass Kommunikation mehr als Übersetzung erfordert und Verständnis für Sprache, kulturelle Rahmen und gelebte Erfahrungen notwendig ist. Aus Sicht der Gesundheitsfachpersonen war die Zusammenarbeit mit Zivilgesellschaft notwendig und transformativ – ein Prozess des 'joining forces' mit gegenseitigem Lernen. CSOs funktionieren als gemeindebasierte Wissensmakler und stärken vertrauensvolle, interkulturelle Kommunikation.</w:t>
-      </w:r>
-    </w:p>
-    <w:p>
-      <w:r>
-        <w:rPr>
-          <w:b/>
-          <w:sz w:val="19"/>
-        </w:rPr>
-        <w:t xml:space="preserve">Übertragbarkeit: </w:t>
-      </w:r>
-      <w:r>
-        <w:rPr>
-          <w:sz w:val="19"/>
-        </w:rPr>
-        <w:t>Schweden, europäischer Kontext mit Migrationsherausforderungen; Erkenntnisse zu Vertrauensaufbau und Kulturvermittlung relevant für Deutschland.</w:t>
-      </w:r>
-    </w:p>
-    <w:p>
-      <w:r>
-        <w:rPr>
-          <w:color w:val="5A7D3A"/>
-          <w:sz w:val="18"/>
-        </w:rPr>
-        <w:t>https://pubmed.ncbi.nlm.nih.gov/42548839/</w:t>
+        <w:t>https://pubmed.ncbi.nlm.nih.gov/42617637/</w:t>
       </w:r>
     </w:p>
     <w:sectPr>

--- a/download/studien-aktuell.docx
+++ b/download/studien-aktuell.docx
@@ -62,7 +62,7 @@
           <w:color w:val="666666"/>
           <w:sz w:val="18"/>
         </w:rPr>
-        <w:t>Stand: 20.08.2026  |  1 Studien  |  healthliteracy.m-vf.de</w:t>
+        <w:t>Stand: 21.08.2026  |  3 Studien  |  healthliteracy.m-vf.de</w:t>
       </w:r>
     </w:p>
     <w:p>
@@ -70,7 +70,7 @@
         <w:pStyle w:val="Heading1"/>
       </w:pPr>
       <w:r>
-        <w:t>Aufgenommen am 20.08.2026</w:t>
+        <w:t>Aufgenommen am 21.08.2026</w:t>
       </w:r>
     </w:p>
     <w:p>
@@ -78,7 +78,7 @@
         <w:pStyle w:val="Heading2"/>
       </w:pPr>
       <w:r>
-        <w:t>Professionelle Gesundheitskompetenz von Hebammen: Identifizierung von Kompetenzlücken in digitalen und evidenzbasierten Fähigkeiten</w:t>
+        <w:t>Verständnis und Beteiligung in psychiatrischer Versorgung: Bedingungen für Shared Decision-Making aus Sicht der Fachpersonen</w:t>
       </w:r>
     </w:p>
     <w:p>
@@ -88,12 +88,12 @@
           <w:color w:val="666666"/>
           <w:sz w:val="18"/>
         </w:rPr>
-        <w:t>Sponsel S et al.  ·  Gesundheitswesen  ·  19.08.2026  ·  PMID 42617637</w:t>
+        <w:t>Cederborg C et al.  ·  J Eval Clin Pract  ·  Aug. 2026  ·  PMID 42623490</w:t>
       </w:r>
     </w:p>
     <w:p>
       <w:r>
-        <w:t>Querschnittstudie zur professionellen Gesundheitskompetenz von 668 bayerischen Hebammen mit standardisierter Online-Befragung mittels PROF-HL-Q-Instrument.</w:t>
+        <w:t>Qualitative Fokusgruppenstudie mit 28 Psychiatriefachpersonen in Schweden zu Voraussetzungen, Hürden und Strategien für gelungene Patientenbeteiligung in Behandlungsgesprächen.</w:t>
       </w:r>
     </w:p>
     <w:p>
@@ -104,7 +104,7 @@
         <w:t xml:space="preserve">Ergebnis: </w:t>
       </w:r>
       <w:r>
-        <w:t>Hebammen erreichten in vier Kompetenzdomänen Mittelwerte zwischen 48,6 und 78,0 von 100 Punkten; patientenzentrierte Kommunikation zeigte höchste Werte (78,0), digitale Gesundheitskompetenz niedrigste (48,6). Deutliche Förderbedarfe in Digitalisierung, Evidenzbasierung und fortgeschrittener Kommunikation identifiziert.</w:t>
+        <w:t>Vertrauensvolle Beziehung, Transparenz und patientengerechte Kommunikation fördern Mitsprache. Zeit als übergreifender limitierender Faktor. Organisatorische Unterstützung, Schulung und strukturierte Entscheidungsprozesse nötig; Motivational Interviewing und Teamwork als Enabler benannt.</w:t>
       </w:r>
     </w:p>
     <w:p>
@@ -119,7 +119,7 @@
         <w:rPr>
           <w:sz w:val="19"/>
         </w:rPr>
-        <w:t>Deutschland, Klinikdaten zu Hebammenprofession im DACH-System</w:t>
+        <w:t>Skandinavien, freier Marktzugang – systemische Hürden (Zeit, Ressourcen) identisch.</w:t>
       </w:r>
     </w:p>
     <w:p>
@@ -128,7 +128,123 @@
           <w:color w:val="5A7D3A"/>
           <w:sz w:val="18"/>
         </w:rPr>
-        <w:t>https://pubmed.ncbi.nlm.nih.gov/42617637/</w:t>
+        <w:t>https://pubmed.ncbi.nlm.nih.gov/42623490/</w:t>
+      </w:r>
+    </w:p>
+    <w:p>
+      <w:pPr>
+        <w:pStyle w:val="Heading2"/>
+      </w:pPr>
+      <w:r>
+        <w:t>Ungleiche Gesundheitskompetenz für Bewegung: Soziale Gradienten in der deutschen Erwachsenenbevölkerung</w:t>
+      </w:r>
+    </w:p>
+    <w:p>
+      <w:r>
+        <w:rPr>
+          <w:i/>
+          <w:color w:val="666666"/>
+          <w:sz w:val="18"/>
+        </w:rPr>
+        <w:t>Domanska OM et al.  ·  BMC Public Health  ·  19.08.2026  ·  PMID 42618908</w:t>
+      </w:r>
+    </w:p>
+    <w:p>
+      <w:r>
+        <w:t>Deutsche Querschnittsstudie (n = 3.986) mittels standardisierter Telefonbefragung 2023, die physische Aktivitäts-bezogene Health Literacy (PAHCO) und ihre Assoziationen mit sozialen Ungleichheiten untersuchte.</w:t>
+      </w:r>
+    </w:p>
+    <w:p>
+      <w:r>
+        <w:rPr>
+          <w:b/>
+        </w:rPr>
+        <w:t xml:space="preserve">Ergebnis: </w:t>
+      </w:r>
+      <w:r>
+        <w:t>38,2% zeigte niedrige/eher niedrige PAHCO-Werte. Erhöhte Odds für geringe PAHCO bei ≥65 Jahren (OR 3,77; 95% KI 2,28–6,22), niedriger vs. hoher Bildung (OR 1,96; 95% KI 1,37–2,82) und niedrigstem vs. höchstem Einkommensquartil (OR 1,95; 95% KI 1,23–3,10). Befunde über alle drei Subkompetenzen konsistent.</w:t>
+      </w:r>
+    </w:p>
+    <w:p>
+      <w:r>
+        <w:rPr>
+          <w:b/>
+          <w:sz w:val="19"/>
+        </w:rPr>
+        <w:t xml:space="preserve">Übertragbarkeit: </w:t>
+      </w:r>
+      <w:r>
+        <w:rPr>
+          <w:sz w:val="19"/>
+        </w:rPr>
+        <w:t>Deutschland, RKI-Daten, nationale Representative-Stichprobe.</w:t>
+      </w:r>
+    </w:p>
+    <w:p>
+      <w:r>
+        <w:rPr>
+          <w:color w:val="5A7D3A"/>
+          <w:sz w:val="18"/>
+        </w:rPr>
+        <w:t>https://pubmed.ncbi.nlm.nih.gov/42618908/</w:t>
+      </w:r>
+    </w:p>
+    <w:p>
+      <w:pPr>
+        <w:pStyle w:val="Heading2"/>
+      </w:pPr>
+      <w:r>
+        <w:t>Gute Forschungseinladungen: Konsensus-Empfehlungen für verbesserte Patientenbeteiligung an Studien</w:t>
+      </w:r>
+    </w:p>
+    <w:p>
+      <w:r>
+        <w:rPr>
+          <w:i/>
+          <w:color w:val="666666"/>
+          <w:sz w:val="18"/>
+        </w:rPr>
+        <w:t>Barrington H et al.  ·  BMJ Open  ·  18.08.2026  ·  PMID 42613107</w:t>
+      </w:r>
+    </w:p>
+    <w:p>
+      <w:r>
+        <w:t>Online-Konsensusmeeting mit 13 Akteuren (Patientenpartner, Studienentwickler, Ethikkomitee-Vertreter, Experten) zur Erstellung von 22 Handlungsempfehlungen für verständliche COS-Studieneinladungen, basierend auf vorangegangener qualitativer Forschung.</w:t>
+      </w:r>
+    </w:p>
+    <w:p>
+      <w:r>
+        <w:rPr>
+          <w:b/>
+        </w:rPr>
+        <w:t xml:space="preserve">Ergebnis: </w:t>
+      </w:r>
+      <w:r>
+        <w:t>Von 35 initialen Empfehlungen wurden 22 finalisiert. Fokus: Nutzertest von Einladungen, Zielgruppenreach, potenzielle Teilnehmende ansprechen, Interesse wecken, Einfachheit und Verständlichkeit, Informationsmenge und -darstellung, Zugänglichkeit. Gesamtdiskussion betont Wichtigkeit der Zugänglichkeit aller Patientenmaterialien, nicht nur Einladungen.</w:t>
+      </w:r>
+    </w:p>
+    <w:p>
+      <w:r>
+        <w:rPr>
+          <w:b/>
+          <w:sz w:val="19"/>
+        </w:rPr>
+        <w:t xml:space="preserve">Übertragbarkeit: </w:t>
+      </w:r>
+      <w:r>
+        <w:rPr>
+          <w:sz w:val="19"/>
+        </w:rPr>
+        <w:t>UK – Patient Involvement-Standards international anwendbar, Sprachspezifik zu beachten.</w:t>
+      </w:r>
+    </w:p>
+    <w:p>
+      <w:r>
+        <w:rPr>
+          <w:color w:val="5A7D3A"/>
+          <w:sz w:val="18"/>
+        </w:rPr>
+        <w:t>https://pubmed.ncbi.nlm.nih.gov/42613107/</w:t>
       </w:r>
     </w:p>
     <w:sectPr>

--- a/download/studien-aktuell.docx
+++ b/download/studien-aktuell.docx
@@ -62,7 +62,7 @@
           <w:color w:val="666666"/>
           <w:sz w:val="18"/>
         </w:rPr>
-        <w:t>Stand: 21.08.2026  |  3 Studien  |  healthliteracy.m-vf.de</w:t>
+        <w:t>Stand: 23.08.2026  |  2 Studien  |  healthliteracy.m-vf.de</w:t>
       </w:r>
     </w:p>
     <w:p>
@@ -70,7 +70,7 @@
         <w:pStyle w:val="Heading1"/>
       </w:pPr>
       <w:r>
-        <w:t>Aufgenommen am 21.08.2026</w:t>
+        <w:t>Aufgenommen am 23.08.2026</w:t>
       </w:r>
     </w:p>
     <w:p>
@@ -78,7 +78,7 @@
         <w:pStyle w:val="Heading2"/>
       </w:pPr>
       <w:r>
-        <w:t>Verständnis und Beteiligung in psychiatrischer Versorgung: Bedingungen für Shared Decision-Making aus Sicht der Fachpersonen</w:t>
+        <w:t>Psychoeducational Schulungsprogramm verbessert Gesundheitskompetenz und emotionales Wohlbefinden bei Kindern mit Krebs</w:t>
       </w:r>
     </w:p>
     <w:p>
@@ -88,12 +88,12 @@
           <w:color w:val="666666"/>
           <w:sz w:val="18"/>
         </w:rPr>
-        <w:t>Cederborg C et al.  ·  J Eval Clin Pract  ·  Aug. 2026  ·  PMID 42623490</w:t>
+        <w:t>Weiler-Wichtl LJ et al.  ·  Psychooncology  ·  Aug. 2026  ·  PMID 42631525</w:t>
       </w:r>
     </w:p>
     <w:p>
       <w:r>
-        <w:t>Qualitative Fokusgruppenstudie mit 28 Psychiatriefachpersonen in Schweden zu Voraussetzungen, Hürden und Strategien für gelungene Patientenbeteiligung in Behandlungsgesprächen.</w:t>
+        <w:t>Pilotprüfung eines Psychoedukationsprogramms (MyLogbook) zur Verbesserung der Gesundheitskompetenz und emotionalen Anpassung bei 240 pädiatrischen Onkologiepatienten in Deutschland, Österreich, Schweiz und Italien.</w:t>
       </w:r>
     </w:p>
     <w:p>
@@ -104,7 +104,7 @@
         <w:t xml:space="preserve">Ergebnis: </w:t>
       </w:r>
       <w:r>
-        <w:t>Vertrauensvolle Beziehung, Transparenz und patientengerechte Kommunikation fördern Mitsprache. Zeit als übergreifender limitierender Faktor. Organisatorische Unterstützung, Schulung und strukturierte Entscheidungsprozesse nötig; Motivational Interviewing und Teamwork als Enabler benannt.</w:t>
+        <w:t>Die subjektive, modulspezifische Gesundheitskompetenz stieg signifikant von 2,97 (SD=1,45) nach Sitzung 1 auf 3,97 (SD=1,13) nach Sitzung 2 (Wilcoxon V=1597,5, p&lt;0,001). Negative Emotionen nahmen ab (B=-0,342, p&lt;0,001), positive Emotionen nahmen zu (β=0,051, p=0,011). Das Programm übersetzte erfolgreich Leitlinien zur psychosozialen Versorgung in die klinische Praxis.</w:t>
       </w:r>
     </w:p>
     <w:p>
@@ -119,7 +119,7 @@
         <w:rPr>
           <w:sz w:val="19"/>
         </w:rPr>
-        <w:t>Skandinavien, freier Marktzugang – systemische Hürden (Zeit, Ressourcen) identisch.</w:t>
+        <w:t>Deutschland und Österreich – multizentrische Studie mit deutschsprachigen Patienten und Versorgungsstrukturen</w:t>
       </w:r>
     </w:p>
     <w:p>
@@ -128,7 +128,7 @@
           <w:color w:val="5A7D3A"/>
           <w:sz w:val="18"/>
         </w:rPr>
-        <w:t>https://pubmed.ncbi.nlm.nih.gov/42623490/</w:t>
+        <w:t>https://pubmed.ncbi.nlm.nih.gov/42631525/</w:t>
       </w:r>
     </w:p>
     <w:p>
@@ -136,7 +136,7 @@
         <w:pStyle w:val="Heading2"/>
       </w:pPr>
       <w:r>
-        <w:t>Ungleiche Gesundheitskompetenz für Bewegung: Soziale Gradienten in der deutschen Erwachsenenbevölkerung</w:t>
+        <w:t>Verständlichkeit und Empathie von KI-Gesundheitsinformation: Nutzervergleich mit menschlichen Antworten</w:t>
       </w:r>
     </w:p>
     <w:p>
@@ -146,12 +146,12 @@
           <w:color w:val="666666"/>
           <w:sz w:val="18"/>
         </w:rPr>
-        <w:t>Domanska OM et al.  ·  BMC Public Health  ·  19.08.2026  ·  PMID 42618908</w:t>
+        <w:t>Schulz C et al.  ·  BMC Health Serv Res  ·  19.08.2026  ·  PMID 42618915</w:t>
       </w:r>
     </w:p>
     <w:p>
       <w:r>
-        <w:t>Deutsche Querschnittsstudie (n = 3.986) mittels standardisierter Telefonbefragung 2023, die physische Aktivitäts-bezogene Health Literacy (PAHCO) und ihre Assoziationen mit sozialen Ungleichheiten untersuchte.</w:t>
+        <w:t>Online-Befragung in Deutschland mit 224 Teilnehmenden, die identische Gesundheitsfragen mit Antworten von ChatGPT-4 und einem Physiotherapeuten bewerteten.</w:t>
       </w:r>
     </w:p>
     <w:p>
@@ -162,7 +162,7 @@
         <w:t xml:space="preserve">Ergebnis: </w:t>
       </w:r>
       <w:r>
-        <w:t>38,2% zeigte niedrige/eher niedrige PAHCO-Werte. Erhöhte Odds für geringe PAHCO bei ≥65 Jahren (OR 3,77; 95% KI 2,28–6,22), niedriger vs. hoher Bildung (OR 1,96; 95% KI 1,37–2,82) und niedrigstem vs. höchstem Einkommensquartil (OR 1,95; 95% KI 1,23–3,10). Befunde über alle drei Subkompetenzen konsistent.</w:t>
+        <w:t>Die KI-generierte Antwort wurde bei Verständlichkeit und Empathie signifikant höher bewertet als die menschliche (alle p&lt;0,001). Wahrnehmung diskriminierender Inhalte war selten und unterschied sich nicht zwischen den Antworten. Fachliche Bewertung bevorzugte die KI-Antwort hinsichtlich Genauigkeit, aber Längen- und Strukturunterschiede erfordern vorsichtige Interpretation.</w:t>
       </w:r>
     </w:p>
     <w:p>
@@ -177,7 +177,7 @@
         <w:rPr>
           <w:sz w:val="19"/>
         </w:rPr>
-        <w:t>Deutschland, RKI-Daten, nationale Representative-Stichprobe.</w:t>
+        <w:t>Deutsche Studie mit realen Patientenfragen aus Gesundheitsforum – direkt auf deutsche Kontexte übertragbar</w:t>
       </w:r>
     </w:p>
     <w:p>
@@ -186,65 +186,7 @@
           <w:color w:val="5A7D3A"/>
           <w:sz w:val="18"/>
         </w:rPr>
-        <w:t>https://pubmed.ncbi.nlm.nih.gov/42618908/</w:t>
-      </w:r>
-    </w:p>
-    <w:p>
-      <w:pPr>
-        <w:pStyle w:val="Heading2"/>
-      </w:pPr>
-      <w:r>
-        <w:t>Gute Forschungseinladungen: Konsensus-Empfehlungen für verbesserte Patientenbeteiligung an Studien</w:t>
-      </w:r>
-    </w:p>
-    <w:p>
-      <w:r>
-        <w:rPr>
-          <w:i/>
-          <w:color w:val="666666"/>
-          <w:sz w:val="18"/>
-        </w:rPr>
-        <w:t>Barrington H et al.  ·  BMJ Open  ·  18.08.2026  ·  PMID 42613107</w:t>
-      </w:r>
-    </w:p>
-    <w:p>
-      <w:r>
-        <w:t>Online-Konsensusmeeting mit 13 Akteuren (Patientenpartner, Studienentwickler, Ethikkomitee-Vertreter, Experten) zur Erstellung von 22 Handlungsempfehlungen für verständliche COS-Studieneinladungen, basierend auf vorangegangener qualitativer Forschung.</w:t>
-      </w:r>
-    </w:p>
-    <w:p>
-      <w:r>
-        <w:rPr>
-          <w:b/>
-        </w:rPr>
-        <w:t xml:space="preserve">Ergebnis: </w:t>
-      </w:r>
-      <w:r>
-        <w:t>Von 35 initialen Empfehlungen wurden 22 finalisiert. Fokus: Nutzertest von Einladungen, Zielgruppenreach, potenzielle Teilnehmende ansprechen, Interesse wecken, Einfachheit und Verständlichkeit, Informationsmenge und -darstellung, Zugänglichkeit. Gesamtdiskussion betont Wichtigkeit der Zugänglichkeit aller Patientenmaterialien, nicht nur Einladungen.</w:t>
-      </w:r>
-    </w:p>
-    <w:p>
-      <w:r>
-        <w:rPr>
-          <w:b/>
-          <w:sz w:val="19"/>
-        </w:rPr>
-        <w:t xml:space="preserve">Übertragbarkeit: </w:t>
-      </w:r>
-      <w:r>
-        <w:rPr>
-          <w:sz w:val="19"/>
-        </w:rPr>
-        <w:t>UK – Patient Involvement-Standards international anwendbar, Sprachspezifik zu beachten.</w:t>
-      </w:r>
-    </w:p>
-    <w:p>
-      <w:r>
-        <w:rPr>
-          <w:color w:val="5A7D3A"/>
-          <w:sz w:val="18"/>
-        </w:rPr>
-        <w:t>https://pubmed.ncbi.nlm.nih.gov/42613107/</w:t>
+        <w:t>https://pubmed.ncbi.nlm.nih.gov/42618915/</w:t>
       </w:r>
     </w:p>
     <w:sectPr>

--- a/download/studien-aktuell.docx
+++ b/download/studien-aktuell.docx
@@ -62,7 +62,7 @@
           <w:color w:val="666666"/>
           <w:sz w:val="18"/>
         </w:rPr>
-        <w:t>Stand: 23.08.2026  |  2 Studien  |  healthliteracy.m-vf.de</w:t>
+        <w:t>Stand: 26.08.2026  |  7 Studien  |  healthliteracy.m-vf.de</w:t>
       </w:r>
     </w:p>
     <w:p>
@@ -70,7 +70,7 @@
         <w:pStyle w:val="Heading1"/>
       </w:pPr>
       <w:r>
-        <w:t>Aufgenommen am 23.08.2026</w:t>
+        <w:t>Aufgenommen am 26.08.2026</w:t>
       </w:r>
     </w:p>
     <w:p>
@@ -78,7 +78,7 @@
         <w:pStyle w:val="Heading2"/>
       </w:pPr>
       <w:r>
-        <w:t>Psychoeducational Schulungsprogramm verbessert Gesundheitskompetenz und emotionales Wohlbefinden bei Kindern mit Krebs</w:t>
+        <w:t>Kann eine App Bewegung bei Krebsüberlebenden halten? 12-Monate Engagement</w:t>
       </w:r>
     </w:p>
     <w:p>
@@ -88,12 +88,12 @@
           <w:color w:val="666666"/>
           <w:sz w:val="18"/>
         </w:rPr>
-        <w:t>Weiler-Wichtl LJ et al.  ·  Psychooncology  ·  Aug. 2026  ·  PMID 42631525</w:t>
+        <w:t>Fosstveit SH et al.  ·  JMIR Mhealth Uhealth  ·  13.08.2026  ·  PMID 42594257</w:t>
       </w:r>
     </w:p>
     <w:p>
       <w:r>
-        <w:t>Pilotprüfung eines Psychoedukationsprogramms (MyLogbook) zur Verbesserung der Gesundheitskompetenz und emotionalen Anpassung bei 240 pädiatrischen Onkologiepatienten in Deutschland, Österreich, Schweiz und Italien.</w:t>
+        <w:t>Deskriptive Analyse von Server-Log-Daten aus 378 norwegischen Gynäkologiekrebsüberlebenden, die 12 Monate lang mit Fitness-App-Komponente plus Aktivitätstracker begleitet wurden.</w:t>
       </w:r>
     </w:p>
     <w:p>
@@ -104,7 +104,7 @@
         <w:t xml:space="preserve">Ergebnis: </w:t>
       </w:r>
       <w:r>
-        <w:t>Die subjektive, modulspezifische Gesundheitskompetenz stieg signifikant von 2,97 (SD=1,45) nach Sitzung 1 auf 3,97 (SD=1,13) nach Sitzung 2 (Wilcoxon V=1597,5, p&lt;0,001). Negative Emotionen nahmen ab (B=-0,342, p&lt;0,001), positive Emotionen nahmen zu (β=0,051, p=0,011). Das Programm übersetzte erfolgreich Leitlinien zur psychosozialen Versorgung in die klinische Praxis.</w:t>
+        <w:t>Von 378 Teilnehmern loggten 72% (n=272) mindestens zwei Wochen PA, 60% (n=225) synchronisierten objektive Schritte. Mittlerer Tageswert 5657 Schritte (SD 2799). App-Nutzer waren jünger (Δ –6,7 Jahre; p &lt; 0,001), öfter berufstätig (χ²=12,7; p &lt; 0,001) und höher gebildet (χ²=13,6; p &lt; 0,001) als Nicht-Nutzer. Engagement folgte Ebb-and-Flow-Muster (Rückgänge um Wochen 16, 32, 44, Erholung nach 3 Wochen).</w:t>
       </w:r>
     </w:p>
     <w:p>
@@ -119,7 +119,7 @@
         <w:rPr>
           <w:sz w:val="19"/>
         </w:rPr>
-        <w:t>Deutschland und Österreich – multizentrische Studie mit deutschsprachigen Patienten und Versorgungsstrukturen</w:t>
+        <w:t>Norwegen, öffentliches Versorgungssystem mit vergleichbarer Digitalinfrastruktur; Geschlechts-/Bildungsungleichheit universal</w:t>
       </w:r>
     </w:p>
     <w:p>
@@ -128,7 +128,7 @@
           <w:color w:val="5A7D3A"/>
           <w:sz w:val="18"/>
         </w:rPr>
-        <w:t>https://pubmed.ncbi.nlm.nih.gov/42631525/</w:t>
+        <w:t>https://pubmed.ncbi.nlm.nih.gov/42594257/</w:t>
       </w:r>
     </w:p>
     <w:p>
@@ -136,7 +136,7 @@
         <w:pStyle w:val="Heading2"/>
       </w:pPr>
       <w:r>
-        <w:t>Verständlichkeit und Empathie von KI-Gesundheitsinformation: Nutzervergleich mit menschlichen Antworten</w:t>
+        <w:t>Trauen Krebspatienten Online-Foren oder Alternativmedizin? eHealth Literacy ist nicht der Treiber</w:t>
       </w:r>
     </w:p>
     <w:p>
@@ -146,12 +146,12 @@
           <w:color w:val="666666"/>
           <w:sz w:val="18"/>
         </w:rPr>
-        <w:t>Schulz C et al.  ·  BMC Health Serv Res  ·  19.08.2026  ·  PMID 42618915</w:t>
+        <w:t>Ciarlo G et al.  ·  Support Care Cancer  ·  04.08.2026  ·  PMID 42550300</w:t>
       </w:r>
     </w:p>
     <w:p>
       <w:r>
-        <w:t>Online-Befragung in Deutschland mit 224 Teilnehmenden, die identische Gesundheitsfragen mit Antworten von ChatGPT-4 und einem Physiotherapeuten bewerteten.</w:t>
+        <w:t>Querschnittsbefragung von 458 Nutzern des größten deutschsprachigen Krebsforums zu Forumnutzung, Einstellungen zur Komplementärmedizin und eHealth Literacy; Regressionsmodelle.</w:t>
       </w:r>
     </w:p>
     <w:p>
@@ -162,7 +162,7 @@
         <w:t xml:space="preserve">Ergebnis: </w:t>
       </w:r>
       <w:r>
-        <w:t>Die KI-generierte Antwort wurde bei Verständlichkeit und Empathie signifikant höher bewertet als die menschliche (alle p&lt;0,001). Wahrnehmung diskriminierender Inhalte war selten und unterschied sich nicht zwischen den Antworten. Fachliche Bewertung bevorzugte die KI-Antwort hinsichtlich Genauigkeit, aber Längen- und Strukturunterschiede erfordern vorsichtige Interpretation.</w:t>
+        <w:t>44,3% (n=203) nutzten CAM; Nutzungsintensität moderat (Median 2, IQR 1–3). Keine Assoziation zwischen Forumnutzung, eHealth Literacy oder psychischem Stress und CAM-Anwendung. CAM-Diskussionen im Forum bewertet als signifikant weniger vertrauenswürdig als Gespräche zu konventionellen Therapien (t(383)=16,88; p &lt; 0,001), unabhängig von eHealth Literacy und Distress. Forumnutzung differenziert zwischen Vertrauensbereichen – suggeriert Forenlerner als kritisch.</w:t>
       </w:r>
     </w:p>
     <w:p>
@@ -177,7 +177,7 @@
         <w:rPr>
           <w:sz w:val="19"/>
         </w:rPr>
-        <w:t>Deutsche Studie mit realen Patientenfragen aus Gesundheitsforum – direkt auf deutsche Kontexte übertragbar</w:t>
+        <w:t>Deutschland (größtes deutsches Krebsforum); Befunde zu Vertrauensdifferenzierung kultur- und systemübergreifend relevant</w:t>
       </w:r>
     </w:p>
     <w:p>
@@ -186,7 +186,297 @@
           <w:color w:val="5A7D3A"/>
           <w:sz w:val="18"/>
         </w:rPr>
-        <w:t>https://pubmed.ncbi.nlm.nih.gov/42618915/</w:t>
+        <w:t>https://pubmed.ncbi.nlm.nih.gov/42550300/</w:t>
+      </w:r>
+    </w:p>
+    <w:p>
+      <w:pPr>
+        <w:pStyle w:val="Heading2"/>
+      </w:pPr>
+      <w:r>
+        <w:t>Können Jugendliche Gesundheitsinformation bewerten? Validierung eines Kurzfragebogens</w:t>
+      </w:r>
+    </w:p>
+    <w:p>
+      <w:r>
+        <w:rPr>
+          <w:i/>
+          <w:color w:val="666666"/>
+          <w:sz w:val="18"/>
+        </w:rPr>
+        <w:t>Haugen ALH et al.  ·  Front Public Health  ·  09.07.2026  ·  PMID 42494905</w:t>
+      </w:r>
+    </w:p>
+    <w:p>
+      <w:r>
+        <w:t>Validierung eines fünf-Item-Selbstberichts-Instrumentes zur kritischen Gesundheitskompetenz (CHLA-QA) bei 522 norwegischen Schülern (13–15 Jahre); Known-Groups und konvergente Validität.</w:t>
+      </w:r>
+    </w:p>
+    <w:p>
+      <w:r>
+        <w:rPr>
+          <w:b/>
+        </w:rPr>
+        <w:t xml:space="preserve">Ergebnis: </w:t>
+      </w:r>
+      <w:r>
+        <w:t>Fünf-Item-Lösung mit akzeptabler Passung (CFI = 0,98; RMSEA = 0,097), starker standardisierter Ladungen (0,582–0,839), zufriedenstellender Reliabilität (α = 0,79). Mädchen höher als Jungen (p &lt; 0,001; r = 0,169). Sozioökonomischer Gradient: höhere Werte bei Elternbildung (r = 0,111) und Büchern zu Hause (ε² = 0,024). HLSAC stieg stufenweise nach CHLA-QA-Gruppen (ε² = 0,132).</w:t>
+      </w:r>
+    </w:p>
+    <w:p>
+      <w:r>
+        <w:rPr>
+          <w:b/>
+          <w:sz w:val="19"/>
+        </w:rPr>
+        <w:t xml:space="preserve">Übertragbarkeit: </w:t>
+      </w:r>
+      <w:r>
+        <w:rPr>
+          <w:sz w:val="19"/>
+        </w:rPr>
+        <w:t>Norwegen, skandinavisches Schulsystem mit ähnlicher Gesundheitskompetenz-Infrastruktur</w:t>
+      </w:r>
+    </w:p>
+    <w:p>
+      <w:r>
+        <w:rPr>
+          <w:color w:val="5A7D3A"/>
+          <w:sz w:val="18"/>
+        </w:rPr>
+        <w:t>https://pubmed.ncbi.nlm.nih.gov/42494905/</w:t>
+      </w:r>
+    </w:p>
+    <w:p>
+      <w:pPr>
+        <w:pStyle w:val="Heading2"/>
+      </w:pPr>
+      <w:r>
+        <w:t>Vier Gesundheitskompetenz-Profile bei Frauen zur kardiovaskulären Prävention</w:t>
+      </w:r>
+    </w:p>
+    <w:p>
+      <w:r>
+        <w:rPr>
+          <w:i/>
+          <w:color w:val="666666"/>
+          <w:sz w:val="18"/>
+        </w:rPr>
+        <w:t>Cosma C et al.  ·  BMJ Open  ·  16.07.2026  ·  PMID 42463207</w:t>
+      </w:r>
+    </w:p>
+    <w:p>
+      <w:r>
+        <w:t>Clusteranalyse der Gesundheitskompetenz (neun HLQ-Dimensionen) bei 156 Frauen in benachteiligtem Stadtteil Florenz; vier Profile von breiter Stärke bis zu Herausforderungen in allen Bereichen.</w:t>
+      </w:r>
+    </w:p>
+    <w:p>
+      <w:r>
+        <w:rPr>
+          <w:b/>
+        </w:rPr>
+        <w:t xml:space="preserve">Ergebnis: </w:t>
+      </w:r>
+      <w:r>
+        <w:t>Vier distinct Profile identifiziert (p &lt; 0,001): 16,7% mit breiten Stärken, 48,7% mit Stärken und selektiven Herausforderungen, 8,3% mit weit verbreiteten Herausforderungen, 26,3% mit gemischtem Profil und geringerer sozialer Unterstützung. Profile mit markanten Herausforderungen assoziiert mit niedrigerem Einkommen, schlechterer Eigengesundheitswahrnehmung und schwächerer Ernährungsliteratur. Meaningfulness-Dimension der Kohärenz höher bei stärkeren Profilen (p &lt; 0,001).</w:t>
+      </w:r>
+    </w:p>
+    <w:p>
+      <w:r>
+        <w:rPr>
+          <w:b/>
+          <w:sz w:val="19"/>
+        </w:rPr>
+        <w:t xml:space="preserve">Übertragbarkeit: </w:t>
+      </w:r>
+      <w:r>
+        <w:rPr>
+          <w:sz w:val="19"/>
+        </w:rPr>
+        <w:t>Italien, vergleichbares Sozialversicherungssystem und Versorgungsstruktur</w:t>
+      </w:r>
+    </w:p>
+    <w:p>
+      <w:r>
+        <w:rPr>
+          <w:color w:val="5A7D3A"/>
+          <w:sz w:val="18"/>
+        </w:rPr>
+        <w:t>https://pubmed.ncbi.nlm.nih.gov/42463207/</w:t>
+      </w:r>
+    </w:p>
+    <w:p>
+      <w:pPr>
+        <w:pStyle w:val="Heading2"/>
+      </w:pPr>
+      <w:r>
+        <w:t>Patientenaktivierung und Arzt-Patient-Kommunikation senken Krebsmüdigkeit</w:t>
+      </w:r>
+    </w:p>
+    <w:p>
+      <w:r>
+        <w:rPr>
+          <w:i/>
+          <w:color w:val="666666"/>
+          <w:sz w:val="18"/>
+        </w:rPr>
+        <w:t>Nguyen DT et al.  ·  Psychooncology  ·  Juli 2026  ·  PMID 42452905</w:t>
+      </w:r>
+    </w:p>
+    <w:p>
+      <w:r>
+        <w:t>Beobachtungsstudie LIFT (Deutschland, 1175 Krebsüberlebende) mit Messungen von Patient Activation Measure (PAM-13-D) und Kommunikationsqualität (ComQ) neun Monate nach Diagnose, Outcome Müdigkeit (EORTC QLQ-FA12) nach 12 und 24 Monaten.</w:t>
+      </w:r>
+    </w:p>
+    <w:p>
+      <w:r>
+        <w:rPr>
+          <w:b/>
+        </w:rPr>
+        <w:t xml:space="preserve">Ergebnis: </w:t>
+      </w:r>
+      <w:r>
+        <w:t>PAM bei neun Monaten negativ assoziiert mit körperlicher und Gesamt-Müdigkeit bei 12 und 24 Monaten (multivariabel mit Kovariaten). ComQ bei neun Monaten negativ mit Müdigkeit bei 12 Monaten assoziiert. Nach zusätzlicher Anpassung für Voraus-Müdigkeit (4–6 Monate) blieben PAM-Assoziationen bei 12 Monaten bestehen, wurden aber abgeschwächt.</w:t>
+      </w:r>
+    </w:p>
+    <w:p>
+      <w:r>
+        <w:rPr>
+          <w:b/>
+          <w:sz w:val="19"/>
+        </w:rPr>
+        <w:t xml:space="preserve">Übertragbarkeit: </w:t>
+      </w:r>
+      <w:r>
+        <w:rPr>
+          <w:sz w:val="19"/>
+        </w:rPr>
+        <w:t>Deutschland, deutsches Versorgungssystem mit vergleichbarer onkologischer Struktur</w:t>
+      </w:r>
+    </w:p>
+    <w:p>
+      <w:r>
+        <w:rPr>
+          <w:color w:val="5A7D3A"/>
+          <w:sz w:val="18"/>
+        </w:rPr>
+        <w:t>https://pubmed.ncbi.nlm.nih.gov/42452905/</w:t>
+      </w:r>
+    </w:p>
+    <w:p>
+      <w:pPr>
+        <w:pStyle w:val="Heading2"/>
+      </w:pPr>
+      <w:r>
+        <w:t>Entscheidungshilfen für Bluthochdruck: Systematische Übersicht über Qualität und Design</w:t>
+      </w:r>
+    </w:p>
+    <w:p>
+      <w:r>
+        <w:rPr>
+          <w:i/>
+          <w:color w:val="666666"/>
+          <w:sz w:val="18"/>
+        </w:rPr>
+        <w:t>Berghold J et al.  ·  BMC Med Inform Decis Mak  ·  11.07.2026  ·  PMID 42436484</w:t>
+      </w:r>
+    </w:p>
+    <w:p>
+      <w:r>
+        <w:t>Systematische Übersicht von fünf Entscheidungshilfen (PDA) für Hypertonie nach IPDAS-Kriterien; Bewertung der Qualität und Einhaltung von Standards.</w:t>
+      </w:r>
+    </w:p>
+    <w:p>
+      <w:r>
+        <w:rPr>
+          <w:b/>
+        </w:rPr>
+        <w:t xml:space="preserve">Ergebnis: </w:t>
+      </w:r>
+      <w:r>
+        <w:t>Fünf PDAs (2019–2024) aus USA, UK, Deutschland identifiziert; alle online zugänglich, alle adressierten Medikament und Lebensstil (2–12 Optionen), mit Option-Grid-Format, Visuals, Werte-Klärung. Qualitätsbewertung nach IPDAS sehr unterschiedlich: Scores 49/116 bis 87/116. Lücken in Entwicklungsprozessen. Keine randomisierten Wirksamkeitsstudien vorhanden.</w:t>
+      </w:r>
+    </w:p>
+    <w:p>
+      <w:r>
+        <w:rPr>
+          <w:b/>
+          <w:sz w:val="19"/>
+        </w:rPr>
+        <w:t xml:space="preserve">Übertragbarkeit: </w:t>
+      </w:r>
+      <w:r>
+        <w:rPr>
+          <w:sz w:val="19"/>
+        </w:rPr>
+        <w:t>Deutschland mit einer PDA vertreten; Hypertonie-Management in DACH-Ländern vergleichbar, aber wenig lokale Evidence</w:t>
+      </w:r>
+    </w:p>
+    <w:p>
+      <w:r>
+        <w:rPr>
+          <w:color w:val="5A7D3A"/>
+          <w:sz w:val="18"/>
+        </w:rPr>
+        <w:t>https://pubmed.ncbi.nlm.nih.gov/42436484/</w:t>
+      </w:r>
+    </w:p>
+    <w:p>
+      <w:pPr>
+        <w:pStyle w:val="Heading2"/>
+      </w:pPr>
+      <w:r>
+        <w:t>Patient-Partner in Krebsforschung: Wie echte Mitgestaltung gelingt</w:t>
+      </w:r>
+    </w:p>
+    <w:p>
+      <w:r>
+        <w:rPr>
+          <w:i/>
+          <w:color w:val="666666"/>
+          <w:sz w:val="18"/>
+        </w:rPr>
+        <w:t>Busnel Y et al.  ·  Health Expect  ·  Aug. 2026  ·  PMID 42423243</w:t>
+      </w:r>
+    </w:p>
+    <w:p>
+      <w:r>
+        <w:t>Qualitative Interviews mit sieben Patient-Partnern über ihre Erfahrungen in partizipativer Forschungsgovernance (PROOF-Projekt Frankreich); Analyse von Bedingungen für echte Beteiligung.</w:t>
+      </w:r>
+    </w:p>
+    <w:p>
+      <w:r>
+        <w:rPr>
+          <w:b/>
+        </w:rPr>
+        <w:t xml:space="preserve">Ergebnis: </w:t>
+      </w:r>
+      <w:r>
+        <w:t>Drei Themen: (1) Persönliche Einladung als Anerkennung triggert Engagement; (2) Echte Mitgestaltung durch dedizierte Räume, Vertrauensrelation und responsive Teams möglich, aber administrative Hürden bremsen; (3) Gegenseitige Transformation – Patient-Partner sahen Beitrag zu Interventionsdesign und Team, Plus eigene Kompetenzentwicklung und Netzwerk. Barrieren primär strukturell (administrative Zwänge, Forschungsrhythmen).</w:t>
+      </w:r>
+    </w:p>
+    <w:p>
+      <w:r>
+        <w:rPr>
+          <w:b/>
+          <w:sz w:val="19"/>
+        </w:rPr>
+        <w:t xml:space="preserve">Übertragbarkeit: </w:t>
+      </w:r>
+      <w:r>
+        <w:rPr>
+          <w:sz w:val="19"/>
+        </w:rPr>
+        <w:t>Frankreich, europäisches Versicherungssystem mit Partizipationstraditionen</w:t>
+      </w:r>
+    </w:p>
+    <w:p>
+      <w:r>
+        <w:rPr>
+          <w:color w:val="5A7D3A"/>
+          <w:sz w:val="18"/>
+        </w:rPr>
+        <w:t>https://pubmed.ncbi.nlm.nih.gov/42423243/</w:t>
       </w:r>
     </w:p>
     <w:sectPr>

--- a/download/studien-aktuell.docx
+++ b/download/studien-aktuell.docx
@@ -62,7 +62,7 @@
           <w:color w:val="666666"/>
           <w:sz w:val="18"/>
         </w:rPr>
-        <w:t>Stand: 26.08.2026  |  7 Studien  |  healthliteracy.m-vf.de</w:t>
+        <w:t>Stand: 27.08.2026  |  6 Studien  |  healthliteracy.m-vf.de</w:t>
       </w:r>
     </w:p>
     <w:p>
@@ -70,7 +70,7 @@
         <w:pStyle w:val="Heading1"/>
       </w:pPr>
       <w:r>
-        <w:t>Aufgenommen am 26.08.2026</w:t>
+        <w:t>Aufgenommen am 27.08.2026</w:t>
       </w:r>
     </w:p>
     <w:p>
@@ -78,7 +78,7 @@
         <w:pStyle w:val="Heading2"/>
       </w:pPr>
       <w:r>
-        <w:t>Kann eine App Bewegung bei Krebsüberlebenden halten? 12-Monate Engagement</w:t>
+        <w:t>Kommunikationsstrategien für Kinderbeteiligung in Dreier-Gesprächen im Gesundheitswesen</w:t>
       </w:r>
     </w:p>
     <w:p>
@@ -88,12 +88,12 @@
           <w:color w:val="666666"/>
           <w:sz w:val="18"/>
         </w:rPr>
-        <w:t>Fosstveit SH et al.  ·  JMIR Mhealth Uhealth  ·  13.08.2026  ·  PMID 42594257</w:t>
+        <w:t>Alharbi M et al.  ·  Health Expect  ·  Okt. 2026  ·  PMID 42649109</w:t>
       </w:r>
     </w:p>
     <w:p>
       <w:r>
-        <w:t>Deskriptive Analyse von Server-Log-Daten aus 378 norwegischen Gynäkologiekrebsüberlebenden, die 12 Monate lang mit Fitness-App-Komponente plus Aktivitätstracker begleitet wurden.</w:t>
+        <w:t>Scoping Review von 37 Studien zu Kommunikationsstilen (Dyadic vs. Triadic) von Fachpersonen und Eltern, die Kinderbeteiligung bei Gesundheitsentscheidungen beeinflussen.</w:t>
       </w:r>
     </w:p>
     <w:p>
@@ -104,7 +104,7 @@
         <w:t xml:space="preserve">Ergebnis: </w:t>
       </w:r>
       <w:r>
-        <w:t>Von 378 Teilnehmern loggten 72% (n=272) mindestens zwei Wochen PA, 60% (n=225) synchronisierten objektive Schritte. Mittlerer Tageswert 5657 Schritte (SD 2799). App-Nutzer waren jünger (Δ –6,7 Jahre; p &lt; 0,001), öfter berufstätig (χ²=12,7; p &lt; 0,001) und höher gebildet (χ²=13,6; p &lt; 0,001) als Nicht-Nutzer. Engagement folgte Ebb-and-Flow-Muster (Rückgänge um Wochen 16, 32, 44, Erholung nach 3 Wochen).</w:t>
+        <w:t>37 von 41 Studien zeigten geringe Kindenbeteiligung; supportive, offene und kinderfreundliche Kommunikation förderte aktive Beteiligung; Barrieren: direktive/aufgabenorientierte Stile der Fachpersonen und dominante Elternrollen.</w:t>
       </w:r>
     </w:p>
     <w:p>
@@ -119,7 +119,7 @@
         <w:rPr>
           <w:sz w:val="19"/>
         </w:rPr>
-        <w:t>Norwegen, öffentliches Versorgungssystem mit vergleichbarer Digitalinfrastruktur; Geschlechts-/Bildungsungleichheit universal</w:t>
+        <w:t>Internationale Evidenz (Zahnmedizin, Pädiatrie); britische Studien und JBI-Rahmen angewendet.</w:t>
       </w:r>
     </w:p>
     <w:p>
@@ -128,7 +128,7 @@
           <w:color w:val="5A7D3A"/>
           <w:sz w:val="18"/>
         </w:rPr>
-        <w:t>https://pubmed.ncbi.nlm.nih.gov/42594257/</w:t>
+        <w:t>https://pubmed.ncbi.nlm.nih.gov/42649109/</w:t>
       </w:r>
     </w:p>
     <w:p>
@@ -136,7 +136,7 @@
         <w:pStyle w:val="Heading2"/>
       </w:pPr>
       <w:r>
-        <w:t>Trauen Krebspatienten Online-Foren oder Alternativmedizin? eHealth Literacy ist nicht der Treiber</w:t>
+        <w:t>Co-Design von Lungenkrebspatienten verbessert Akzeptanz eines Bewegungsprogramms</w:t>
       </w:r>
     </w:p>
     <w:p>
@@ -146,12 +146,12 @@
           <w:color w:val="666666"/>
           <w:sz w:val="18"/>
         </w:rPr>
-        <w:t>Ciarlo G et al.  ·  Support Care Cancer  ·  04.08.2026  ·  PMID 42550300</w:t>
+        <w:t>Beggs M et al.  ·  Health Expect  ·  Aug. 2026  ·  PMID 42644664</w:t>
       </w:r>
     </w:p>
     <w:p>
       <w:r>
-        <w:t>Querschnittsbefragung von 458 Nutzern des größten deutschsprachigen Krebsforums zu Forumnutzung, Einstellungen zur Komplementärmedizin und eHealth Literacy; Regressionsmodelle.</w:t>
+        <w:t>Partizipatives Studiendesign, in dem Lungenkrebspatienten und Angehörige in Workshops ein präoperatives Bewegungsprogramm mitgestalteten und dabei 15 Barrieren und 40 Förderfaktoren identifizierten.</w:t>
       </w:r>
     </w:p>
     <w:p>
@@ -162,7 +162,7 @@
         <w:t xml:space="preserve">Ergebnis: </w:t>
       </w:r>
       <w:r>
-        <w:t>44,3% (n=203) nutzten CAM; Nutzungsintensität moderat (Median 2, IQR 1–3). Keine Assoziation zwischen Forumnutzung, eHealth Literacy oder psychischem Stress und CAM-Anwendung. CAM-Diskussionen im Forum bewertet als signifikant weniger vertrauenswürdig als Gespräche zu konventionellen Therapien (t(383)=16,88; p &lt; 0,001), unabhängig von eHealth Literacy und Distress. Forumnutzung differenziert zwischen Vertrauensbereichen – suggeriert Forenlerner als kritisch.</w:t>
+        <w:t>Sieben Teilnehmende (drei Lungenkrebspatienten, vier Angehörige) bewerteten tägliches Training mit 20 min Dauer und personalisierter Intensität als akzeptabel; Supervision und professionelle Beziehungen als essentiell für Effektivität.</w:t>
       </w:r>
     </w:p>
     <w:p>
@@ -177,7 +177,7 @@
         <w:rPr>
           <w:sz w:val="19"/>
         </w:rPr>
-        <w:t>Deutschland (größtes deutsches Krebsforum); Befunde zu Vertrauensdifferenzierung kultur- und systemübergreifend relevant</w:t>
+        <w:t>Qualitatives Design übertragbar auf deutsches Versorgungssystem; Partizipation ist strukturell verankert.</w:t>
       </w:r>
     </w:p>
     <w:p>
@@ -186,7 +186,7 @@
           <w:color w:val="5A7D3A"/>
           <w:sz w:val="18"/>
         </w:rPr>
-        <w:t>https://pubmed.ncbi.nlm.nih.gov/42550300/</w:t>
+        <w:t>https://pubmed.ncbi.nlm.nih.gov/42644664/</w:t>
       </w:r>
     </w:p>
     <w:p>
@@ -194,7 +194,7 @@
         <w:pStyle w:val="Heading2"/>
       </w:pPr>
       <w:r>
-        <w:t>Können Jugendliche Gesundheitsinformation bewerten? Validierung eines Kurzfragebogens</w:t>
+        <w:t>Gesundheitskompetenz bestimmt wissensabhängige Malaria-Präventionsverhalten</w:t>
       </w:r>
     </w:p>
     <w:p>
@@ -204,12 +204,12 @@
           <w:color w:val="666666"/>
           <w:sz w:val="18"/>
         </w:rPr>
-        <w:t>Haugen ALH et al.  ·  Front Public Health  ·  09.07.2026  ·  PMID 42494905</w:t>
+        <w:t>Namubiru C et al.  ·  BMC Health Serv Res  ·  24.08.2026  ·  PMID 42642735</w:t>
       </w:r>
     </w:p>
     <w:p>
       <w:r>
-        <w:t>Validierung eines fünf-Item-Selbstberichts-Instrumentes zur kritischen Gesundheitskompetenz (CHLA-QA) bei 522 norwegischen Schülern (13–15 Jahre); Known-Groups und konvergente Validität.</w:t>
+        <w:t>Querschnittstudie mit 504 Teilnehmenden in Gabun, Zusammenhang zwischen Health Literacy (HLS-EU-Q16) und Malaria-Verhaltensweisen gemessen.</w:t>
       </w:r>
     </w:p>
     <w:p>
@@ -220,7 +220,7 @@
         <w:t xml:space="preserve">Ergebnis: </w:t>
       </w:r>
       <w:r>
-        <w:t>Fünf-Item-Lösung mit akzeptabler Passung (CFI = 0,98; RMSEA = 0,097), starker standardisierter Ladungen (0,582–0,839), zufriedenstellender Reliabilität (α = 0,79). Mädchen höher als Jungen (p &lt; 0,001; r = 0,169). Sozioökonomischer Gradient: höhere Werte bei Elternbildung (r = 0,111) und Büchern zu Hause (ε² = 0,024). HLSAC stieg stufenweise nach CHLA-QA-Gruppen (ε² = 0,132).</w:t>
+        <w:t>59,7 % mit ausreichender HL; HL war statistisch signifikant assoziiert mit Dosierungswissen (AME = 0,022, p &lt; 0,001), Medikamenten-Adhärenz (OR = 1,089, p &lt; 0,01), Fragen stellen (OR = 1,092, p &lt; 0,001) und Netzbenutzung (p &lt; 0,05); aber nicht mit Strukturmaßnahmen wie Bekämpfung oder Spritzen.</w:t>
       </w:r>
     </w:p>
     <w:p>
@@ -235,7 +235,7 @@
         <w:rPr>
           <w:sz w:val="19"/>
         </w:rPr>
-        <w:t>Norwegen, skandinavisches Schulsystem mit ähnlicher Gesundheitskompetenz-Infrastruktur</w:t>
+        <w:t>Gabon, ähnliche Herausforderungen wie in Subsahara-Afrika; Fokus auf kommunikative statt strukturelle Ansätze.</w:t>
       </w:r>
     </w:p>
     <w:p>
@@ -244,7 +244,7 @@
           <w:color w:val="5A7D3A"/>
           <w:sz w:val="18"/>
         </w:rPr>
-        <w:t>https://pubmed.ncbi.nlm.nih.gov/42494905/</w:t>
+        <w:t>https://pubmed.ncbi.nlm.nih.gov/42642735/</w:t>
       </w:r>
     </w:p>
     <w:p>
@@ -252,7 +252,7 @@
         <w:pStyle w:val="Heading2"/>
       </w:pPr>
       <w:r>
-        <w:t>Vier Gesundheitskompetenz-Profile bei Frauen zur kardiovaskulären Prävention</w:t>
+        <w:t>Umweltbildung korreliert mit Gesundheitsverhalten – aber Evidenz ist schwach</w:t>
       </w:r>
     </w:p>
     <w:p>
@@ -262,12 +262,12 @@
           <w:color w:val="666666"/>
           <w:sz w:val="18"/>
         </w:rPr>
-        <w:t>Cosma C et al.  ·  BMJ Open  ·  16.07.2026  ·  PMID 42463207</w:t>
+        <w:t>Paulsen L et al.  ·  Front Public Health  ·  27.07.2026  ·  PMID 42577351</w:t>
       </w:r>
     </w:p>
     <w:p>
       <w:r>
-        <w:t>Clusteranalyse der Gesundheitskompetenz (neun HLQ-Dimensionen) bei 156 Frauen in benachteiligtem Stadtteil Florenz; vier Profile von breiter Stärke bis zu Herausforderungen in allen Bereichen.</w:t>
+        <w:t>Systematischer Review von fünf Querschnittsstudien (2020–2024) zu Zusammenhang zwischen Umwelt- und Nachhaltigkeitskompetenz und Gesundheitsverhalten.</w:t>
       </w:r>
     </w:p>
     <w:p>
@@ -278,7 +278,7 @@
         <w:t xml:space="preserve">Ergebnis: </w:t>
       </w:r>
       <w:r>
-        <w:t>Vier distinct Profile identifiziert (p &lt; 0,001): 16,7% mit breiten Stärken, 48,7% mit Stärken und selektiven Herausforderungen, 8,3% mit weit verbreiteten Herausforderungen, 26,3% mit gemischtem Profil und geringerer sozialer Unterstützung. Profile mit markanten Herausforderungen assoziiert mit niedrigerem Einkommen, schlechterer Eigengesundheitswahrnehmung und schwächerer Ernährungsliteratur. Meaningfulness-Dimension der Kohärenz höher bei stärkeren Profilen (p &lt; 0,001).</w:t>
+        <w:t>Drei Studien berichteten positive Assoziationen zwischen Umweltbildung und Gesundheitsverhalten (Ernährung, Rauchen); eine Studie identifizierte Erklärungspfad über Umwelteinstellungen und Lebensstil; heterogene Konzepte und Messinstrumente, Querschnittsdesign, keine Kausalitätsaussagen möglich.</w:t>
       </w:r>
     </w:p>
     <w:p>
@@ -293,7 +293,7 @@
         <w:rPr>
           <w:sz w:val="19"/>
         </w:rPr>
-        <w:t>Italien, vergleichbares Sozialversicherungssystem und Versorgungsstruktur</w:t>
+        <w:t>Deutschland, Schweiz teilweise beteiligt; Nachhaltigkeitskohärenz ist systemübergreifend relevant.</w:t>
       </w:r>
     </w:p>
     <w:p>
@@ -302,7 +302,7 @@
           <w:color w:val="5A7D3A"/>
           <w:sz w:val="18"/>
         </w:rPr>
-        <w:t>https://pubmed.ncbi.nlm.nih.gov/42463207/</w:t>
+        <w:t>https://pubmed.ncbi.nlm.nih.gov/42577351/</w:t>
       </w:r>
     </w:p>
     <w:p>
@@ -310,7 +310,7 @@
         <w:pStyle w:val="Heading2"/>
       </w:pPr>
       <w:r>
-        <w:t>Patientenaktivierung und Arzt-Patient-Kommunikation senken Krebsmüdigkeit</w:t>
+        <w:t>Sprachbarrieren und Vertrauen prägen Gesundheitskompetenz von Migrantinnen mit Rheuma</w:t>
       </w:r>
     </w:p>
     <w:p>
@@ -320,12 +320,12 @@
           <w:color w:val="666666"/>
           <w:sz w:val="18"/>
         </w:rPr>
-        <w:t>Nguyen DT et al.  ·  Psychooncology  ·  Juli 2026  ·  PMID 42452905</w:t>
+        <w:t>Treacy L et al.  ·  Front Public Health  ·  29.06.2026  ·  PMID 42445919</w:t>
       </w:r>
     </w:p>
     <w:p>
       <w:r>
-        <w:t>Beobachtungsstudie LIFT (Deutschland, 1175 Krebsüberlebende) mit Messungen von Patient Activation Measure (PAM-13-D) und Kommunikationsqualität (ComQ) neun Monate nach Diagnose, Outcome Müdigkeit (EORTC QLQ-FA12) nach 12 und 24 Monaten.</w:t>
+        <w:t>Qualitative Studie mit 19 Interviews zu Gesundheitskompetenz von Migrantinnen mit Rheuma in Norwegen und limitierter Sprachkompetenz.</w:t>
       </w:r>
     </w:p>
     <w:p>
@@ -336,7 +336,7 @@
         <w:t xml:space="preserve">Ergebnis: </w:t>
       </w:r>
       <w:r>
-        <w:t>PAM bei neun Monaten negativ assoziiert mit körperlicher und Gesamt-Müdigkeit bei 12 und 24 Monaten (multivariabel mit Kovariaten). ComQ bei neun Monaten negativ mit Müdigkeit bei 12 Monaten assoziiert. Nach zusätzlicher Anpassung für Voraus-Müdigkeit (4–6 Monate) blieben PAM-Assoziationen bei 12 Monaten bestehen, wurden aber abgeschwächt.</w:t>
+        <w:t>Drei zentrale Themen: (1) Sprachkompetenz, digitale Literatur und sozialer Rückhalt formen Zugang; (2) Vertrauen entwickelt sich über Zeit, nicht automatisch durch Aufenthaltsdauer; (3) Beschäftigung beeinflusst Krankheitsmanagement; systemische Annahmen über Sprach- und digitale Fähigkeiten schaffen Lücken.</w:t>
       </w:r>
     </w:p>
     <w:p>
@@ -351,7 +351,7 @@
         <w:rPr>
           <w:sz w:val="19"/>
         </w:rPr>
-        <w:t>Deutschland, deutsches Versorgungssystem mit vergleichbarer onkologischer Struktur</w:t>
+        <w:t>Norwegen, ähnliche Migrations- und Gesundheitssysteme wie Deutschland; Sprachanpassungen essentiell.</w:t>
       </w:r>
     </w:p>
     <w:p>
@@ -360,7 +360,7 @@
           <w:color w:val="5A7D3A"/>
           <w:sz w:val="18"/>
         </w:rPr>
-        <w:t>https://pubmed.ncbi.nlm.nih.gov/42452905/</w:t>
+        <w:t>https://pubmed.ncbi.nlm.nih.gov/42445919/</w:t>
       </w:r>
     </w:p>
     <w:p>
@@ -368,7 +368,7 @@
         <w:pStyle w:val="Heading2"/>
       </w:pPr>
       <w:r>
-        <w:t>Entscheidungshilfen für Bluthochdruck: Systematische Übersicht über Qualität und Design</w:t>
+        <w:t>Pflegefachpersonen und Shared Decision Making: Wirkung auf Patienten-Beteiligung</w:t>
       </w:r>
     </w:p>
     <w:p>
@@ -378,12 +378,12 @@
           <w:color w:val="666666"/>
           <w:sz w:val="18"/>
         </w:rPr>
-        <w:t>Berghold J et al.  ·  BMC Med Inform Decis Mak  ·  11.07.2026  ·  PMID 42436484</w:t>
+        <w:t>Finderup J et al.  ·  Int J Nurs Stud  ·  06.07.2026  ·  PMID 42424661</w:t>
       </w:r>
     </w:p>
     <w:p>
       <w:r>
-        <w:t>Systematische Übersicht von fünf Entscheidungshilfen (PDA) für Hypertonie nach IPDAS-Kriterien; Bewertung der Qualität und Einhaltung von Standards.</w:t>
+        <w:t>Scoping Review von 23 Studien zu pflegefachpersonengeführtem Shared Decision Making mit Training, strukturierten Konsultationen oder Entscheidungshilfen.</w:t>
       </w:r>
     </w:p>
     <w:p>
@@ -394,7 +394,7 @@
         <w:t xml:space="preserve">Ergebnis: </w:t>
       </w:r>
       <w:r>
-        <w:t>Fünf PDAs (2019–2024) aus USA, UK, Deutschland identifiziert; alle online zugänglich, alle adressierten Medikament und Lebensstil (2–12 Optionen), mit Option-Grid-Format, Visuals, Werte-Klärung. Qualitätsbewertung nach IPDAS sehr unterschiedlich: Scores 49/116 bis 87/116. Lücken in Entwicklungsprozessen. Keine randomisierten Wirksamkeitsstudien vorhanden.</w:t>
+        <w:t>Interventionen erhöhten Patientenbeteiligung, wahrgenommenes Empowerment, Zufriedenheit mit Entscheidungen, Selbstvertrauen und Adhärenz; Barrieren: Zeitmangel und fehlende organisatorische Unterstützung.</w:t>
       </w:r>
     </w:p>
     <w:p>
@@ -409,7 +409,7 @@
         <w:rPr>
           <w:sz w:val="19"/>
         </w:rPr>
-        <w:t>Deutschland mit einer PDA vertreten; Hypertonie-Management in DACH-Ländern vergleichbar, aber wenig lokale Evidence</w:t>
+        <w:t>Europäische Studien (Skandinavien, Niederlande), Kontexte vergleichbar mit Deutschland (Nephrologie, Onkologie, Psychiatrie).</w:t>
       </w:r>
     </w:p>
     <w:p>
@@ -418,65 +418,7 @@
           <w:color w:val="5A7D3A"/>
           <w:sz w:val="18"/>
         </w:rPr>
-        <w:t>https://pubmed.ncbi.nlm.nih.gov/42436484/</w:t>
-      </w:r>
-    </w:p>
-    <w:p>
-      <w:pPr>
-        <w:pStyle w:val="Heading2"/>
-      </w:pPr>
-      <w:r>
-        <w:t>Patient-Partner in Krebsforschung: Wie echte Mitgestaltung gelingt</w:t>
-      </w:r>
-    </w:p>
-    <w:p>
-      <w:r>
-        <w:rPr>
-          <w:i/>
-          <w:color w:val="666666"/>
-          <w:sz w:val="18"/>
-        </w:rPr>
-        <w:t>Busnel Y et al.  ·  Health Expect  ·  Aug. 2026  ·  PMID 42423243</w:t>
-      </w:r>
-    </w:p>
-    <w:p>
-      <w:r>
-        <w:t>Qualitative Interviews mit sieben Patient-Partnern über ihre Erfahrungen in partizipativer Forschungsgovernance (PROOF-Projekt Frankreich); Analyse von Bedingungen für echte Beteiligung.</w:t>
-      </w:r>
-    </w:p>
-    <w:p>
-      <w:r>
-        <w:rPr>
-          <w:b/>
-        </w:rPr>
-        <w:t xml:space="preserve">Ergebnis: </w:t>
-      </w:r>
-      <w:r>
-        <w:t>Drei Themen: (1) Persönliche Einladung als Anerkennung triggert Engagement; (2) Echte Mitgestaltung durch dedizierte Räume, Vertrauensrelation und responsive Teams möglich, aber administrative Hürden bremsen; (3) Gegenseitige Transformation – Patient-Partner sahen Beitrag zu Interventionsdesign und Team, Plus eigene Kompetenzentwicklung und Netzwerk. Barrieren primär strukturell (administrative Zwänge, Forschungsrhythmen).</w:t>
-      </w:r>
-    </w:p>
-    <w:p>
-      <w:r>
-        <w:rPr>
-          <w:b/>
-          <w:sz w:val="19"/>
-        </w:rPr>
-        <w:t xml:space="preserve">Übertragbarkeit: </w:t>
-      </w:r>
-      <w:r>
-        <w:rPr>
-          <w:sz w:val="19"/>
-        </w:rPr>
-        <w:t>Frankreich, europäisches Versicherungssystem mit Partizipationstraditionen</w:t>
-      </w:r>
-    </w:p>
-    <w:p>
-      <w:r>
-        <w:rPr>
-          <w:color w:val="5A7D3A"/>
-          <w:sz w:val="18"/>
-        </w:rPr>
-        <w:t>https://pubmed.ncbi.nlm.nih.gov/42423243/</w:t>
+        <w:t>https://pubmed.ncbi.nlm.nih.gov/42424661/</w:t>
       </w:r>
     </w:p>
     <w:sectPr>

--- a/download/studien-aktuell.docx
+++ b/download/studien-aktuell.docx
@@ -62,7 +62,7 @@
           <w:color w:val="666666"/>
           <w:sz w:val="18"/>
         </w:rPr>
-        <w:t>Stand: 27.08.2026  |  6 Studien  |  healthliteracy.m-vf.de</w:t>
+        <w:t>Stand: 28.08.2026  |  6 Studien  |  healthliteracy.m-vf.de</w:t>
       </w:r>
     </w:p>
     <w:p>
@@ -70,7 +70,7 @@
         <w:pStyle w:val="Heading1"/>
       </w:pPr>
       <w:r>
-        <w:t>Aufgenommen am 27.08.2026</w:t>
+        <w:t>Aufgenommen am 28.08.2026</w:t>
       </w:r>
     </w:p>
     <w:p>
@@ -78,7 +78,7 @@
         <w:pStyle w:val="Heading2"/>
       </w:pPr>
       <w:r>
-        <w:t>Kommunikationsstrategien für Kinderbeteiligung in Dreier-Gesprächen im Gesundheitswesen</w:t>
+        <w:t>Medication Literacy Assessment in der Homecare: Barrieren und Erfolgsfaktoren</w:t>
       </w:r>
     </w:p>
     <w:p>
@@ -88,12 +88,12 @@
           <w:color w:val="666666"/>
           <w:sz w:val="18"/>
         </w:rPr>
-        <w:t>Alharbi M et al.  ·  Health Expect  ·  Okt. 2026  ·  PMID 42649109</w:t>
+        <w:t>Stenz S et al.  ·  Nurs Open  ·  Sept. 2026  ·  PMID 42656024</w:t>
       </w:r>
     </w:p>
     <w:p>
       <w:r>
-        <w:t>Scoping Review von 37 Studien zu Kommunikationsstilen (Dyadic vs. Triadic) von Fachpersonen und Eltern, die Kinderbeteiligung bei Gesundheitsentscheidungen beeinflussen.</w:t>
+        <w:t>Qualitative Studie zu Determinanten der erfolgreichen Implementierung eines Medication-Literacy-Instruments (MELIA) in zwei Schweizer Spitex-Organisationen.</w:t>
       </w:r>
     </w:p>
     <w:p>
@@ -104,7 +104,7 @@
         <w:t xml:space="preserve">Ergebnis: </w:t>
       </w:r>
       <w:r>
-        <w:t>37 von 41 Studien zeigten geringe Kindenbeteiligung; supportive, offene und kinderfreundliche Kommunikation förderte aktive Beteiligung; Barrieren: direktive/aufgabenorientierte Stile der Fachpersonen und dominante Elternrollen.</w:t>
+        <w:t>Schlüsselfaktoren für erfolgreiche Implementierung: Bewusstsein der Pflegenden für Patientennutzen, verständliche Anleitungen und klare Rollenverteilung. Als Barrieren identifiziert: begrenzte Kommunikationsfähigkeiten, unzureichendes Wissen über Assessment-Tools, unklare Rollen in interprofessionellen Teams. Strukturierte Schulungen und klinische Supervision könnten Häufigkeit strukturierter Assessments erhöhen.</w:t>
       </w:r>
     </w:p>
     <w:p>
@@ -119,7 +119,7 @@
         <w:rPr>
           <w:sz w:val="19"/>
         </w:rPr>
-        <w:t>Internationale Evidenz (Zahnmedizin, Pädiatrie); britische Studien und JBI-Rahmen angewendet.</w:t>
+        <w:t>Schweiz, deutschsprachiger Raum, ähnliche Pflegestrukturen und Versorgungsauftrag</w:t>
       </w:r>
     </w:p>
     <w:p>
@@ -128,7 +128,7 @@
           <w:color w:val="5A7D3A"/>
           <w:sz w:val="18"/>
         </w:rPr>
-        <w:t>https://pubmed.ncbi.nlm.nih.gov/42649109/</w:t>
+        <w:t>https://pubmed.ncbi.nlm.nih.gov/42656024/</w:t>
       </w:r>
     </w:p>
     <w:p>
@@ -136,7 +136,7 @@
         <w:pStyle w:val="Heading2"/>
       </w:pPr>
       <w:r>
-        <w:t>Co-Design von Lungenkrebspatienten verbessert Akzeptanz eines Bewegungsprogramms</w:t>
+        <w:t>Health Literacy und Inanspruchnahme von Traditioneller Medizin in der Hausarztpraxis</w:t>
       </w:r>
     </w:p>
     <w:p>
@@ -146,12 +146,12 @@
           <w:color w:val="666666"/>
           <w:sz w:val="18"/>
         </w:rPr>
-        <w:t>Beggs M et al.  ·  Health Expect  ·  Aug. 2026  ·  PMID 42644664</w:t>
+        <w:t>Ciarlo G et al.  ·  BMC Public Health  ·  26.08.2026  ·  PMID 42649486</w:t>
       </w:r>
     </w:p>
     <w:p>
       <w:r>
-        <w:t>Partizipatives Studiendesign, in dem Lungenkrebspatienten und Angehörige in Workshops ein präoperatives Bewegungsprogramm mitgestalteten und dabei 15 Barrieren und 40 Förderfaktoren identifizierten.</w:t>
+        <w:t>Deutsche Querschnittsstudie (n=375) zum Zusammenhang von Migrationshintergrund, Gesundheitskompetenz und religiöser Orientierung mit Nutzung komplementärer und traditioneller Verfahren.</w:t>
       </w:r>
     </w:p>
     <w:p>
@@ -162,7 +162,7 @@
         <w:t xml:space="preserve">Ergebnis: </w:t>
       </w:r>
       <w:r>
-        <w:t>Sieben Teilnehmende (drei Lungenkrebspatienten, vier Angehörige) bewerteten tägliches Training mit 20 min Dauer und personalisierter Intensität als akzeptabel; Supervision und professionelle Beziehungen als essentiell für Effektivität.</w:t>
+        <w:t>19,5% der Patienten mit Migrationshintergrund. Häufigste Verfahren: Bewegung (75,2%), Vitamine/Mineralstoffe (41,6%), Vitamin D (35,6%). Homöopathie signifikant häufiger bei Migranten (14,1% vs. 6,1%, p=0,007). Health Literacy eher hoch, nur schwache Assoziationen mit Inanspruchnahme. Geschlecht und Bildung sind stärkere Prädiktoren als Migration. Religiösität wirkt als psychosoziale Coping-Ressource, nicht als Verhaltensdeterminant.</w:t>
       </w:r>
     </w:p>
     <w:p>
@@ -177,7 +177,7 @@
         <w:rPr>
           <w:sz w:val="19"/>
         </w:rPr>
-        <w:t>Qualitatives Design übertragbar auf deutsches Versorgungssystem; Partizipation ist strukturell verankert.</w:t>
+        <w:t>Deutschland, ambulante Versorgung, vergleichbare Versicherungsstrukturen</w:t>
       </w:r>
     </w:p>
     <w:p>
@@ -186,7 +186,7 @@
           <w:color w:val="5A7D3A"/>
           <w:sz w:val="18"/>
         </w:rPr>
-        <w:t>https://pubmed.ncbi.nlm.nih.gov/42644664/</w:t>
+        <w:t>https://pubmed.ncbi.nlm.nih.gov/42649486/</w:t>
       </w:r>
     </w:p>
     <w:p>
@@ -194,7 +194,7 @@
         <w:pStyle w:val="Heading2"/>
       </w:pPr>
       <w:r>
-        <w:t>Gesundheitskompetenz bestimmt wissensabhängige Malaria-Präventionsverhalten</w:t>
+        <w:t>AI Health Literacy: Kompetenzrahmen für verantwortungsvollen Umgang mit Sprachmodellen</w:t>
       </w:r>
     </w:p>
     <w:p>
@@ -204,12 +204,12 @@
           <w:color w:val="666666"/>
           <w:sz w:val="18"/>
         </w:rPr>
-        <w:t>Namubiru C et al.  ·  BMC Health Serv Res  ·  24.08.2026  ·  PMID 42642735</w:t>
+        <w:t>Scherenberg V  ·  Front Public Health  ·  20.07.2026  ·  PMID 42548675</w:t>
       </w:r>
     </w:p>
     <w:p>
       <w:r>
-        <w:t>Querschnittstudie mit 504 Teilnehmenden in Gabun, Zusammenhang zwischen Health Literacy (HLS-EU-Q16) und Malaria-Verhaltensweisen gemessen.</w:t>
+        <w:t>Konzeptionelle Analyse zur Weiterentwicklung von Health Literacy im Zeitalter generativer KI – als Urteils- und Kontextkompetenz für Evaluierung KI-generierter Gesundheitsinformation.</w:t>
       </w:r>
     </w:p>
     <w:p>
@@ -220,7 +220,7 @@
         <w:t xml:space="preserve">Ergebnis: </w:t>
       </w:r>
       <w:r>
-        <w:t>59,7 % mit ausreichender HL; HL war statistisch signifikant assoziiert mit Dosierungswissen (AME = 0,022, p &lt; 0,001), Medikamenten-Adhärenz (OR = 1,089, p &lt; 0,01), Fragen stellen (OR = 1,092, p &lt; 0,001) und Netzbenutzung (p &lt; 0,05); aber nicht mit Strukturmaßnahmen wie Bekämpfung oder Spritzen.</w:t>
+        <w:t>Framework mit drei Dimensionen: task appropriateness (Angemessenheit für die Aufgabe), context of use (Nutzungskontext), critical verifiability (kritische Überprüfbarkeit). Zentrale Forderung: KI kann bei Verständnis, Orientierung und Vorbereitung unterstützen, sollte aber nicht professionelle Beratung in Diagnostik, Therapie, Triage und Medikation ersetzen. Adressaten müssen Inhalt UND Kontext, Modalität und Vertrauenswürdigkeit von KI-Antworten beurteilen können.</w:t>
       </w:r>
     </w:p>
     <w:p>
@@ -235,7 +235,7 @@
         <w:rPr>
           <w:sz w:val="19"/>
         </w:rPr>
-        <w:t>Gabon, ähnliche Herausforderungen wie in Subsahara-Afrika; Fokus auf kommunikative statt strukturelle Ansätze.</w:t>
+        <w:t>Deutschland/Europa, sprachunabhängiges Konzept, übertragbar auf alle Systeme</w:t>
       </w:r>
     </w:p>
     <w:p>
@@ -244,7 +244,7 @@
           <w:color w:val="5A7D3A"/>
           <w:sz w:val="18"/>
         </w:rPr>
-        <w:t>https://pubmed.ncbi.nlm.nih.gov/42642735/</w:t>
+        <w:t>https://pubmed.ncbi.nlm.nih.gov/42548675/</w:t>
       </w:r>
     </w:p>
     <w:p>
@@ -252,7 +252,7 @@
         <w:pStyle w:val="Heading2"/>
       </w:pPr>
       <w:r>
-        <w:t>Umweltbildung korreliert mit Gesundheitsverhalten – aber Evidenz ist schwach</w:t>
+        <w:t>PARTNER-Rahmen: Governance für Patient Involvement in Forschung</w:t>
       </w:r>
     </w:p>
     <w:p>
@@ -262,12 +262,12 @@
           <w:color w:val="666666"/>
           <w:sz w:val="18"/>
         </w:rPr>
-        <w:t>Paulsen L et al.  ·  Front Public Health  ·  27.07.2026  ·  PMID 42577351</w:t>
+        <w:t>Brown M et al.  ·  Clin Teach  ·  Aug. 2026  ·  PMID 42466553</w:t>
       </w:r>
     </w:p>
     <w:p>
       <w:r>
-        <w:t>Systematischer Review von fünf Querschnittsstudien (2020–2024) zu Zusammenhang zwischen Umwelt- und Nachhaltigkeitskompetenz und Gesundheitsverhalten.</w:t>
+        <w:t>Praktisches Governance-Framework (sieben Bereiche) für Patient and Public Involvement in Gesundheitsberufe-Forschung, entwickelt von UK-Forschungspartnern mit akademischen und Laien-Mitarbeitern.</w:t>
       </w:r>
     </w:p>
     <w:p>
@@ -278,7 +278,7 @@
         <w:t xml:space="preserve">Ergebnis: </w:t>
       </w:r>
       <w:r>
-        <w:t>Drei Studien berichteten positive Assoziationen zwischen Umweltbildung und Gesundheitsverhalten (Ernährung, Rauchen); eine Studie identifizierte Erklärungspfad über Umwelteinstellungen und Lebensstil; heterogene Konzepte und Messinstrumente, Querschnittsdesign, keine Kausalitätsaussagen möglich.</w:t>
+        <w:t>PARTNER-Framework umfasst: (1) Bezahlung und Anerkennung, (2) Vereinbarungen, (3) Rollen und Verantwortung, (4) Training und Unterstützung, (5) Networking, (6) gerechte Rekrutierung und Mitgliedschaft, (7) Review, Evaluation und Feedback. Jeder Bereich verlinkt mit praktischen Tools, Vorlagen und Tipps. Framework befähigt Forschungsteams zu strukturiertem, nachhaltigem Involvement über Lippenbekenntnisse hinaus.</w:t>
       </w:r>
     </w:p>
     <w:p>
@@ -293,7 +293,7 @@
         <w:rPr>
           <w:sz w:val="19"/>
         </w:rPr>
-        <w:t>Deutschland, Schweiz teilweise beteiligt; Nachhaltigkeitskohärenz ist systemübergreifend relevant.</w:t>
+        <w:t>Großbritannien, universelles Governance-Modell, auf Deutschland übertragbar</w:t>
       </w:r>
     </w:p>
     <w:p>
@@ -302,7 +302,7 @@
           <w:color w:val="5A7D3A"/>
           <w:sz w:val="18"/>
         </w:rPr>
-        <w:t>https://pubmed.ncbi.nlm.nih.gov/42577351/</w:t>
+        <w:t>https://pubmed.ncbi.nlm.nih.gov/42466553/</w:t>
       </w:r>
     </w:p>
     <w:p>
@@ -310,7 +310,7 @@
         <w:pStyle w:val="Heading2"/>
       </w:pPr>
       <w:r>
-        <w:t>Sprachbarrieren und Vertrauen prägen Gesundheitskompetenz von Migrantinnen mit Rheuma</w:t>
+        <w:t>Limited Health Literacy in migrierten Bevölkerungsgruppen: Soziodemografische Risikofaktoren</w:t>
       </w:r>
     </w:p>
     <w:p>
@@ -320,12 +320,12 @@
           <w:color w:val="666666"/>
           <w:sz w:val="18"/>
         </w:rPr>
-        <w:t>Treacy L et al.  ·  Front Public Health  ·  29.06.2026  ·  PMID 42445919</w:t>
+        <w:t>Prinkey TC et al.  ·  Eur J Public Health  ·  10.06.2026  ·  PMID 42463248</w:t>
       </w:r>
     </w:p>
     <w:p>
       <w:r>
-        <w:t>Qualitative Studie mit 19 Interviews zu Gesundheitskompetenz von Migrantinnen mit Rheuma in Norwegen und limitierter Sprachkompetenz.</w:t>
+        <w:t>Finnische Querschnittsstudie (n=9.717, Terve Suomi und MoniSuomi) zur Prävalenz und Determinanten begrenzter Health Literacy in Allgemein- und Migrantenbevölkerung.</w:t>
       </w:r>
     </w:p>
     <w:p>
@@ -336,7 +336,7 @@
         <w:t xml:space="preserve">Ergebnis: </w:t>
       </w:r>
       <w:r>
-        <w:t>Drei zentrale Themen: (1) Sprachkompetenz, digitale Literatur und sozialer Rückhalt formen Zugang; (2) Vertrauen entwickelt sich über Zeit, nicht automatisch durch Aufenthaltsdauer; (3) Beschäftigung beeinflusst Krankheitsmanagement; systemische Annahmen über Sprach- und digitale Fähigkeiten schaffen Lücken.</w:t>
+        <w:t>Limited Health Literacy in 15% der Allgemeinbevölkerung, aber 42% der Migrantinnen und Migranten (95%-KI 40,1–43,4). Assoziiert mit Arbeitslosigkeit/Student-Status, Einkommensschwierigkeiten, Alleenleben, niedriger Bildung, durchschnittlicher/schlechter Selbstgesundheitseinschätzung. Bei Migranten zusätzlich: unter-exzellente Finnisch-/Schwedisch-Kompetenz. Substanzielle Disparitäten gebunden an sozioökonomische Benachteiligung, Wohnbedingungen und Sprachkompetenz.</w:t>
       </w:r>
     </w:p>
     <w:p>
@@ -351,7 +351,7 @@
         <w:rPr>
           <w:sz w:val="19"/>
         </w:rPr>
-        <w:t>Norwegen, ähnliche Migrations- und Gesundheitssysteme wie Deutschland; Sprachanpassungen essentiell.</w:t>
+        <w:t>Finnland, nordeuropäisches System mit Migrationserfahrung, Sprache als kritischer Faktor</w:t>
       </w:r>
     </w:p>
     <w:p>
@@ -360,7 +360,7 @@
           <w:color w:val="5A7D3A"/>
           <w:sz w:val="18"/>
         </w:rPr>
-        <w:t>https://pubmed.ncbi.nlm.nih.gov/42445919/</w:t>
+        <w:t>https://pubmed.ncbi.nlm.nih.gov/42463248/</w:t>
       </w:r>
     </w:p>
     <w:p>
@@ -368,7 +368,7 @@
         <w:pStyle w:val="Heading2"/>
       </w:pPr>
       <w:r>
-        <w:t>Pflegefachpersonen und Shared Decision Making: Wirkung auf Patienten-Beteiligung</w:t>
+        <w:t>Patientenbeteiligung in klinischen Registern: Lücke zwischen Anspruch und Realität</w:t>
       </w:r>
     </w:p>
     <w:p>
@@ -378,12 +378,12 @@
           <w:color w:val="666666"/>
           <w:sz w:val="18"/>
         </w:rPr>
-        <w:t>Finderup J et al.  ·  Int J Nurs Stud  ·  06.07.2026  ·  PMID 42424661</w:t>
+        <w:t>van de Sanden L et al.  ·  BMJ Open Qual  ·  08.07.2026  ·  PMID 42419912</w:t>
       </w:r>
     </w:p>
     <w:p>
       <w:r>
-        <w:t>Scoping Review von 23 Studien zu pflegefachpersonengeführtem Shared Decision Making mit Training, strukturierten Konsultationen oder Entscheidungshilfen.</w:t>
+        <w:t>Niederländische Befragungsstudie (n=48 Antwortende, 26 Register) zu Erfahrungen von Patientenvertreterinnen und -vertretern, Audit-Board-Vorsitzenden und Register-Koordinatoren mit Collaboration und Beteiligung.</w:t>
       </w:r>
     </w:p>
     <w:p>
@@ -394,7 +394,7 @@
         <w:t xml:space="preserve">Ergebnis: </w:t>
       </w:r>
       <w:r>
-        <w:t>Interventionen erhöhten Patientenbeteiligung, wahrgenommenes Empowerment, Zufriedenheit mit Entscheidungen, Selbstvertrauen und Adhärenz; Barrieren: Zeitmangel und fehlende organisatorische Unterstützung.</w:t>
+        <w:t>Positive Einstellung zur Patientenbeteiligung. Clinical Audit Board-Vorsitzende bewerteten Collaboration günstiger als Register-Koordinatoren, die Vermittlerrolle zwischen Governance und Alltag reflektion. Hauptherausforderungen: fehlende strukturelle Klarheit und Rollendefinition, methodische Komplexität, Fragen zur Repräsentativität. Alle Gruppen fordern: besseres Onboarding, Training, strukturierte und konsistente Engagement-Prozesse. Derzeit eher symbolisch denn substanziell.</w:t>
       </w:r>
     </w:p>
     <w:p>
@@ -409,7 +409,7 @@
         <w:rPr>
           <w:sz w:val="19"/>
         </w:rPr>
-        <w:t>Europäische Studien (Skandinavien, Niederlande), Kontexte vergleichbar mit Deutschland (Nephrologie, Onkologie, Psychiatrie).</w:t>
+        <w:t>Niederlande, vergleichbares Versicherungssystem, Register-Kultur</w:t>
       </w:r>
     </w:p>
     <w:p>
@@ -418,7 +418,7 @@
           <w:color w:val="5A7D3A"/>
           <w:sz w:val="18"/>
         </w:rPr>
-        <w:t>https://pubmed.ncbi.nlm.nih.gov/42424661/</w:t>
+        <w:t>https://pubmed.ncbi.nlm.nih.gov/42419912/</w:t>
       </w:r>
     </w:p>
     <w:sectPr>

--- a/download/studien-aktuell.docx
+++ b/download/studien-aktuell.docx
@@ -62,7 +62,7 @@
           <w:color w:val="666666"/>
           <w:sz w:val="18"/>
         </w:rPr>
-        <w:t>Stand: 28.08.2026  |  6 Studien  |  healthliteracy.m-vf.de</w:t>
+        <w:t>Stand: 29.08.2026  |  6 Studien  |  healthliteracy.m-vf.de</w:t>
       </w:r>
     </w:p>
     <w:p>
@@ -70,7 +70,7 @@
         <w:pStyle w:val="Heading1"/>
       </w:pPr>
       <w:r>
-        <w:t>Aufgenommen am 28.08.2026</w:t>
+        <w:t>Aufgenommen am 29.08.2026</w:t>
       </w:r>
     </w:p>
     <w:p>
@@ -78,7 +78,7 @@
         <w:pStyle w:val="Heading2"/>
       </w:pPr>
       <w:r>
-        <w:t>Medication Literacy Assessment in der Homecare: Barrieren und Erfolgsfaktoren</w:t>
+        <w:t>Shared Decision-Making bei Myelom: Patienten wollen beteiligt werden</w:t>
       </w:r>
     </w:p>
     <w:p>
@@ -88,12 +88,12 @@
           <w:color w:val="666666"/>
           <w:sz w:val="18"/>
         </w:rPr>
-        <w:t>Stenz S et al.  ·  Nurs Open  ·  Sept. 2026  ·  PMID 42656024</w:t>
+        <w:t>Verbeke C et al.  ·  PLoS One  ·  28.08.2026  ·  PMID 42664265</w:t>
       </w:r>
     </w:p>
     <w:p>
       <w:r>
-        <w:t>Qualitative Studie zu Determinanten der erfolgreichen Implementierung eines Medication-Literacy-Instruments (MELIA) in zwei Schweizer Spitex-Organisationen.</w:t>
+        <w:t>Querschnittsumfrage in elf Ländern fragte 558 Patienten und 89 Ärzte nach Verständnis und Wirklichkeit von Shared Decision-Making (SDM) beim multiplen Myelom.</w:t>
       </w:r>
     </w:p>
     <w:p>
@@ -104,7 +104,7 @@
         <w:t xml:space="preserve">Ergebnis: </w:t>
       </w:r>
       <w:r>
-        <w:t>Schlüsselfaktoren für erfolgreiche Implementierung: Bewusstsein der Pflegenden für Patientennutzen, verständliche Anleitungen und klare Rollenverteilung. Als Barrieren identifiziert: begrenzte Kommunikationsfähigkeiten, unzureichendes Wissen über Assessment-Tools, unklare Rollen in interprofessionellen Teams. Strukturierte Schulungen und klinische Supervision könnten Häufigkeit strukturierter Assessments erhöhen.</w:t>
+        <w:t>56,6 % der Patienten und 28,1 % der Ärzte hatten SDM noch nicht gehört; 96,1 % der Patienten wollten sich in Entscheidungen einbezogen sehen. Nur 3,9 % lehnten ab, weil sie Wissen anzweifelten oder Ärzte Entscheidungen gewöhnt waren. Alle Ärzte befürworteten Beteiligung nach Patientenwunsch. Der Unterschied zwischen gewünschter und erlebter Beteiligung war erheblich.</w:t>
       </w:r>
     </w:p>
     <w:p>
@@ -119,7 +119,7 @@
         <w:rPr>
           <w:sz w:val="19"/>
         </w:rPr>
-        <w:t>Schweiz, deutschsprachiger Raum, ähnliche Pflegestrukturen und Versorgungsauftrag</w:t>
+        <w:t>Belgien, Niederlande, Israel; Systemvergleichbarkeit mittel, Sprachfrage zentral</w:t>
       </w:r>
     </w:p>
     <w:p>
@@ -128,7 +128,7 @@
           <w:color w:val="5A7D3A"/>
           <w:sz w:val="18"/>
         </w:rPr>
-        <w:t>https://pubmed.ncbi.nlm.nih.gov/42656024/</w:t>
+        <w:t>https://pubmed.ncbi.nlm.nih.gov/42664265/</w:t>
       </w:r>
     </w:p>
     <w:p>
@@ -136,7 +136,7 @@
         <w:pStyle w:val="Heading2"/>
       </w:pPr>
       <w:r>
-        <w:t>Health Literacy und Inanspruchnahme von Traditioneller Medizin in der Hausarztpraxis</w:t>
+        <w:t>Gesundheitskompetente Organisationen senken Arbeitsbelastung bei Pflegefachpersonen</w:t>
       </w:r>
     </w:p>
     <w:p>
@@ -146,12 +146,12 @@
           <w:color w:val="666666"/>
           <w:sz w:val="18"/>
         </w:rPr>
-        <w:t>Ciarlo G et al.  ·  BMC Public Health  ·  26.08.2026  ·  PMID 42649486</w:t>
+        <w:t>Simonetti V et al.  ·  J Nurs Manag  ·  2026  ·  PMID 42643022</w:t>
       </w:r>
     </w:p>
     <w:p>
       <w:r>
-        <w:t>Deutsche Querschnittsstudie (n=375) zum Zusammenhang von Migrationshintergrund, Gesundheitskompetenz und religiöser Orientierung mit Nutzung komplementärer und traditioneller Verfahren.</w:t>
+        <w:t>Querschnittstudie mit 386 Pflegefachpersonen aus vier italienischen Einrichtungen untersuchte den Zusammenhang zwischen Umsetzung von Merkmalen gesundheitskompetenter Organisationen und wahrgenommener Arbeitsbelastung.</w:t>
       </w:r>
     </w:p>
     <w:p>
@@ -162,7 +162,7 @@
         <w:t xml:space="preserve">Ergebnis: </w:t>
       </w:r>
       <w:r>
-        <w:t>19,5% der Patienten mit Migrationshintergrund. Häufigste Verfahren: Bewegung (75,2%), Vitamine/Mineralstoffe (41,6%), Vitamin D (35,6%). Homöopathie signifikant häufiger bei Migranten (14,1% vs. 6,1%, p=0,007). Health Literacy eher hoch, nur schwache Assoziationen mit Inanspruchnahme. Geschlecht und Bildung sind stärkere Prädiktoren als Migration. Religiösität wirkt als psychosoziale Coping-Ressource, nicht als Verhaltensdeterminant.</w:t>
+        <w:t>Mittlere Implementationswerte für alle zehn Health-Literate-Healthcare-Organisation-Merkmale (HLHO-10: Mittelwert 4,73 von 7; SD 1,93). Höhere HLHO-Werte waren signifikant mit niedrigerer wahrgenommener Belastung verbunden. Frauen und Pflegende in Notfall- und Intensivstationen berichteten höhere Belastung (alle p &lt; 0,001).</w:t>
       </w:r>
     </w:p>
     <w:p>
@@ -177,7 +177,7 @@
         <w:rPr>
           <w:sz w:val="19"/>
         </w:rPr>
-        <w:t>Deutschland, ambulante Versorgung, vergleichbare Versicherungsstrukturen</w:t>
+        <w:t>Italien, vergleichbares Sozialversicherungssystem, Organisationskultur systemabhängig</w:t>
       </w:r>
     </w:p>
     <w:p>
@@ -186,7 +186,7 @@
           <w:color w:val="5A7D3A"/>
           <w:sz w:val="18"/>
         </w:rPr>
-        <w:t>https://pubmed.ncbi.nlm.nih.gov/42649486/</w:t>
+        <w:t>https://pubmed.ncbi.nlm.nih.gov/42643022/</w:t>
       </w:r>
     </w:p>
     <w:p>
@@ -194,7 +194,7 @@
         <w:pStyle w:val="Heading2"/>
       </w:pPr>
       <w:r>
-        <w:t>AI Health Literacy: Kompetenzrahmen für verantwortungsvollen Umgang mit Sprachmodellen</w:t>
+        <w:t>Finanzielle Entschädigung von Forschungsteilnehmern: französische Bürger bevorzugen klare Regeln</w:t>
       </w:r>
     </w:p>
     <w:p>
@@ -204,12 +204,12 @@
           <w:color w:val="666666"/>
           <w:sz w:val="18"/>
         </w:rPr>
-        <w:t>Scherenberg V  ·  Front Public Health  ·  20.07.2026  ·  PMID 42548675</w:t>
+        <w:t>Peyro-Saint-Paul L et al.  ·  PLoS One  ·  24.08.2026  ·  PMID 42636237</w:t>
       </w:r>
     </w:p>
     <w:p>
       <w:r>
-        <w:t>Konzeptionelle Analyse zur Weiterentwicklung von Health Literacy im Zeitalter generativer KI – als Urteils- und Kontextkompetenz für Evaluierung KI-generierter Gesundheitsinformation.</w:t>
+        <w:t>Explorative Befragung von 65 französischen Bürgern zum Verständnis und zur Erwartung hinsichtlich angemessener Entschädigungen für Unbillen und Risiken bei Arzneimittelstudien.</w:t>
       </w:r>
     </w:p>
     <w:p>
@@ -220,7 +220,7 @@
         <w:t xml:space="preserve">Ergebnis: </w:t>
       </w:r>
       <w:r>
-        <w:t>Framework mit drei Dimensionen: task appropriateness (Angemessenheit für die Aufgabe), context of use (Nutzungskontext), critical verifiability (kritische Überprüfbarkeit). Zentrale Forderung: KI kann bei Verständnis, Orientierung und Vorbereitung unterstützen, sollte aber nicht professionelle Beratung in Diagnostik, Therapie, Triage und Medikation ersetzen. Adressaten müssen Inhalt UND Kontext, Modalität und Vertrauenswürdigkeit von KI-Antworten beurteilen können.</w:t>
+        <w:t>75 % befürworteten finanzielle Entschädigung. Häufigste Kriterien: Exposition gegenüber neuem Prüfpräparat (65 %), invasive Verfahren (63 %), Einkommensverlust (63 %), fehlender persönlicher Nutzen (28 %). In drei Szenarien: Szenario 1 (hohe Last, kein Nutzen): 81 % Zustimmung, Median 300 €; Szenario 2 (niedriger Aufwand, etwas Nutzen): 48 %, 150 €; Szenario 3 (hohe Last und Unsicherheit): 60 %, 500 €.</w:t>
       </w:r>
     </w:p>
     <w:p>
@@ -235,7 +235,7 @@
         <w:rPr>
           <w:sz w:val="19"/>
         </w:rPr>
-        <w:t>Deutschland/Europa, sprachunabhängiges Konzept, übertragbar auf alle Systeme</w:t>
+        <w:t>Frankreich, gute Systemvergleichbarkeit; Ethik-Rahmenbedingungen deutschlandnah</w:t>
       </w:r>
     </w:p>
     <w:p>
@@ -244,7 +244,7 @@
           <w:color w:val="5A7D3A"/>
           <w:sz w:val="18"/>
         </w:rPr>
-        <w:t>https://pubmed.ncbi.nlm.nih.gov/42548675/</w:t>
+        <w:t>https://pubmed.ncbi.nlm.nih.gov/42636237/</w:t>
       </w:r>
     </w:p>
     <w:p>
@@ -252,7 +252,7 @@
         <w:pStyle w:val="Heading2"/>
       </w:pPr>
       <w:r>
-        <w:t>PARTNER-Rahmen: Governance für Patient Involvement in Forschung</w:t>
+        <w:t>Neurodevelopmentale Risiken bei angeborenen Herzfehlern: Eltern sind nicht informiert</w:t>
       </w:r>
     </w:p>
     <w:p>
@@ -262,12 +262,12 @@
           <w:color w:val="666666"/>
           <w:sz w:val="18"/>
         </w:rPr>
-        <w:t>Brown M et al.  ·  Clin Teach  ·  Aug. 2026  ·  PMID 42466553</w:t>
+        <w:t>Soulard M et al.  ·  Eur J Pediatr  ·  25.07.2026  ·  PMID 42502114</w:t>
       </w:r>
     </w:p>
     <w:p>
       <w:r>
-        <w:t>Praktisches Governance-Framework (sieben Bereiche) für Patient and Public Involvement in Gesundheitsberufe-Forschung, entwickelt von UK-Forschungspartnern mit akademischen und Laien-Mitarbeitern.</w:t>
+        <w:t>Nationale Online-Umfrage bei 293 französischen Eltern von Kindern mit angeborenen Herzfehlern (Rücklaufquote 43,9 %) zu Risikokommunikation, Koordination und Betreuungspfaden beim neurodevelopmentalen Screening.</w:t>
       </w:r>
     </w:p>
     <w:p>
@@ -278,7 +278,7 @@
         <w:t xml:space="preserve">Ergebnis: </w:t>
       </w:r>
       <w:r>
-        <w:t>PARTNER-Framework umfasst: (1) Bezahlung und Anerkennung, (2) Vereinbarungen, (3) Rollen und Verantwortung, (4) Training und Unterstützung, (5) Networking, (6) gerechte Rekrutierung und Mitgliedschaft, (7) Review, Evaluation und Feedback. Jeder Bereich verlinkt mit praktischen Tools, Vorlagen und Tipps. Framework befähigt Forschungsteams zu strukturiertem, nachhaltigem Involvement über Lippenbekenntnisse hinaus.</w:t>
+        <w:t>56,3 % (165/293) der Eltern fühlten sich nicht über neurodevelopmentale Risiken informiert. Von 127 informierten Eltern erhielten 83 % keine schriftlichen Materialien oder praktische Anleitung; 45 % keinen Zugang zu Fachpersonen oder Unterstützung. 99,0 % wollten Informationen. Bei Kindern über 3 Jahren: 57,1 % (120/210) Verzögerung oder Störung, aber nur 9,2 % (11/120) in koordiniertem Netzwerk. Drei Viertel ohne identifizierten Koordinator für Entwicklung.</w:t>
       </w:r>
     </w:p>
     <w:p>
@@ -293,7 +293,7 @@
         <w:rPr>
           <w:sz w:val="19"/>
         </w:rPr>
-        <w:t>Großbritannien, universelles Governance-Modell, auf Deutschland übertragbar</w:t>
+        <w:t>Frankreich, gutes Versicherungssystem; Familienzentrierung und Kontinuität systemübergreifend relevant</w:t>
       </w:r>
     </w:p>
     <w:p>
@@ -302,7 +302,7 @@
           <w:color w:val="5A7D3A"/>
           <w:sz w:val="18"/>
         </w:rPr>
-        <w:t>https://pubmed.ncbi.nlm.nih.gov/42466553/</w:t>
+        <w:t>https://pubmed.ncbi.nlm.nih.gov/42502114/</w:t>
       </w:r>
     </w:p>
     <w:p>
@@ -310,7 +310,7 @@
         <w:pStyle w:val="Heading2"/>
       </w:pPr>
       <w:r>
-        <w:t>Limited Health Literacy in migrierten Bevölkerungsgruppen: Soziodemografische Risikofaktoren</w:t>
+        <w:t>Patientensicherheits-Checkliste fördert Gesundheitskompetenz von Operationspatienten</w:t>
       </w:r>
     </w:p>
     <w:p>
@@ -320,12 +320,12 @@
           <w:color w:val="666666"/>
           <w:sz w:val="18"/>
         </w:rPr>
-        <w:t>Prinkey TC et al.  ·  Eur J Public Health  ·  10.06.2026  ·  PMID 42463248</w:t>
+        <w:t>Austarheim AKS et al.  ·  Patient Educ Couns  ·  30.06.2026  ·  PMID 42391984</w:t>
       </w:r>
     </w:p>
     <w:p>
       <w:r>
-        <w:t>Finnische Querschnittsstudie (n=9.717, Terve Suomi und MoniSuomi) zur Prävalenz und Determinanten begrenzter Health Literacy in Allgemein- und Migrantenbevölkerung.</w:t>
+        <w:t>Qualitative Interviewstudie mit 20 Operationspatienten in Norwegen, die eine Patientensicherheits-Checkliste (PASC) vor und nach der Operation nutzen wollten – Untersuchung ihres Effekts auf Health Literacy.</w:t>
       </w:r>
     </w:p>
     <w:p>
@@ -336,7 +336,7 @@
         <w:t xml:space="preserve">Ergebnis: </w:t>
       </w:r>
       <w:r>
-        <w:t>Limited Health Literacy in 15% der Allgemeinbevölkerung, aber 42% der Migrantinnen und Migranten (95%-KI 40,1–43,4). Assoziiert mit Arbeitslosigkeit/Student-Status, Einkommensschwierigkeiten, Alleenleben, niedriger Bildung, durchschnittlicher/schlechter Selbstgesundheitseinschätzung. Bei Migranten zusätzlich: unter-exzellente Finnisch-/Schwedisch-Kompetenz. Substanzielle Disparitäten gebunden an sozioökonomische Benachteiligung, Wohnbedingungen und Sprachkompetenz.</w:t>
+        <w:t>Zwei zentrale Themen: (1) PASC unterstützte aktives Selbstmanagement durch klare Instruktionen, Bewusstsein für kritische Informationen, Organisationshilfe und proaktive Schritte; (2) PASC verbesserte Kommunikation mit Fachpersonen, Informationssuche und kritische Bewertung. Nicht-Adhärenz war mit Barrieren verknüpft. Befund: PASC fördert Verstehen und Engagement im komplexen Versorgungsverlauf.</w:t>
       </w:r>
     </w:p>
     <w:p>
@@ -351,7 +351,7 @@
         <w:rPr>
           <w:sz w:val="19"/>
         </w:rPr>
-        <w:t>Finnland, nordeuropäisches System mit Migrationserfahrung, Sprache als kritischer Faktor</w:t>
+        <w:t>Norwegen, vergleichbares Gesundheitssystem; Checklisten-Design systemübergreifend übertragbar</w:t>
       </w:r>
     </w:p>
     <w:p>
@@ -360,7 +360,7 @@
           <w:color w:val="5A7D3A"/>
           <w:sz w:val="18"/>
         </w:rPr>
-        <w:t>https://pubmed.ncbi.nlm.nih.gov/42463248/</w:t>
+        <w:t>https://pubmed.ncbi.nlm.nih.gov/42391984/</w:t>
       </w:r>
     </w:p>
     <w:p>
@@ -368,7 +368,7 @@
         <w:pStyle w:val="Heading2"/>
       </w:pPr>
       <w:r>
-        <w:t>Patientenbeteiligung in klinischen Registern: Lücke zwischen Anspruch und Realität</w:t>
+        <w:t>Wie Fachpersonen ihre Macht in der Patientenbeteiligung konstruieren – sprachlich mehrdeutig</w:t>
       </w:r>
     </w:p>
     <w:p>
@@ -378,12 +378,12 @@
           <w:color w:val="666666"/>
           <w:sz w:val="18"/>
         </w:rPr>
-        <w:t>van de Sanden L et al.  ·  BMJ Open Qual  ·  08.07.2026  ·  PMID 42419912</w:t>
+        <w:t>Mesinioti P et al.  ·  Health Expect  ·  Aug. 2026  ·  PMID 42387920</w:t>
       </w:r>
     </w:p>
     <w:p>
       <w:r>
-        <w:t>Niederländische Befragungsstudie (n=48 Antwortende, 26 Register) zu Erfahrungen von Patientenvertreterinnen und -vertretern, Audit-Board-Vorsitzenden und Register-Koordinatoren mit Collaboration und Beteiligung.</w:t>
+        <w:t>Diskursanalytische Studie von 49 Interviews mit Fachpersonen in sechs englischen NHS-Trusts zur Frage, wie sie ihre Handlungsfähigkeit und Verantwortung in der Einbeziehung von Patienten und Angehörigen in ernsthafte Zwischenfälle konstruieren.</w:t>
       </w:r>
     </w:p>
     <w:p>
@@ -394,7 +394,7 @@
         <w:t xml:space="preserve">Ergebnis: </w:t>
       </w:r>
       <w:r>
-        <w:t>Positive Einstellung zur Patientenbeteiligung. Clinical Audit Board-Vorsitzende bewerteten Collaboration günstiger als Register-Koordinatoren, die Vermittlerrolle zwischen Governance und Alltag reflektion. Hauptherausforderungen: fehlende strukturelle Klarheit und Rollendefinition, methodische Komplexität, Fragen zur Repräsentativität. Alle Gruppen fordern: besseres Onboarding, Training, strukturierte und konsistente Engagement-Prozesse. Derzeit eher symbolisch denn substanziell.</w:t>
+        <w:t>Zwei vorherrschende, aber umstrittene Diskurse: einer, der Beteiligung als inkonsistent und begrenzt darstellt, und einer, der sie als zentral beschreibt. Fachpersonen positionierten sich selbst als entweder machtlos oder mächtig – je nach Rollendefinition, Arbeitsbeziehungen und organisationalem Kontext. Diese Konstruktionen sind linguistisch geprägt und erklären persistierende Lücken in echter Partizipation.</w:t>
       </w:r>
     </w:p>
     <w:p>
@@ -409,7 +409,7 @@
         <w:rPr>
           <w:sz w:val="19"/>
         </w:rPr>
-        <w:t>Niederlande, vergleichbares Versicherungssystem, Register-Kultur</w:t>
+        <w:t>Großbritannien, NHS-Struktur; diskursive Barrieren systemübergreifend, aber Kontext-spezifisch</w:t>
       </w:r>
     </w:p>
     <w:p>
@@ -418,7 +418,7 @@
           <w:color w:val="5A7D3A"/>
           <w:sz w:val="18"/>
         </w:rPr>
-        <w:t>https://pubmed.ncbi.nlm.nih.gov/42419912/</w:t>
+        <w:t>https://pubmed.ncbi.nlm.nih.gov/42387920/</w:t>
       </w:r>
     </w:p>
     <w:sectPr>

--- a/download/studien-aktuell.docx
+++ b/download/studien-aktuell.docx
@@ -62,7 +62,7 @@
           <w:color w:val="666666"/>
           <w:sz w:val="18"/>
         </w:rPr>
-        <w:t>Stand: 29.08.2026  |  6 Studien  |  healthliteracy.m-vf.de</w:t>
+        <w:t>Stand: 30.08.2026  |  6 Studien  |  healthliteracy.m-vf.de</w:t>
       </w:r>
     </w:p>
     <w:p>
@@ -70,7 +70,7 @@
         <w:pStyle w:val="Heading1"/>
       </w:pPr>
       <w:r>
-        <w:t>Aufgenommen am 29.08.2026</w:t>
+        <w:t>Aufgenommen am 30.08.2026</w:t>
       </w:r>
     </w:p>
     <w:p>
@@ -78,7 +78,7 @@
         <w:pStyle w:val="Heading2"/>
       </w:pPr>
       <w:r>
-        <w:t>Shared Decision-Making bei Myelom: Patienten wollen beteiligt werden</w:t>
+        <w:t>Peer-geführte TB-Schulung verbessert Behandlungserfolg und psychische Gesundheit</w:t>
       </w:r>
     </w:p>
     <w:p>
@@ -88,12 +88,12 @@
           <w:color w:val="666666"/>
           <w:sz w:val="18"/>
         </w:rPr>
-        <w:t>Verbeke C et al.  ·  PLoS One  ·  28.08.2026  ·  PMID 42664265</w:t>
+        <w:t>Workie MG et al.  ·  Int J Tuberc Lung Dis  ·  28.08.2026  ·  PMID 42665894</w:t>
       </w:r>
     </w:p>
     <w:p>
       <w:r>
-        <w:t>Querschnittsumfrage in elf Ländern fragte 558 Patienten und 89 Ärzte nach Verständnis und Wirklichkeit von Shared Decision-Making (SDM) beim multiplen Myelom.</w:t>
+        <w:t>Protokoll für Cluster-RCT in Äthiopien (30 Gesundheitszentren, 250 Teilnehmende) evaluiert Effektivität von Peermentoren-geleiteter Schulung für Behandlungserfolg, Lebensqualität, Behinderung und Depression bei arzneimittelempfindlicher Lungentuberkulose.</w:t>
       </w:r>
     </w:p>
     <w:p>
@@ -104,7 +104,7 @@
         <w:t xml:space="preserve">Ergebnis: </w:t>
       </w:r>
       <w:r>
-        <w:t>56,6 % der Patienten und 28,1 % der Ärzte hatten SDM noch nicht gehört; 96,1 % der Patienten wollten sich in Entscheidungen einbezogen sehen. Nur 3,9 % lehnten ab, weil sie Wissen anzweifelten oder Ärzte Entscheidungen gewöhnt waren. Alle Ärzte befürworteten Beteiligung nach Patientenwunsch. Der Unterschied zwischen gewünschter und erlebter Beteiligung war erheblich.</w:t>
+        <w:t>Die Studie wird Mixed-Effects-Logistik-Regression für Behandlungsergebnisse und generalisierte Schätzgleichungen für Lebensqualität, Behinderung und Depression verwenden; statistische Signifikanz bei p&lt;0,05 mit 95% KI. Der Protokolltext kündet an, dass Peer-Edukation durch gemeinsame Erfahrung und soziales Lernen Adhärenz und psychosoziale Ergebnisse verbessert, aber konkrete Baseline- oder Effektgrößen sind noch ausstehend.</w:t>
       </w:r>
     </w:p>
     <w:p>
@@ -119,7 +119,7 @@
         <w:rPr>
           <w:sz w:val="19"/>
         </w:rPr>
-        <w:t>Belgien, Niederlande, Israel; Systemvergleichbarkeit mittel, Sprachfrage zentral</w:t>
+        <w:t>Äthiopien, niedriges Einkommen, Peer-Ansatz kultursensibel und universell anwendbar, aber Übertragung auf Deutschland schwach.</w:t>
       </w:r>
     </w:p>
     <w:p>
@@ -128,7 +128,7 @@
           <w:color w:val="5A7D3A"/>
           <w:sz w:val="18"/>
         </w:rPr>
-        <w:t>https://pubmed.ncbi.nlm.nih.gov/42664265/</w:t>
+        <w:t>https://pubmed.ncbi.nlm.nih.gov/42665894/</w:t>
       </w:r>
     </w:p>
     <w:p>
@@ -136,7 +136,7 @@
         <w:pStyle w:val="Heading2"/>
       </w:pPr>
       <w:r>
-        <w:t>Gesundheitskompetente Organisationen senken Arbeitsbelastung bei Pflegefachpersonen</w:t>
+        <w:t>Shared Decision Making in komplexen Behandlungsabläufen: Zehn Handlungsempfehlungen für die Praxis</w:t>
       </w:r>
     </w:p>
     <w:p>
@@ -146,12 +146,12 @@
           <w:color w:val="666666"/>
           <w:sz w:val="18"/>
         </w:rPr>
-        <w:t>Simonetti V et al.  ·  J Nurs Manag  ·  2026  ·  PMID 42643022</w:t>
+        <w:t>Broekmans J et al.  ·  PLoS One  ·  28.08.2026  ·  PMID 42664318</w:t>
       </w:r>
     </w:p>
     <w:p>
       <w:r>
-        <w:t>Querschnittstudie mit 386 Pflegefachpersonen aus vier italienischen Einrichtungen untersuchte den Zusammenhang zwischen Umsetzung von Merkmalen gesundheitskompetenter Organisationen und wahrgenommener Arbeitsbelastung.</w:t>
+        <w:t>Europäische Stakeholder (Patienten, Kliniker, Pflegende) entwickelten durch Workshops praktische Empfehlungen zur Umsetzung von Shared Decision Making (SDM) in der Behandlung des multiplen Myeloms.</w:t>
       </w:r>
     </w:p>
     <w:p>
@@ -162,7 +162,7 @@
         <w:t xml:space="preserve">Ergebnis: </w:t>
       </w:r>
       <w:r>
-        <w:t>Mittlere Implementationswerte für alle zehn Health-Literate-Healthcare-Organisation-Merkmale (HLHO-10: Mittelwert 4,73 von 7; SD 1,93). Höhere HLHO-Werte waren signifikant mit niedrigerer wahrgenommener Belastung verbunden. Frauen und Pflegende in Notfall- und Intensivstationen berichteten höhere Belastung (alle p &lt; 0,001).</w:t>
+        <w:t>Zehn zentrale Empfehlungen adressieren SDM-Implementierung auf mehreren Ebenen, darunter personalisierte Patientenbeteiligung, offene Diskussion aller Behandlungsoptionen (einschließlich Verzicht auf Therapie), multidisziplinäre Kommunikation, Patientenvorbereitung, Kontinuität der Versorgung und strukturelle sowie organisatorische Unterstützung. Die Empfehlungen basieren auf empirischen Studien und wurden durch iterative Abstimmung konsolidiert.</w:t>
       </w:r>
     </w:p>
     <w:p>
@@ -177,7 +177,7 @@
         <w:rPr>
           <w:sz w:val="19"/>
         </w:rPr>
-        <w:t>Italien, vergleichbares Sozialversicherungssystem, Organisationskultur systemabhängig</w:t>
+        <w:t>Belgien/Niederlande, europäisches Versicherungssystem, Shared-Decision-Making-Prinzipien systemübergreifend übertragbar.</w:t>
       </w:r>
     </w:p>
     <w:p>
@@ -186,7 +186,7 @@
           <w:color w:val="5A7D3A"/>
           <w:sz w:val="18"/>
         </w:rPr>
-        <w:t>https://pubmed.ncbi.nlm.nih.gov/42643022/</w:t>
+        <w:t>https://pubmed.ncbi.nlm.nih.gov/42664318/</w:t>
       </w:r>
     </w:p>
     <w:p>
@@ -194,7 +194,7 @@
         <w:pStyle w:val="Heading2"/>
       </w:pPr>
       <w:r>
-        <w:t>Finanzielle Entschädigung von Forschungsteilnehmern: französische Bürger bevorzugen klare Regeln</w:t>
+        <w:t>Digitale Gesundheitskompetenz reduziert Stadt-Land-Gesundheitsungleichheiten bei Älteren</w:t>
       </w:r>
     </w:p>
     <w:p>
@@ -204,12 +204,12 @@
           <w:color w:val="666666"/>
           <w:sz w:val="18"/>
         </w:rPr>
-        <w:t>Peyro-Saint-Paul L et al.  ·  PLoS One  ·  24.08.2026  ·  PMID 42636237</w:t>
+        <w:t>Wu J et al.  ·  Front Public Health  ·  12.08.2026  ·  PMID 42656606</w:t>
       </w:r>
     </w:p>
     <w:p>
       <w:r>
-        <w:t>Explorative Befragung von 65 französischen Bürgern zum Verständnis und zur Erwartung hinsichtlich angemessener Entschädigungen für Unbillen und Risiken bei Arzneimittelstudien.</w:t>
+        <w:t>Chinesische Querschnittsstudie mit 1.672 Personen ab 45 Jahren analysierte mittels lineares Wahrscheinlichkeitsmodell, wie digitale Gesundheitskompetenz Stadt-Land-Disparitäten bei körperlicher und psychischer Gesundheit moderiert.</w:t>
       </w:r>
     </w:p>
     <w:p>
@@ -220,7 +220,7 @@
         <w:t xml:space="preserve">Ergebnis: </w:t>
       </w:r>
       <w:r>
-        <w:t>75 % befürworteten finanzielle Entschädigung. Häufigste Kriterien: Exposition gegenüber neuem Prüfpräparat (65 %), invasive Verfahren (63 %), Einkommensverlust (63 %), fehlender persönlicher Nutzen (28 %). In drei Szenarien: Szenario 1 (hohe Last, kein Nutzen): 81 % Zustimmung, Median 300 €; Szenario 2 (niedriger Aufwand, etwas Nutzen): 48 %, 150 €; Szenario 3 (hohe Last und Unsicherheit): 60 %, 500 €.</w:t>
+        <w:t>Digitale Gesundheitskompetenz reduzierte Stadt-Land-Unterschiede in körperlicher Gesundheit um 0,22 Punkte (95% KI –0,43 bis –0,01; p=0,037) und psychischer Gesundheit um 0,24 Punkte (95% KI –0,39 bis –0,09; p=0,002). Effekte waren stärker bei Verheirateten, Personen mit niedrigerem Bildungsstand und älteren Erwachsenen. Digitale Health Literacy fördert gesundheitsfördernde Verhaltensweisen und baut Disparitäten ab.</w:t>
       </w:r>
     </w:p>
     <w:p>
@@ -235,7 +235,7 @@
         <w:rPr>
           <w:sz w:val="19"/>
         </w:rPr>
-        <w:t>Frankreich, gute Systemvergleichbarkeit; Ethik-Rahmenbedingungen deutschlandnah</w:t>
+        <w:t>China, Ländervergleich schwach, aber Ungleichheitsmechanismus universal, digitale Literacy als Equity-Tool relevant.</w:t>
       </w:r>
     </w:p>
     <w:p>
@@ -244,7 +244,7 @@
           <w:color w:val="5A7D3A"/>
           <w:sz w:val="18"/>
         </w:rPr>
-        <w:t>https://pubmed.ncbi.nlm.nih.gov/42636237/</w:t>
+        <w:t>https://pubmed.ncbi.nlm.nih.gov/42656606/</w:t>
       </w:r>
     </w:p>
     <w:p>
@@ -252,7 +252,7 @@
         <w:pStyle w:val="Heading2"/>
       </w:pPr>
       <w:r>
-        <w:t>Neurodevelopmentale Risiken bei angeborenen Herzfehlern: Eltern sind nicht informiert</w:t>
+        <w:t>Eltern und Ärzte in klinischen Ethik-Konferenzen: Aktive Beteiligung stärkt Entscheidungen</w:t>
       </w:r>
     </w:p>
     <w:p>
@@ -262,12 +262,12 @@
           <w:color w:val="666666"/>
           <w:sz w:val="18"/>
         </w:rPr>
-        <w:t>Soulard M et al.  ·  Eur J Pediatr  ·  25.07.2026  ·  PMID 42502114</w:t>
+        <w:t>Dittborn M et al.  ·  J Clin Ethics  ·  12.08.2026  ·  PMID 42585084</w:t>
       </w:r>
     </w:p>
     <w:p>
       <w:r>
-        <w:t>Nationale Online-Umfrage bei 293 französischen Eltern von Kindern mit angeborenen Herzfehlern (Rücklaufquote 43,9 %) zu Risikokommunikation, Koordination und Betreuungspfaden beim neurodevelopmentalen Screening.</w:t>
+        <w:t>Qualitative Interviews mit Eltern und Klinikern an einem britischen Kinderkrankenhaus erforschten Erfahrungen mit der Beteiligung von Eltern und Kindern an Ethik-Fallbesprechungen, einige via Videokonferenz während der Pandemie.</w:t>
       </w:r>
     </w:p>
     <w:p>
@@ -278,7 +278,7 @@
         <w:t xml:space="preserve">Ergebnis: </w:t>
       </w:r>
       <w:r>
-        <w:t>56,3 % (165/293) der Eltern fühlten sich nicht über neurodevelopmentale Risiken informiert. Von 127 informierten Eltern erhielten 83 % keine schriftlichen Materialien oder praktische Anleitung; 45 % keinen Zugang zu Fachpersonen oder Unterstützung. 99,0 % wollten Informationen. Bei Kindern über 3 Jahren: 57,1 % (120/210) Verzögerung oder Störung, aber nur 9,2 % (11/120) in koordiniertem Netzwerk. Drei Viertel ohne identifizierten Koordinator für Entwicklung.</w:t>
+        <w:t>Sechs Themen zeigten: (1) elterliche Anwesenheit ist essentiell, (2) Vorbereitung ist vital, (3) Fallbesprechungen unterstützen komplexe Entscheidungen, (4) Videoformate funktionieren gut, (5) breiter nutzen über direkte Ethik hinaus, (6) Prozess war grundsätzlich glatt, könnte aber verbessert werden. Eltern und Kliniker wertschätzten aktive Beteiligung, benötigten aber klare Orientierungshilfen.</w:t>
       </w:r>
     </w:p>
     <w:p>
@@ -293,7 +293,7 @@
         <w:rPr>
           <w:sz w:val="19"/>
         </w:rPr>
-        <w:t>Frankreich, gutes Versicherungssystem; Familienzentrierung und Kontinuität systemübergreifend relevant</w:t>
+        <w:t>UK, vergleichbares System, Vorbereitung und Unterstützung für Patientenbeteiligung essentiell.</w:t>
       </w:r>
     </w:p>
     <w:p>
@@ -302,7 +302,7 @@
           <w:color w:val="5A7D3A"/>
           <w:sz w:val="18"/>
         </w:rPr>
-        <w:t>https://pubmed.ncbi.nlm.nih.gov/42502114/</w:t>
+        <w:t>https://pubmed.ncbi.nlm.nih.gov/42585084/</w:t>
       </w:r>
     </w:p>
     <w:p>
@@ -310,7 +310,7 @@
         <w:pStyle w:val="Heading2"/>
       </w:pPr>
       <w:r>
-        <w:t>Patientensicherheits-Checkliste fördert Gesundheitskompetenz von Operationspatienten</w:t>
+        <w:t>Geburtsvorbereitung für Kaiserschnitt-Patientinnen: Barrieren und Verbesserungswege</w:t>
       </w:r>
     </w:p>
     <w:p>
@@ -320,12 +320,12 @@
           <w:color w:val="666666"/>
           <w:sz w:val="18"/>
         </w:rPr>
-        <w:t>Austarheim AKS et al.  ·  Patient Educ Couns  ·  30.06.2026  ·  PMID 42391984</w:t>
+        <w:t>Jaax S et al.  ·  BMC Pregnancy Childbirth  ·  21.07.2026  ·  PMID 42477573</w:t>
       </w:r>
     </w:p>
     <w:p>
       <w:r>
-        <w:t>Qualitative Interviewstudie mit 20 Operationspatienten in Norwegen, die eine Patientensicherheits-Checkliste (PASC) vor und nach der Operation nutzen wollten – Untersuchung ihres Effekts auf Health Literacy.</w:t>
+        <w:t>Deutsche Qualitativumfrage bei 15 Hebammen untersuchte, wie Geburtsvorbereitung den Informationsbedarf von Personen, die einen geplanten Kaiserschnitt planen, adressiert.</w:t>
       </w:r>
     </w:p>
     <w:p>
@@ -336,7 +336,7 @@
         <w:t xml:space="preserve">Ergebnis: </w:t>
       </w:r>
       <w:r>
-        <w:t>Zwei zentrale Themen: (1) PASC unterstützte aktives Selbstmanagement durch klare Instruktionen, Bewusstsein für kritische Informationen, Organisationshilfe und proaktive Schritte; (2) PASC verbesserte Kommunikation mit Fachpersonen, Informationssuche und kritische Bewertung. Nicht-Adhärenz war mit Barrieren verknüpft. Befund: PASC fördert Verstehen und Engagement im komplexen Versorgungsverlauf.</w:t>
+        <w:t>Hebammen identifizierten als Barriere, dass Personen mit Kaiserschnitt-Plan fälschlicherweise denken, dass Geburtsvorbereitungskurse nicht relevant sind, da ihnen Informationen über Kursinhalt und Nutzen fehlen. Negative Reaktionen anderer Teilnehmender und von Hebammen auf die CS-Entscheidung wurden berichtet. Die meisten Hebammen betonen den Unterricht von CS-Inhalten; diskutiert wurde, ob separate Kurse praktiabel sind.</w:t>
       </w:r>
     </w:p>
     <w:p>
@@ -351,7 +351,7 @@
         <w:rPr>
           <w:sz w:val="19"/>
         </w:rPr>
-        <w:t>Norwegen, vergleichbares Gesundheitssystem; Checklisten-Design systemübergreifend übertragbar</w:t>
+        <w:t>Deutschland, direkt anwendbar, Hemmnis in Informationsgap und sozialer Akzeptanz.</w:t>
       </w:r>
     </w:p>
     <w:p>
@@ -360,7 +360,7 @@
           <w:color w:val="5A7D3A"/>
           <w:sz w:val="18"/>
         </w:rPr>
-        <w:t>https://pubmed.ncbi.nlm.nih.gov/42391984/</w:t>
+        <w:t>https://pubmed.ncbi.nlm.nih.gov/42477573/</w:t>
       </w:r>
     </w:p>
     <w:p>
@@ -368,7 +368,7 @@
         <w:pStyle w:val="Heading2"/>
       </w:pPr>
       <w:r>
-        <w:t>Wie Fachpersonen ihre Macht in der Patientenbeteiligung konstruieren – sprachlich mehrdeutig</w:t>
+        <w:t>Schulleitungs-Gesundheitskompetenz und psychische Gesundheit: COVID-19-Befunde aus 11 Ländern</w:t>
       </w:r>
     </w:p>
     <w:p>
@@ -378,12 +378,12 @@
           <w:color w:val="666666"/>
           <w:sz w:val="18"/>
         </w:rPr>
-        <w:t>Mesinioti P et al.  ·  Health Expect  ·  Aug. 2026  ·  PMID 42387920</w:t>
+        <w:t>Meyer M et al.  ·  Health Promot Int  ·  01.07.2026  ·  PMID 42467460</w:t>
       </w:r>
     </w:p>
     <w:p>
       <w:r>
-        <w:t>Diskursanalytische Studie von 49 Interviews mit Fachpersonen in sechs englischen NHS-Trusts zur Frage, wie sie ihre Handlungsfähigkeit und Verantwortung in der Einbeziehung von Patienten und Angehörigen in ernsthafte Zwischenfälle konstruieren.</w:t>
+        <w:t>Querschnittsbefragung von 8.644 Schulprinzipalen und Vizeprinzipalen aus 11 europäischen und asiatischen Ländern (darunter Deutschland) während 2021–2022 untersuchte COVID-19 Health Literacy und Assoziationen mit Wohlbefinden und psychosomatischen Beschwerden.</w:t>
       </w:r>
     </w:p>
     <w:p>
@@ -394,7 +394,7 @@
         <w:t xml:space="preserve">Ergebnis: </w:t>
       </w:r>
       <w:r>
-        <w:t>Zwei vorherrschende, aber umstrittene Diskurse: einer, der Beteiligung als inkonsistent und begrenzt darstellt, und einer, der sie als zentral beschreibt. Fachpersonen positionierten sich selbst als entweder machtlos oder mächtig – je nach Rollendefinition, Arbeitsbeziehungen und organisationalem Kontext. Diese Konstruktionen sind linguistisch geprägt und erklären persistierende Lücken in echter Partizipation.</w:t>
+        <w:t>Gesamt: 0,1% unzureichende, 3,3% problematisch, 65,7% ausreichend und 30,9% exzellente COVID-19 Health Literacy. COVID-19 Health Literacy sagte Wohlbefinden und psychosomatische Beschwerden signifikant voraus, auch nach Kontrolle für Soziodemografie und Schulmerkmale (kleine erklärte Varianz). Weibliche und jüngere Schulleitungen berichteten niedrigeres Wohlbefinden und mehr Beschwerden.</w:t>
       </w:r>
     </w:p>
     <w:p>
@@ -409,7 +409,7 @@
         <w:rPr>
           <w:sz w:val="19"/>
         </w:rPr>
-        <w:t>Großbritannien, NHS-Struktur; diskursive Barrieren systemübergreifend, aber Kontext-spezifisch</w:t>
+        <w:t>Deutschland/Europa, repräsentative Multilanden-Daten, Health-Literacy als krisenrelevante Ressource.</w:t>
       </w:r>
     </w:p>
     <w:p>
@@ -418,7 +418,7 @@
           <w:color w:val="5A7D3A"/>
           <w:sz w:val="18"/>
         </w:rPr>
-        <w:t>https://pubmed.ncbi.nlm.nih.gov/42387920/</w:t>
+        <w:t>https://pubmed.ncbi.nlm.nih.gov/42467460/</w:t>
       </w:r>
     </w:p>
     <w:sectPr>

--- a/download/studien-aktuell.docx
+++ b/download/studien-aktuell.docx
@@ -62,7 +62,7 @@
           <w:color w:val="666666"/>
           <w:sz w:val="18"/>
         </w:rPr>
-        <w:t>Stand: 30.08.2026  |  6 Studien  |  healthliteracy.m-vf.de</w:t>
+        <w:t>Stand: 31.08.2026  |  7 Studien  |  healthliteracy.m-vf.de</w:t>
       </w:r>
     </w:p>
     <w:p>
@@ -70,7 +70,7 @@
         <w:pStyle w:val="Heading1"/>
       </w:pPr>
       <w:r>
-        <w:t>Aufgenommen am 30.08.2026</w:t>
+        <w:t>Aufgenommen am 31.08.2026</w:t>
       </w:r>
     </w:p>
     <w:p>
@@ -78,7 +78,7 @@
         <w:pStyle w:val="Heading2"/>
       </w:pPr>
       <w:r>
-        <w:t>Peer-geführte TB-Schulung verbessert Behandlungserfolg und psychische Gesundheit</w:t>
+        <w:t>ChatGPT gibt klinisch gute HPV-Information, aber Ärzte sind uneins</w:t>
       </w:r>
     </w:p>
     <w:p>
@@ -88,12 +88,12 @@
           <w:color w:val="666666"/>
           <w:sz w:val="18"/>
         </w:rPr>
-        <w:t>Workie MG et al.  ·  Int J Tuberc Lung Dis  ·  28.08.2026  ·  PMID 42665894</w:t>
+        <w:t>de Ridder LA et al.  ·  Int J Med Inform  ·  01.11.2026  ·  PMID 42537621</w:t>
       </w:r>
     </w:p>
     <w:p>
       <w:r>
-        <w:t>Protokoll für Cluster-RCT in Äthiopien (30 Gesundheitszentren, 250 Teilnehmende) evaluiert Effektivität von Peermentoren-geleiteter Schulung für Behandlungserfolg, Lebensqualität, Behinderung und Depression bei arzneimittelempfindlicher Lungentuberkulose.</w:t>
+        <w:t>Zwei Jahre Longitudinal-Evaluation: 10 häufige Patientenfragen zu HPV und zervikaler Intraepithelneoplasie wurden zwei Mal an ChatGPT gestellt; fünf Gynäkologen bewerteten Genauigkeit und Leitlinienkonformität auf Likert-Skala.</w:t>
       </w:r>
     </w:p>
     <w:p>
@@ -104,7 +104,7 @@
         <w:t xml:space="preserve">Ergebnis: </w:t>
       </w:r>
       <w:r>
-        <w:t>Die Studie wird Mixed-Effects-Logistik-Regression für Behandlungsergebnisse und generalisierte Schätzgleichungen für Lebensqualität, Behinderung und Depression verwenden; statistische Signifikanz bei p&lt;0,05 mit 95% KI. Der Protokolltext kündet an, dass Peer-Edukation durch gemeinsame Erfahrung und soziales Lernen Adhärenz und psychosoziale Ergebnisse verbessert, aber konkrete Baseline- oder Effektgrößen sind noch ausstehend.</w:t>
+        <w:t>2024: 88,0% favorabled ratings für wahrgenommene Genauigkeit, 82,0% für Konsentalignment. 2025: 92,0% und 76,0%. Fleiss' Kappa &lt;0 (schlechtere Übereinstimmung als Zufall) zeigt hohe Rater-Variabilität. Keine objektive Leitlinien-Benchmarkierung durchgeführt.</w:t>
       </w:r>
     </w:p>
     <w:p>
@@ -119,7 +119,7 @@
         <w:rPr>
           <w:sz w:val="19"/>
         </w:rPr>
-        <w:t>Äthiopien, niedriges Einkommen, Peer-Ansatz kultursensibel und universell anwendbar, aber Übertragung auf Deutschland schwach.</w:t>
+        <w:t>Niederlande, KI-Hub; Chatbot auf Verständlichkeit geprüft, nicht reine Technik</w:t>
       </w:r>
     </w:p>
     <w:p>
@@ -128,7 +128,7 @@
           <w:color w:val="5A7D3A"/>
           <w:sz w:val="18"/>
         </w:rPr>
-        <w:t>https://pubmed.ncbi.nlm.nih.gov/42665894/</w:t>
+        <w:t>https://pubmed.ncbi.nlm.nih.gov/42537621/</w:t>
       </w:r>
     </w:p>
     <w:p>
@@ -136,7 +136,7 @@
         <w:pStyle w:val="Heading2"/>
       </w:pPr>
       <w:r>
-        <w:t>Shared Decision Making in komplexen Behandlungsabläufen: Zehn Handlungsempfehlungen für die Praxis</w:t>
+        <w:t>Kulturelle Schulung senkt HbA1c bei Migranten mit Typ-2-Diabetes</w:t>
       </w:r>
     </w:p>
     <w:p>
@@ -146,12 +146,12 @@
           <w:color w:val="666666"/>
           <w:sz w:val="18"/>
         </w:rPr>
-        <w:t>Broekmans J et al.  ·  PLoS One  ·  28.08.2026  ·  PMID 42664318</w:t>
+        <w:t>Pellegrino A et al.  ·  Diabetes Res Clin Pract  ·  28.07.2026  ·  PMID 42520979</w:t>
       </w:r>
     </w:p>
     <w:p>
       <w:r>
-        <w:t>Europäische Stakeholder (Patienten, Kliniker, Pflegende) entwickelten durch Workshops praktische Empfehlungen zur Umsetzung von Shared Decision Making (SDM) in der Behandlung des multiplen Myeloms.</w:t>
+        <w:t>Randomisierte Studie zur Wirkung einer kultursensiblen, partizipativ entwickelten Diabetes-Schulung durch Diätassistenten und kulturelle Vermittler bei 202 Immigranten in Italien.</w:t>
       </w:r>
     </w:p>
     <w:p>
@@ -162,7 +162,7 @@
         <w:t xml:space="preserve">Ergebnis: </w:t>
       </w:r>
       <w:r>
-        <w:t>Zehn zentrale Empfehlungen adressieren SDM-Implementierung auf mehreren Ebenen, darunter personalisierte Patientenbeteiligung, offene Diskussion aller Behandlungsoptionen (einschließlich Verzicht auf Therapie), multidisziplinäre Kommunikation, Patientenvorbereitung, Kontinuität der Versorgung und strukturelle sowie organisatorische Unterstützung. Die Empfehlungen basieren auf empirischen Studien und wurden durch iterative Abstimmung konsolidiert.</w:t>
+        <w:t>Intervention zeigte HbA1c-Senkung von 0,70% (95%-KI: -1,31 bis -0,09; p=0,026) nach 12 Monaten. Mediation durch erhöhte Vollkornzufuhr und Taillenumfangreduktion erklärt 40% des Effekts. Signifikante Verbesserungen auch bei Triglyzeriden, Gesamtcholesterin und Therapieadhärenz.</w:t>
       </w:r>
     </w:p>
     <w:p>
@@ -177,7 +177,7 @@
         <w:rPr>
           <w:sz w:val="19"/>
         </w:rPr>
-        <w:t>Belgien/Niederlande, europäisches Versicherungssystem, Shared-Decision-Making-Prinzipien systemübergreifend übertragbar.</w:t>
+        <w:t>Italien, vergleichbares Sozialsystem; sprachgebunden: braucht kulturelle Vermittler</w:t>
       </w:r>
     </w:p>
     <w:p>
@@ -186,7 +186,7 @@
           <w:color w:val="5A7D3A"/>
           <w:sz w:val="18"/>
         </w:rPr>
-        <w:t>https://pubmed.ncbi.nlm.nih.gov/42664318/</w:t>
+        <w:t>https://pubmed.ncbi.nlm.nih.gov/42520979/</w:t>
       </w:r>
     </w:p>
     <w:p>
@@ -194,7 +194,7 @@
         <w:pStyle w:val="Heading2"/>
       </w:pPr>
       <w:r>
-        <w:t>Digitale Gesundheitskompetenz reduziert Stadt-Land-Gesundheitsungleichheiten bei Älteren</w:t>
+        <w:t>Validiertes Messinstrument für Diabetes-Gesundheitskompetenz bei italienischen Patienten</w:t>
       </w:r>
     </w:p>
     <w:p>
@@ -204,12 +204,12 @@
           <w:color w:val="666666"/>
           <w:sz w:val="18"/>
         </w:rPr>
-        <w:t>Wu J et al.  ·  Front Public Health  ·  12.08.2026  ·  PMID 42656606</w:t>
+        <w:t>Magi CE et al.  ·  Diabetes Res Clin Pract  ·  24.07.2026  ·  PMID 42497961</w:t>
       </w:r>
     </w:p>
     <w:p>
       <w:r>
-        <w:t>Chinesische Querschnittsstudie mit 1.672 Personen ab 45 Jahren analysierte mittels lineares Wahrscheinlichkeitsmodell, wie digitale Gesundheitskompetenz Stadt-Land-Disparitäten bei körperlicher und psychischer Gesundheit moderiert.</w:t>
+        <w:t>Kulturelle Adaptation und psychometrische Validierung der DHLS (Diabetes Health Literacy Scale) für Italienisch mit 300 Patienten mit Typ-2-Diabetes, Vergleich von im Inland und im Ausland Geborenen.</w:t>
       </w:r>
     </w:p>
     <w:p>
@@ -220,7 +220,7 @@
         <w:t xml:space="preserve">Ergebnis: </w:t>
       </w:r>
       <w:r>
-        <w:t>Digitale Gesundheitskompetenz reduzierte Stadt-Land-Unterschiede in körperlicher Gesundheit um 0,22 Punkte (95% KI –0,43 bis –0,01; p=0,037) und psychischer Gesundheit um 0,24 Punkte (95% KI –0,39 bis –0,09; p=0,002). Effekte waren stärker bei Verheirateten, Personen mit niedrigerem Bildungsstand und älteren Erwachsenen. Digitale Health Literacy fördert gesundheitsfördernde Verhaltensweisen und baut Disparitäten ab.</w:t>
+        <w:t>Dreigliedrige Faktorstruktur bestätigt (CFI=0,921; RMSEA=0,077). Innere Konsistenz ω=0,759-0,868, insgesamt ω=0,940. Partielle metrische Invarianz zwischen Geburtsgruppen: direkte latente Vergleiche problematisch. Konvergenz mit vergleichbaren Instrumenten nachgewiesen.</w:t>
       </w:r>
     </w:p>
     <w:p>
@@ -235,7 +235,7 @@
         <w:rPr>
           <w:sz w:val="19"/>
         </w:rPr>
-        <w:t>China, Ländervergleich schwach, aber Ungleichheitsmechanismus universal, digitale Literacy als Equity-Tool relevant.</w:t>
+        <w:t>Italien; nur Messinstrument, keine Wirkungsmessung – grenzwertig für Auswahl</w:t>
       </w:r>
     </w:p>
     <w:p>
@@ -244,7 +244,7 @@
           <w:color w:val="5A7D3A"/>
           <w:sz w:val="18"/>
         </w:rPr>
-        <w:t>https://pubmed.ncbi.nlm.nih.gov/42656606/</w:t>
+        <w:t>https://pubmed.ncbi.nlm.nih.gov/42497961/</w:t>
       </w:r>
     </w:p>
     <w:p>
@@ -252,7 +252,7 @@
         <w:pStyle w:val="Heading2"/>
       </w:pPr>
       <w:r>
-        <w:t>Eltern und Ärzte in klinischen Ethik-Konferenzen: Aktive Beteiligung stärkt Entscheidungen</w:t>
+        <w:t>Sieben Gesundheitskompetenz-Profile zeigen Interventionsbedarf in Diabetes-Versorgung</w:t>
       </w:r>
     </w:p>
     <w:p>
@@ -262,12 +262,12 @@
           <w:color w:val="666666"/>
           <w:sz w:val="18"/>
         </w:rPr>
-        <w:t>Dittborn M et al.  ·  J Clin Ethics  ·  12.08.2026  ·  PMID 42585084</w:t>
+        <w:t>Kortegaard AS et al.  ·  Health Lit Res Pract  ·  14.07.2026  ·  PMID 42423556</w:t>
       </w:r>
     </w:p>
     <w:p>
       <w:r>
-        <w:t>Qualitative Interviews mit Eltern und Klinikern an einem britischen Kinderkrankenhaus erforschten Erfahrungen mit der Beteiligung von Eltern und Kindern an Ethik-Fallbesprechungen, einige via Videokonferenz während der Pandemie.</w:t>
+        <w:t>Mixed-Methods-Studie mit HLQ und eHLQ an 238 Erwachsenen mit Typ-1-Diabetes in dänischem Spezialistenzentrum; Clusteranalyse und Vignetten zeigten Diversität der Health-Literacy-Stärken und -Bedürfnisse.</w:t>
       </w:r>
     </w:p>
     <w:p>
@@ -278,7 +278,7 @@
         <w:t xml:space="preserve">Ergebnis: </w:t>
       </w:r>
       <w:r>
-        <w:t>Sechs Themen zeigten: (1) elterliche Anwesenheit ist essentiell, (2) Vorbereitung ist vital, (3) Fallbesprechungen unterstützen komplexe Entscheidungen, (4) Videoformate funktionieren gut, (5) breiter nutzen über direkte Ethik hinaus, (6) Prozess war grundsätzlich glatt, könnte aber verbessert werden. Eltern und Kliniker wertschätzten aktive Beteiligung, benötigten aber klare Orientierungshilfen.</w:t>
+        <w:t>19,7% mit niedriger Health Literacy identifiziert, Schwierigkeit bei Navigieren im Gesundheitssystem häufig. Sieben unterschiedliche Profile von aktiver Selbstversorgung bis zu niedriger Beteiligung und Familienabhängigkeit. Vignetten verdeutlichen konkrete Patientenerfahrungen und Herausforderungen.</w:t>
       </w:r>
     </w:p>
     <w:p>
@@ -293,7 +293,7 @@
         <w:rPr>
           <w:sz w:val="19"/>
         </w:rPr>
-        <w:t>UK, vergleichbares System, Vorbereitung und Unterstützung für Patientenbeteiligung essentiell.</w:t>
+        <w:t>Dänemark, vergleichbar; zeigt Diversität in Zielgruppe</w:t>
       </w:r>
     </w:p>
     <w:p>
@@ -302,7 +302,7 @@
           <w:color w:val="5A7D3A"/>
           <w:sz w:val="18"/>
         </w:rPr>
-        <w:t>https://pubmed.ncbi.nlm.nih.gov/42585084/</w:t>
+        <w:t>https://pubmed.ncbi.nlm.nih.gov/42423556/</w:t>
       </w:r>
     </w:p>
     <w:p>
@@ -310,7 +310,7 @@
         <w:pStyle w:val="Heading2"/>
       </w:pPr>
       <w:r>
-        <w:t>Geburtsvorbereitung für Kaiserschnitt-Patientinnen: Barrieren und Verbesserungswege</w:t>
+        <w:t>Männer, ältere, weniger Bildung: Wer hat Probleme mit digitaler Gesundheitskompetenz?</w:t>
       </w:r>
     </w:p>
     <w:p>
@@ -320,12 +320,12 @@
           <w:color w:val="666666"/>
           <w:sz w:val="18"/>
         </w:rPr>
-        <w:t>Jaax S et al.  ·  BMC Pregnancy Childbirth  ·  21.07.2026  ·  PMID 42477573</w:t>
+        <w:t>Exton-Smith H et al.  ·  J Med Internet Res  ·  08.07.2026  ·  PMID 42418731</w:t>
       </w:r>
     </w:p>
     <w:p>
       <w:r>
-        <w:t>Deutsche Qualitativumfrage bei 15 Hebammen untersuchte, wie Geburtsvorbereitung den Informationsbedarf von Personen, die einen geplanten Kaiserschnitt planen, adressiert.</w:t>
+        <w:t>Querschnittsbefragung mit 1.525 UK-Internetnutzern zu digitaler Health Literacy (eHEALS) und soziodemografischen, wirtschaftlichen sowie sozialen Faktoren.</w:t>
       </w:r>
     </w:p>
     <w:p>
@@ -336,7 +336,7 @@
         <w:t xml:space="preserve">Ergebnis: </w:t>
       </w:r>
       <w:r>
-        <w:t>Hebammen identifizierten als Barriere, dass Personen mit Kaiserschnitt-Plan fälschlicherweise denken, dass Geburtsvorbereitungskurse nicht relevant sind, da ihnen Informationen über Kursinhalt und Nutzen fehlen. Negative Reaktionen anderer Teilnehmender und von Hebammen auf die CS-Entscheidung wurden berichtet. Die meisten Hebammen betonen den Unterricht von CS-Inhalten; diskutiert wurde, ob separate Kurse praktiabel sind.</w:t>
+        <w:t>21% mit niedriger digitaler Health Literacy. Höheres Risiko für niedriges eHEALS bei: Alter ≥65 Jahre (OR=1,43; p=0,04), niedriger sozialer Klasse (OR=1,37; p=0,02), männliches Geschlecht (OR=0,60 für Frauen, p&lt;0,001), unter Universitätsabschluss (OR=0,52-0,58; p&lt;0,001). Modell erklärt nur modest Varianz; Dunkelziffer in Gesamtbevölkerung höher.</w:t>
       </w:r>
     </w:p>
     <w:p>
@@ -351,7 +351,7 @@
         <w:rPr>
           <w:sz w:val="19"/>
         </w:rPr>
-        <w:t>Deutschland, direkt anwendbar, Hemmnis in Informationsgap und sozialer Akzeptanz.</w:t>
+        <w:t>Großbritannien, NHS-System; ähnlich Deutschland; Basis nur Internetnutzer</w:t>
       </w:r>
     </w:p>
     <w:p>
@@ -360,7 +360,7 @@
           <w:color w:val="5A7D3A"/>
           <w:sz w:val="18"/>
         </w:rPr>
-        <w:t>https://pubmed.ncbi.nlm.nih.gov/42477573/</w:t>
+        <w:t>https://pubmed.ncbi.nlm.nih.gov/42418731/</w:t>
       </w:r>
     </w:p>
     <w:p>
@@ -368,7 +368,7 @@
         <w:pStyle w:val="Heading2"/>
       </w:pPr>
       <w:r>
-        <w:t>Schulleitungs-Gesundheitskompetenz und psychische Gesundheit: COVID-19-Befunde aus 11 Ländern</w:t>
+        <w:t>Validiertes Instrument misst Tuberkulose-Gesundheitskompetenz in Indien</w:t>
       </w:r>
     </w:p>
     <w:p>
@@ -378,12 +378,12 @@
           <w:color w:val="666666"/>
           <w:sz w:val="18"/>
         </w:rPr>
-        <w:t>Meyer M et al.  ·  Health Promot Int  ·  01.07.2026  ·  PMID 42467460</w:t>
+        <w:t>Chauhan A et al.  ·  PLoS One  ·  30.06.2026  ·  PMID 42378212</w:t>
       </w:r>
     </w:p>
     <w:p>
       <w:r>
-        <w:t>Querschnittsbefragung von 8.644 Schulprinzipalen und Vizeprinzipalen aus 11 europäischen und asiatischen Ländern (darunter Deutschland) während 2021–2022 untersuchte COVID-19 Health Literacy und Assoziationen mit Wohlbefinden und psychosomatischen Beschwerden.</w:t>
+        <w:t>Kulturelle Adaptation und Validierung der Health Literacy Instrument for Adults (HELIA) für TB-Patienten (HELIA-TB) in Indien mit 393 Erwachsenen in Behandlung.</w:t>
       </w:r>
     </w:p>
     <w:p>
@@ -394,7 +394,7 @@
         <w:t xml:space="preserve">Ergebnis: </w:t>
       </w:r>
       <w:r>
-        <w:t>Gesamt: 0,1% unzureichende, 3,3% problematisch, 65,7% ausreichend und 30,9% exzellente COVID-19 Health Literacy. COVID-19 Health Literacy sagte Wohlbefinden und psychosomatische Beschwerden signifikant voraus, auch nach Kontrolle für Soziodemografie und Schulmerkmale (kleine erklärte Varianz). Weibliche und jüngere Schulleitungen berichteten niedrigeres Wohlbefinden und mehr Beschwerden.</w:t>
+        <w:t>Fünf Domänen beibehalten; innere Konsistenz α=0,82-0,89 (gesamt 0,86), Test-Retest-Reliabilität ICC=0,88, Content-Validität S-CVI/Ave=0,92. Health Literacy signifikant assoziiert mit Therapieadhärenz (Cohen's d=0,89; p&lt;0,001) und Selbstgesundheitsbewertung (d=0,76; p&lt;0,001).</w:t>
       </w:r>
     </w:p>
     <w:p>
@@ -409,7 +409,7 @@
         <w:rPr>
           <w:sz w:val="19"/>
         </w:rPr>
-        <w:t>Deutschland/Europa, repräsentative Multilanden-Daten, Health-Literacy als krisenrelevante Ressource.</w:t>
+        <w:t>Indien; kulturelle und sprachliche Adaptation nötig</w:t>
       </w:r>
     </w:p>
     <w:p>
@@ -418,7 +418,65 @@
           <w:color w:val="5A7D3A"/>
           <w:sz w:val="18"/>
         </w:rPr>
-        <w:t>https://pubmed.ncbi.nlm.nih.gov/42467460/</w:t>
+        <w:t>https://pubmed.ncbi.nlm.nih.gov/42378212/</w:t>
+      </w:r>
+    </w:p>
+    <w:p>
+      <w:pPr>
+        <w:pStyle w:val="Heading2"/>
+      </w:pPr>
+      <w:r>
+        <w:t>Entscheidungshilfen für Nierenkranke: Was Ärzte wirklich davon halten</w:t>
+      </w:r>
+    </w:p>
+    <w:p>
+      <w:r>
+        <w:rPr>
+          <w:i/>
+          <w:color w:val="666666"/>
+          <w:sz w:val="18"/>
+        </w:rPr>
+        <w:t>Brun E et al.  ·  Nephrol Ther  ·  21.07.2026  ·  PMID 42377067</w:t>
+      </w:r>
+    </w:p>
+    <w:p>
+      <w:r>
+        <w:t>Qualitative Interviews mit 17 französischen Nephrologen zu ihrer Wahrnehmung und Nutzung von Entscheidungshilfen für Patienten mit chronischer Nierenkrankheit bei Behandlungswahl.</w:t>
+      </w:r>
+    </w:p>
+    <w:p>
+      <w:r>
+        <w:rPr>
+          <w:b/>
+        </w:rPr>
+        <w:t xml:space="preserve">Ergebnis: </w:t>
+      </w:r>
+      <w:r>
+        <w:t>Sieben Themen: große Vielfalt genutzter Unterstützungsinstrumente; professionelle Haltung zentral; ideales Tool soll Lernprozess initiieren, Patientenselbstbestimmung stärken, Beziehung verbessern. Ambivalenz über Einbeziehung von Angehörigen. Technik sollte Interaktion nicht ersetzen.</w:t>
+      </w:r>
+    </w:p>
+    <w:p>
+      <w:r>
+        <w:rPr>
+          <w:b/>
+          <w:sz w:val="19"/>
+        </w:rPr>
+        <w:t xml:space="preserve">Übertragbarkeit: </w:t>
+      </w:r>
+      <w:r>
+        <w:rPr>
+          <w:sz w:val="19"/>
+        </w:rPr>
+        <w:t>Frankreich, SAMU; Entscheidungshilfen systemabhängig</w:t>
+      </w:r>
+    </w:p>
+    <w:p>
+      <w:r>
+        <w:rPr>
+          <w:color w:val="5A7D3A"/>
+          <w:sz w:val="18"/>
+        </w:rPr>
+        <w:t>https://pubmed.ncbi.nlm.nih.gov/42377067/</w:t>
       </w:r>
     </w:p>
     <w:sectPr>

--- a/download/studien-aktuell.docx
+++ b/download/studien-aktuell.docx
@@ -62,7 +62,7 @@
           <w:color w:val="666666"/>
           <w:sz w:val="18"/>
         </w:rPr>
-        <w:t>Stand: 31.08.2026  |  7 Studien  |  healthliteracy.m-vf.de</w:t>
+        <w:t>Stand: 01.09.2026  |  6 Studien  |  healthliteracy.m-vf.de</w:t>
       </w:r>
     </w:p>
     <w:p>
@@ -70,7 +70,7 @@
         <w:pStyle w:val="Heading1"/>
       </w:pPr>
       <w:r>
-        <w:t>Aufgenommen am 31.08.2026</w:t>
+        <w:t>Aufgenommen am 01.09.2026</w:t>
       </w:r>
     </w:p>
     <w:p>
@@ -78,7 +78,7 @@
         <w:pStyle w:val="Heading2"/>
       </w:pPr>
       <w:r>
-        <w:t>ChatGPT gibt klinisch gute HPV-Information, aber Ärzte sind uneins</w:t>
+        <w:t>Patienten-Aufklärung zu roboterassistierter Kniearthroplastik reduziert Angst und verbessert Ergebnisse</w:t>
       </w:r>
     </w:p>
     <w:p>
@@ -88,12 +88,12 @@
           <w:color w:val="666666"/>
           <w:sz w:val="18"/>
         </w:rPr>
-        <w:t>de Ridder LA et al.  ·  Int J Med Inform  ·  01.11.2026  ·  PMID 42537621</w:t>
+        <w:t>Koraman E et al.  ·  J Robot Surg  ·  20.07.2026  ·  PMID 42474892</w:t>
       </w:r>
     </w:p>
     <w:p>
       <w:r>
-        <w:t>Zwei Jahre Longitudinal-Evaluation: 10 häufige Patientenfragen zu HPV und zervikaler Intraepithelneoplasie wurden zwei Mal an ChatGPT gestellt; fünf Gynäkologen bewerteten Genauigkeit und Leitlinienkonformität auf Likert-Skala.</w:t>
+        <w:t>Retrospektive Kohortenstudie mit 106 Patienten zur Wirkung standardisierter Aufklärungsmaterialien zu robotergestützter Knieoperation auf präoperative Angst und postoperative Funktionsergebnisse.</w:t>
       </w:r>
     </w:p>
     <w:p>
@@ -104,7 +104,7 @@
         <w:t xml:space="preserve">Ergebnis: </w:t>
       </w:r>
       <w:r>
-        <w:t>2024: 88,0% favorabled ratings für wahrgenommene Genauigkeit, 82,0% für Konsentalignment. 2025: 92,0% und 76,0%. Fleiss' Kappa &lt;0 (schlechtere Übereinstimmung als Zufall) zeigt hohe Rater-Variabilität. Keine objektive Leitlinien-Benchmarkierung durchgeführt.</w:t>
+        <w:t>Angst sank signifikant von 12,7 auf 9,7 Punkte (p&lt;0,001). Höhere wahrgenommene Beruhigung korrelierte stark mit stärkerer Angstreduktion (ρ=0,92). Größere Angstreduktion führte zu besseren Oxford-Knee-Scores nach 12 Monaten (+2,00 Punkte, 95%-KI 1,56–2,43), niedrigeren WOMAC-Scores (–3,03, 95%-KI –3,90–(–2,17)) und geringeren Schmerzwerten.</w:t>
       </w:r>
     </w:p>
     <w:p>
@@ -119,7 +119,7 @@
         <w:rPr>
           <w:sz w:val="19"/>
         </w:rPr>
-        <w:t>Niederlande, KI-Hub; Chatbot auf Verständlichkeit geprüft, nicht reine Technik</w:t>
+        <w:t>Türkische Klinikdaten, Sprachgebundenheit gering – Ansatz auf jede Sprache übertragbar.</w:t>
       </w:r>
     </w:p>
     <w:p>
@@ -128,7 +128,7 @@
           <w:color w:val="5A7D3A"/>
           <w:sz w:val="18"/>
         </w:rPr>
-        <w:t>https://pubmed.ncbi.nlm.nih.gov/42537621/</w:t>
+        <w:t>https://pubmed.ncbi.nlm.nih.gov/42474892/</w:t>
       </w:r>
     </w:p>
     <w:p>
@@ -136,7 +136,7 @@
         <w:pStyle w:val="Heading2"/>
       </w:pPr>
       <w:r>
-        <w:t>Kulturelle Schulung senkt HbA1c bei Migranten mit Typ-2-Diabetes</w:t>
+        <w:t>Hausärzte als Vermittler: Barrieren und Chancen bei Hepatitis-C-Diagnostik und Betreuung</w:t>
       </w:r>
     </w:p>
     <w:p>
@@ -146,12 +146,12 @@
           <w:color w:val="666666"/>
           <w:sz w:val="18"/>
         </w:rPr>
-        <w:t>Pellegrino A et al.  ·  Diabetes Res Clin Pract  ·  28.07.2026  ·  PMID 42520979</w:t>
+        <w:t>Stuart A et al.  ·  PLoS One  ·  10.07.2026  ·  PMID 42430390</w:t>
       </w:r>
     </w:p>
     <w:p>
       <w:r>
-        <w:t>Randomisierte Studie zur Wirkung einer kultursensiblen, partizipativ entwickelten Diabetes-Schulung durch Diätassistenten und kulturelle Vermittler bei 202 Immigranten in Italien.</w:t>
+        <w:t>Qualitative Studie mit 14 Hausarzt-Champions und systemischer Analyse der Faktoren, die Diagnostik und Wiedereingliederung von Hepatitis-C-Patienten behindern oder fördern.</w:t>
       </w:r>
     </w:p>
     <w:p>
@@ -162,7 +162,7 @@
         <w:t xml:space="preserve">Ergebnis: </w:t>
       </w:r>
       <w:r>
-        <w:t>Intervention zeigte HbA1c-Senkung von 0,70% (95%-KI: -1,31 bis -0,09; p=0,026) nach 12 Monaten. Mediation durch erhöhte Vollkornzufuhr und Taillenumfangreduktion erklärt 40% des Effekts. Signifikante Verbesserungen auch bei Triglyzeriden, Gesamtcholesterin und Therapieadhärenz.</w:t>
+        <w:t>System-Barrieren: fehlende Anreize für Ärzte, Zeitdruck, unzureichende Prozesse zur Nachverfolgung verlorener Patienten. Chancen: Zusammenarbeit mit regionalen Netzwerken, Peer-Support unter Hausärzten. Champions berichteten erhöhte Arbeitsbelastung, aber auch höhere Motivation durch Erfolge.</w:t>
       </w:r>
     </w:p>
     <w:p>
@@ -177,7 +177,7 @@
         <w:rPr>
           <w:sz w:val="19"/>
         </w:rPr>
-        <w:t>Italien, vergleichbares Sozialsystem; sprachgebunden: braucht kulturelle Vermittler</w:t>
+        <w:t>Englisches NHS-System, MRCGP-Zertifikat vergleichbar, aber Gatekeeping-Hausarztmodell systemgebunden.</w:t>
       </w:r>
     </w:p>
     <w:p>
@@ -186,7 +186,7 @@
           <w:color w:val="5A7D3A"/>
           <w:sz w:val="18"/>
         </w:rPr>
-        <w:t>https://pubmed.ncbi.nlm.nih.gov/42520979/</w:t>
+        <w:t>https://pubmed.ncbi.nlm.nih.gov/42430390/</w:t>
       </w:r>
     </w:p>
     <w:p>
@@ -194,7 +194,7 @@
         <w:pStyle w:val="Heading2"/>
       </w:pPr>
       <w:r>
-        <w:t>Validiertes Messinstrument für Diabetes-Gesundheitskompetenz bei italienischen Patienten</w:t>
+        <w:t>Apotheker-Schulung zur korrekten Asthma-Inhalator-Entsorgung verdoppelt korrektes Verhalten</w:t>
       </w:r>
     </w:p>
     <w:p>
@@ -204,12 +204,12 @@
           <w:color w:val="666666"/>
           <w:sz w:val="18"/>
         </w:rPr>
-        <w:t>Magi CE et al.  ·  Diabetes Res Clin Pract  ·  24.07.2026  ·  PMID 42497961</w:t>
+        <w:t>Garin N et al.  ·  Bull World Health Organ  ·  01.07.2026  ·  PMID 42382473</w:t>
       </w:r>
     </w:p>
     <w:p>
       <w:r>
-        <w:t>Kulturelle Adaptation und psychometrische Validierung der DHLS (Diabetes Health Literacy Scale) für Italienisch mit 300 Patienten mit Typ-2-Diabetes, Vergleich von im Inland und im Ausland Geborenen.</w:t>
+        <w:t>Quasi-experimentale Studie in 40 spanischen Krankenhäusern: Apotheker zeigten Asthmapatienten Infografiken zur Umweltschädigung durch unsachgemäße Inhalator-Entsorgung, Nachkontrolle nach 3 Monaten.</w:t>
       </w:r>
     </w:p>
     <w:p>
@@ -220,7 +220,7 @@
         <w:t xml:space="preserve">Ergebnis: </w:t>
       </w:r>
       <w:r>
-        <w:t>Dreigliedrige Faktorstruktur bestätigt (CFI=0,921; RMSEA=0,077). Innere Konsistenz ω=0,759-0,868, insgesamt ω=0,940. Partielle metrische Invarianz zwischen Geburtsgruppen: direkte latente Vergleiche problematisch. Konvergenz mit vergleichbaren Instrumenten nachgewiesen.</w:t>
+        <w:t>Baseline: 46,6% (234/502) entsorgten Inhalatoren korrekt, trotz 86,7% Umweltbewusstsein. Nach 3-Monats-Intervention: 84,1% (418/497) korrekte Entsorgung – Verbesserung um 37,5 Prozentpunkte (p&lt;0,001). Prädiktoren für Compliance: Haushaltsrecycling, Wissen über Entsorgungsprogramme, niedrigeres Einkommen, Aktivitätsbeschränkungen.</w:t>
       </w:r>
     </w:p>
     <w:p>
@@ -235,7 +235,7 @@
         <w:rPr>
           <w:sz w:val="19"/>
         </w:rPr>
-        <w:t>Italien; nur Messinstrument, keine Wirkungsmessung – grenzwertig für Auswahl</w:t>
+        <w:t>Spanien, EU-Pharmazie-Standards vergleichbar, Intervention sprachlich und systemgebunden.</w:t>
       </w:r>
     </w:p>
     <w:p>
@@ -244,7 +244,7 @@
           <w:color w:val="5A7D3A"/>
           <w:sz w:val="18"/>
         </w:rPr>
-        <w:t>https://pubmed.ncbi.nlm.nih.gov/42497961/</w:t>
+        <w:t>https://pubmed.ncbi.nlm.nih.gov/42382473/</w:t>
       </w:r>
     </w:p>
     <w:p>
@@ -252,7 +252,7 @@
         <w:pStyle w:val="Heading2"/>
       </w:pPr>
       <w:r>
-        <w:t>Sieben Gesundheitskompetenz-Profile zeigen Interventionsbedarf in Diabetes-Versorgung</w:t>
+        <w:t>Digitale Gesundheitswerkzeuge für Patienten mit Nierenerkrankung: Anforderungen südostasiatischer Bevölkerungsgruppen</w:t>
       </w:r>
     </w:p>
     <w:p>
@@ -262,12 +262,12 @@
           <w:color w:val="666666"/>
           <w:sz w:val="18"/>
         </w:rPr>
-        <w:t>Kortegaard AS et al.  ·  Health Lit Res Pract  ·  14.07.2026  ·  PMID 42423556</w:t>
+        <w:t>Lightfoot CJ et al.  ·  Health Expect  ·  Aug. 2026  ·  PMID 42365449</w:t>
       </w:r>
     </w:p>
     <w:p>
       <w:r>
-        <w:t>Mixed-Methods-Studie mit HLQ und eHLQ an 238 Erwachsenen mit Typ-1-Diabetes in dänischem Spezialistenzentrum; Clusteranalyse und Vignetten zeigten Diversität der Health-Literacy-Stärken und -Bedürfnisse.</w:t>
+        <w:t>Qualitative Studie mit 10 Personen südostasiatischer Herkunft mit Nierenerkrankungen zu Barrieren und Chancen bei der Nutzung digitaler Gesundheitsinformationen.</w:t>
       </w:r>
     </w:p>
     <w:p>
@@ -278,7 +278,7 @@
         <w:t xml:space="preserve">Ergebnis: </w:t>
       </w:r>
       <w:r>
-        <w:t>19,7% mit niedriger Health Literacy identifiziert, Schwierigkeit bei Navigieren im Gesundheitssystem häufig. Sieben unterschiedliche Profile von aktiver Selbstversorgung bis zu niedriger Beteiligung und Familienabhängigkeit. Vignetten verdeutlichen konkrete Patientenerfahrungen und Herausforderungen.</w:t>
+        <w:t>Hauptbarriere: Sprache – Teilnehmer forderten Informationen in ihrer Muttersprache. Chancen: Empfehlungen durch vertraute Personen (Ärzte, Gemeindeleiter) reduzierten Angst. Kulturell angepasste Inhalte sind notwendig für Akzeptanz und Nutzung.</w:t>
       </w:r>
     </w:p>
     <w:p>
@@ -293,7 +293,7 @@
         <w:rPr>
           <w:sz w:val="19"/>
         </w:rPr>
-        <w:t>Dänemark, vergleichbar; zeigt Diversität in Zielgruppe</w:t>
+        <w:t>UK-Kontext, übertragbar auf mehrsprachige Gruppen in europäischen Gesundheitssystemen.</w:t>
       </w:r>
     </w:p>
     <w:p>
@@ -302,7 +302,7 @@
           <w:color w:val="5A7D3A"/>
           <w:sz w:val="18"/>
         </w:rPr>
-        <w:t>https://pubmed.ncbi.nlm.nih.gov/42423556/</w:t>
+        <w:t>https://pubmed.ncbi.nlm.nih.gov/42365449/</w:t>
       </w:r>
     </w:p>
     <w:p>
@@ -310,7 +310,7 @@
         <w:pStyle w:val="Heading2"/>
       </w:pPr>
       <w:r>
-        <w:t>Männer, ältere, weniger Bildung: Wer hat Probleme mit digitaler Gesundheitskompetenz?</w:t>
+        <w:t>Schulkrankenpfleger stärken Widerstandskraft gegen Gesundheitsinformation: Qualifizierungsbedarf in Norwegen</w:t>
       </w:r>
     </w:p>
     <w:p>
@@ -320,12 +320,12 @@
           <w:color w:val="666666"/>
           <w:sz w:val="18"/>
         </w:rPr>
-        <w:t>Exton-Smith H et al.  ·  J Med Internet Res  ·  08.07.2026  ·  PMID 42418731</w:t>
+        <w:t>Holst C et al.  ·  Health Promot Int  ·  05.05.2026  ·  PMID 42361227</w:t>
       </w:r>
     </w:p>
     <w:p>
       <w:r>
-        <w:t>Querschnittsbefragung mit 1.525 UK-Internetnutzern zu digitaler Health Literacy (eHEALS) und soziodemografischen, wirtschaftlichen sowie sozialen Faktoren.</w:t>
+        <w:t>Qualitative Kontextanalyse mit 4 Interviews, 1 Fokusgruppe und Co-Design-Workshop mit Schulkrankenpflegern zu ihrer Fähigkeit, kritische Health Literacy gegen Desinformation zu unterrichten.</w:t>
       </w:r>
     </w:p>
     <w:p>
@@ -336,7 +336,7 @@
         <w:t xml:space="preserve">Ergebnis: </w:t>
       </w:r>
       <w:r>
-        <w:t>21% mit niedriger digitaler Health Literacy. Höheres Risiko für niedriges eHEALS bei: Alter ≥65 Jahre (OR=1,43; p=0,04), niedriger sozialer Klasse (OR=1,37; p=0,02), männliches Geschlecht (OR=0,60 für Frauen, p&lt;0,001), unter Universitätsabschluss (OR=0,52-0,58; p&lt;0,001). Modell erklärt nur modest Varianz; Dunkelziffer in Gesamtbevölkerung höher.</w:t>
+        <w:t>Schulkrankenpfleger sind motiviert und erkennen Gefährlichkeit von Desinformation an, aber: Wissen zu kritischer Health Literacy ist ungleich verteilt; Unterrichtszeit ist knapp wegen Verpflichtungen. Ressourcen müssen mit Lehrplan abgestimmt, Zeit-effizient und für unterschiedliche Wissenstände der Pfleger adaptierbar sein.</w:t>
       </w:r>
     </w:p>
     <w:p>
@@ -351,7 +351,7 @@
         <w:rPr>
           <w:sz w:val="19"/>
         </w:rPr>
-        <w:t>Großbritannien, NHS-System; ähnlich Deutschland; Basis nur Internetnutzer</w:t>
+        <w:t>Norwegen, skandinavisches System mit Schulkrankenpflege-Rollen, Schulkurrikulum systemgebunden.</w:t>
       </w:r>
     </w:p>
     <w:p>
@@ -360,7 +360,7 @@
           <w:color w:val="5A7D3A"/>
           <w:sz w:val="18"/>
         </w:rPr>
-        <w:t>https://pubmed.ncbi.nlm.nih.gov/42418731/</w:t>
+        <w:t>https://pubmed.ncbi.nlm.nih.gov/42361227/</w:t>
       </w:r>
     </w:p>
     <w:p>
@@ -368,7 +368,7 @@
         <w:pStyle w:val="Heading2"/>
       </w:pPr>
       <w:r>
-        <w:t>Validiertes Instrument misst Tuberkulose-Gesundheitskompetenz in Indien</w:t>
+        <w:t>Entscheidungsfindung bei hochrisikoprostatakarzinom: Patienten- und Fachperspektiven</w:t>
       </w:r>
     </w:p>
     <w:p>
@@ -378,12 +378,12 @@
           <w:color w:val="666666"/>
           <w:sz w:val="18"/>
         </w:rPr>
-        <w:t>Chauhan A et al.  ·  PLoS One  ·  30.06.2026  ·  PMID 42378212</w:t>
+        <w:t>van der Starre CM et al.  ·  Patient Educ Couns  ·  09.06.2026  ·  PMID 42349072</w:t>
       </w:r>
     </w:p>
     <w:p>
       <w:r>
-        <w:t>Kulturelle Adaptation und Validierung der Health Literacy Instrument for Adults (HELIA) für TB-Patienten (HELIA-TB) in Indien mit 393 Erwachsenen in Behandlung.</w:t>
+        <w:t>Qualitative Studie mit 20 Patienten und 17 Fachpersonen in niederländischen Krankenhäusern zur Untersuchung, wie Informationen zu Behandlungsoptionen (Operation vs. Strahlentherapie) bereitgestellt werden und wie sie Entscheidungen beeinflussen.</w:t>
       </w:r>
     </w:p>
     <w:p>
@@ -394,7 +394,7 @@
         <w:t xml:space="preserve">Ergebnis: </w:t>
       </w:r>
       <w:r>
-        <w:t>Fünf Domänen beibehalten; innere Konsistenz α=0,82-0,89 (gesamt 0,86), Test-Retest-Reliabilität ICC=0,88, Content-Validität S-CVI/Ave=0,92. Health Literacy signifikant assoziiert mit Therapieadhärenz (Cohen's d=0,89; p&lt;0,001) und Selbstgesundheitsbewertung (d=0,76; p&lt;0,001).</w:t>
+        <w:t>Große Unterschiede zwischen Kliniken in der Informationsbereitstellung; Ärzte und Pflegekräfte prägen Entscheidungen stark. Nur 3 von 17 Fachpersonen sahen Strahlentherapie-Onkologen eingebunden. Patienten wünschten sich individualisierte Informationen und mehr Beteiligung von Spezialisten, doch Entscheidungen folgten häufig ärztlichen Empfehlungen statt echtem Shared Decision Making.</w:t>
       </w:r>
     </w:p>
     <w:p>
@@ -409,7 +409,7 @@
         <w:rPr>
           <w:sz w:val="19"/>
         </w:rPr>
-        <w:t>Indien; kulturelle und sprachliche Adaptation nötig</w:t>
+        <w:t>Niederländische Kliniken, vergleichbares Versicherungssystem, relevant für interdisziplinäre Entscheidungsfindung.</w:t>
       </w:r>
     </w:p>
     <w:p>
@@ -418,65 +418,7 @@
           <w:color w:val="5A7D3A"/>
           <w:sz w:val="18"/>
         </w:rPr>
-        <w:t>https://pubmed.ncbi.nlm.nih.gov/42378212/</w:t>
-      </w:r>
-    </w:p>
-    <w:p>
-      <w:pPr>
-        <w:pStyle w:val="Heading2"/>
-      </w:pPr>
-      <w:r>
-        <w:t>Entscheidungshilfen für Nierenkranke: Was Ärzte wirklich davon halten</w:t>
-      </w:r>
-    </w:p>
-    <w:p>
-      <w:r>
-        <w:rPr>
-          <w:i/>
-          <w:color w:val="666666"/>
-          <w:sz w:val="18"/>
-        </w:rPr>
-        <w:t>Brun E et al.  ·  Nephrol Ther  ·  21.07.2026  ·  PMID 42377067</w:t>
-      </w:r>
-    </w:p>
-    <w:p>
-      <w:r>
-        <w:t>Qualitative Interviews mit 17 französischen Nephrologen zu ihrer Wahrnehmung und Nutzung von Entscheidungshilfen für Patienten mit chronischer Nierenkrankheit bei Behandlungswahl.</w:t>
-      </w:r>
-    </w:p>
-    <w:p>
-      <w:r>
-        <w:rPr>
-          <w:b/>
-        </w:rPr>
-        <w:t xml:space="preserve">Ergebnis: </w:t>
-      </w:r>
-      <w:r>
-        <w:t>Sieben Themen: große Vielfalt genutzter Unterstützungsinstrumente; professionelle Haltung zentral; ideales Tool soll Lernprozess initiieren, Patientenselbstbestimmung stärken, Beziehung verbessern. Ambivalenz über Einbeziehung von Angehörigen. Technik sollte Interaktion nicht ersetzen.</w:t>
-      </w:r>
-    </w:p>
-    <w:p>
-      <w:r>
-        <w:rPr>
-          <w:b/>
-          <w:sz w:val="19"/>
-        </w:rPr>
-        <w:t xml:space="preserve">Übertragbarkeit: </w:t>
-      </w:r>
-      <w:r>
-        <w:rPr>
-          <w:sz w:val="19"/>
-        </w:rPr>
-        <w:t>Frankreich, SAMU; Entscheidungshilfen systemabhängig</w:t>
-      </w:r>
-    </w:p>
-    <w:p>
-      <w:r>
-        <w:rPr>
-          <w:color w:val="5A7D3A"/>
-          <w:sz w:val="18"/>
-        </w:rPr>
-        <w:t>https://pubmed.ncbi.nlm.nih.gov/42377067/</w:t>
+        <w:t>https://pubmed.ncbi.nlm.nih.gov/42349072/</w:t>
       </w:r>
     </w:p>
     <w:sectPr>

--- a/download/studien-aktuell.docx
+++ b/download/studien-aktuell.docx
@@ -62,7 +62,7 @@
           <w:color w:val="666666"/>
           <w:sz w:val="18"/>
         </w:rPr>
-        <w:t>Stand: 01.09.2026  |  6 Studien  |  healthliteracy.m-vf.de</w:t>
+        <w:t>Stand: 02.09.2026  |  6 Studien  |  healthliteracy.m-vf.de</w:t>
       </w:r>
     </w:p>
     <w:p>
@@ -70,7 +70,7 @@
         <w:pStyle w:val="Heading1"/>
       </w:pPr>
       <w:r>
-        <w:t>Aufgenommen am 01.09.2026</w:t>
+        <w:t>Aufgenommen am 02.09.2026</w:t>
       </w:r>
     </w:p>
     <w:p>
@@ -78,7 +78,7 @@
         <w:pStyle w:val="Heading2"/>
       </w:pPr>
       <w:r>
-        <w:t>Patienten-Aufklärung zu roboterassistierter Kniearthroplastik reduziert Angst und verbessert Ergebnisse</w:t>
+        <w:t>Kinder in Entscheidungen einbeziehen: Cocreation-Roadmap für schulische Prävention psychischer Gesundheit</w:t>
       </w:r>
     </w:p>
     <w:p>
@@ -88,12 +88,12 @@
           <w:color w:val="666666"/>
           <w:sz w:val="18"/>
         </w:rPr>
-        <w:t>Koraman E et al.  ·  J Robot Surg  ·  20.07.2026  ·  PMID 42474892</w:t>
+        <w:t>Montagni I et al.  ·  Sante Publique  ·  2026  ·  PMID 42674999</w:t>
       </w:r>
     </w:p>
     <w:p>
       <w:r>
-        <w:t>Retrospektive Kohortenstudie mit 106 Patienten zur Wirkung standardisierter Aufklärungsmaterialien zu robotergestützter Knieoperation auf präoperative Angst und postoperative Funktionsergebnisse.</w:t>
+        <w:t>Französische Studie zur Entwicklung schulischer Interventionen für psychische Gesundheit durch Miteinbeziehung von Kindern (9–11 Jahren) bei der Maßnahmengestaltung.</w:t>
       </w:r>
     </w:p>
     <w:p>
@@ -104,7 +104,7 @@
         <w:t xml:space="preserve">Ergebnis: </w:t>
       </w:r>
       <w:r>
-        <w:t>Angst sank signifikant von 12,7 auf 9,7 Punkte (p&lt;0,001). Höhere wahrgenommene Beruhigung korrelierte stark mit stärkerer Angstreduktion (ρ=0,92). Größere Angstreduktion führte zu besseren Oxford-Knee-Scores nach 12 Monaten (+2,00 Punkte, 95%-KI 1,56–2,43), niedrigeren WOMAC-Scores (–3,03, 95%-KI –3,90–(–2,17)) und geringeren Schmerzwerten.</w:t>
+        <w:t>Eine sechswöchige Intervention wurde mit 254 Kindern entwickelt und getestet. Das Cocreation-Verfahren kombinierte wissenschaftliche Expertise mit Perspektiven von Eltern, Lehrern, Kindern und Profis; Kinderinput war wesentlich für altersgerechte Verständlichkeit und relevante Inhalte.</w:t>
       </w:r>
     </w:p>
     <w:p>
@@ -119,7 +119,7 @@
         <w:rPr>
           <w:sz w:val="19"/>
         </w:rPr>
-        <w:t>Türkische Klinikdaten, Sprachgebundenheit gering – Ansatz auf jede Sprache übertragbar.</w:t>
+        <w:t>Frankreich, vergleichbare Schulstrukturen in DACH-Ländern</w:t>
       </w:r>
     </w:p>
     <w:p>
@@ -128,7 +128,7 @@
           <w:color w:val="5A7D3A"/>
           <w:sz w:val="18"/>
         </w:rPr>
-        <w:t>https://pubmed.ncbi.nlm.nih.gov/42474892/</w:t>
+        <w:t>https://pubmed.ncbi.nlm.nih.gov/42674999/</w:t>
       </w:r>
     </w:p>
     <w:p>
@@ -136,7 +136,7 @@
         <w:pStyle w:val="Heading2"/>
       </w:pPr>
       <w:r>
-        <w:t>Hausärzte als Vermittler: Barrieren und Chancen bei Hepatitis-C-Diagnostik und Betreuung</w:t>
+        <w:t>Smartphone-App zur Vorsorgeverfügung: Nutzerfreundlichkeit und Akzeptanz bei Vorsorgeplanung</w:t>
       </w:r>
     </w:p>
     <w:p>
@@ -146,12 +146,12 @@
           <w:color w:val="666666"/>
           <w:sz w:val="18"/>
         </w:rPr>
-        <w:t>Stuart A et al.  ·  PLoS One  ·  10.07.2026  ·  PMID 42430390</w:t>
+        <w:t>Von Segesser A et al.  ·  Swiss Med Wkly  ·  25.08.2026  ·  PMID 42672122</w:t>
       </w:r>
     </w:p>
     <w:p>
       <w:r>
-        <w:t>Qualitative Studie mit 14 Hausarzt-Champions und systemischer Analyse der Faktoren, die Diagnostik und Wiedereingliederung von Hepatitis-C-Patienten behindern oder fördern.</w:t>
+        <w:t>Schweizer Studie zur Nutzerfreundlichkeit einer mobilen App (iDecide) zur Erstellung von Vorsorgeverfügungen, bewertet durch Nutzer mittels Fragebögen zu Bedienbarkeit und Informationsqualität.</w:t>
       </w:r>
     </w:p>
     <w:p>
@@ -162,7 +162,7 @@
         <w:t xml:space="preserve">Ergebnis: </w:t>
       </w:r>
       <w:r>
-        <w:t>System-Barrieren: fehlende Anreize für Ärzte, Zeitdruck, unzureichende Prozesse zur Nachverfolgung verlorener Patienten. Chancen: Zusammenarbeit mit regionalen Netzwerken, Peer-Support unter Hausärzten. Champions berichteten erhöhte Arbeitsbelastung, aber auch höhere Motivation durch Erfolge.</w:t>
+        <w:t>94 App-Nutzer bewerteten die Gesamtqualität mit Mittelwert 4,69 von 5 Sternen (SD 0,57; 95%-KI 4,56–4,81), konsistent über Altersgruppen. Nutzer berichteten, dass die App die Erstellung von Vorsorgeverfügungen attraktiver machte und einfach zu bedienen war.</w:t>
       </w:r>
     </w:p>
     <w:p>
@@ -177,7 +177,7 @@
         <w:rPr>
           <w:sz w:val="19"/>
         </w:rPr>
-        <w:t>Englisches NHS-System, MRCGP-Zertifikat vergleichbar, aber Gatekeeping-Hausarztmodell systemgebunden.</w:t>
+        <w:t>Schweiz, vergleichbares Versicherungssystem, gültige Dokumentationsvorgaben</w:t>
       </w:r>
     </w:p>
     <w:p>
@@ -186,7 +186,7 @@
           <w:color w:val="5A7D3A"/>
           <w:sz w:val="18"/>
         </w:rPr>
-        <w:t>https://pubmed.ncbi.nlm.nih.gov/42430390/</w:t>
+        <w:t>https://pubmed.ncbi.nlm.nih.gov/42672122/</w:t>
       </w:r>
     </w:p>
     <w:p>
@@ -194,7 +194,7 @@
         <w:pStyle w:val="Heading2"/>
       </w:pPr>
       <w:r>
-        <w:t>Apotheker-Schulung zur korrekten Asthma-Inhalator-Entsorgung verdoppelt korrektes Verhalten</w:t>
+        <w:t>Shared Decision Making in Psychiatrie: Lücke zwischen Anspruch und Praxis</w:t>
       </w:r>
     </w:p>
     <w:p>
@@ -204,12 +204,12 @@
           <w:color w:val="666666"/>
           <w:sz w:val="18"/>
         </w:rPr>
-        <w:t>Garin N et al.  ·  Bull World Health Organ  ·  01.07.2026  ·  PMID 42382473</w:t>
+        <w:t>Jivraj K et al.  ·  Health Expect  ·  Okt. 2026  ·  PMID 42671144</w:t>
       </w:r>
     </w:p>
     <w:p>
       <w:r>
-        <w:t>Quasi-experimentale Studie in 40 spanischen Krankenhäusern: Apotheker zeigten Asthmapatienten Infografiken zur Umweltschädigung durch unsachgemäße Inhalator-Entsorgung, Nachkontrolle nach 3 Monaten.</w:t>
+        <w:t>Qualitative Studie mit Patienten (n=10) und Psychiatern (n=8) in UK-Gemeindediensten zu Erfahrungen mit Shared Decision Making bei psychotischen Störungen.</w:t>
       </w:r>
     </w:p>
     <w:p>
@@ -220,7 +220,7 @@
         <w:t xml:space="preserve">Ergebnis: </w:t>
       </w:r>
       <w:r>
-        <w:t>Baseline: 46,6% (234/502) entsorgten Inhalatoren korrekt, trotz 86,7% Umweltbewusstsein. Nach 3-Monats-Intervention: 84,1% (418/497) korrekte Entsorgung – Verbesserung um 37,5 Prozentpunkte (p&lt;0,001). Prädiktoren für Compliance: Haushaltsrecycling, Wissen über Entsorgungsprogramme, niedrigeres Einkommen, Aktivitätsbeschränkungen.</w:t>
+        <w:t>Beide Gruppen bestätigen SDM als wesentlich, berichten aber Diskrepanzen zwischen Ideal und Praxis. Patienten verlangten bessere Informationen, mehr Einbeziehung Dritter, weniger Machtasymmetrie. Ärzte nannten Zeitdruck, Ressourcenengpässe und Stigma als Barrieren. Systemische Druck verhindert oft explizite Therapieerklärungen.</w:t>
       </w:r>
     </w:p>
     <w:p>
@@ -235,7 +235,7 @@
         <w:rPr>
           <w:sz w:val="19"/>
         </w:rPr>
-        <w:t>Spanien, EU-Pharmazie-Standards vergleichbar, Intervention sprachlich und systemgebunden.</w:t>
+        <w:t>Großbritannien, NHS-Strukturen ähnlich Kassenpraxen in Deutschland</w:t>
       </w:r>
     </w:p>
     <w:p>
@@ -244,7 +244,7 @@
           <w:color w:val="5A7D3A"/>
           <w:sz w:val="18"/>
         </w:rPr>
-        <w:t>https://pubmed.ncbi.nlm.nih.gov/42382473/</w:t>
+        <w:t>https://pubmed.ncbi.nlm.nih.gov/42671144/</w:t>
       </w:r>
     </w:p>
     <w:p>
@@ -252,7 +252,7 @@
         <w:pStyle w:val="Heading2"/>
       </w:pPr>
       <w:r>
-        <w:t>Digitale Gesundheitswerkzeuge für Patienten mit Nierenerkrankung: Anforderungen südostasiatischer Bevölkerungsgruppen</w:t>
+        <w:t>Fernunterricht für Stomaversorgung: Akzeptanz und Effektivität aus Patienten- und Fachsicht</w:t>
       </w:r>
     </w:p>
     <w:p>
@@ -262,12 +262,12 @@
           <w:color w:val="666666"/>
           <w:sz w:val="18"/>
         </w:rPr>
-        <w:t>Lightfoot CJ et al.  ·  Health Expect  ·  Aug. 2026  ·  PMID 42365449</w:t>
+        <w:t>Poliani A et al.  ·  Minerva Gastroenterol (Torino)  ·  Sept. 2026  ·  PMID 42670813</w:t>
       </w:r>
     </w:p>
     <w:p>
       <w:r>
-        <w:t>Qualitative Studie mit 10 Personen südostasiatischer Herkunft mit Nierenerkrankungen zu Barrieren und Chancen bei der Nutzung digitaler Gesundheitsinformationen.</w:t>
+        <w:t>Italienische phänomenologische Studie zu Patientenerfahrungen und therapeutischen Wahrnehmungen von Fernunterricht in der Stomapflege (10 Patienten, 8 Stomatherapeuten).</w:t>
       </w:r>
     </w:p>
     <w:p>
@@ -278,7 +278,7 @@
         <w:t xml:space="preserve">Ergebnis: </w:t>
       </w:r>
       <w:r>
-        <w:t>Hauptbarriere: Sprache – Teilnehmer forderten Informationen in ihrer Muttersprache. Chancen: Empfehlungen durch vertraute Personen (Ärzte, Gemeindeleiter) reduzierten Angst. Kulturell angepasste Inhalte sind notwendig für Akzeptanz und Nutzung.</w:t>
+        <w:t>Beide Gruppen bewerteten Fernunterricht nach anfänglicher Skepsis als praktisch und nutzbar. Zentrale Barrieren: Scham, technische Probleme, fehlende körperliche Untersuchung. Positive Faktoren: Autonomiegewinn, Unterstützungserlebnis, logistische Vorteile (weniger Reisezeit, kürzere Wartezeiten).</w:t>
       </w:r>
     </w:p>
     <w:p>
@@ -293,7 +293,7 @@
         <w:rPr>
           <w:sz w:val="19"/>
         </w:rPr>
-        <w:t>UK-Kontext, übertragbar auf mehrsprachige Gruppen in europäischen Gesundheitssystemen.</w:t>
+        <w:t>Italien, vergleichbare stationäre Versorgungsstrukturen in Europa</w:t>
       </w:r>
     </w:p>
     <w:p>
@@ -302,7 +302,7 @@
           <w:color w:val="5A7D3A"/>
           <w:sz w:val="18"/>
         </w:rPr>
-        <w:t>https://pubmed.ncbi.nlm.nih.gov/42365449/</w:t>
+        <w:t>https://pubmed.ncbi.nlm.nih.gov/42670813/</w:t>
       </w:r>
     </w:p>
     <w:p>
@@ -310,7 +310,7 @@
         <w:pStyle w:val="Heading2"/>
       </w:pPr>
       <w:r>
-        <w:t>Schulkrankenpfleger stärken Widerstandskraft gegen Gesundheitsinformation: Qualifizierungsbedarf in Norwegen</w:t>
+        <w:t>Partizipation in Suchtversorgung: Coproduction-Modell mit Patienten-Erfahrungsexperten</w:t>
       </w:r>
     </w:p>
     <w:p>
@@ -320,12 +320,12 @@
           <w:color w:val="666666"/>
           <w:sz w:val="18"/>
         </w:rPr>
-        <w:t>Holst C et al.  ·  Health Promot Int  ·  05.05.2026  ·  PMID 42361227</w:t>
+        <w:t>Best V et al.  ·  Front Public Health  ·  18.06.2026  ·  PMID 42395278</w:t>
       </w:r>
     </w:p>
     <w:p>
       <w:r>
-        <w:t>Qualitative Kontextanalyse mit 4 Interviews, 1 Fokusgruppe und Co-Design-Workshop mit Schulkrankenpflegern zu ihrer Fähigkeit, kritische Health Literacy gegen Desinformation zu unterrichten.</w:t>
+        <w:t>Fallstudie aus Merseyside/Cheshire (UK) zur Etablierung einer Selbsthilfegruppe (ACTIVE) aus Menschen mit Suchterkrankungserfahrung für Design und Evaluation von Alkoholberatungsdiensten.</w:t>
       </w:r>
     </w:p>
     <w:p>
@@ -336,7 +336,7 @@
         <w:t xml:space="preserve">Ergebnis: </w:t>
       </w:r>
       <w:r>
-        <w:t>Schulkrankenpfleger sind motiviert und erkennen Gefährlichkeit von Desinformation an, aber: Wissen zu kritischer Health Literacy ist ungleich verteilt; Unterrichtszeit ist knapp wegen Verpflichtungen. Ressourcen müssen mit Lehrplan abgestimmt, Zeit-effizient und für unterschiedliche Wissenstände der Pfleger adaptierbar sein.</w:t>
+        <w:t>Die Gruppe trug zu Servicedesign und -evaluation bei, stärkte regionale Netzwerke und verbesserte Personalschulung. Teilnehmer berichteten erhöhte Zuversicht, Wertschätzung und Mitverantwortung. Fünf Erfolgsfaktoren identifiziert: sichere Räume, nachhaltige Ressourcen, Flexibilität, Anerkennung von Erfahrungswissen, Professionalisierungssupport.</w:t>
       </w:r>
     </w:p>
     <w:p>
@@ -351,7 +351,7 @@
         <w:rPr>
           <w:sz w:val="19"/>
         </w:rPr>
-        <w:t>Norwegen, skandinavisches System mit Schulkrankenpflege-Rollen, Schulkurrikulum systemgebunden.</w:t>
+        <w:t>Großbritannien, übertragbares Konzept auf deutschsprachige Suchtversorgung</w:t>
       </w:r>
     </w:p>
     <w:p>
@@ -360,7 +360,7 @@
           <w:color w:val="5A7D3A"/>
           <w:sz w:val="18"/>
         </w:rPr>
-        <w:t>https://pubmed.ncbi.nlm.nih.gov/42361227/</w:t>
+        <w:t>https://pubmed.ncbi.nlm.nih.gov/42395278/</w:t>
       </w:r>
     </w:p>
     <w:p>
@@ -368,7 +368,7 @@
         <w:pStyle w:val="Heading2"/>
       </w:pPr>
       <w:r>
-        <w:t>Entscheidungsfindung bei hochrisikoprostatakarzinom: Patienten- und Fachperspektiven</w:t>
+        <w:t>Patientenziele beim Behandlungsgespräch: Gesprächsanalyse bei Kopf-Hals-Tumoren</w:t>
       </w:r>
     </w:p>
     <w:p>
@@ -378,12 +378,12 @@
           <w:color w:val="666666"/>
           <w:sz w:val="18"/>
         </w:rPr>
-        <w:t>van der Starre CM et al.  ·  Patient Educ Couns  ·  09.06.2026  ·  PMID 42349072</w:t>
+        <w:t>Timmer AL et al.  ·  Patient Educ Couns  ·  20.06.2026  ·  PMID 42341629</w:t>
       </w:r>
     </w:p>
     <w:p>
       <w:r>
-        <w:t>Qualitative Studie mit 20 Patienten und 17 Fachpersonen in niederländischen Krankenhäusern zur Untersuchung, wie Informationen zu Behandlungsoptionen (Operation vs. Strahlentherapie) bereitgestellt werden und wie sie Entscheidungen beeinflussen.</w:t>
+        <w:t>Niederländische Inhaltsanalyse von 66 Arztkonsultationen zu Therapieentscheidungen: Analyse, welche Patientenziele erörtert und wie Ärzte auf diese reagieren.</w:t>
       </w:r>
     </w:p>
     <w:p>
@@ -394,7 +394,7 @@
         <w:t xml:space="preserve">Ergebnis: </w:t>
       </w:r>
       <w:r>
-        <w:t>Große Unterschiede zwischen Kliniken in der Informationsbereitstellung; Ärzte und Pflegekräfte prägen Entscheidungen stark. Nur 3 von 17 Fachpersonen sahen Strahlentherapie-Onkologen eingebunden. Patienten wünschten sich individualisierte Informationen und mehr Beteiligung von Spezialisten, doch Entscheidungen folgten häufig ärztlichen Empfehlungen statt echtem Shared Decision Making.</w:t>
+        <w:t>In 11 von 66 Konsultationen wurden keine Patientenziele genannt. In 55 Konsultationen teilweise formuliert, meist implizit, oft spontan von Patienten/Angehörigen. Nur eine Konsultation: Arzt erkundigte sich nach Zielen. Chirurgen antworteten überwiegend mit medizinisch-technischen Erklärungen; individuelle Werte und Sorgen der Patienten wurden selten exploriert.</w:t>
       </w:r>
     </w:p>
     <w:p>
@@ -409,7 +409,7 @@
         <w:rPr>
           <w:sz w:val="19"/>
         </w:rPr>
-        <w:t>Niederländische Kliniken, vergleichbares Versicherungssystem, relevant für interdisziplinäre Entscheidungsfindung.</w:t>
+        <w:t>Niederlande, vergleichbare Spezialistenvergütung und Dokumentation</w:t>
       </w:r>
     </w:p>
     <w:p>
@@ -418,7 +418,7 @@
           <w:color w:val="5A7D3A"/>
           <w:sz w:val="18"/>
         </w:rPr>
-        <w:t>https://pubmed.ncbi.nlm.nih.gov/42349072/</w:t>
+        <w:t>https://pubmed.ncbi.nlm.nih.gov/42341629/</w:t>
       </w:r>
     </w:p>
     <w:sectPr>

--- a/download/studien-aktuell.docx
+++ b/download/studien-aktuell.docx
@@ -62,7 +62,7 @@
           <w:color w:val="666666"/>
           <w:sz w:val="18"/>
         </w:rPr>
-        <w:t>Stand: 02.09.2026  |  6 Studien  |  healthliteracy.m-vf.de</w:t>
+        <w:t>Stand: 03.09.2026  |  6 Studien  |  healthliteracy.m-vf.de</w:t>
       </w:r>
     </w:p>
     <w:p>
@@ -70,7 +70,7 @@
         <w:pStyle w:val="Heading1"/>
       </w:pPr>
       <w:r>
-        <w:t>Aufgenommen am 02.09.2026</w:t>
+        <w:t>Aufgenommen am 03.09.2026</w:t>
       </w:r>
     </w:p>
     <w:p>
@@ -78,7 +78,7 @@
         <w:pStyle w:val="Heading2"/>
       </w:pPr>
       <w:r>
-        <w:t>Kinder in Entscheidungen einbeziehen: Cocreation-Roadmap für schulische Prävention psychischer Gesundheit</w:t>
+        <w:t>Webbasierte eHealth-Plattform verbessert Verständnis von Umweltgiften</w:t>
       </w:r>
     </w:p>
     <w:p>
@@ -88,12 +88,12 @@
           <w:color w:val="666666"/>
           <w:sz w:val="18"/>
         </w:rPr>
-        <w:t>Montagni I et al.  ·  Sante Publique  ·  2026  ·  PMID 42674999</w:t>
+        <w:t>Shih YL et al.  ·  J Med Internet Res  ·  01.09.2026  ·  PMID 42680485</w:t>
       </w:r>
     </w:p>
     <w:p>
       <w:r>
-        <w:t>Französische Studie zur Entwicklung schulischer Interventionen für psychische Gesundheit durch Miteinbeziehung von Kindern (9–11 Jahren) bei der Maßnahmengestaltung.</w:t>
+        <w:t>Eine doppelblinde randomisierte kontrollierte Studie (n=114 Frauen) testete, ob ein eHealth-Lernprogramm (Phthalates Free) über 6 Monate die Gesundheitskompetenz zu Phthalat-Exposition besser schult als Papierbroschüren.</w:t>
       </w:r>
     </w:p>
     <w:p>
@@ -104,7 +104,7 @@
         <w:t xml:space="preserve">Ergebnis: </w:t>
       </w:r>
       <w:r>
-        <w:t>Eine sechswöchige Intervention wurde mit 254 Kindern entwickelt und getestet. Das Cocreation-Verfahren kombinierte wissenschaftliche Expertise mit Perspektiven von Eltern, Lehrern, Kindern und Profis; Kinderinput war wesentlich für altersgerechte Verständlichkeit und relevante Inhalte.</w:t>
+        <w:t>Die Interventionsgruppe zeigte signifikant stärkere Steigerung der Gesamtkompetenz um 9,93 Punkte (Wald χ² = 17,74; p &lt; 0,001). Subdomänen (Gesundheitsversorgung, Prävention, Gesundheitsförderung) verbesserten sich ebenfalls signifikant (alle p = 0,001). High-Engagement-Nutzer erreichten bessere Ergebnisse; Usability war hoch (SUS 84,7).</w:t>
       </w:r>
     </w:p>
     <w:p>
@@ -119,7 +119,7 @@
         <w:rPr>
           <w:sz w:val="19"/>
         </w:rPr>
-        <w:t>Frankreich, vergleichbare Schulstrukturen in DACH-Ländern</w:t>
+        <w:t>Taiwan, aber Plattform-Ansatz ist sprachunabhängig und auf andere Umweltrisiken übertragbar.</w:t>
       </w:r>
     </w:p>
     <w:p>
@@ -128,7 +128,7 @@
           <w:color w:val="5A7D3A"/>
           <w:sz w:val="18"/>
         </w:rPr>
-        <w:t>https://pubmed.ncbi.nlm.nih.gov/42674999/</w:t>
+        <w:t>https://pubmed.ncbi.nlm.nih.gov/42680485/</w:t>
       </w:r>
     </w:p>
     <w:p>
@@ -136,7 +136,7 @@
         <w:pStyle w:val="Heading2"/>
       </w:pPr>
       <w:r>
-        <w:t>Smartphone-App zur Vorsorgeverfügung: Nutzerfreundlichkeit und Akzeptanz bei Vorsorgeplanung</w:t>
+        <w:t>Lokales Gesundheitscurriculum verbessert Health Literacy an Schulen</w:t>
       </w:r>
     </w:p>
     <w:p>
@@ -146,12 +146,12 @@
           <w:color w:val="666666"/>
           <w:sz w:val="18"/>
         </w:rPr>
-        <w:t>Von Segesser A et al.  ·  Swiss Med Wkly  ·  25.08.2026  ·  PMID 42672122</w:t>
+        <w:t>Cao L et al.  ·  Front Public Health  ·  17.08.2026  ·  PMID 42676662</w:t>
       </w:r>
     </w:p>
     <w:p>
       <w:r>
-        <w:t>Schweizer Studie zur Nutzerfreundlichkeit einer mobilen App (iDecide) zur Erstellung von Vorsorgeverfügungen, bewertet durch Nutzer mittels Fragebögen zu Bedienbarkeit und Informationsqualität.</w:t>
+        <w:t>Eine Cluster-randomisierte Studie mit 180 Schülern in Qinghai (China) testete ein an lokale Kultur und Umweltgegebenheiten angepasstes Gesundheitsbildungscurriculum.</w:t>
       </w:r>
     </w:p>
     <w:p>
@@ -162,7 +162,7 @@
         <w:t xml:space="preserve">Ergebnis: </w:t>
       </w:r>
       <w:r>
-        <w:t>94 App-Nutzer bewerteten die Gesamtqualität mit Mittelwert 4,69 von 5 Sternen (SD 0,57; 95%-KI 4,56–4,81), konsistent über Altersgruppen. Nutzer berichteten, dass die App die Erstellung von Vorsorgeverfügungen attraktiver machte und einfach zu bedienen war.</w:t>
+        <w:t>Die angepasste Curriculum-Gruppe zeigte signifikant höhere Health-Literacy-Werte als Kontrollgruppe: adjustierter mittlerer Unterschied 0,259 (95%-KI 0,243–0,275, p &lt; 0,001, Effektgröße η² = 0,855). Verbesserungen traten in allen sieben Dimensionen auf, unabhängig von ethnischer Herkunft oder Schultyp.</w:t>
       </w:r>
     </w:p>
     <w:p>
@@ -177,7 +177,7 @@
         <w:rPr>
           <w:sz w:val="19"/>
         </w:rPr>
-        <w:t>Schweiz, vergleichbares Versicherungssystem, gültige Dokumentationsvorgaben</w:t>
+        <w:t>China, Schulkontext; Lokalisierung und kulturelle Passung sind zentrale Erfolgsfaktoren.</w:t>
       </w:r>
     </w:p>
     <w:p>
@@ -186,7 +186,7 @@
           <w:color w:val="5A7D3A"/>
           <w:sz w:val="18"/>
         </w:rPr>
-        <w:t>https://pubmed.ncbi.nlm.nih.gov/42672122/</w:t>
+        <w:t>https://pubmed.ncbi.nlm.nih.gov/42676662/</w:t>
       </w:r>
     </w:p>
     <w:p>
@@ -194,7 +194,7 @@
         <w:pStyle w:val="Heading2"/>
       </w:pPr>
       <w:r>
-        <w:t>Shared Decision Making in Psychiatrie: Lücke zwischen Anspruch und Praxis</w:t>
+        <w:t>Territoriale Suchtprävention mit Patienten als Co-Designer und Co-Produzenten</w:t>
       </w:r>
     </w:p>
     <w:p>
@@ -204,12 +204,12 @@
           <w:color w:val="666666"/>
           <w:sz w:val="18"/>
         </w:rPr>
-        <w:t>Jivraj K et al.  ·  Health Expect  ·  Okt. 2026  ·  PMID 42671144</w:t>
+        <w:t>Berkesse A et al.  ·  Sante Publique  ·  2026  ·  PMID 42674990</w:t>
       </w:r>
     </w:p>
     <w:p>
       <w:r>
-        <w:t>Qualitative Studie mit Patienten (n=10) und Psychiatern (n=8) in UK-Gemeindediensten zu Erfahrungen mit Shared Decision Making bei psychotischen Störungen.</w:t>
+        <w:t>Eine pragmatische, iterative Fallstudie mit qualitativen Interviews nach Begleitungssitzungen dokumentierte die Entwicklung und Pilotierung einer territorialen Unterstützungseinheit für Suchtgenesung in Partnerschaft mit betroffenen Patienten.</w:t>
       </w:r>
     </w:p>
     <w:p>
@@ -220,7 +220,7 @@
         <w:t xml:space="preserve">Ergebnis: </w:t>
       </w:r>
       <w:r>
-        <w:t>Beide Gruppen bestätigen SDM als wesentlich, berichten aber Diskrepanzen zwischen Ideal und Praxis. Patienten verlangten bessere Informationen, mehr Einbeziehung Dritter, weniger Machtasymmetrie. Ärzte nannten Zeitdruck, Ressourcenengpässe und Stigma als Barrieren. Systemische Druck verhindert oft explizite Therapieerklärungen.</w:t>
+        <w:t>Das Projekt identifizierte fünf Erfolgsfaktoren für Partizipationsvorhaben: klare Patientenidentifikationskriterien, explizite strategische Hypothesen, Socratisches Dialogtraining zur Wissensvermittlung, Co-Authoring und regionale Verankerung. Patient-Partner mobilisierten Erfahrungswissen, transformierten Professionellenpraxis und erweiterten ihre Professionalisierungspfade.</w:t>
       </w:r>
     </w:p>
     <w:p>
@@ -235,7 +235,7 @@
         <w:rPr>
           <w:sz w:val="19"/>
         </w:rPr>
-        <w:t>Großbritannien, NHS-Strukturen ähnlich Kassenpraxen in Deutschland</w:t>
+        <w:t>Frankreich, lokale öffentliche Gesundheit; Modell ist auf andere Gesundheitsherausforderungen übertragbar.</w:t>
       </w:r>
     </w:p>
     <w:p>
@@ -244,7 +244,7 @@
           <w:color w:val="5A7D3A"/>
           <w:sz w:val="18"/>
         </w:rPr>
-        <w:t>https://pubmed.ncbi.nlm.nih.gov/42671144/</w:t>
+        <w:t>https://pubmed.ncbi.nlm.nih.gov/42674990/</w:t>
       </w:r>
     </w:p>
     <w:p>
@@ -252,7 +252,7 @@
         <w:pStyle w:val="Heading2"/>
       </w:pPr>
       <w:r>
-        <w:t>Fernunterricht für Stomaversorgung: Akzeptanz und Effektivität aus Patienten- und Fachsicht</w:t>
+        <w:t>Patientenbeteiligung im Versorgungssystem: Sichtweisen von Gesundheitsberufen</w:t>
       </w:r>
     </w:p>
     <w:p>
@@ -262,12 +262,12 @@
           <w:color w:val="666666"/>
           <w:sz w:val="18"/>
         </w:rPr>
-        <w:t>Poliani A et al.  ·  Minerva Gastroenterol (Torino)  ·  Sept. 2026  ·  PMID 42670813</w:t>
+        <w:t>Duncan TS et al.  ·  BMC Health Serv Res  ·  27.06.2026  ·  PMID 42365310</w:t>
       </w:r>
     </w:p>
     <w:p>
       <w:r>
-        <w:t>Italienische phänomenologische Studie zu Patientenerfahrungen und therapeutischen Wahrnehmungen von Fernunterricht in der Stomapflege (10 Patienten, 8 Stomatherapeuten).</w:t>
+        <w:t>Eine qualitative Analyse von 247 offenen Antworten aus einer schwedischen Befragung von Gesundheitsberufen untersuchte ihre Wahrnehmungen von Patientenpartizipation auf individueller und organisationaler Ebene.</w:t>
       </w:r>
     </w:p>
     <w:p>
@@ -278,7 +278,7 @@
         <w:t xml:space="preserve">Ergebnis: </w:t>
       </w:r>
       <w:r>
-        <w:t>Beide Gruppen bewerteten Fernunterricht nach anfänglicher Skepsis als praktisch und nutzbar. Zentrale Barrieren: Scham, technische Probleme, fehlende körperliche Untersuchung. Positive Faktoren: Autonomiegewinn, Unterstützungserlebnis, logistische Vorteile (weniger Reisezeit, kürzere Wartezeiten).</w:t>
+        <w:t>Gesundheitsberufe befürworteten Beteiligung, benannten aber Systembarrieren: unvollständige Informiertheit von Patienten, Zeitmangel, Ressourcenmangel und fehlende Managementunterstützung. Digitale Tools galten als Ermöglicher, Nutzbarkeit blieb problematisch. Strukturierte Foren und Training wurden als notwendig erachtet.</w:t>
       </w:r>
     </w:p>
     <w:p>
@@ -293,7 +293,7 @@
         <w:rPr>
           <w:sz w:val="19"/>
         </w:rPr>
-        <w:t>Italien, vergleichbare stationäre Versorgungsstrukturen in Europa</w:t>
+        <w:t>Schweden, ähnliches öffentliches Gesundheitssystem wie Deutschland.</w:t>
       </w:r>
     </w:p>
     <w:p>
@@ -302,7 +302,7 @@
           <w:color w:val="5A7D3A"/>
           <w:sz w:val="18"/>
         </w:rPr>
-        <w:t>https://pubmed.ncbi.nlm.nih.gov/42670813/</w:t>
+        <w:t>https://pubmed.ncbi.nlm.nih.gov/42365310/</w:t>
       </w:r>
     </w:p>
     <w:p>
@@ -310,7 +310,7 @@
         <w:pStyle w:val="Heading2"/>
       </w:pPr>
       <w:r>
-        <w:t>Partizipation in Suchtversorgung: Coproduction-Modell mit Patienten-Erfahrungsexperten</w:t>
+        <w:t>Gesundheits-Coaching stärkt Selbstverantwortung von Patienten mit Herzinsuffizienz</w:t>
       </w:r>
     </w:p>
     <w:p>
@@ -320,12 +320,12 @@
           <w:color w:val="666666"/>
           <w:sz w:val="18"/>
         </w:rPr>
-        <w:t>Best V et al.  ·  Front Public Health  ·  18.06.2026  ·  PMID 42395278</w:t>
+        <w:t>Paloma-Mora B et al.  ·  Am J Nurs  ·  01.07.2026  ·  PMID 42343185</w:t>
       </w:r>
     </w:p>
     <w:p>
       <w:r>
-        <w:t>Fallstudie aus Merseyside/Cheshire (UK) zur Etablierung einer Selbsthilfegruppe (ACTIVE) aus Menschen mit Suchterkrankungserfahrung für Design und Evaluation von Alkoholberatungsdiensten.</w:t>
+        <w:t>Eine quasi-experimentelle Studie untersuchte, ob ein Pflegendenzentriertes Coaching-Programm die Patientenempowerment-Dimensionen (positive Haltung, informierte Entscheidungsfindung, Wissenstaustausch) bei hospitalisierten Herzinsuffizienz-Patienten verbessert.</w:t>
       </w:r>
     </w:p>
     <w:p>
@@ -336,7 +336,7 @@
         <w:t xml:space="preserve">Ergebnis: </w:t>
       </w:r>
       <w:r>
-        <w:t>Die Gruppe trug zu Servicedesign und -evaluation bei, stärkte regionale Netzwerke und verbesserte Personalschulung. Teilnehmer berichteten erhöhte Zuversicht, Wertschätzung und Mitverantwortung. Fünf Erfolgsfaktoren identifiziert: sichere Räume, nachhaltige Ressourcen, Flexibilität, Anerkennung von Erfahrungswissen, Professionalisierungssupport.</w:t>
+        <w:t>Die Positivität-Kontrolldimension verbesserte sich signifikant um 0,58 Punkte (p &lt; 0,05). Im Item zur Informiertheit zeigte sich ebenfalls ein signifikanter Unterschied. Coaching erwies sich als wirksam für Empowerment in klinischen Settings, wenn trainierte Pflegende und unterstützendes Umfeld vorhanden sind.</w:t>
       </w:r>
     </w:p>
     <w:p>
@@ -351,7 +351,7 @@
         <w:rPr>
           <w:sz w:val="19"/>
         </w:rPr>
-        <w:t>Großbritannien, übertragbares Konzept auf deutschsprachige Suchtversorgung</w:t>
+        <w:t>Spanien, Uniersitätskrankenhaus; Empowerment-Messinstrument ist sprachunabhängig.</w:t>
       </w:r>
     </w:p>
     <w:p>
@@ -360,7 +360,7 @@
           <w:color w:val="5A7D3A"/>
           <w:sz w:val="18"/>
         </w:rPr>
-        <w:t>https://pubmed.ncbi.nlm.nih.gov/42395278/</w:t>
+        <w:t>https://pubmed.ncbi.nlm.nih.gov/42343185/</w:t>
       </w:r>
     </w:p>
     <w:p>
@@ -368,7 +368,7 @@
         <w:pStyle w:val="Heading2"/>
       </w:pPr>
       <w:r>
-        <w:t>Patientenziele beim Behandlungsgespräch: Gesprächsanalyse bei Kopf-Hals-Tumoren</w:t>
+        <w:t>Patientenbeteiligung in Forschung: Barrieren und Unterstützungsbedarfe von Forschenden</w:t>
       </w:r>
     </w:p>
     <w:p>
@@ -378,12 +378,12 @@
           <w:color w:val="666666"/>
           <w:sz w:val="18"/>
         </w:rPr>
-        <w:t>Timmer AL et al.  ·  Patient Educ Couns  ·  20.06.2026  ·  PMID 42341629</w:t>
+        <w:t>Daube D et al.  ·  Z Evid Fortbild Qual Gesundhwes  ·  24.06.2026  ·  PMID 42336730</w:t>
       </w:r>
     </w:p>
     <w:p>
       <w:r>
-        <w:t>Niederländische Inhaltsanalyse von 66 Arztkonsultationen zu Therapieentscheidungen: Analyse, welche Patientenziele erörtert und wie Ärzte auf diese reagieren.</w:t>
+        <w:t>Eine qualitative Interviewstudie mit 10 klinischen Forschenden und Koordinatoren an der Universitätsklinik Jena untersuchte deren Perspektiven, Barrieren und Unterstützungsbedarfe für aktive Patientenbeteiligung in Studien.</w:t>
       </w:r>
     </w:p>
     <w:p>
@@ -394,7 +394,7 @@
         <w:t xml:space="preserve">Ergebnis: </w:t>
       </w:r>
       <w:r>
-        <w:t>In 11 von 66 Konsultationen wurden keine Patientenziele genannt. In 55 Konsultationen teilweise formuliert, meist implizit, oft spontan von Patienten/Angehörigen. Nur eine Konsultation: Arzt erkundigte sich nach Zielen. Chirurgen antworteten überwiegend mit medizinisch-technischen Erklärungen; individuelle Werte und Sorgen der Patienten wurden selten exploriert.</w:t>
+        <w:t>Unterstützungsbedarfe wurden benannt in: Wissen, Kommunikation, Koordination, Strukturbedingungen. Barrieren: späte Patientenintegration, begrenzte Ressourcen, Risiko von bloß symbolischer Partizipation. Forschende forderten praxisorientierte Beratung, kompakte Schulungen, zentrale Rekrutierungsplattformen und bessere Vorgaben durch Förderorganisationen.</w:t>
       </w:r>
     </w:p>
     <w:p>
@@ -409,7 +409,7 @@
         <w:rPr>
           <w:sz w:val="19"/>
         </w:rPr>
-        <w:t>Niederlande, vergleichbare Spezialistenvergütung und Dokumentation</w:t>
+        <w:t>Deutschland, Universitätsklinik; direkt auf deutsches Forschungssystem anwendbar.</w:t>
       </w:r>
     </w:p>
     <w:p>
@@ -418,7 +418,7 @@
           <w:color w:val="5A7D3A"/>
           <w:sz w:val="18"/>
         </w:rPr>
-        <w:t>https://pubmed.ncbi.nlm.nih.gov/42341629/</w:t>
+        <w:t>https://pubmed.ncbi.nlm.nih.gov/42336730/</w:t>
       </w:r>
     </w:p>
     <w:sectPr>

--- a/download/studien-aktuell.docx
+++ b/download/studien-aktuell.docx
@@ -62,7 +62,7 @@
           <w:color w:val="666666"/>
           <w:sz w:val="18"/>
         </w:rPr>
-        <w:t>Stand: 03.09.2026  |  6 Studien  |  healthliteracy.m-vf.de</w:t>
+        <w:t>Stand: 04.09.2026  |  7 Studien  |  healthliteracy.m-vf.de</w:t>
       </w:r>
     </w:p>
     <w:p>
@@ -70,7 +70,7 @@
         <w:pStyle w:val="Heading1"/>
       </w:pPr>
       <w:r>
-        <w:t>Aufgenommen am 03.09.2026</w:t>
+        <w:t>Aufgenommen am 04.09.2026</w:t>
       </w:r>
     </w:p>
     <w:p>
@@ -78,7 +78,7 @@
         <w:pStyle w:val="Heading2"/>
       </w:pPr>
       <w:r>
-        <w:t>Webbasierte eHealth-Plattform verbessert Verständnis von Umweltgiften</w:t>
+        <w:t>Bildunterstützung bei Dreijährigen verbessert Beteiligung in Kinder-Gesundheitsuntersuchungen</w:t>
       </w:r>
     </w:p>
     <w:p>
@@ -88,12 +88,12 @@
           <w:color w:val="666666"/>
           <w:sz w:val="18"/>
         </w:rPr>
-        <w:t>Shih YL et al.  ·  J Med Internet Res  ·  01.09.2026  ·  PMID 42680485</w:t>
+        <w:t>Golsäter M et al.  ·  Scand J Prim Health Care  ·  03.09.2026  ·  PMID 42691317</w:t>
       </w:r>
     </w:p>
     <w:p>
       <w:r>
-        <w:t>Eine doppelblinde randomisierte kontrollierte Studie (n=114 Frauen) testete, ob ein eHealth-Lernprogramm (Phthalates Free) über 6 Monate die Gesundheitskompetenz zu Phthalat-Exposition besser schult als Papierbroschüren.</w:t>
+        <w:t>Qualitative Studie mit 20 Hausärzten in Schweden zur Erfahrung mit Bildmaterial als Werkzeug, um Dreijährige an Gesundheitsuntersuchungen zu beteiligen und ihre Perspektiven zu erfassen.</w:t>
       </w:r>
     </w:p>
     <w:p>
@@ -104,7 +104,7 @@
         <w:t xml:space="preserve">Ergebnis: </w:t>
       </w:r>
       <w:r>
-        <w:t>Die Interventionsgruppe zeigte signifikant stärkere Steigerung der Gesamtkompetenz um 9,93 Punkte (Wald χ² = 17,74; p &lt; 0,001). Subdomänen (Gesundheitsversorgung, Prävention, Gesundheitsförderung) verbesserten sich ebenfalls signifikant (alle p = 0,001). High-Engagement-Nutzer erreichten bessere Ergebnisse; Usability war hoch (SUS 84,7).</w:t>
+        <w:t>Hausärzte berichten, dass Bildunterstützung ihnen hilft, Kinder zuzuhören, Beziehungen aufzubauen und faire Gesundheitsbewertungen durchzuführen – auch in komplexen Situationen. Das Vorgehen fördert Partizipation gemäß UN-Konvention Kinderrechte Artikel 12.</w:t>
       </w:r>
     </w:p>
     <w:p>
@@ -119,7 +119,7 @@
         <w:rPr>
           <w:sz w:val="19"/>
         </w:rPr>
-        <w:t>Taiwan, aber Plattform-Ansatz ist sprachunabhängig und auf andere Umweltrisiken übertragbar.</w:t>
+        <w:t>Skandinavien, ähnliche Primärcare-Strukturen; Übertragbarkeit auf deutsches Kinderschutzsystem gut.</w:t>
       </w:r>
     </w:p>
     <w:p>
@@ -128,7 +128,7 @@
           <w:color w:val="5A7D3A"/>
           <w:sz w:val="18"/>
         </w:rPr>
-        <w:t>https://pubmed.ncbi.nlm.nih.gov/42680485/</w:t>
+        <w:t>https://pubmed.ncbi.nlm.nih.gov/42691317/</w:t>
       </w:r>
     </w:p>
     <w:p>
@@ -136,7 +136,7 @@
         <w:pStyle w:val="Heading2"/>
       </w:pPr>
       <w:r>
-        <w:t>Lokales Gesundheitscurriculum verbessert Health Literacy an Schulen</w:t>
+        <w:t>Pflege-Schulung zu COVID-19 stärkt Bewusstsein und Prävention bei älteren Menschen in Bangkok</w:t>
       </w:r>
     </w:p>
     <w:p>
@@ -146,12 +146,12 @@
           <w:color w:val="666666"/>
           <w:sz w:val="18"/>
         </w:rPr>
-        <w:t>Cao L et al.  ·  Front Public Health  ·  17.08.2026  ·  PMID 42676662</w:t>
+        <w:t>Tupanich W et al.  ·  J Korean Acad Nurs  ·  28.07.2026  ·  PMID 42687651</w:t>
       </w:r>
     </w:p>
     <w:p>
       <w:r>
-        <w:t>Eine Cluster-randomisierte Studie mit 180 Schülern in Qinghai (China) testete ein an lokale Kultur und Umweltgegebenheiten angepasstes Gesundheitsbildungscurriculum.</w:t>
+        <w:t>Quasi-experimentelle Studie mit 76 älteren Erwachsenen in Bangkok zu Wirkung eines Health-Literacy-Programms (Pengjuntr V-shape Modell, 6 Domänen) auf COVID-19-Bewusstsein und Präventionsverhalten über 12 Wochen.</w:t>
       </w:r>
     </w:p>
     <w:p>
@@ -162,7 +162,7 @@
         <w:t xml:space="preserve">Ergebnis: </w:t>
       </w:r>
       <w:r>
-        <w:t>Die angepasste Curriculum-Gruppe zeigte signifikant höhere Health-Literacy-Werte als Kontrollgruppe: adjustierter mittlerer Unterschied 0,259 (95%-KI 0,243–0,275, p &lt; 0,001, Effektgröße η² = 0,855). Verbesserungen traten in allen sieben Dimensionen auf, unabhängig von ethnischer Herkunft oder Schultyp.</w:t>
+        <w:t>Interventionsgruppe zeigte signifikant höhere COVID-19-Awareness und Präventionsverhalten als Kontrolle (p&lt;0,001) nach 4 und 12 Wochen. Effekte blieben stabil. Pflege-gestützte, gemeindebasierte Schulung mit Verhaltensunterstützung (Gruppen, LINE, Aktivitäten, Hausbesuche) wirksam.</w:t>
       </w:r>
     </w:p>
     <w:p>
@@ -177,7 +177,7 @@
         <w:rPr>
           <w:sz w:val="19"/>
         </w:rPr>
-        <w:t>China, Schulkontext; Lokalisierung und kulturelle Passung sind zentrale Erfolgsfaktoren.</w:t>
+        <w:t>Thailand; Befund zu grundschul-basiertem, mehrmodalem HL-Programm bei Älteren übertragbar, aber an deutsches Sprachennetz angepasst.</w:t>
       </w:r>
     </w:p>
     <w:p>
@@ -186,7 +186,7 @@
           <w:color w:val="5A7D3A"/>
           <w:sz w:val="18"/>
         </w:rPr>
-        <w:t>https://pubmed.ncbi.nlm.nih.gov/42676662/</w:t>
+        <w:t>https://pubmed.ncbi.nlm.nih.gov/42687651/</w:t>
       </w:r>
     </w:p>
     <w:p>
@@ -194,7 +194,7 @@
         <w:pStyle w:val="Heading2"/>
       </w:pPr>
       <w:r>
-        <w:t>Territoriale Suchtprävention mit Patienten als Co-Designer und Co-Produzenten</w:t>
+        <w:t>Beteiligung von Pflegepatienten in Inspektionsberichten nimmt zu, bleibt aber gering</w:t>
       </w:r>
     </w:p>
     <w:p>
@@ -204,12 +204,12 @@
           <w:color w:val="666666"/>
           <w:sz w:val="18"/>
         </w:rPr>
-        <w:t>Berkesse A et al.  ·  Sante Publique  ·  2026  ·  PMID 42674990</w:t>
+        <w:t>Palimetaki F et al.  ·  BMJ Open Qual  ·  02.09.2026  ·  PMID 42686381</w:t>
       </w:r>
     </w:p>
     <w:p>
       <w:r>
-        <w:t>Eine pragmatische, iterative Fallstudie mit qualitativen Interviews nach Begleitungssitzungen dokumentierte die Entwicklung und Pilotierung einer territorialen Unterstützungseinheit für Suchtgenesung in Partnerschaft mit betroffenen Patienten.</w:t>
+        <w:t>Explorative Studie über 273 niederländische Inspektionsberichte zu Pflegeheimen 2020–2023, wie häufig Patienten und Angehörige als Informationsquellen in Qualitätsbewertungen zitiert werden.</w:t>
       </w:r>
     </w:p>
     <w:p>
@@ -220,7 +220,7 @@
         <w:t xml:space="preserve">Ergebnis: </w:t>
       </w:r>
       <w:r>
-        <w:t>Das Projekt identifizierte fünf Erfolgsfaktoren für Partizipationsvorhaben: klare Patientenidentifikationskriterien, explizite strategische Hypothesen, Socratisches Dialogtraining zur Wissensvermittlung, Co-Authoring und regionale Verankerung. Patient-Partner mobilisierten Erfahrungswissen, transformierten Professionellenpraxis und erweiterten ihre Professionalisierungspfade.</w:t>
+        <w:t>Signifikanter Anstieg von Patientenzitaten bei 3 von 16 Bewertungskriterien, besonders zu person-zentrierter Versorgung. Trotz Zunahme bleibt Platz für systematischere Einbeziehung von Patientenerfahrungen bei Qualitätsbewertungen.</w:t>
       </w:r>
     </w:p>
     <w:p>
@@ -235,7 +235,7 @@
         <w:rPr>
           <w:sz w:val="19"/>
         </w:rPr>
-        <w:t>Frankreich, lokale öffentliche Gesundheit; Modell ist auf andere Gesundheitsherausforderungen übertragbar.</w:t>
+        <w:t>Niederlande, vergleichbare Inspektionsstrukturen und Versorgungssysteme mit Deutschland.</w:t>
       </w:r>
     </w:p>
     <w:p>
@@ -244,7 +244,7 @@
           <w:color w:val="5A7D3A"/>
           <w:sz w:val="18"/>
         </w:rPr>
-        <w:t>https://pubmed.ncbi.nlm.nih.gov/42674990/</w:t>
+        <w:t>https://pubmed.ncbi.nlm.nih.gov/42686381/</w:t>
       </w:r>
     </w:p>
     <w:p>
@@ -252,7 +252,7 @@
         <w:pStyle w:val="Heading2"/>
       </w:pPr>
       <w:r>
-        <w:t>Patientenbeteiligung im Versorgungssystem: Sichtweisen von Gesundheitsberufen</w:t>
+        <w:t>Vertrauen in Gesundheitsinformation: schwarze und südasiatische Gemeinschaften in Großbritannien</w:t>
       </w:r>
     </w:p>
     <w:p>
@@ -262,12 +262,12 @@
           <w:color w:val="666666"/>
           <w:sz w:val="18"/>
         </w:rPr>
-        <w:t>Duncan TS et al.  ·  BMC Health Serv Res  ·  27.06.2026  ·  PMID 42365310</w:t>
+        <w:t>Vandrevala T et al.  ·  PLoS One  ·  02.09.2026  ·  PMID 42685027</w:t>
       </w:r>
     </w:p>
     <w:p>
       <w:r>
-        <w:t>Eine qualitative Analyse von 247 offenen Antworten aus einer schwedischen Befragung von Gesundheitsberufen untersuchte ihre Wahrnehmungen von Patientenpartizipation auf individueller und organisationaler Ebene.</w:t>
+        <w:t>Qualitative Studie mit 68 Personen (42 Südasien, 26 schwarz) mittels Interviews und Beobachtungen zur Beurteilung von Glaubwürdigkeit und zu kulturellen Einflüssen auf Gesundheitsinformationen.</w:t>
       </w:r>
     </w:p>
     <w:p>
@@ -278,7 +278,7 @@
         <w:t xml:space="preserve">Ergebnis: </w:t>
       </w:r>
       <w:r>
-        <w:t>Gesundheitsberufe befürworteten Beteiligung, benannten aber Systembarrieren: unvollständige Informiertheit von Patienten, Zeitmangel, Ressourcenmangel und fehlende Managementunterstützung. Digitale Tools galten als Ermöglicher, Nutzbarkeit blieb problematisch. Strukturierte Foren und Training wurden als notwendig erachtet.</w:t>
+        <w:t>Teilnehmer nutzen soziale Medien und persönliche Kontakte als vertraute Quellen; kulturell unpassende Information führt zur Suche nach Alternativen. Eindeutige kulturelle und historische Muster bestimmen, wie und warum Vertrauen gebildet wird – unterschiedlich von der Allgemeinbevölkerung.</w:t>
       </w:r>
     </w:p>
     <w:p>
@@ -293,7 +293,7 @@
         <w:rPr>
           <w:sz w:val="19"/>
         </w:rPr>
-        <w:t>Schweden, ähnliches öffentliches Gesundheitssystem wie Deutschland.</w:t>
+        <w:t>Großbritannien; Befunde zu ethischer Heterogenität übertragbar, aber sprachgebunden (Material auf Englisch).</w:t>
       </w:r>
     </w:p>
     <w:p>
@@ -302,7 +302,7 @@
           <w:color w:val="5A7D3A"/>
           <w:sz w:val="18"/>
         </w:rPr>
-        <w:t>https://pubmed.ncbi.nlm.nih.gov/42365310/</w:t>
+        <w:t>https://pubmed.ncbi.nlm.nih.gov/42685027/</w:t>
       </w:r>
     </w:p>
     <w:p>
@@ -310,7 +310,7 @@
         <w:pStyle w:val="Heading2"/>
       </w:pPr>
       <w:r>
-        <w:t>Gesundheits-Coaching stärkt Selbstverantwortung von Patienten mit Herzinsuffizienz</w:t>
+        <w:t>Selbstmanagement-Schulung reduziert Müdigkeit bei Hämodialyse-Patienten</w:t>
       </w:r>
     </w:p>
     <w:p>
@@ -320,12 +320,12 @@
           <w:color w:val="666666"/>
           <w:sz w:val="18"/>
         </w:rPr>
-        <w:t>Paloma-Mora B et al.  ·  Am J Nurs  ·  01.07.2026  ·  PMID 42343185</w:t>
+        <w:t>Zhang Q et al.  ·  J Ren Care  ·  Sept. 2026  ·  PMID 42678025</w:t>
       </w:r>
     </w:p>
     <w:p>
       <w:r>
-        <w:t>Eine quasi-experimentelle Studie untersuchte, ob ein Pflegendenzentriertes Coaching-Programm die Patientenempowerment-Dimensionen (positive Haltung, informierte Entscheidungsfindung, Wissenstaustausch) bei hospitalisierten Herzinsuffizienz-Patienten verbessert.</w:t>
+        <w:t>Systematisches Review mit Meta-Analyse von 30 Studien zu Wirkung von Selbstmanagement-Schulung, Bewegungstraining und kognitiver Verhaltenstherapie auf Müdigkeit bei erwachsenen Dialysepatienten.</w:t>
       </w:r>
     </w:p>
     <w:p>
@@ -336,7 +336,7 @@
         <w:t xml:space="preserve">Ergebnis: </w:t>
       </w:r>
       <w:r>
-        <w:t>Die Positivität-Kontrolldimension verbesserte sich signifikant um 0,58 Punkte (p &lt; 0,05). Im Item zur Informiertheit zeigte sich ebenfalls ein signifikanter Unterschied. Coaching erwies sich als wirksam für Empowerment in klinischen Settings, wenn trainierte Pflegende und unterstützendes Umfeld vorhanden sind.</w:t>
+        <w:t>Selbstmanagement-Schulung zeigte signifikanten Effekt auf Müdigkeit (SMD = 0,98, 95% CI [0,69, 1,28], p &lt; 0,001, moderate Evidenzsicherheit). Bewegungstraining auch signifikant (SMD = 0,82, 95% CI [0,44, 1,20], p &lt; 0,001, niedrige Sicherheit). Kognitive Therapie ohne signifikanten Effekt.</w:t>
       </w:r>
     </w:p>
     <w:p>
@@ -351,7 +351,7 @@
         <w:rPr>
           <w:sz w:val="19"/>
         </w:rPr>
-        <w:t>Spanien, Uniersitätskrankenhaus; Empowerment-Messinstrument ist sprachunabhängig.</w:t>
+        <w:t>Internationale multizentrische Evidenz; Befund zu Schulung als wirksames Instrument in spezialisierter Versorgung auf Deutschland übertragbar.</w:t>
       </w:r>
     </w:p>
     <w:p>
@@ -360,7 +360,7 @@
           <w:color w:val="5A7D3A"/>
           <w:sz w:val="18"/>
         </w:rPr>
-        <w:t>https://pubmed.ncbi.nlm.nih.gov/42343185/</w:t>
+        <w:t>https://pubmed.ncbi.nlm.nih.gov/42678025/</w:t>
       </w:r>
     </w:p>
     <w:p>
@@ -368,7 +368,7 @@
         <w:pStyle w:val="Heading2"/>
       </w:pPr>
       <w:r>
-        <w:t>Patientenbeteiligung in Forschung: Barrieren und Unterstützungsbedarfe von Forschenden</w:t>
+        <w:t>Zusammenarbeit scheitert oft bei obdachlosen Frauen – Partizipation bleibt Anspruch, nicht Realität</w:t>
       </w:r>
     </w:p>
     <w:p>
@@ -378,12 +378,12 @@
           <w:color w:val="666666"/>
           <w:sz w:val="18"/>
         </w:rPr>
-        <w:t>Daube D et al.  ·  Z Evid Fortbild Qual Gesundhwes  ·  24.06.2026  ·  PMID 42336730</w:t>
+        <w:t>O'Sullivan A et al.  ·  Int J Qual Stud Health Well-being  ·  31.12.2026  ·  PMID 42525429</w:t>
       </w:r>
     </w:p>
     <w:p>
       <w:r>
-        <w:t>Eine qualitative Interviewstudie mit 10 klinischen Forschenden und Koordinatoren an der Universitätsklinik Jena untersuchte deren Perspektiven, Barrieren und Unterstützungsbedarfe für aktive Patientenbeteiligung in Studien.</w:t>
+        <w:t>Qualitative Studie mit 12 Professionellen in Soziales/Gesundheit/NGO in Schweden und einem Women's Advisory Board zu Bedingungen für partizipative Entscheidungsfindung bei obdachlosen Frauen mit Komorbiditäten.</w:t>
       </w:r>
     </w:p>
     <w:p>
@@ -394,7 +394,7 @@
         <w:t xml:space="preserve">Ergebnis: </w:t>
       </w:r>
       <w:r>
-        <w:t>Unterstützungsbedarfe wurden benannt in: Wissen, Kommunikation, Koordination, Strukturbedingungen. Barrieren: späte Patientenintegration, begrenzte Ressourcen, Risiko von bloß symbolischer Partizipation. Forschende forderten praxisorientierte Beratung, kompakte Schulungen, zentrale Rekrutierungsplattformen und bessere Vorgaben durch Förderorganisationen.</w:t>
+        <w:t>Professionelle berichten Scheitern der Zusammenarbeit zwischen Organisationen, fehlende Perspektive auf Ganzheit, Vermeidung von Verantwortung. Frauen werden selten gehört; bureaucratische Sprache und professionelle Kontrolle dominieren. Effektive Zusammenarbeit braucht frauenzentrierten Ansatz, Anpassung, Vorbereitung und Nachsorge. WAB bestätigt diese Sicht.</w:t>
       </w:r>
     </w:p>
     <w:p>
@@ -409,7 +409,7 @@
         <w:rPr>
           <w:sz w:val="19"/>
         </w:rPr>
-        <w:t>Deutschland, Universitätsklinik; direkt auf deutsches Forschungssystem anwendbar.</w:t>
+        <w:t>Schweden, ähnliche Sozialversicherungsstrukturen; Empfehlung zu Partizipation unter widrigen Bedingungen übertragbar.</w:t>
       </w:r>
     </w:p>
     <w:p>
@@ -418,7 +418,65 @@
           <w:color w:val="5A7D3A"/>
           <w:sz w:val="18"/>
         </w:rPr>
-        <w:t>https://pubmed.ncbi.nlm.nih.gov/42336730/</w:t>
+        <w:t>https://pubmed.ncbi.nlm.nih.gov/42525429/</w:t>
+      </w:r>
+    </w:p>
+    <w:p>
+      <w:pPr>
+        <w:pStyle w:val="Heading2"/>
+      </w:pPr>
+      <w:r>
+        <w:t>Information über Operationsrisiken ändert Entscheidungen bei Hüftoperation – falsche Erwartungen beeinträchtigen Nutzen</w:t>
+      </w:r>
+    </w:p>
+    <w:p>
+      <w:r>
+        <w:rPr>
+          <w:i/>
+          <w:color w:val="666666"/>
+          <w:sz w:val="18"/>
+        </w:rPr>
+        <w:t>Cornaglia F et al.  ·  Health Econ  ·  19.07.2026  ·  PMID 42473013</w:t>
+      </w:r>
+    </w:p>
+    <w:p>
+      <w:r>
+        <w:t>Discrete-Choice-Experiment mit 400+ Personen, die aus Patientenperspektive über Hüftersatz entschieden; Test, wie Zusatzinformation über Operationsrisiken und Physiotherapie-Verfügbarkeit Glauben und Entscheidungen beeinflussen.</w:t>
+      </w:r>
+    </w:p>
+    <w:p>
+      <w:r>
+        <w:rPr>
+          <w:b/>
+        </w:rPr>
+        <w:t xml:space="preserve">Ergebnis: </w:t>
+      </w:r>
+      <w:r>
+        <w:t>Glauben an Operationsergebnisse weichen systematisch ab; Zusatzinformation wirkt heterogen. Ausschluss von Physiotherapie als Option erklärt vier Fünftel des Nutzenschadens, falsche Glauben ein Fünftel. Bildung ist starker Vorhersager von Nutzenschaden durch falsche Erwartungen.</w:t>
+      </w:r>
+    </w:p>
+    <w:p>
+      <w:r>
+        <w:rPr>
+          <w:b/>
+          <w:sz w:val="19"/>
+        </w:rPr>
+        <w:t xml:space="preserve">Übertragbarkeit: </w:t>
+      </w:r>
+      <w:r>
+        <w:rPr>
+          <w:sz w:val="19"/>
+        </w:rPr>
+        <w:t>Großbritannien; Befund zu Informationsasymmetrie und Wahlverhalten übertragbar, aber an NHS-freie Arztwahl angepasst nötig.</w:t>
+      </w:r>
+    </w:p>
+    <w:p>
+      <w:r>
+        <w:rPr>
+          <w:color w:val="5A7D3A"/>
+          <w:sz w:val="18"/>
+        </w:rPr>
+        <w:t>https://pubmed.ncbi.nlm.nih.gov/42473013/</w:t>
       </w:r>
     </w:p>
     <w:sectPr>

--- a/download/studien-aktuell.docx
+++ b/download/studien-aktuell.docx
@@ -62,7 +62,7 @@
           <w:color w:val="666666"/>
           <w:sz w:val="18"/>
         </w:rPr>
-        <w:t>Stand: 04.09.2026  |  7 Studien  |  healthliteracy.m-vf.de</w:t>
+        <w:t>Stand: 05.09.2026  |  7 Studien  |  healthliteracy.m-vf.de</w:t>
       </w:r>
     </w:p>
     <w:p>
@@ -70,7 +70,7 @@
         <w:pStyle w:val="Heading1"/>
       </w:pPr>
       <w:r>
-        <w:t>Aufgenommen am 04.09.2026</w:t>
+        <w:t>Aufgenommen am 05.09.2026</w:t>
       </w:r>
     </w:p>
     <w:p>
@@ -78,7 +78,7 @@
         <w:pStyle w:val="Heading2"/>
       </w:pPr>
       <w:r>
-        <w:t>Bildunterstützung bei Dreijährigen verbessert Beteiligung in Kinder-Gesundheitsuntersuchungen</w:t>
+        <w:t>Entscheidungshilfe für Verbrennungsbehandlung: Entwicklung und Umsetzung einer Shared Decision-Making-Intervention</w:t>
       </w:r>
     </w:p>
     <w:p>
@@ -88,12 +88,12 @@
           <w:color w:val="666666"/>
           <w:sz w:val="18"/>
         </w:rPr>
-        <w:t>Golsäter M et al.  ·  Scand J Prim Health Care  ·  03.09.2026  ·  PMID 42691317</w:t>
+        <w:t>Salemans RFC et al.  ·  J Med Internet Res  ·  04.09.2026  ·  PMID 42696705</w:t>
       </w:r>
     </w:p>
     <w:p>
       <w:r>
-        <w:t>Qualitative Studie mit 20 Hausärzten in Schweden zur Erfahrung mit Bildmaterial als Werkzeug, um Dreijährige an Gesundheitsuntersuchungen zu beteiligen und ihre Perspektiven zu erfassen.</w:t>
+        <w:t>Niederländische Studie zur Entwicklung und pilotweisen Einführung einer Entscheidungshilfe (DA) für Patienten mit tiefen Verbrennungen unter Beteiligung von Patienten, Fachleuten und Patienten-Selbsthilfegruppen.</w:t>
       </w:r>
     </w:p>
     <w:p>
@@ -104,7 +104,7 @@
         <w:t xml:space="preserve">Ergebnis: </w:t>
       </w:r>
       <w:r>
-        <w:t>Hausärzte berichten, dass Bildunterstützung ihnen hilft, Kinder zuzuhören, Beziehungen aufzubauen und faire Gesundheitsbewertungen durchzuführen – auch in komplexen Situationen. Das Vorgehen fördert Partizipation gemäß UN-Konvention Kinderrechte Artikel 12.</w:t>
+        <w:t>Die Entscheidungshilfe wurde 42-mal verteilt und von 28 Patienten genutzt (67 % Beteiligungsquote). Patienten und Fachleute berichteten positive Erfahrungen; 91,2 % der Ärzte (31/34) unterstützten die Nutzung. Das Instrument wurde als praktikabel für den Routineeinsatz bewertet.</w:t>
       </w:r>
     </w:p>
     <w:p>
@@ -119,7 +119,7 @@
         <w:rPr>
           <w:sz w:val="19"/>
         </w:rPr>
-        <w:t>Skandinavien, ähnliche Primärcare-Strukturen; Übertragbarkeit auf deutsches Kinderschutzsystem gut.</w:t>
+        <w:t>Niederlande, vergleichbares Versicherungssystem und Versorgungsauftrag</w:t>
       </w:r>
     </w:p>
     <w:p>
@@ -128,7 +128,7 @@
           <w:color w:val="5A7D3A"/>
           <w:sz w:val="18"/>
         </w:rPr>
-        <w:t>https://pubmed.ncbi.nlm.nih.gov/42691317/</w:t>
+        <w:t>https://pubmed.ncbi.nlm.nih.gov/42696705/</w:t>
       </w:r>
     </w:p>
     <w:p>
@@ -136,7 +136,7 @@
         <w:pStyle w:val="Heading2"/>
       </w:pPr>
       <w:r>
-        <w:t>Pflege-Schulung zu COVID-19 stärkt Bewusstsein und Prävention bei älteren Menschen in Bangkok</w:t>
+        <w:t>Schulische Gesundheitskompetenz-Intervention für nepalesische Adoleszenten</w:t>
       </w:r>
     </w:p>
     <w:p>
@@ -146,12 +146,12 @@
           <w:color w:val="666666"/>
           <w:sz w:val="18"/>
         </w:rPr>
-        <w:t>Tupanich W et al.  ·  J Korean Acad Nurs  ·  28.07.2026  ·  PMID 42687651</w:t>
+        <w:t>Khanal SP et al.  ·  Health Lit Res Pract  ·  07.09.2026  ·  PMID 42696373</w:t>
       </w:r>
     </w:p>
     <w:p>
       <w:r>
-        <w:t>Quasi-experimentelle Studie mit 76 älteren Erwachsenen in Bangkok zu Wirkung eines Health-Literacy-Programms (Pengjuntr V-shape Modell, 6 Domänen) auf COVID-19-Bewusstsein und Präventionsverhalten über 12 Wochen.</w:t>
+        <w:t>Systematische Entwicklung eines Schulprogramms mit 13 Sitzungen zur Verbesserung der Health Literacy und gesundheitsfördernden Handlungen bei Neuntklässlern, basierend auf Mixed-Methods-Design und Delphi-Prozess.</w:t>
       </w:r>
     </w:p>
     <w:p>
@@ -162,7 +162,7 @@
         <w:t xml:space="preserve">Ergebnis: </w:t>
       </w:r>
       <w:r>
-        <w:t>Interventionsgruppe zeigte signifikant höhere COVID-19-Awareness und Präventionsverhalten als Kontrolle (p&lt;0,001) nach 4 und 12 Wochen. Effekte blieben stabil. Pflege-gestützte, gemeindebasierte Schulung mit Verhaltensunterstützung (Gruppen, LINE, Aktivitäten, Hausbesuche) wirksam.</w:t>
+        <w:t>Die Interventionsentwicklung folgte dem Intervention-Mapping-Ansatz; das abschließende Programm umfasst 13 Sitzungen mit neun interdisziplinären Facilitatoren unter Nutzung des SHOWED-Frageworkworks. Die Methode bietet einen replizierbaren Ansatz für Schulen.</w:t>
       </w:r>
     </w:p>
     <w:p>
@@ -177,7 +177,7 @@
         <w:rPr>
           <w:sz w:val="19"/>
         </w:rPr>
-        <w:t>Thailand; Befund zu grundschul-basiertem, mehrmodalem HL-Programm bei Älteren übertragbar, aber an deutsches Sprachennetz angepasst.</w:t>
+        <w:t>Südasien, aber Methodik auf deutsches Schulsystem übertragbar</w:t>
       </w:r>
     </w:p>
     <w:p>
@@ -186,7 +186,7 @@
           <w:color w:val="5A7D3A"/>
           <w:sz w:val="18"/>
         </w:rPr>
-        <w:t>https://pubmed.ncbi.nlm.nih.gov/42687651/</w:t>
+        <w:t>https://pubmed.ncbi.nlm.nih.gov/42696373/</w:t>
       </w:r>
     </w:p>
     <w:p>
@@ -194,7 +194,7 @@
         <w:pStyle w:val="Heading2"/>
       </w:pPr>
       <w:r>
-        <w:t>Beteiligung von Pflegepatienten in Inspektionsberichten nimmt zu, bleibt aber gering</w:t>
+        <w:t>Shared Decision-Making bei Diabetesmanagement verbessert Stoffwechselkontrolle</w:t>
       </w:r>
     </w:p>
     <w:p>
@@ -204,12 +204,12 @@
           <w:color w:val="666666"/>
           <w:sz w:val="18"/>
         </w:rPr>
-        <w:t>Palimetaki F et al.  ·  BMJ Open Qual  ·  02.09.2026  ·  PMID 42686381</w:t>
+        <w:t>Feng T et al.  ·  Front Public Health  ·  19.08.2026  ·  PMID 42688211</w:t>
       </w:r>
     </w:p>
     <w:p>
       <w:r>
-        <w:t>Explorative Studie über 273 niederländische Inspektionsberichte zu Pflegeheimen 2020–2023, wie häufig Patienten und Angehörige als Informationsquellen in Qualitätsbewertungen zitiert werden.</w:t>
+        <w:t>Retrospektive Kohortenstudie zur Wirkung eines individualisierten Bewegungsprogramms mit Shared Decision-Making auf Blutzuckerkontrolle, Selbstmanagement und Lebensqualität bei Typ-2-Diabetes.</w:t>
       </w:r>
     </w:p>
     <w:p>
@@ -220,7 +220,7 @@
         <w:t xml:space="preserve">Ergebnis: </w:t>
       </w:r>
       <w:r>
-        <w:t>Signifikanter Anstieg von Patientenzitaten bei 3 von 16 Bewertungskriterien, besonders zu person-zentrierter Versorgung. Trotz Zunahme bleibt Platz für systematischere Einbeziehung von Patientenerfahrungen bei Qualitätsbewertungen.</w:t>
+        <w:t>Nach Propensity-Score-Matching (n=178) zeigte die SDM-Interventionsgruppe nach 2 Monaten signifikant bessere HbA1c-Reduktion, höheres Time-in-Range (67,72 % vs. 61,65 %, p=0,004), bessere Adhaerenz und höhere SDSCA-Selbstmanagement-Scores sowie niedrigere Diabetes-Specific-Quality-of-Life-Scores.</w:t>
       </w:r>
     </w:p>
     <w:p>
@@ -235,7 +235,7 @@
         <w:rPr>
           <w:sz w:val="19"/>
         </w:rPr>
-        <w:t>Niederlande, vergleichbare Inspektionsstrukturen und Versorgungssysteme mit Deutschland.</w:t>
+        <w:t>China, aber Outcome-Messung und SDM-Methodik systemübergreifend relevant</w:t>
       </w:r>
     </w:p>
     <w:p>
@@ -244,7 +244,7 @@
           <w:color w:val="5A7D3A"/>
           <w:sz w:val="18"/>
         </w:rPr>
-        <w:t>https://pubmed.ncbi.nlm.nih.gov/42686381/</w:t>
+        <w:t>https://pubmed.ncbi.nlm.nih.gov/42688211/</w:t>
       </w:r>
     </w:p>
     <w:p>
@@ -252,7 +252,7 @@
         <w:pStyle w:val="Heading2"/>
       </w:pPr>
       <w:r>
-        <w:t>Vertrauen in Gesundheitsinformation: schwarze und südasiatische Gemeinschaften in Großbritannien</w:t>
+        <w:t>Patient-generierte Gesundheitsdaten in Shared Decision-Making: Scoping Review</w:t>
       </w:r>
     </w:p>
     <w:p>
@@ -262,12 +262,12 @@
           <w:color w:val="666666"/>
           <w:sz w:val="18"/>
         </w:rPr>
-        <w:t>Vandrevala T et al.  ·  PLoS One  ·  02.09.2026  ·  PMID 42685027</w:t>
+        <w:t>V S Pakianathan P et al.  ·  JMIR Mhealth Uhealth  ·  10.08.2026  ·  PMID 42574670</w:t>
       </w:r>
     </w:p>
     <w:p>
       <w:r>
-        <w:t>Qualitative Studie mit 68 Personen (42 Südasien, 26 schwarz) mittels Interviews und Beobachtungen zur Beurteilung von Glaubwürdigkeit und zu kulturellen Einflüssen auf Gesundheitsinformationen.</w:t>
+        <w:t>Systematische Übersichtsarbeit zu Barrieren und Ermöglichern bei der Integration patientengenerierter Daten (PGHD) in Shared Decision-Making aus Sicht von Fachleuten und Patienten.</w:t>
       </w:r>
     </w:p>
     <w:p>
@@ -278,7 +278,7 @@
         <w:t xml:space="preserve">Ergebnis: </w:t>
       </w:r>
       <w:r>
-        <w:t>Teilnehmer nutzen soziale Medien und persönliche Kontakte als vertraute Quellen; kulturell unpassende Information führt zur Suche nach Alternativen. Eindeutige kulturelle und historische Muster bestimmen, wie und warum Vertrauen gebildet wird – unterschiedlich von der Allgemeinbevölkerung.</w:t>
+        <w:t>53 Publikationen zeigten sechs übergeordnete Themenbereiche als Barrieren/Ermöglicher: Patienten-Fachpersonen-Beziehung, Patientenmerkmale, Organisationsfaktoren, medizinische Ethik/Recht, datengesteuerte Workflows und Design/Technologie. Ein erwitertes 10-Stufen-Workflow-Modell wurde entwickelt.</w:t>
       </w:r>
     </w:p>
     <w:p>
@@ -293,7 +293,7 @@
         <w:rPr>
           <w:sz w:val="19"/>
         </w:rPr>
-        <w:t>Großbritannien; Befunde zu ethischer Heterogenität übertragbar, aber sprachgebunden (Material auf Englisch).</w:t>
+        <w:t>Österreich, deutschsprachig, vergleichbare Versorgungsstrukturen</w:t>
       </w:r>
     </w:p>
     <w:p>
@@ -302,7 +302,7 @@
           <w:color w:val="5A7D3A"/>
           <w:sz w:val="18"/>
         </w:rPr>
-        <w:t>https://pubmed.ncbi.nlm.nih.gov/42685027/</w:t>
+        <w:t>https://pubmed.ncbi.nlm.nih.gov/42574670/</w:t>
       </w:r>
     </w:p>
     <w:p>
@@ -310,7 +310,7 @@
         <w:pStyle w:val="Heading2"/>
       </w:pPr>
       <w:r>
-        <w:t>Selbstmanagement-Schulung reduziert Müdigkeit bei Hämodialyse-Patienten</w:t>
+        <w:t>COVID-19-Gesundheitskompetenz-Interventionen für Fachleute: Systematische Übersicht</w:t>
       </w:r>
     </w:p>
     <w:p>
@@ -320,12 +320,12 @@
           <w:color w:val="666666"/>
           <w:sz w:val="18"/>
         </w:rPr>
-        <w:t>Zhang Q et al.  ·  J Ren Care  ·  Sept. 2026  ·  PMID 42678025</w:t>
+        <w:t>Hasenpusch C et al.  ·  JMIR Med Educ  ·  10.07.2026  ·  PMID 42430764</w:t>
       </w:r>
     </w:p>
     <w:p>
       <w:r>
-        <w:t>Systematisches Review mit Meta-Analyse von 30 Studien zu Wirkung von Selbstmanagement-Schulung, Bewegungstraining und kognitiver Verhaltenstherapie auf Müdigkeit bei erwachsenen Dialysepatienten.</w:t>
+        <w:t>Systematische Übersichtsarbeit zu Wirksamkeit von Health-Literacy-Interventionen bei Gesundheitsberuflern (Ärzte, Pflegepersonen, andere) während COVID-19.</w:t>
       </w:r>
     </w:p>
     <w:p>
@@ -336,7 +336,7 @@
         <w:t xml:space="preserve">Ergebnis: </w:t>
       </w:r>
       <w:r>
-        <w:t>Selbstmanagement-Schulung zeigte signifikanten Effekt auf Müdigkeit (SMD = 0,98, 95% CI [0,69, 1,28], p &lt; 0,001, moderate Evidenzsicherheit). Bewegungstraining auch signifikant (SMD = 0,82, 95% CI [0,44, 1,20], p &lt; 0,001, niedrige Sicherheit). Kognitive Therapie ohne signifikanten Effekt.</w:t>
+        <w:t>15 RCTs (2034 Teilnehmende), 4 Quasi-Experimente (291), 74 unkontrollierte Studien (327.298) eingeschlossen. COVID-Interventionen erhöhten Impfwissen (SMD 1,00; 95%-KI 0,33–1,67) und Infektionsschutzkompetenzen wie Schutzausrüstung (SMD 1,95; 95%-KI 1,82–3,09), aber Evidenzsicherheit gering. Qualitätsmängel und Bias überwiegen.</w:t>
       </w:r>
     </w:p>
     <w:p>
@@ -351,7 +351,7 @@
         <w:rPr>
           <w:sz w:val="19"/>
         </w:rPr>
-        <w:t>Internationale multizentrische Evidenz; Befund zu Schulung als wirksames Instrument in spezialisierter Versorgung auf Deutschland übertragbar.</w:t>
+        <w:t>Deutschland und Europa, Fachleute-Qualifizierung übertragbar</w:t>
       </w:r>
     </w:p>
     <w:p>
@@ -360,7 +360,7 @@
           <w:color w:val="5A7D3A"/>
           <w:sz w:val="18"/>
         </w:rPr>
-        <w:t>https://pubmed.ncbi.nlm.nih.gov/42678025/</w:t>
+        <w:t>https://pubmed.ncbi.nlm.nih.gov/42430764/</w:t>
       </w:r>
     </w:p>
     <w:p>
@@ -368,7 +368,7 @@
         <w:pStyle w:val="Heading2"/>
       </w:pPr>
       <w:r>
-        <w:t>Zusammenarbeit scheitert oft bei obdachlosen Frauen – Partizipation bleibt Anspruch, nicht Realität</w:t>
+        <w:t>Partizipationsforschung: Stand der Institutionalisierung in Wissenschaftssystem</w:t>
       </w:r>
     </w:p>
     <w:p>
@@ -378,12 +378,12 @@
           <w:color w:val="666666"/>
           <w:sz w:val="18"/>
         </w:rPr>
-        <w:t>O'Sullivan A et al.  ·  Int J Qual Stud Health Well-being  ·  31.12.2026  ·  PMID 42525429</w:t>
+        <w:t>Schäfers M et al.  ·  Bundesgesundheitsblatt Gesundheitsforschung Gesundheitsschutz  ·  07.07.2026  ·  PMID 42412179</w:t>
       </w:r>
     </w:p>
     <w:p>
       <w:r>
-        <w:t>Qualitative Studie mit 12 Professionellen in Soziales/Gesundheit/NGO in Schweden und einem Women's Advisory Board zu Bedingungen für partizipative Entscheidungsfindung bei obdachlosen Frauen mit Komorbiditäten.</w:t>
+        <w:t>Soziologische Analyse zum Institutionalisierungsprozess von Partizipationsforschung als Forschungsfeld zur gesellschaftlichen Teilhabe von Menschen mit Behinderungen in Deutschland.</w:t>
       </w:r>
     </w:p>
     <w:p>
@@ -394,7 +394,7 @@
         <w:t xml:space="preserve">Ergebnis: </w:t>
       </w:r>
       <w:r>
-        <w:t>Professionelle berichten Scheitern der Zusammenarbeit zwischen Organisationen, fehlende Perspektive auf Ganzheit, Vermeidung von Verantwortung. Frauen werden selten gehört; bureaucratische Sprache und professionelle Kontrolle dominieren. Effektive Zusammenarbeit braucht frauenzentrierten Ansatz, Anpassung, Vorbereitung und Nachsorge. WAB bestätigt diese Sicht.</w:t>
+        <w:t>Ambivalentes Bild: Netzwerkbildung und transdisziplinäre epistemische Kultur zeigen deutliche Institutionalisierungsfortschritte, hohe politische Relevanz. Strukturelle Verankerung im Wissenschaftssystem bislang gering. Partizipationsforschung hat hohen Stellenwert bei Inklusion und Teilhabe.</w:t>
       </w:r>
     </w:p>
     <w:p>
@@ -409,7 +409,7 @@
         <w:rPr>
           <w:sz w:val="19"/>
         </w:rPr>
-        <w:t>Schweden, ähnliche Sozialversicherungsstrukturen; Empfehlung zu Partizipation unter widrigen Bedingungen übertragbar.</w:t>
+        <w:t>Deutschland, Bundesgesundheitsblatt, deutsches Behindertenrecht und Partizipationsprinzipien</w:t>
       </w:r>
     </w:p>
     <w:p>
@@ -418,7 +418,7 @@
           <w:color w:val="5A7D3A"/>
           <w:sz w:val="18"/>
         </w:rPr>
-        <w:t>https://pubmed.ncbi.nlm.nih.gov/42525429/</w:t>
+        <w:t>https://pubmed.ncbi.nlm.nih.gov/42412179/</w:t>
       </w:r>
     </w:p>
     <w:p>
@@ -426,7 +426,7 @@
         <w:pStyle w:val="Heading2"/>
       </w:pPr>
       <w:r>
-        <w:t>Information über Operationsrisiken ändert Entscheidungen bei Hüftoperation – falsche Erwartungen beeinträchtigen Nutzen</w:t>
+        <w:t>Transparente Honorierung von Patienten als Autorinnen und Autoren</w:t>
       </w:r>
     </w:p>
     <w:p>
@@ -436,12 +436,12 @@
           <w:color w:val="666666"/>
           <w:sz w:val="18"/>
         </w:rPr>
-        <w:t>Cornaglia F et al.  ·  Health Econ  ·  19.07.2026  ·  PMID 42473013</w:t>
+        <w:t>Bharadia T et al.  ·  Curr Med Res Opin  ·  24.06.2026  ·  PMID 42343642</w:t>
       </w:r>
     </w:p>
     <w:p>
       <w:r>
-        <w:t>Discrete-Choice-Experiment mit 400+ Personen, die aus Patientenperspektive über Hüftersatz entschieden; Test, wie Zusatzinformation über Operationsrisiken und Physiotherapie-Verfügbarkeit Glauben und Entscheidungen beeinflussen.</w:t>
+        <w:t>Leitpapier zur Überwindung von Barrieren für die faire Bezahlung von Patienten als Mitautorinnen und Mitautoren in pharmazeutischen Publikationen.</w:t>
       </w:r>
     </w:p>
     <w:p>
@@ -452,7 +452,7 @@
         <w:t xml:space="preserve">Ergebnis: </w:t>
       </w:r>
       <w:r>
-        <w:t>Glauben an Operationsergebnisse weichen systematisch ab; Zusatzinformation wirkt heterogen. Ausschluss von Physiotherapie als Option erklärt vier Fünftel des Nutzenschadens, falsche Glauben ein Fünftel. Bildung ist starker Vorhersager von Nutzenschaden durch falsche Erwartungen.</w:t>
+        <w:t>Sechs Barrieren werden beschrieben (Wertschätzung, Compliance-Risiken, operative Herausforderungen, Equity-Bedenken, externe Wahrnehmung, Anerkennungsalternativen) mit praktischen Lösungen und Fallbeispiel einer Pharmafirma, die Patienten-Autorenhonorar implementiert.</w:t>
       </w:r>
     </w:p>
     <w:p>
@@ -467,7 +467,7 @@
         <w:rPr>
           <w:sz w:val="19"/>
         </w:rPr>
-        <w:t>Großbritannien; Befund zu Informationsasymmetrie und Wahlverhalten übertragbar, aber an NHS-freie Arztwahl angepasst nötig.</w:t>
+        <w:t>Internationale Standards, auf deutsches Gesundheitssystem anwendbar</w:t>
       </w:r>
     </w:p>
     <w:p>
@@ -476,7 +476,7 @@
           <w:color w:val="5A7D3A"/>
           <w:sz w:val="18"/>
         </w:rPr>
-        <w:t>https://pubmed.ncbi.nlm.nih.gov/42473013/</w:t>
+        <w:t>https://pubmed.ncbi.nlm.nih.gov/42343642/</w:t>
       </w:r>
     </w:p>
     <w:sectPr>

--- a/download/studien-aktuell.docx
+++ b/download/studien-aktuell.docx
@@ -62,7 +62,7 @@
           <w:color w:val="666666"/>
           <w:sz w:val="18"/>
         </w:rPr>
-        <w:t>Stand: 05.09.2026  |  7 Studien  |  healthliteracy.m-vf.de</w:t>
+        <w:t>Stand: 06.09.2026  |  7 Studien  |  healthliteracy.m-vf.de</w:t>
       </w:r>
     </w:p>
     <w:p>
@@ -70,7 +70,7 @@
         <w:pStyle w:val="Heading1"/>
       </w:pPr>
       <w:r>
-        <w:t>Aufgenommen am 05.09.2026</w:t>
+        <w:t>Aufgenommen am 06.09.2026</w:t>
       </w:r>
     </w:p>
     <w:p>
@@ -78,7 +78,7 @@
         <w:pStyle w:val="Heading2"/>
       </w:pPr>
       <w:r>
-        <w:t>Entscheidungshilfe für Verbrennungsbehandlung: Entwicklung und Umsetzung einer Shared Decision-Making-Intervention</w:t>
+        <w:t>Patient und Public Involvement in pädiatrischer Gesundheitsforschung: systematischer Überblick</w:t>
       </w:r>
     </w:p>
     <w:p>
@@ -88,12 +88,12 @@
           <w:color w:val="666666"/>
           <w:sz w:val="18"/>
         </w:rPr>
-        <w:t>Salemans RFC et al.  ·  J Med Internet Res  ·  04.09.2026  ·  PMID 42696705</w:t>
+        <w:t>Stadler V et al.  ·  Health Expect  ·  Okt. 2026  ·  PMID 42695586</w:t>
       </w:r>
     </w:p>
     <w:p>
       <w:r>
-        <w:t>Niederländische Studie zur Entwicklung und pilotweisen Einführung einer Entscheidungshilfe (DA) für Patienten mit tiefen Verbrennungen unter Beteiligung von Patienten, Fachleuten und Patienten-Selbsthilfegruppen.</w:t>
+        <w:t>Systematischer Review von 37 Studien (2003–2024) zur Implementierung von Patient und Public Involvement und Engagement (PPIE) in pädiatrischer Gesundheitsforschung, Ebenen, Methoden und Barrieren.</w:t>
       </w:r>
     </w:p>
     <w:p>
@@ -104,7 +104,7 @@
         <w:t xml:space="preserve">Ergebnis: </w:t>
       </w:r>
       <w:r>
-        <w:t>Die Entscheidungshilfe wurde 42-mal verteilt und von 28 Patienten genutzt (67 % Beteiligungsquote). Patienten und Fachleute berichteten positive Erfahrungen; 91,2 % der Ärzte (31/34) unterstützten die Nutzung. Das Instrument wurde als praktikabel für den Routineeinsatz bewertet.</w:t>
+        <w:t>PPIE in 89% der Studien in Studiendesign, 51% in Rekrutierung involviert; wesentliche Vorteile: bessere Rekrutierung und Retention. Hauptbarrieren: finanzielle/zeitliche Ressourcen, Repräsentativität. Berichtqualität (GRIPP2) sehr variabel zwischen Studien; keine konsistente Evidenzbasis für optimale PPIE-Umsetzung.</w:t>
       </w:r>
     </w:p>
     <w:p>
@@ -119,7 +119,7 @@
         <w:rPr>
           <w:sz w:val="19"/>
         </w:rPr>
-        <w:t>Niederlande, vergleichbares Versicherungssystem und Versorgungsauftrag</w:t>
+        <w:t>Überwiegend anglo-amerikanische und europäische Studien; Methoden grundsätzlich systemübergreifend, aber kulturelle Adaptationen nötig</w:t>
       </w:r>
     </w:p>
     <w:p>
@@ -128,7 +128,7 @@
           <w:color w:val="5A7D3A"/>
           <w:sz w:val="18"/>
         </w:rPr>
-        <w:t>https://pubmed.ncbi.nlm.nih.gov/42696705/</w:t>
+        <w:t>https://pubmed.ncbi.nlm.nih.gov/42695586/</w:t>
       </w:r>
     </w:p>
     <w:p>
@@ -136,7 +136,7 @@
         <w:pStyle w:val="Heading2"/>
       </w:pPr>
       <w:r>
-        <w:t>Schulische Gesundheitskompetenz-Intervention für nepalesische Adoleszenten</w:t>
+        <w:t>Gesundheitskompetenz schützt Studenten vor problematischer KI-Nutzung und psychischen Belastungen</w:t>
       </w:r>
     </w:p>
     <w:p>
@@ -146,12 +146,12 @@
           <w:color w:val="666666"/>
           <w:sz w:val="18"/>
         </w:rPr>
-        <w:t>Khanal SP et al.  ·  Health Lit Res Pract  ·  07.09.2026  ·  PMID 42696373</w:t>
+        <w:t>Zhang Z et al.  ·  Front Public Health  ·  20.08.2026  ·  PMID 42694124</w:t>
       </w:r>
     </w:p>
     <w:p>
       <w:r>
-        <w:t>Systematische Entwicklung eines Schulprogramms mit 13 Sitzungen zur Verbesserung der Health Literacy und gesundheitsfördernden Handlungen bei Neuntklässlern, basierend auf Mixed-Methods-Design und Delphi-Prozess.</w:t>
+        <w:t>Querschnittstudie mit 1.872 chinesischen Universitätsstudenten zu latenten Profilen der Generative-AI-Nutzung und deren Zusammenhang mit Angst, Schlafproblemen und psychischem Stress sowie moderierenden Faktoren Health Literacy und selbstgesteuertes Lernen.</w:t>
       </w:r>
     </w:p>
     <w:p>
@@ -162,7 +162,7 @@
         <w:t xml:space="preserve">Ergebnis: </w:t>
       </w:r>
       <w:r>
-        <w:t>Die Interventionsentwicklung folgte dem Intervention-Mapping-Ansatz; das abschließende Programm umfasst 13 Sitzungen mit neun interdisziplinären Facilitatoren unter Nutzung des SHOWED-Frageworkworks. Die Methode bietet einen replizierbaren Ansatz für Schulen.</w:t>
+        <w:t>Vier Profile identifiziert: 39,9% niedrig-risiko adaptive Nutzer, 25,7% angstgeprägt, 19,8% schlafgestört, 14,6% hochrisiko dysreguliert. Höhere Health Literacy (OR für niedrig-risiko vs. hochrisiko-Profil) und selbstgesteuertes Lernen senken das Risiko hochrisiko-Profile signifikant.</w:t>
       </w:r>
     </w:p>
     <w:p>
@@ -177,7 +177,7 @@
         <w:rPr>
           <w:sz w:val="19"/>
         </w:rPr>
-        <w:t>Südasien, aber Methodik auf deutsches Schulsystem übertragbar</w:t>
+        <w:t>China; universalistische Konstrukte Health Literacy anwendbar, aber KI-Nutzungskontexte unterscheiden sich</w:t>
       </w:r>
     </w:p>
     <w:p>
@@ -186,7 +186,7 @@
           <w:color w:val="5A7D3A"/>
           <w:sz w:val="18"/>
         </w:rPr>
-        <w:t>https://pubmed.ncbi.nlm.nih.gov/42696373/</w:t>
+        <w:t>https://pubmed.ncbi.nlm.nih.gov/42694124/</w:t>
       </w:r>
     </w:p>
     <w:p>
@@ -194,7 +194,7 @@
         <w:pStyle w:val="Heading2"/>
       </w:pPr>
       <w:r>
-        <w:t>Shared Decision-Making bei Diabetesmanagement verbessert Stoffwechselkontrolle</w:t>
+        <w:t>Sicherheits-Checkliste vor Operation verbessert nicht die Gesundheitskompetenz</w:t>
       </w:r>
     </w:p>
     <w:p>
@@ -204,12 +204,12 @@
           <w:color w:val="666666"/>
           <w:sz w:val="18"/>
         </w:rPr>
-        <w:t>Feng T et al.  ·  Front Public Health  ·  19.08.2026  ·  PMID 42688211</w:t>
+        <w:t>Austarheim AKS et al.  ·  PLoS One  ·  24.06.2026  ·  PMID 42340942</w:t>
       </w:r>
     </w:p>
     <w:p>
       <w:r>
-        <w:t>Retrospektive Kohortenstudie zur Wirkung eines individualisierten Bewegungsprogramms mit Shared Decision-Making auf Blutzuckerkontrolle, Selbstmanagement und Lebensqualität bei Typ-2-Diabetes.</w:t>
+        <w:t>Gestaffelte Cluster-RCT mit 700 chirurgischen Patienten (49,3% Response) zur Wirkung einer präoperativen Sicherheits-Checkliste mit Patienteninstruktionen gegenüber Standard-Care auf Health-Literacy-Scores.</w:t>
       </w:r>
     </w:p>
     <w:p>
@@ -220,7 +220,7 @@
         <w:t xml:space="preserve">Ergebnis: </w:t>
       </w:r>
       <w:r>
-        <w:t>Nach Propensity-Score-Matching (n=178) zeigte die SDM-Interventionsgruppe nach 2 Monaten signifikant bessere HbA1c-Reduktion, höheres Time-in-Range (67,72 % vs. 61,65 %, p=0,004), bessere Adhaerenz und höhere SDSCA-Selbstmanagement-Scores sowie niedrigere Diabetes-Specific-Quality-of-Life-Scores.</w:t>
+        <w:t>Keine signifikanten Unterschiede in neun Health-Literacy-Dimensionen zwischen Interventions- und Kontrollgruppe. Nur Interaktionseffekt in der Domäne "Aktives Gesundheitsmanagement"; qualitatives Feedback deutet auf Nutzenpotenzial hin und rechtfertigt weitere Untersuchung.</w:t>
       </w:r>
     </w:p>
     <w:p>
@@ -235,7 +235,7 @@
         <w:rPr>
           <w:sz w:val="19"/>
         </w:rPr>
-        <w:t>China, aber Outcome-Messung und SDM-Methodik systemübergreifend relevant</w:t>
+        <w:t>Norwegen, Tertiärkrankenhaus; vergleichbares Operationssetting wie deutsches Gesundheitssystem</w:t>
       </w:r>
     </w:p>
     <w:p>
@@ -244,7 +244,7 @@
           <w:color w:val="5A7D3A"/>
           <w:sz w:val="18"/>
         </w:rPr>
-        <w:t>https://pubmed.ncbi.nlm.nih.gov/42688211/</w:t>
+        <w:t>https://pubmed.ncbi.nlm.nih.gov/42340942/</w:t>
       </w:r>
     </w:p>
     <w:p>
@@ -252,7 +252,7 @@
         <w:pStyle w:val="Heading2"/>
       </w:pPr>
       <w:r>
-        <w:t>Patient-generierte Gesundheitsdaten in Shared Decision-Making: Scoping Review</w:t>
+        <w:t>Selbstpflege-Vertrauen, fachliche Unterstützung und Health Literacy sind verflochten – auch bei Barrieren</w:t>
       </w:r>
     </w:p>
     <w:p>
@@ -262,12 +262,12 @@
           <w:color w:val="666666"/>
           <w:sz w:val="18"/>
         </w:rPr>
-        <w:t>V S Pakianathan P et al.  ·  JMIR Mhealth Uhealth  ·  10.08.2026  ·  PMID 42574670</w:t>
+        <w:t>Smith P et al.  ·  BMJ Open  ·  23.06.2026  ·  PMID 42336787</w:t>
       </w:r>
     </w:p>
     <w:p>
       <w:r>
-        <w:t>Systematische Übersichtsarbeit zu Barrieren und Ermöglichern bei der Integration patientengenerierter Daten (PGHD) in Shared Decision-Making aus Sicht von Fachleuten und Patienten.</w:t>
+        <w:t>Querschnitt-Online-Survey mit 3.255 britischen Erwachsenen (227 Gesundheitsfachpersonen) zu Interaktion zwischen Selbstpflege-Vertrauen, fachlicher Unterstützung und Health Literacy.</w:t>
       </w:r>
     </w:p>
     <w:p>
@@ -278,7 +278,7 @@
         <w:t xml:space="preserve">Ergebnis: </w:t>
       </w:r>
       <w:r>
-        <w:t>53 Publikationen zeigten sechs übergeordnete Themenbereiche als Barrieren/Ermöglicher: Patienten-Fachpersonen-Beziehung, Patientenmerkmale, Organisationsfaktoren, medizinische Ethik/Recht, datengesteuerte Workflows und Design/Technologie. Ein erwitertes 10-Stufen-Workflow-Modell wurde entwickelt.</w:t>
+        <w:t>88,5% berichten Vertrauen in Lebensstiländerung, 91,9% in Selbstmanagement. 77,4% finden Fachkompetenz leicht erreichbar, aber nur 51,4% können Behandlungsoptionen evaluieren, 43,6% finden Mentalgesundheits-Info schwer zugänglich. Fachpersonen nennen: Patientenunwilligkeit (64,8%), unzureichendes Verständnis (59,0%), Zeitmangel (42,7%), Health-Literacy-Defizite (45,8%). Ältere 65+ signifikant weniger selbstpflegevertrauend mit Fachbegleitung (aOR=0,50, p=0,001).</w:t>
       </w:r>
     </w:p>
     <w:p>
@@ -293,7 +293,7 @@
         <w:rPr>
           <w:sz w:val="19"/>
         </w:rPr>
-        <w:t>Österreich, deutschsprachig, vergleichbare Versorgungsstrukturen</w:t>
+        <w:t>UK National Health Service-Befragung; deutsches Gesundheitssystem hat ähnliche Koordinations- und Zeit-Barrieren in Primärversorgung</w:t>
       </w:r>
     </w:p>
     <w:p>
@@ -302,7 +302,7 @@
           <w:color w:val="5A7D3A"/>
           <w:sz w:val="18"/>
         </w:rPr>
-        <w:t>https://pubmed.ncbi.nlm.nih.gov/42574670/</w:t>
+        <w:t>https://pubmed.ncbi.nlm.nih.gov/42336787/</w:t>
       </w:r>
     </w:p>
     <w:p>
@@ -310,7 +310,7 @@
         <w:pStyle w:val="Heading2"/>
       </w:pPr>
       <w:r>
-        <w:t>COVID-19-Gesundheitskompetenz-Interventionen für Fachleute: Systematische Übersicht</w:t>
+        <w:t>Schwangere wollen Risikoinformation früh, getrennt von Entscheidungsdruck – auch bei Unsicherheit</w:t>
       </w:r>
     </w:p>
     <w:p>
@@ -320,12 +320,12 @@
           <w:color w:val="666666"/>
           <w:sz w:val="18"/>
         </w:rPr>
-        <w:t>Hasenpusch C et al.  ·  JMIR Med Educ  ·  10.07.2026  ·  PMID 42430764</w:t>
+        <w:t>Miranda Montoya MC et al.  ·  BMJ Glob Health  ·  19.06.2026  ·  PMID 42320938</w:t>
       </w:r>
     </w:p>
     <w:p>
       <w:r>
-        <w:t>Systematische Übersichtsarbeit zu Wirksamkeit von Health-Literacy-Interventionen bei Gesundheitsberuflern (Ärzte, Pflegepersonen, andere) während COVID-19.</w:t>
+        <w:t>Qualitative Multiländer-Studie mit 98 Frauen aus Brasilien, Kolumbien und Puerto Rico zu Präferenzen für Risikokommunikation bei Zika-Virus-Verdacht in der Schwangerschaft unter diagnostischer Unsicherheit.</w:t>
       </w:r>
     </w:p>
     <w:p>
@@ -336,7 +336,7 @@
         <w:t xml:space="preserve">Ergebnis: </w:t>
       </w:r>
       <w:r>
-        <w:t>15 RCTs (2034 Teilnehmende), 4 Quasi-Experimente (291), 74 unkontrollierte Studien (327.298) eingeschlossen. COVID-Interventionen erhöhten Impfwissen (SMD 1,00; 95%-KI 0,33–1,67) und Infektionsschutzkompetenzen wie Schutzausrüstung (SMD 1,95; 95%-KI 1,82–3,09), aber Evidenzsicherheit gering. Qualitätsmängel und Bias überwiegen.</w:t>
+        <w:t>Frauen wünschen sich Testergebnisse, Risiken und verwandte Unsicherheit so früh wie möglich. Sie wollen Risikokommunikation von nachfolgenden Entscheidungsschritten trennen, um Zeit zur Überlegung zu haben. Kernbefund: Zeitliche Trennung zwischen Information und Entscheidung ist zentral für Akzeptanz von Risikoinformation unter Unsicherheit.</w:t>
       </w:r>
     </w:p>
     <w:p>
@@ -351,7 +351,7 @@
         <w:rPr>
           <w:sz w:val="19"/>
         </w:rPr>
-        <w:t>Deutschland und Europa, Fachleute-Qualifizierung übertragbar</w:t>
+        <w:t>Südamerika; Befund zu Information-Decision-Timing systemübergreifend gültig, aber Zika-Kontext nicht auf Deutschland übertragbar</w:t>
       </w:r>
     </w:p>
     <w:p>
@@ -360,7 +360,7 @@
           <w:color w:val="5A7D3A"/>
           <w:sz w:val="18"/>
         </w:rPr>
-        <w:t>https://pubmed.ncbi.nlm.nih.gov/42430764/</w:t>
+        <w:t>https://pubmed.ncbi.nlm.nih.gov/42320938/</w:t>
       </w:r>
     </w:p>
     <w:p>
@@ -368,7 +368,7 @@
         <w:pStyle w:val="Heading2"/>
       </w:pPr>
       <w:r>
-        <w:t>Partizipationsforschung: Stand der Institutionalisierung in Wissenschaftssystem</w:t>
+        <w:t>Gesundheitskompetenz zu Personalisierten Medizin variiert stark zwischen europäischen Ländern</w:t>
       </w:r>
     </w:p>
     <w:p>
@@ -378,12 +378,12 @@
           <w:color w:val="666666"/>
           <w:sz w:val="18"/>
         </w:rPr>
-        <w:t>Schäfers M et al.  ·  Bundesgesundheitsblatt Gesundheitsforschung Gesundheitsschutz  ·  07.07.2026  ·  PMID 42412179</w:t>
+        <w:t>Beccia F et al.  ·  Public Health  ·  16.06.2026  ·  PMID 42302572</w:t>
       </w:r>
     </w:p>
     <w:p>
       <w:r>
-        <w:t>Soziologische Analyse zum Institutionalisierungsprozess von Partizipationsforschung als Forschungsfeld zur gesellschaftlichen Teilhabe von Menschen mit Behinderungen in Deutschland.</w:t>
+        <w:t>Querschnittstudie mit 6.581 Befragten aus 8 europäischen Ländern zur Awareness und wahrgenommenen Bildungsbedarfen zu Personalisierter Medizin, genetischen Tests und digitalen Gesundheitslösungen.</w:t>
       </w:r>
     </w:p>
     <w:p>
@@ -394,7 +394,7 @@
         <w:t xml:space="preserve">Ergebnis: </w:t>
       </w:r>
       <w:r>
-        <w:t>Ambivalentes Bild: Netzwerkbildung und transdisziplinäre epistemische Kultur zeigen deutliche Institutionalisierungsfortschritte, hohe politische Relevanz. Strukturelle Verankerung im Wissenschaftssystem bislang gering. Partizipationsforschung hat hohen Stellenwert bei Inklusion und Teilhabe.</w:t>
+        <w:t>47,76% kennen Personalisierte Medizin, 80,53% kennen genetische Tests, 54,29% digitale Lösungen; 65,54% finden Info schwer zugänglich, 65,29% fühlen sich unterinformiert. Höhere Bildung korreliert mit besserer Awareness (p&lt;0,001). Signifikante Länder- und Geschlechtsdifferenzen; Ungarn und Niederlande höher, Deutschland nicht separat berichtet.</w:t>
       </w:r>
     </w:p>
     <w:p>
@@ -409,7 +409,7 @@
         <w:rPr>
           <w:sz w:val="19"/>
         </w:rPr>
-        <w:t>Deutschland, Bundesgesundheitsblatt, deutsches Behindertenrecht und Partizipationsprinzipien</w:t>
+        <w:t>8 europäische Länder inkl. DACH-Region, vergleichbare Versorgungssysteme – direktübertragbar für deutsche Bevölkerung</w:t>
       </w:r>
     </w:p>
     <w:p>
@@ -418,7 +418,7 @@
           <w:color w:val="5A7D3A"/>
           <w:sz w:val="18"/>
         </w:rPr>
-        <w:t>https://pubmed.ncbi.nlm.nih.gov/42412179/</w:t>
+        <w:t>https://pubmed.ncbi.nlm.nih.gov/42302572/</w:t>
       </w:r>
     </w:p>
     <w:p>
@@ -426,7 +426,7 @@
         <w:pStyle w:val="Heading2"/>
       </w:pPr>
       <w:r>
-        <w:t>Transparente Honorierung von Patienten als Autorinnen und Autoren</w:t>
+        <w:t>Verständliche Schulung für schwangere Frauen ohne Englischkenntnisse verbessert Gesundheitskompetenz</w:t>
       </w:r>
     </w:p>
     <w:p>
@@ -436,12 +436,12 @@
           <w:color w:val="666666"/>
           <w:sz w:val="18"/>
         </w:rPr>
-        <w:t>Bharadia T et al.  ·  Curr Med Res Opin  ·  24.06.2026  ·  PMID 42343642</w:t>
+        <w:t>Benton M et al.  ·  Health Expect  ·  Juni 2026  ·  PMID 42298814</w:t>
       </w:r>
     </w:p>
     <w:p>
       <w:r>
-        <w:t>Leitpapier zur Überwindung von Barrieren für die faire Bezahlung von Patienten als Mitautorinnen und Mitautoren in pharmazeutischen Publikationen.</w:t>
+        <w:t>Qualitative Studie zu einem co-produzierten, 6-wöchigen Health-Literacy-Programm für schwangere Frauen mit begrenzten Englischkenntnissen in Ostlondon.</w:t>
       </w:r>
     </w:p>
     <w:p>
@@ -452,7 +452,7 @@
         <w:t xml:space="preserve">Ergebnis: </w:t>
       </w:r>
       <w:r>
-        <w:t>Sechs Barrieren werden beschrieben (Wertschätzung, Compliance-Risiken, operative Herausforderungen, Equity-Bedenken, externe Wahrnehmung, Anerkennungsalternativen) mit praktischen Lösungen und Fallbeispiel einer Pharmafirma, die Patienten-Autorenhonorar implementiert.</w:t>
+        <w:t>Teilnehmerinnen berichteten verbesserten Verständnis der Schwangerschaft, erhöhtes Vertrauen in die Kommunikation mit medizinischem Personal und Aufbau sozialer Unterstützungsnetzwerke, die das Wohlbefinden förderten.</w:t>
       </w:r>
     </w:p>
     <w:p>
@@ -467,7 +467,7 @@
         <w:rPr>
           <w:sz w:val="19"/>
         </w:rPr>
-        <w:t>Internationale Standards, auf deutsches Gesundheitssystem anwendbar</w:t>
+        <w:t>UK-Studie; sprachgebundenes Programm – deutsche Adaptation notwendig für deutschsprachige Immigrantinnen</w:t>
       </w:r>
     </w:p>
     <w:p>
@@ -476,7 +476,7 @@
           <w:color w:val="5A7D3A"/>
           <w:sz w:val="18"/>
         </w:rPr>
-        <w:t>https://pubmed.ncbi.nlm.nih.gov/42343642/</w:t>
+        <w:t>https://pubmed.ncbi.nlm.nih.gov/42298814/</w:t>
       </w:r>
     </w:p>
     <w:sectPr>

--- a/download/studien-aktuell.docx
+++ b/download/studien-aktuell.docx
@@ -62,7 +62,7 @@
           <w:color w:val="666666"/>
           <w:sz w:val="18"/>
         </w:rPr>
-        <w:t>Stand: 06.09.2026  |  7 Studien  |  healthliteracy.m-vf.de</w:t>
+        <w:t>Stand: 07.09.2026  |  6 Studien  |  healthliteracy.m-vf.de</w:t>
       </w:r>
     </w:p>
     <w:p>
@@ -70,7 +70,7 @@
         <w:pStyle w:val="Heading1"/>
       </w:pPr>
       <w:r>
-        <w:t>Aufgenommen am 06.09.2026</w:t>
+        <w:t>Aufgenommen am 07.09.2026</w:t>
       </w:r>
     </w:p>
     <w:p>
@@ -78,7 +78,7 @@
         <w:pStyle w:val="Heading2"/>
       </w:pPr>
       <w:r>
-        <w:t>Patient und Public Involvement in pädiatrischer Gesundheitsforschung: systematischer Überblick</w:t>
+        <w:t>Co-designed, verständliche Patientenbroschüre zu Hallux valgus</w:t>
       </w:r>
     </w:p>
     <w:p>
@@ -88,12 +88,12 @@
           <w:color w:val="666666"/>
           <w:sz w:val="18"/>
         </w:rPr>
-        <w:t>Stadler V et al.  ·  Health Expect  ·  Okt. 2026  ·  PMID 42695586</w:t>
+        <w:t>Cotchett M et al.  ·  Musculoskeletal Care  ·  Sept. 2026  ·  PMID 42701204</w:t>
       </w:r>
     </w:p>
     <w:p>
       <w:r>
-        <w:t>Systematischer Review von 37 Studien (2003–2024) zur Implementierung von Patient und Public Involvement und Engagement (PPIE) in pädiatrischer Gesundheitsforschung, Ebenen, Methoden und Barrieren.</w:t>
+        <w:t>Co-Design-Prozess mit 6 Fachpersonen und 2 Patienten (Phase 1) sowie 5 Fachpersonen und 10 Patienten (Phase 2) zur Entwicklung einer evidenzbasierten, lesbaren Patienteninfo zu Hallux valgus.</w:t>
       </w:r>
     </w:p>
     <w:p>
@@ -104,7 +104,7 @@
         <w:t xml:space="preserve">Ergebnis: </w:t>
       </w:r>
       <w:r>
-        <w:t>PPIE in 89% der Studien in Studiendesign, 51% in Rekrutierung involviert; wesentliche Vorteile: bessere Rekrutierung und Retention. Hauptbarrieren: finanzielle/zeitliche Ressourcen, Repräsentativität. Berichtqualität (GRIPP2) sehr variabel zwischen Studien; keine konsistente Evidenzbasis für optimale PPIE-Umsetzung.</w:t>
+        <w:t>Finale Broschüre erreichte Lesbarkeitsstandard für 9–10-Jährige (Flesch-Kincaid Leseklasse unter 7); ausgewogene Information über konservative und operative Optionen mit Transparenz zu begrenzte Evidenz; visuelle Unterstützung und Barrierefreiheit integriert; Nutzer:innen betonten Klarheit, Relevanz, Zugänglichkeit.</w:t>
       </w:r>
     </w:p>
     <w:p>
@@ -119,7 +119,7 @@
         <w:rPr>
           <w:sz w:val="19"/>
         </w:rPr>
-        <w:t>Überwiegend anglo-amerikanische und europäische Studien; Methoden grundsätzlich systemübergreifend, aber kulturelle Adaptationen nötig</w:t>
+        <w:t>Australien, anglophones System – Methode auf deutschsprachige Kontexte direkt übertragbar</w:t>
       </w:r>
     </w:p>
     <w:p>
@@ -128,7 +128,7 @@
           <w:color w:val="5A7D3A"/>
           <w:sz w:val="18"/>
         </w:rPr>
-        <w:t>https://pubmed.ncbi.nlm.nih.gov/42695586/</w:t>
+        <w:t>https://pubmed.ncbi.nlm.nih.gov/42701204/</w:t>
       </w:r>
     </w:p>
     <w:p>
@@ -136,7 +136,7 @@
         <w:pStyle w:val="Heading2"/>
       </w:pPr>
       <w:r>
-        <w:t>Gesundheitskompetenz schützt Studenten vor problematischer KI-Nutzung und psychischen Belastungen</w:t>
+        <w:t>Qualität und Zuverlässigkeit von Osteoporose-Info auf Kurzvideo-Plattformen</w:t>
       </w:r>
     </w:p>
     <w:p>
@@ -146,12 +146,12 @@
           <w:color w:val="666666"/>
           <w:sz w:val="18"/>
         </w:rPr>
-        <w:t>Zhang Z et al.  ·  Front Public Health  ·  20.08.2026  ·  PMID 42694124</w:t>
+        <w:t>Shi Y et al.  ·  BMC Public Health  ·  28.08.2026  ·  PMID 42701203</w:t>
       </w:r>
     </w:p>
     <w:p>
       <w:r>
-        <w:t>Querschnittstudie mit 1.872 chinesischen Universitätsstudenten zu latenten Profilen der Generative-AI-Nutzung und deren Zusammenhang mit Angst, Schlafproblemen und psychischem Stress sowie moderierenden Faktoren Health Literacy und selbstgesteuertes Lernen.</w:t>
+        <w:t>Analyse von 300 Osteoporose-Videos (100 je von TikTok, RedNote, Bilibili) nach Qualität (GQS, mDISCERN, JAMA) und Engagement-Metriken in China.</w:t>
       </w:r>
     </w:p>
     <w:p>
@@ -162,7 +162,7 @@
         <w:t xml:space="preserve">Ergebnis: </w:t>
       </w:r>
       <w:r>
-        <w:t>Vier Profile identifiziert: 39,9% niedrig-risiko adaptive Nutzer, 25,7% angstgeprägt, 19,8% schlafgestört, 14,6% hochrisiko dysreguliert. Höhere Health Literacy (OR für niedrig-risiko vs. hochrisiko-Profil) und selbstgesteuertes Lernen senken das Risiko hochrisiko-Profile signifikant.</w:t>
+        <w:t>Bilibili hatte höchste mDISCERN- und JAMA-Verteilungen; RedNote niedrigste GQS. Signifikante Plattformunterschiede: GQS H(2) = 39,878 p &lt; 0,001; mDISCERN H(2) = 20,453 p &lt; 0,001; JAMA H(2) = 9,651 p = 0,008. Institutionen höhere JAMA-Scores als andere; kein Zusammenhang zwischen Popularität (Engagement) und Glaubwürdigkeit (alle |ρ| &lt; 0,10). Gesamtqualität suboptimal und plattformabhängig variabel.</w:t>
       </w:r>
     </w:p>
     <w:p>
@@ -177,7 +177,7 @@
         <w:rPr>
           <w:sz w:val="19"/>
         </w:rPr>
-        <w:t>China; universalistische Konstrukte Health Literacy anwendbar, aber KI-Nutzungskontexte unterscheiden sich</w:t>
+        <w:t>China, social-media-spezifisch – Erkenntnisse zur Informationsqualität auf Plattformen übertragbar</w:t>
       </w:r>
     </w:p>
     <w:p>
@@ -186,7 +186,7 @@
           <w:color w:val="5A7D3A"/>
           <w:sz w:val="18"/>
         </w:rPr>
-        <w:t>https://pubmed.ncbi.nlm.nih.gov/42694124/</w:t>
+        <w:t>https://pubmed.ncbi.nlm.nih.gov/42701203/</w:t>
       </w:r>
     </w:p>
     <w:p>
@@ -194,7 +194,7 @@
         <w:pStyle w:val="Heading2"/>
       </w:pPr>
       <w:r>
-        <w:t>Sicherheits-Checkliste vor Operation verbessert nicht die Gesundheitskompetenz</w:t>
+        <w:t>Patientenbeteiligung in interprofessioneller Ausbildung: Barrieren und Erfolgsbedingungen</w:t>
       </w:r>
     </w:p>
     <w:p>
@@ -204,12 +204,12 @@
           <w:color w:val="666666"/>
           <w:sz w:val="18"/>
         </w:rPr>
-        <w:t>Austarheim AKS et al.  ·  PLoS One  ·  24.06.2026  ·  PMID 42340942</w:t>
+        <w:t>Bosveld MH et al.  ·  Perspect Med Educ  ·  04.09.2026  ·  PMID 42699199</w:t>
       </w:r>
     </w:p>
     <w:p>
       <w:r>
-        <w:t>Gestaffelte Cluster-RCT mit 700 chirurgischen Patienten (49,3% Response) zur Wirkung einer präoperativen Sicherheits-Checkliste mit Patienteninstruktionen gegenüber Standard-Care auf Health-Literacy-Scores.</w:t>
+        <w:t>Qualitative Analyse der Erfahrungen von Studierenden, Lehrenden und Patientenvertreter:innen aus vier europäischen Ländern mit Patient und Public Involvement (PPI) in der interprofessionellen Ausbildung (IPE).</w:t>
       </w:r>
     </w:p>
     <w:p>
@@ -220,7 +220,7 @@
         <w:t xml:space="preserve">Ergebnis: </w:t>
       </w:r>
       <w:r>
-        <w:t>Keine signifikanten Unterschiede in neun Health-Literacy-Dimensionen zwischen Interventions- und Kontrollgruppe. Nur Interaktionseffekt in der Domäne "Aktives Gesundheitsmanagement"; qualitatives Feedback deutet auf Nutzenpotenzial hin und rechtfertigt weitere Untersuchung.</w:t>
+        <w:t>15 Fokusgruppen mit 27 Lehrenden, 27 Studierenden und 24 Patientenvertreter:innen identifizierten zentrale Erfolgsfaktoren: Institutionelle Unterstützung und gleichberechtigte Wertschätzung von PPI neben Fachinhalten essentiell; PPI half Studierenden, Theorie und Praxis zu verbinden und reduzierte berufliche Hierarchien. Barriere: Mangelnde institutionelle Ressourcen trotz rhetorischer Befürwortung.</w:t>
       </w:r>
     </w:p>
     <w:p>
@@ -235,7 +235,7 @@
         <w:rPr>
           <w:sz w:val="19"/>
         </w:rPr>
-        <w:t>Norwegen, Tertiärkrankenhaus; vergleichbares Operationssetting wie deutsches Gesundheitssystem</w:t>
+        <w:t>Mehrere europäische Länder (Niederlande, Belgien, Portugal, Slowenien) – unmittelbar anwendbar</w:t>
       </w:r>
     </w:p>
     <w:p>
@@ -244,7 +244,7 @@
           <w:color w:val="5A7D3A"/>
           <w:sz w:val="18"/>
         </w:rPr>
-        <w:t>https://pubmed.ncbi.nlm.nih.gov/42340942/</w:t>
+        <w:t>https://pubmed.ncbi.nlm.nih.gov/42699199/</w:t>
       </w:r>
     </w:p>
     <w:p>
@@ -252,7 +252,7 @@
         <w:pStyle w:val="Heading2"/>
       </w:pPr>
       <w:r>
-        <w:t>Selbstpflege-Vertrauen, fachliche Unterstützung und Health Literacy sind verflochten – auch bei Barrieren</w:t>
+        <w:t>Große Sprachmodelle für Diabetes-Patient:innenbildung: Qualität und Verständlichkeit</w:t>
       </w:r>
     </w:p>
     <w:p>
@@ -262,12 +262,12 @@
           <w:color w:val="666666"/>
           <w:sz w:val="18"/>
         </w:rPr>
-        <w:t>Smith P et al.  ·  BMJ Open  ·  23.06.2026  ·  PMID 42336787</w:t>
+        <w:t>Huang Z et al.  ·  Front Public Health  ·  19.08.2026  ·  PMID 42688778</w:t>
       </w:r>
     </w:p>
     <w:p>
       <w:r>
-        <w:t>Querschnitt-Online-Survey mit 3.255 britischen Erwachsenen (227 Gesundheitsfachpersonen) zu Interaktion zwischen Selbstpflege-Vertrauen, fachlicher Unterstützung und Health Literacy.</w:t>
+        <w:t>Bewertung von ChatGPT-4.1, Claude-4.0, DeepSeek-V3 und ERNIE Bot 4.5 auf 124 Fragen zu Typ-2-Diabetes nach chinesischen Klinikleitlinien (CLEAR- und PEMAT-P-Instrumente).</w:t>
       </w:r>
     </w:p>
     <w:p>
@@ -278,7 +278,7 @@
         <w:t xml:space="preserve">Ergebnis: </w:t>
       </w:r>
       <w:r>
-        <w:t>88,5% berichten Vertrauen in Lebensstiländerung, 91,9% in Selbstmanagement. 77,4% finden Fachkompetenz leicht erreichbar, aber nur 51,4% können Behandlungsoptionen evaluieren, 43,6% finden Mentalgesundheits-Info schwer zugänglich. Fachpersonen nennen: Patientenunwilligkeit (64,8%), unzureichendes Verständnis (59,0%), Zeitmangel (42,7%), Health-Literacy-Defizite (45,8%). Ältere 65+ signifikant weniger selbstpflegevertrauend mit Fachbegleitung (aOR=0,50, p=0,001).</w:t>
+        <w:t>Alle vier Modelle erreichten "sehr gute" CLEAR-Gesamtscores (19–25), ohne signifikante Unterschiede (χ² = 1,985, p = 0,576). Claude-4.0 niedrigste Vollständigkeit, höchste Angemessenheit; ChatGPT-4.1 höchste Verständlichkeit (Median 91,91%, IQR 91,91–100%). Nur ERNIE Bot überschritt 70%-Schwelle für Umsetzbarkeit (Median 75%). Limitation: Alle Modelle zeigten Mängel in Handlungsanleitungen und Konsistenz.</w:t>
       </w:r>
     </w:p>
     <w:p>
@@ -293,7 +293,7 @@
         <w:rPr>
           <w:sz w:val="19"/>
         </w:rPr>
-        <w:t>UK National Health Service-Befragung; deutsches Gesundheitssystem hat ähnliche Koordinations- und Zeit-Barrieren in Primärversorgung</w:t>
+        <w:t>China – sprachgebunden, Validierung für deutschsprachige Kontexte notwendig</w:t>
       </w:r>
     </w:p>
     <w:p>
@@ -302,7 +302,7 @@
           <w:color w:val="5A7D3A"/>
           <w:sz w:val="18"/>
         </w:rPr>
-        <w:t>https://pubmed.ncbi.nlm.nih.gov/42336787/</w:t>
+        <w:t>https://pubmed.ncbi.nlm.nih.gov/42688778/</w:t>
       </w:r>
     </w:p>
     <w:p>
@@ -310,7 +310,7 @@
         <w:pStyle w:val="Heading2"/>
       </w:pPr>
       <w:r>
-        <w:t>Schwangere wollen Risikoinformation früh, getrennt von Entscheidungsdruck – auch bei Unsicherheit</w:t>
+        <w:t>Gesundheitskompetenz von Migranteneltern durch Co-Design fördern</w:t>
       </w:r>
     </w:p>
     <w:p>
@@ -320,12 +320,12 @@
           <w:color w:val="666666"/>
           <w:sz w:val="18"/>
         </w:rPr>
-        <w:t>Miranda Montoya MC et al.  ·  BMJ Glob Health  ·  19.06.2026  ·  PMID 42320938</w:t>
+        <w:t>Macintyre AK et al.  ·  BMC Health Serv Res  ·  12.06.2026  ·  PMID 42286543</w:t>
       </w:r>
     </w:p>
     <w:p>
       <w:r>
-        <w:t>Qualitative Multiländer-Studie mit 98 Frauen aus Brasilien, Kolumbien und Puerto Rico zu Präferenzen für Risikokommunikation bei Zika-Virus-Verdacht in der Schwangerschaft unter diagnostischer Unsicherheit.</w:t>
+        <w:t>Zweiphasiger Co-Creation-Prozess mit 14 Migranteneltern und 59 Fachpersonen zur Entwicklung einer Maßnahme, um Elterngesundheitskompetenz zu stärken – Fokus auf kommunale Zentren in Oslo.</w:t>
       </w:r>
     </w:p>
     <w:p>
@@ -336,7 +336,7 @@
         <w:t xml:space="preserve">Ergebnis: </w:t>
       </w:r>
       <w:r>
-        <w:t>Frauen wünschen sich Testergebnisse, Risiken und verwandte Unsicherheit so früh wie möglich. Sie wollen Risikokommunikation von nachfolgenden Entscheidungsschritten trennen, um Zeit zur Überlegung zu haben. Kernbefund: Zeitliche Trennung zwischen Information und Entscheidung ist zentral für Akzeptanz von Risikoinformation unter Unsicherheit.</w:t>
+        <w:t>302 Ideen wurden auf 22 reduziert und durch Nutzervertreter:innen priorisiert. Ergebnis: Mehrsprachige animierte Videos zur Klinikerklärung, entwickelt über fünf iterative Qualitätsverbesserungszyklen mit 43 Nutzer:innen. Videos gebrauchsfertig und in klinischen Pilottests verwendbar.</w:t>
       </w:r>
     </w:p>
     <w:p>
@@ -351,7 +351,7 @@
         <w:rPr>
           <w:sz w:val="19"/>
         </w:rPr>
-        <w:t>Südamerika; Befund zu Information-Decision-Timing systemübergreifend gültig, aber Zika-Kontext nicht auf Deutschland übertragbar</w:t>
+        <w:t>Norwegen, europäisches Sozialversicherungssystem – Methode auf diverse Sprachgruppen übertragbar</w:t>
       </w:r>
     </w:p>
     <w:p>
@@ -360,7 +360,7 @@
           <w:color w:val="5A7D3A"/>
           <w:sz w:val="18"/>
         </w:rPr>
-        <w:t>https://pubmed.ncbi.nlm.nih.gov/42320938/</w:t>
+        <w:t>https://pubmed.ncbi.nlm.nih.gov/42286543/</w:t>
       </w:r>
     </w:p>
     <w:p>
@@ -368,7 +368,7 @@
         <w:pStyle w:val="Heading2"/>
       </w:pPr>
       <w:r>
-        <w:t>Gesundheitskompetenz zu Personalisierten Medizin variiert stark zwischen europäischen Ländern</w:t>
+        <w:t>Shared Decision Making in MS-Therapie: Implementierung eines Entscheidungs-Coachings</w:t>
       </w:r>
     </w:p>
     <w:p>
@@ -378,12 +378,12 @@
           <w:color w:val="666666"/>
           <w:sz w:val="18"/>
         </w:rPr>
-        <w:t>Beccia F et al.  ·  Public Health  ·  16.06.2026  ·  PMID 42302572</w:t>
+        <w:t>Wiechel NC et al.  ·  Mult Scler Relat Disord  ·  07.06.2026  ·  PMID 42276023</w:t>
       </w:r>
     </w:p>
     <w:p>
       <w:r>
-        <w:t>Querschnittstudie mit 6.581 Befragten aus 8 europäischen Ländern zur Awareness und wahrgenommenen Bildungsbedarfen zu Personalisierter Medizin, genetischen Tests und digitalen Gesundheitslösungen.</w:t>
+        <w:t>Implementierungsstudie eines interprofessionellen Entscheidungs-Support-Programms (DECIMS) mit Nurse-Coaching, Online-Wissenswerkzeug und ärztlicher Beratung für Menschen mit MS bei Immuntherapie-Entscheidungen.</w:t>
       </w:r>
     </w:p>
     <w:p>
@@ -394,7 +394,7 @@
         <w:t xml:space="preserve">Ergebnis: </w:t>
       </w:r>
       <w:r>
-        <w:t>47,76% kennen Personalisierte Medizin, 80,53% kennen genetische Tests, 54,29% digitale Lösungen; 65,54% finden Info schwer zugänglich, 65,29% fühlen sich unterinformiert. Höhere Bildung korreliert mit besserer Awareness (p&lt;0,001). Signifikante Länder- und Geschlechtsdifferenzen; Ungarn und Niederlande höher, Deutschland nicht separat berichtet.</w:t>
+        <w:t>Von 105 Patienten bewerteten 45% das Nurse-Coaching als hilfreichstes Element; 58% bevorzugten autonome Rollen. Ärztliche und Patientenentscheidungen stimmten in 77% überein; 49% begannen Immuntherapie, 30% wählten Beobachten. &gt;80% berichteten besseres Verständnis, &gt;80% fühlten sich nicht verstört durch Unsicherheiten. Implementierung erfolgreich und nachhaltig.</w:t>
       </w:r>
     </w:p>
     <w:p>
@@ -409,7 +409,7 @@
         <w:rPr>
           <w:sz w:val="19"/>
         </w:rPr>
-        <w:t>8 europäische Länder inkl. DACH-Region, vergleichbare Versorgungssysteme – direktübertragbar für deutsche Bevölkerung</w:t>
+        <w:t>Deutschland (Universitätsmedizin Hamburg-Eppendorf), vergleichbare Universitätsklinika</w:t>
       </w:r>
     </w:p>
     <w:p>
@@ -418,65 +418,7 @@
           <w:color w:val="5A7D3A"/>
           <w:sz w:val="18"/>
         </w:rPr>
-        <w:t>https://pubmed.ncbi.nlm.nih.gov/42302572/</w:t>
-      </w:r>
-    </w:p>
-    <w:p>
-      <w:pPr>
-        <w:pStyle w:val="Heading2"/>
-      </w:pPr>
-      <w:r>
-        <w:t>Verständliche Schulung für schwangere Frauen ohne Englischkenntnisse verbessert Gesundheitskompetenz</w:t>
-      </w:r>
-    </w:p>
-    <w:p>
-      <w:r>
-        <w:rPr>
-          <w:i/>
-          <w:color w:val="666666"/>
-          <w:sz w:val="18"/>
-        </w:rPr>
-        <w:t>Benton M et al.  ·  Health Expect  ·  Juni 2026  ·  PMID 42298814</w:t>
-      </w:r>
-    </w:p>
-    <w:p>
-      <w:r>
-        <w:t>Qualitative Studie zu einem co-produzierten, 6-wöchigen Health-Literacy-Programm für schwangere Frauen mit begrenzten Englischkenntnissen in Ostlondon.</w:t>
-      </w:r>
-    </w:p>
-    <w:p>
-      <w:r>
-        <w:rPr>
-          <w:b/>
-        </w:rPr>
-        <w:t xml:space="preserve">Ergebnis: </w:t>
-      </w:r>
-      <w:r>
-        <w:t>Teilnehmerinnen berichteten verbesserten Verständnis der Schwangerschaft, erhöhtes Vertrauen in die Kommunikation mit medizinischem Personal und Aufbau sozialer Unterstützungsnetzwerke, die das Wohlbefinden förderten.</w:t>
-      </w:r>
-    </w:p>
-    <w:p>
-      <w:r>
-        <w:rPr>
-          <w:b/>
-          <w:sz w:val="19"/>
-        </w:rPr>
-        <w:t xml:space="preserve">Übertragbarkeit: </w:t>
-      </w:r>
-      <w:r>
-        <w:rPr>
-          <w:sz w:val="19"/>
-        </w:rPr>
-        <w:t>UK-Studie; sprachgebundenes Programm – deutsche Adaptation notwendig für deutschsprachige Immigrantinnen</w:t>
-      </w:r>
-    </w:p>
-    <w:p>
-      <w:r>
-        <w:rPr>
-          <w:color w:val="5A7D3A"/>
-          <w:sz w:val="18"/>
-        </w:rPr>
-        <w:t>https://pubmed.ncbi.nlm.nih.gov/42298814/</w:t>
+        <w:t>https://pubmed.ncbi.nlm.nih.gov/42276023/</w:t>
       </w:r>
     </w:p>
     <w:sectPr>

--- a/download/studien-aktuell.docx
+++ b/download/studien-aktuell.docx
@@ -62,7 +62,7 @@
           <w:color w:val="666666"/>
           <w:sz w:val="18"/>
         </w:rPr>
-        <w:t>Stand: 07.09.2026  |  6 Studien  |  healthliteracy.m-vf.de</w:t>
+        <w:t>Stand: 08.09.2026  |  6 Studien  |  healthliteracy.m-vf.de</w:t>
       </w:r>
     </w:p>
     <w:p>
@@ -70,7 +70,7 @@
         <w:pStyle w:val="Heading1"/>
       </w:pPr>
       <w:r>
-        <w:t>Aufgenommen am 07.09.2026</w:t>
+        <w:t>Aufgenommen am 08.09.2026</w:t>
       </w:r>
     </w:p>
     <w:p>
@@ -78,7 +78,7 @@
         <w:pStyle w:val="Heading2"/>
       </w:pPr>
       <w:r>
-        <w:t>Co-designed, verständliche Patientenbroschüre zu Hallux valgus</w:t>
+        <w:t>Beteiligung von Menschen mit Demenz in Forschung: Barrieren und gelungene Bedingungen</w:t>
       </w:r>
     </w:p>
     <w:p>
@@ -88,12 +88,12 @@
           <w:color w:val="666666"/>
           <w:sz w:val="18"/>
         </w:rPr>
-        <w:t>Cotchett M et al.  ·  Musculoskeletal Care  ·  Sept. 2026  ·  PMID 42701204</w:t>
+        <w:t>Meisser J et al.  ·  Health Expect  ·  Okt. 2026  ·  PMID 42703971</w:t>
       </w:r>
     </w:p>
     <w:p>
       <w:r>
-        <w:t>Co-Design-Prozess mit 6 Fachpersonen und 2 Patienten (Phase 1) sowie 5 Fachpersonen und 10 Patienten (Phase 2) zur Entwicklung einer evidenzbasierten, lesbaren Patienteninfo zu Hallux valgus.</w:t>
+        <w:t>Qualitative Metasynthesenanalyse identifizierte Bedingungen für gelingende Patientenbeteiligung (PPIE) bei Menschen mit Demenz: strukturierter Zugang, angepasste Kommunikation, flexible Prozesse und Transparenz über Einfluss auf Entscheidungen.</w:t>
       </w:r>
     </w:p>
     <w:p>
@@ -104,7 +104,7 @@
         <w:t xml:space="preserve">Ergebnis: </w:t>
       </w:r>
       <w:r>
-        <w:t>Finale Broschüre erreichte Lesbarkeitsstandard für 9–10-Jährige (Flesch-Kincaid Leseklasse unter 7); ausgewogene Information über konservative und operative Optionen mit Transparenz zu begrenzte Evidenz; visuelle Unterstützung und Barrierefreiheit integriert; Nutzer:innen betonten Klarheit, Relevanz, Zugänglichkeit.</w:t>
+        <w:t>Metasynthesenanalyse: 33 qualitative Primärstudien zeigten vier zentrale Bedingungen (Zugang/Rekrutierung, Facilitation/Support, Beteiligungsformen, Evaluation). Interviews mit 11 PPIE-Gruppenmitgliedern bestätigten: psychologische Sicherheit, relationale Kontinuität und Sichtbarkeit des Einflusses sind Schlüsselfaktoren für sinnvolle Beteiligung.</w:t>
       </w:r>
     </w:p>
     <w:p>
@@ -119,7 +119,7 @@
         <w:rPr>
           <w:sz w:val="19"/>
         </w:rPr>
-        <w:t>Australien, anglophones System – Methode auf deutschsprachige Kontexte direkt übertragbar</w:t>
+        <w:t>UK-Rahmen, vergleichbare Herausforderungen bei Demenzforschung in DACH-Ländern</w:t>
       </w:r>
     </w:p>
     <w:p>
@@ -128,7 +128,7 @@
           <w:color w:val="5A7D3A"/>
           <w:sz w:val="18"/>
         </w:rPr>
-        <w:t>https://pubmed.ncbi.nlm.nih.gov/42701204/</w:t>
+        <w:t>https://pubmed.ncbi.nlm.nih.gov/42703971/</w:t>
       </w:r>
     </w:p>
     <w:p>
@@ -136,7 +136,7 @@
         <w:pStyle w:val="Heading2"/>
       </w:pPr>
       <w:r>
-        <w:t>Qualität und Zuverlässigkeit von Osteoporose-Info auf Kurzvideo-Plattformen</w:t>
+        <w:t>Gegen Industrie-Narrative in der Gesundheitskommunikation: praktischer Aktionsrahmen</w:t>
       </w:r>
     </w:p>
     <w:p>
@@ -146,12 +146,12 @@
           <w:color w:val="666666"/>
           <w:sz w:val="18"/>
         </w:rPr>
-        <w:t>Shi Y et al.  ·  BMC Public Health  ·  28.08.2026  ·  PMID 42701203</w:t>
+        <w:t>Stuckler D et al.  ·  Health Promot Int  ·  01.09.2026  ·  PMID 42703720</w:t>
       </w:r>
     </w:p>
     <w:p>
       <w:r>
-        <w:t>Analyse von 300 Osteoporose-Videos (100 je von TikTok, RedNote, Bilibili) nach Qualität (GQS, mDISCERN, JAMA) und Engagement-Metriken in China.</w:t>
+        <w:t>Narratives Review mit Expertenerfahrung zu Strategien, wie Gesundheitsförderung proaktiv gegen Desinformation der Industrie (Tabak, Alkohol, Ultra-verarbeitete Lebensmittel) vorgehen kann – mit sechs taktischen Kernprinzipien.</w:t>
       </w:r>
     </w:p>
     <w:p>
@@ -162,7 +162,7 @@
         <w:t xml:space="preserve">Ergebnis: </w:t>
       </w:r>
       <w:r>
-        <w:t>Bilibili hatte höchste mDISCERN- und JAMA-Verteilungen; RedNote niedrigste GQS. Signifikante Plattformunterschiede: GQS H(2) = 39,878 p &lt; 0,001; mDISCERN H(2) = 20,453 p &lt; 0,001; JAMA H(2) = 9,651 p = 0,008. Institutionen höhere JAMA-Scores als andere; kein Zusammenhang zwischen Popularität (Engagement) und Glaubwürdigkeit (alle |ρ| &lt; 0,10). Gesamtqualität suboptimal und plattformabhängig variabel.</w:t>
+        <w:t>Sechs Kerntaktiken identifiziert: (1) Wahl als Freiheit vor Manipulation reframen; (2) Innovationsnarrativ zu Accountability verschieben; (3) präventives Prebunking von Falschaussagen; (4) wissenschaftlichen Konsens verstärken; (5) schnelle, einheitliche, zugängliche Reaktionen; (6) Schäden durch Geschichten und Bilder humanisieren. Ergänzt um Policy-Maßnahmen: regulatorische Schutzmaßnahmen, Monitoring von Industrie-Narrativen, koordinierte grenzüberschreitende Infrastruktur.</w:t>
       </w:r>
     </w:p>
     <w:p>
@@ -177,7 +177,7 @@
         <w:rPr>
           <w:sz w:val="19"/>
         </w:rPr>
-        <w:t>China, social-media-spezifisch – Erkenntnisse zur Informationsqualität auf Plattformen übertragbar</w:t>
+        <w:t>Übergreifender Rahmen aus Evidence und Advocacy-Erfahrung, sprachunabhängige Strategien</w:t>
       </w:r>
     </w:p>
     <w:p>
@@ -186,7 +186,7 @@
           <w:color w:val="5A7D3A"/>
           <w:sz w:val="18"/>
         </w:rPr>
-        <w:t>https://pubmed.ncbi.nlm.nih.gov/42701203/</w:t>
+        <w:t>https://pubmed.ncbi.nlm.nih.gov/42703720/</w:t>
       </w:r>
     </w:p>
     <w:p>
@@ -194,7 +194,7 @@
         <w:pStyle w:val="Heading2"/>
       </w:pPr>
       <w:r>
-        <w:t>Patientenbeteiligung in interprofessioneller Ausbildung: Barrieren und Erfolgsbedingungen</w:t>
+        <w:t>Shared Decision Making messen: Psychometrische Validierung eines koreanischen Instruments</w:t>
       </w:r>
     </w:p>
     <w:p>
@@ -204,12 +204,12 @@
           <w:color w:val="666666"/>
           <w:sz w:val="18"/>
         </w:rPr>
-        <w:t>Bosveld MH et al.  ·  Perspect Med Educ  ·  04.09.2026  ·  PMID 42699199</w:t>
+        <w:t>Choi H et al.  ·  PLoS One  ·  03.09.2026  ·  PMID 42691454</w:t>
       </w:r>
     </w:p>
     <w:p>
       <w:r>
-        <w:t>Qualitative Analyse der Erfahrungen von Studierenden, Lehrenden und Patientenvertreter:innen aus vier europäischen Ländern mit Patient und Public Involvement (PPI) in der interprofessionellen Ausbildung (IPE).</w:t>
+        <w:t>Das MAPPIN'SDM-Instrument wurde ins Koreanische übersetzt und validiert, um Shared Decision Making in klinischen Settings zu messen – mit Patientinnen- und Fachpersonenversion.</w:t>
       </w:r>
     </w:p>
     <w:p>
@@ -220,7 +220,7 @@
         <w:t xml:space="preserve">Ergebnis: </w:t>
       </w:r>
       <w:r>
-        <w:t>15 Fokusgruppen mit 27 Lehrenden, 27 Studierenden und 24 Patientenvertreter:innen identifizierten zentrale Erfolgsfaktoren: Institutionelle Unterstützung und gleichberechtigte Wertschätzung von PPI neben Fachinhalten essentiell; PPI half Studierenden, Theorie und Praxis zu verbinden und reduzierte berufliche Hierarchien. Barriere: Mangelnde institutionelle Ressourcen trotz rhetorischer Befürwortung.</w:t>
+        <w:t>Explorative und konfirmatorische Faktorenanalysen unterstützten Ein-Faktor-Modell. Cronbach's α=0,94 (Fachpersonen), 0,87 (Patienten). Guttman-Koeffizienten 0,90 bzw. 0,73. Guttman-Koeffizienten 0,90 bzw. 0,73. Starke Korrelation mit SDM-Q-Doc (r=0,88). K-MAPPIN'SDM ist psychometrisch valides Messinstrument für SDM-Implementierung.</w:t>
       </w:r>
     </w:p>
     <w:p>
@@ -235,7 +235,7 @@
         <w:rPr>
           <w:sz w:val="19"/>
         </w:rPr>
-        <w:t>Mehrere europäische Länder (Niederlande, Belgien, Portugal, Slowenien) – unmittelbar anwendbar</w:t>
+        <w:t>Korea, anderes System; psychometrische Evidenz übertragbar, kulturelle Anpassung erforderlich</w:t>
       </w:r>
     </w:p>
     <w:p>
@@ -244,7 +244,7 @@
           <w:color w:val="5A7D3A"/>
           <w:sz w:val="18"/>
         </w:rPr>
-        <w:t>https://pubmed.ncbi.nlm.nih.gov/42699199/</w:t>
+        <w:t>https://pubmed.ncbi.nlm.nih.gov/42691454/</w:t>
       </w:r>
     </w:p>
     <w:p>
@@ -252,7 +252,7 @@
         <w:pStyle w:val="Heading2"/>
       </w:pPr>
       <w:r>
-        <w:t>Große Sprachmodelle für Diabetes-Patient:innenbildung: Qualität und Verständlichkeit</w:t>
+        <w:t>GenAI für Gesundheitsinformation: Was Patienten können und fürchten</w:t>
       </w:r>
     </w:p>
     <w:p>
@@ -262,12 +262,12 @@
           <w:color w:val="666666"/>
           <w:sz w:val="18"/>
         </w:rPr>
-        <w:t>Huang Z et al.  ·  Front Public Health  ·  19.08.2026  ·  PMID 42688778</w:t>
+        <w:t>Alon L et al.  ·  J Med Internet Res  ·  02.09.2026  ·  PMID 42684809</w:t>
       </w:r>
     </w:p>
     <w:p>
       <w:r>
-        <w:t>Bewertung von ChatGPT-4.1, Claude-4.0, DeepSeek-V3 und ERNIE Bot 4.5 auf 124 Fragen zu Typ-2-Diabetes nach chinesischen Klinikleitlinien (CLEAR- und PEMAT-P-Instrumente).</w:t>
+        <w:t>Systematische Überblicksanalyse von 27 empirischen Studien zu Barrieren und Erleichterungen bei der Nutzung generativer KI-Tools zur Gesundheitsinformation durch Patienten und Verbraucher.</w:t>
       </w:r>
     </w:p>
     <w:p>
@@ -278,7 +278,7 @@
         <w:t xml:space="preserve">Ergebnis: </w:t>
       </w:r>
       <w:r>
-        <w:t>Alle vier Modelle erreichten "sehr gute" CLEAR-Gesamtscores (19–25), ohne signifikante Unterschiede (χ² = 1,985, p = 0,576). Claude-4.0 niedrigste Vollständigkeit, höchste Angemessenheit; ChatGPT-4.1 höchste Verständlichkeit (Median 91,91%, IQR 91,91–100%). Nur ERNIE Bot überschritt 70%-Schwelle für Umsetzbarkeit (Median 75%). Limitation: Alle Modelle zeigten Mängel in Handlungsanleitungen und Konsistenz.</w:t>
+        <w:t>Haupterleichterungen: Zugang/Effizienz (29,6%), Verständlichkeit (40,7%), Personalisierung (18,5%). Hauptbarrieren: Glaubwürdigkeits- und Vertrauensbedenken (48,1%), fehlende Zitate oder Genauigkeitshinweise. 22,2% der Studien berichteten über Kompetenzanforderungen, 18,5% über Verifizierungsfunktionen (Quellenangaben, Transkripte). Schlussfolgerung: Sichere Nutzung hängt von Modellqualität UND Nutzerfähigkeiten ab.</w:t>
       </w:r>
     </w:p>
     <w:p>
@@ -293,7 +293,7 @@
         <w:rPr>
           <w:sz w:val="19"/>
         </w:rPr>
-        <w:t>China – sprachgebunden, Validierung für deutschsprachige Kontexte notwendig</w:t>
+        <w:t>Internationale Synthese, sprachabhängig bei Verständlichkeit, übertragbare Faktoren für deutsches Publikum</w:t>
       </w:r>
     </w:p>
     <w:p>
@@ -302,7 +302,7 @@
           <w:color w:val="5A7D3A"/>
           <w:sz w:val="18"/>
         </w:rPr>
-        <w:t>https://pubmed.ncbi.nlm.nih.gov/42688778/</w:t>
+        <w:t>https://pubmed.ncbi.nlm.nih.gov/42684809/</w:t>
       </w:r>
     </w:p>
     <w:p>
@@ -310,7 +310,7 @@
         <w:pStyle w:val="Heading2"/>
       </w:pPr>
       <w:r>
-        <w:t>Gesundheitskompetenz von Migranteneltern durch Co-Design fördern</w:t>
+        <w:t>Frauen erwarten mehr Information vor Bauchoperationen: Geschlechtsunterschiede in Aufklärung</w:t>
       </w:r>
     </w:p>
     <w:p>
@@ -320,12 +320,12 @@
           <w:color w:val="666666"/>
           <w:sz w:val="18"/>
         </w:rPr>
-        <w:t>Macintyre AK et al.  ·  BMC Health Serv Res  ·  12.06.2026  ·  PMID 42286543</w:t>
+        <w:t>Á Lakjuni Guttesen E et al.  ·  Br J Surg  ·  02.07.2026  ·  PMID 42274225</w:t>
       </w:r>
     </w:p>
     <w:p>
       <w:r>
-        <w:t>Zweiphasiger Co-Creation-Prozess mit 14 Migranteneltern und 59 Fachpersonen zur Entwicklung einer Maßnahme, um Elterngesundheitskompetenz zu stärken – Fokus auf kommunale Zentren in Oslo.</w:t>
+        <w:t>Landesweite dänische Registeranalyse untersuchte geschlechtsspezifische Unterschiede in wahrgenommener Suffizienz perioperativer Information bei Bauchdeckenbruch-Eingriff.</w:t>
       </w:r>
     </w:p>
     <w:p>
@@ -336,7 +336,7 @@
         <w:t xml:space="preserve">Ergebnis: </w:t>
       </w:r>
       <w:r>
-        <w:t>302 Ideen wurden auf 22 reduziert und durch Nutzervertreter:innen priorisiert. Ergebnis: Mehrsprachige animierte Videos zur Klinikerklärung, entwickelt über fünf iterative Qualitätsverbesserungszyklen mit 43 Nutzer:innen. Videos gebrauchsfertig und in klinischen Pilottests verwendbar.</w:t>
+        <w:t>26.384 Patienten (10.108 Frauen, 16.276 Männer). Frauen waren häufiger unzufrieden: Vorbereitung auf OP (14,4% vs. 8,9%), postoperative Emotionen (39,1% vs. 21,7%), Erholungssorgen (33,6% vs. 21,7%). Adjustierte Analysen zeigten signifikante Unterschiede (OR 1,40–2,00; p&lt;0,001). Jüngeres Alter und chronische Schmerzen verstärkten Unzufriedenheit.</w:t>
       </w:r>
     </w:p>
     <w:p>
@@ -351,7 +351,7 @@
         <w:rPr>
           <w:sz w:val="19"/>
         </w:rPr>
-        <w:t>Norwegen, europäisches Sozialversicherungssystem – Methode auf diverse Sprachgruppen übertragbar</w:t>
+        <w:t>Dänemark, vergleichbares Gesundheitssystem und Dokumentationswesen, direkter Übertrag auf deutschsprachige Länder</w:t>
       </w:r>
     </w:p>
     <w:p>
@@ -360,7 +360,7 @@
           <w:color w:val="5A7D3A"/>
           <w:sz w:val="18"/>
         </w:rPr>
-        <w:t>https://pubmed.ncbi.nlm.nih.gov/42286543/</w:t>
+        <w:t>https://pubmed.ncbi.nlm.nih.gov/42274225/</w:t>
       </w:r>
     </w:p>
     <w:p>
@@ -368,7 +368,7 @@
         <w:pStyle w:val="Heading2"/>
       </w:pPr>
       <w:r>
-        <w:t>Shared Decision Making in MS-Therapie: Implementierung eines Entscheidungs-Coachings</w:t>
+        <w:t>Werkzeug für verständliche Kommunikation von Harms in Patienteninformation</w:t>
       </w:r>
     </w:p>
     <w:p>
@@ -378,12 +378,12 @@
           <w:color w:val="666666"/>
           <w:sz w:val="18"/>
         </w:rPr>
-        <w:t>Wiechel NC et al.  ·  Mult Scler Relat Disord  ·  07.06.2026  ·  PMID 42276023</w:t>
+        <w:t>Scheibler F et al.  ·  Z Evid Fortbild Qual Gesundhwes  ·  10.06.2026  ·  PMID 42270505</w:t>
       </w:r>
     </w:p>
     <w:p>
       <w:r>
-        <w:t>Implementierungsstudie eines interprofessionellen Entscheidungs-Support-Programms (DECIMS) mit Nurse-Coaching, Online-Wissenswerkzeug und ärztlicher Beratung für Menschen mit MS bei Immuntherapie-Entscheidungen.</w:t>
+        <w:t>Das SCHADEN-Tool wurde über 2 Jahre iterativ entwickelt, um Creators von Gesundheitsinformation bei der verständlichen Kommunikation von Interventionsschäden zu unterstützen – mit 4 Sektionen, 9 Kernfragen und 29 detaillierten Fragen.</w:t>
       </w:r>
     </w:p>
     <w:p>
@@ -394,7 +394,7 @@
         <w:t xml:space="preserve">Ergebnis: </w:t>
       </w:r>
       <w:r>
-        <w:t>Von 105 Patienten bewerteten 45% das Nurse-Coaching als hilfreichstes Element; 58% bevorzugten autonome Rollen. Ärztliche und Patientenentscheidungen stimmten in 77% überein; 49% begannen Immuntherapie, 30% wählten Beobachten. &gt;80% berichteten besseres Verständnis, &gt;80% fühlten sich nicht verstört durch Unsicherheiten. Implementierung erfolgreich und nachhaltig.</w:t>
+        <w:t>Deutschsprachiges Werkzeug mit kurzversion und Handbuch. Ergebnis: Tool als Reflexionsinstrument mit dokumentierter Methodologie für Entwicklung von Gesundheitsinformation und Entscheidungshilfen. Erkannte Notwendigkeit: Standards wie Good Practice Guidelines und evidenzbasierte Gesundheitsinformation ergänzen.</w:t>
       </w:r>
     </w:p>
     <w:p>
@@ -409,7 +409,7 @@
         <w:rPr>
           <w:sz w:val="19"/>
         </w:rPr>
-        <w:t>Deutschland (Universitätsmedizin Hamburg-Eppendorf), vergleichbare Universitätsklinika</w:t>
+        <w:t>Deutsche Entwicklung (EbM-Netzwerk), direkt auf deutsches System übertragbar</w:t>
       </w:r>
     </w:p>
     <w:p>
@@ -418,7 +418,7 @@
           <w:color w:val="5A7D3A"/>
           <w:sz w:val="18"/>
         </w:rPr>
-        <w:t>https://pubmed.ncbi.nlm.nih.gov/42276023/</w:t>
+        <w:t>https://pubmed.ncbi.nlm.nih.gov/42270505/</w:t>
       </w:r>
     </w:p>
     <w:sectPr>

--- a/download/studien-aktuell.docx
+++ b/download/studien-aktuell.docx
@@ -62,7 +62,7 @@
           <w:color w:val="666666"/>
           <w:sz w:val="18"/>
         </w:rPr>
-        <w:t>Stand: 08.09.2026  |  6 Studien  |  healthliteracy.m-vf.de</w:t>
+        <w:t>Stand: 09.09.2026  |  6 Studien  |  healthliteracy.m-vf.de</w:t>
       </w:r>
     </w:p>
     <w:p>
@@ -70,7 +70,7 @@
         <w:pStyle w:val="Heading1"/>
       </w:pPr>
       <w:r>
-        <w:t>Aufgenommen am 08.09.2026</w:t>
+        <w:t>Aufgenommen am 09.09.2026</w:t>
       </w:r>
     </w:p>
     <w:p>
@@ -78,7 +78,7 @@
         <w:pStyle w:val="Heading2"/>
       </w:pPr>
       <w:r>
-        <w:t>Beteiligung von Menschen mit Demenz in Forschung: Barrieren und gelungene Bedingungen</w:t>
+        <w:t>Patientenbeteiligung an Übergabegesprächen braucht explizite Einladung und angepasste Kommunikation</w:t>
       </w:r>
     </w:p>
     <w:p>
@@ -88,12 +88,12 @@
           <w:color w:val="666666"/>
           <w:sz w:val="18"/>
         </w:rPr>
-        <w:t>Meisser J et al.  ·  Health Expect  ·  Okt. 2026  ·  PMID 42703971</w:t>
+        <w:t>Santos GRDSD et al.  ·  Nurs Open  ·  Sept. 2026  ·  PMID 42710019</w:t>
       </w:r>
     </w:p>
     <w:p>
       <w:r>
-        <w:t>Qualitative Metasynthesenanalyse identifizierte Bedingungen für gelingende Patientenbeteiligung (PPIE) bei Menschen mit Demenz: strukturierter Zugang, angepasste Kommunikation, flexible Prozesse und Transparenz über Einfluss auf Entscheidungen.</w:t>
+        <w:t>Qualitative Studie auf einer Coronar-Intensivstation in Brasilien – Wahrnehmungen von Patienten und Pflegefachpersonen zur Teilnahme von Patienten an pflegerischen Übergabegesprächen.</w:t>
       </w:r>
     </w:p>
     <w:p>
@@ -104,7 +104,7 @@
         <w:t xml:space="preserve">Ergebnis: </w:t>
       </w:r>
       <w:r>
-        <w:t>Metasynthesenanalyse: 33 qualitative Primärstudien zeigten vier zentrale Bedingungen (Zugang/Rekrutierung, Facilitation/Support, Beteiligungsformen, Evaluation). Interviews mit 11 PPIE-Gruppenmitgliedern bestätigten: psychologische Sicherheit, relationale Kontinuität und Sichtbarkeit des Einflusses sind Schlüsselfaktoren für sinnvolle Beteiligung.</w:t>
+        <w:t>22 Pflegefachpersonen und 16 Patienten befragt (Oktober 2023 bis Mai 2024). Pflegende erkannten Nutzen (Kommunikation, Patientensicherheit), äußerten aber Bedenken (Vertraulichkeit, emotionale Belastung, Fachsprache, Dauer). Patienten werteten Information, wünschten sich aber nicht automatisch aktive Rolle – Beteiligung braucht explizite Einladung. Schlüsselbotschaft: Bedside-Handover allein sichert nicht participatory handover; Organisationsbereitschaft, angepasste Sprache und flexible Ansätze nötig.</w:t>
       </w:r>
     </w:p>
     <w:p>
@@ -119,7 +119,7 @@
         <w:rPr>
           <w:sz w:val="19"/>
         </w:rPr>
-        <w:t>UK-Rahmen, vergleichbare Herausforderungen bei Demenzforschung in DACH-Ländern</w:t>
+        <w:t>Brasilien, anderes Gesundheitssystem; Befunde zur Partizipation und Health Literacy universal relevant</w:t>
       </w:r>
     </w:p>
     <w:p>
@@ -128,7 +128,7 @@
           <w:color w:val="5A7D3A"/>
           <w:sz w:val="18"/>
         </w:rPr>
-        <w:t>https://pubmed.ncbi.nlm.nih.gov/42703971/</w:t>
+        <w:t>https://pubmed.ncbi.nlm.nih.gov/42710019/</w:t>
       </w:r>
     </w:p>
     <w:p>
@@ -136,7 +136,7 @@
         <w:pStyle w:val="Heading2"/>
       </w:pPr>
       <w:r>
-        <w:t>Gegen Industrie-Narrative in der Gesundheitskommunikation: praktischer Aktionsrahmen</w:t>
+        <w:t>Algorithmen beeinflussen vor dem Arztbesuch gebildete Behandlungserwartungen</w:t>
       </w:r>
     </w:p>
     <w:p>
@@ -146,12 +146,12 @@
           <w:color w:val="666666"/>
           <w:sz w:val="18"/>
         </w:rPr>
-        <w:t>Stuckler D et al.  ·  Health Promot Int  ·  01.09.2026  ·  PMID 42703720</w:t>
+        <w:t>Wang JW et al.  ·  Front Public Health  ·  24.08.2026  ·  PMID 42707208</w:t>
       </w:r>
     </w:p>
     <w:p>
       <w:r>
-        <w:t>Narratives Review mit Expertenerfahrung zu Strategien, wie Gesundheitsförderung proaktiv gegen Desinformation der Industrie (Tabak, Alkohol, Ultra-verarbeitete Lebensmittel) vorgehen kann – mit sechs taktischen Kernprinzipien.</w:t>
+        <w:t>Konzeptpapier zu einem Analyserahmen (DECA) für die Untersuchung, wie Kurzvideos auf Social Media vor dem Arztbesuch Patientenerwartungen bei Knochentumoren bilden und Shared Decision-Making erschweren können.</w:t>
       </w:r>
     </w:p>
     <w:p>
@@ -162,7 +162,7 @@
         <w:t xml:space="preserve">Ergebnis: </w:t>
       </w:r>
       <w:r>
-        <w:t>Sechs Kerntaktiken identifiziert: (1) Wahl als Freiheit vor Manipulation reframen; (2) Innovationsnarrativ zu Accountability verschieben; (3) präventives Prebunking von Falschaussagen; (4) wissenschaftlichen Konsens verstärken; (5) schnelle, einheitliche, zugängliche Reaktionen; (6) Schäden durch Geschichten und Bilder humanisieren. Ergänzt um Policy-Maßnahmen: regulatorische Schutzmaßnahmen, Monitoring von Industrie-Narrativen, koordinierte grenzüberschreitende Infrastruktur.</w:t>
+        <w:t>Hypothese: Pre-Konsultations-Kognitionen durch Videoalgorithmen könnten verzögerte Nebenwirkungsmeldung, Lücken in Prävention, geringere Therapietreue und mehr Notfallbesuche verursachen. DECA-Framework schlägt vor: DECA-E (Exposition vor Konsultation), DECA-C (kognitives Screening), DECA-L (Langzeitfolgen). Rahmen noch nicht validiert.</w:t>
       </w:r>
     </w:p>
     <w:p>
@@ -177,7 +177,7 @@
         <w:rPr>
           <w:sz w:val="19"/>
         </w:rPr>
-        <w:t>Übergreifender Rahmen aus Evidence und Advocacy-Erfahrung, sprachunabhängige Strategien</w:t>
+        <w:t>China, konzeptionell; übertragbar auf Deutschland re Einfluss sozialer Medien vor Arztbesuch</w:t>
       </w:r>
     </w:p>
     <w:p>
@@ -186,7 +186,7 @@
           <w:color w:val="5A7D3A"/>
           <w:sz w:val="18"/>
         </w:rPr>
-        <w:t>https://pubmed.ncbi.nlm.nih.gov/42703720/</w:t>
+        <w:t>https://pubmed.ncbi.nlm.nih.gov/42707208/</w:t>
       </w:r>
     </w:p>
     <w:p>
@@ -194,7 +194,7 @@
         <w:pStyle w:val="Heading2"/>
       </w:pPr>
       <w:r>
-        <w:t>Shared Decision Making messen: Psychometrische Validierung eines koreanischen Instruments</w:t>
+        <w:t>Digitale Schulung mit Verhaltensanreizen verbessert Stoffwechselkontrolle bei Diabetes</w:t>
       </w:r>
     </w:p>
     <w:p>
@@ -204,12 +204,12 @@
           <w:color w:val="666666"/>
           <w:sz w:val="18"/>
         </w:rPr>
-        <w:t>Choi H et al.  ·  PLoS One  ·  03.09.2026  ·  PMID 42691454</w:t>
+        <w:t>Lin Y et al.  ·  JMIR Mhealth Uhealth  ·  01.09.2026  ·  PMID 42695340</w:t>
       </w:r>
     </w:p>
     <w:p>
       <w:r>
-        <w:t>Das MAPPIN'SDM-Instrument wurde ins Koreanische übersetzt und validiert, um Shared Decision Making in klinischen Settings zu messen – mit Patientinnen- und Fachpersonenversion.</w:t>
+        <w:t>Randomisierte Kontrollstudie an vier chinesischen Kliniken zu einem digitalen Schulungsprogramm mit Verhaltensanreizen (Nudges) für Typ-2-Diabetes – Primäres Ziel war HbA1c-Reduktion nach 12 Wochen.</w:t>
       </w:r>
     </w:p>
     <w:p>
@@ -220,7 +220,7 @@
         <w:t xml:space="preserve">Ergebnis: </w:t>
       </w:r>
       <w:r>
-        <w:t>Explorative und konfirmatorische Faktorenanalysen unterstützten Ein-Faktor-Modell. Cronbach's α=0,94 (Fachpersonen), 0,87 (Patienten). Guttman-Koeffizienten 0,90 bzw. 0,73. Guttman-Koeffizienten 0,90 bzw. 0,73. Starke Korrelation mit SDM-Q-Doc (r=0,88). K-MAPPIN'SDM ist psychometrisch valides Messinstrument für SDM-Implementierung.</w:t>
+        <w:t>HbA1c-Reduktion Interventionsgruppe: 0,38% (95%-KI: –0,68% bis –0,09%, p=0,01) stärker als Kontrolle. Auch Nüchtern-Blutglukose (–0,75 mmol/L, p&lt;0,001), Gewicht (–0,84 kg, p=0,03), BMI (–0,38 kg/m², p=0,01), Selbstmanagement und Eigeneffektivität zeigten signifikante Verbesserungen (alle p&lt;0,05).</w:t>
       </w:r>
     </w:p>
     <w:p>
@@ -235,7 +235,7 @@
         <w:rPr>
           <w:sz w:val="19"/>
         </w:rPr>
-        <w:t>Korea, anderes System; psychometrische Evidenz übertragbar, kulturelle Anpassung erforderlich</w:t>
+        <w:t>Technisch übertragbar, aber Versorgungskontexte (Digitalisierungsgrad, Infrastruktur) unterscheiden sich</w:t>
       </w:r>
     </w:p>
     <w:p>
@@ -244,7 +244,7 @@
           <w:color w:val="5A7D3A"/>
           <w:sz w:val="18"/>
         </w:rPr>
-        <w:t>https://pubmed.ncbi.nlm.nih.gov/42691454/</w:t>
+        <w:t>https://pubmed.ncbi.nlm.nih.gov/42695340/</w:t>
       </w:r>
     </w:p>
     <w:p>
@@ -252,7 +252,7 @@
         <w:pStyle w:val="Heading2"/>
       </w:pPr>
       <w:r>
-        <w:t>GenAI für Gesundheitsinformation: Was Patienten können und fürchten</w:t>
+        <w:t>Sprachbarrieren und Systemstruktur erschweren Teilnahme von Migranten an Studien</w:t>
       </w:r>
     </w:p>
     <w:p>
@@ -262,12 +262,12 @@
           <w:color w:val="666666"/>
           <w:sz w:val="18"/>
         </w:rPr>
-        <w:t>Alon L et al.  ·  J Med Internet Res  ·  02.09.2026  ·  PMID 42684809</w:t>
+        <w:t>Vuong T et al.  ·  Health Expect  ·  Okt. 2026  ·  PMID 42695269</w:t>
       </w:r>
     </w:p>
     <w:p>
       <w:r>
-        <w:t>Systematische Überblicksanalyse von 27 empirischen Studien zu Barrieren und Erleichterungen bei der Nutzung generativer KI-Tools zur Gesundheitsinformation durch Patienten und Verbraucher.</w:t>
+        <w:t>Scoping Review zu Barrieren und Förderfaktoren für die Studienteilnahme von kulturell und sprachlich vielfältigen (CALD) Bevölkerungsgruppen in Australien – systematische Analyse von Fachliteratur und grauer Literatur.</w:t>
       </w:r>
     </w:p>
     <w:p>
@@ -278,7 +278,7 @@
         <w:t xml:space="preserve">Ergebnis: </w:t>
       </w:r>
       <w:r>
-        <w:t>Haupterleichterungen: Zugang/Effizienz (29,6%), Verständlichkeit (40,7%), Personalisierung (18,5%). Hauptbarrieren: Glaubwürdigkeits- und Vertrauensbedenken (48,1%), fehlende Zitate oder Genauigkeitshinweise. 22,2% der Studien berichteten über Kompetenzanforderungen, 18,5% über Verifizierungsfunktionen (Quellenangaben, Transkripte). Schlussfolgerung: Sichere Nutzung hängt von Modellqualität UND Nutzerfähigkeiten ab.</w:t>
+        <w:t>Fünf zentrale Themen identifiziert: (1) Teilnahmewilligkeit vorhanden, aber strukturell gehemmt; (2) Sprache und Gesundheitskompetenz als hartnäckige Barrieren; (3) kulturelle Werte und Vertrauen prägen Entscheidungen; (4) System-Praktiken limitieren Equity-Monitoring; (5) inkonsistente Umsetzung von Förderfaktoren. Politik erkannte Barrieren, aber nationale Umsetzung fragmentiert.</w:t>
       </w:r>
     </w:p>
     <w:p>
@@ -293,7 +293,7 @@
         <w:rPr>
           <w:sz w:val="19"/>
         </w:rPr>
-        <w:t>Internationale Synthese, sprachabhängig bei Verständlichkeit, übertragbare Faktoren für deutsches Publikum</w:t>
+        <w:t>Australisches Versicherungssystem, ähnliche Diversitätsfragen wie Deutschland; Empfehlungen eher konzeptionell</w:t>
       </w:r>
     </w:p>
     <w:p>
@@ -302,7 +302,7 @@
           <w:color w:val="5A7D3A"/>
           <w:sz w:val="18"/>
         </w:rPr>
-        <w:t>https://pubmed.ncbi.nlm.nih.gov/42684809/</w:t>
+        <w:t>https://pubmed.ncbi.nlm.nih.gov/42695269/</w:t>
       </w:r>
     </w:p>
     <w:p>
@@ -310,7 +310,7 @@
         <w:pStyle w:val="Heading2"/>
       </w:pPr>
       <w:r>
-        <w:t>Frauen erwarten mehr Information vor Bauchoperationen: Geschlechtsunterschiede in Aufklärung</w:t>
+        <w:t>Gesprächsbereitschaft für Advance-Care-Planning wächst mit Familie und klarer Information</w:t>
       </w:r>
     </w:p>
     <w:p>
@@ -320,12 +320,12 @@
           <w:color w:val="666666"/>
           <w:sz w:val="18"/>
         </w:rPr>
-        <w:t>Á Lakjuni Guttesen E et al.  ·  Br J Surg  ·  02.07.2026  ·  PMID 42274225</w:t>
+        <w:t>Xue T et al.  ·  BMC Palliat Care  ·  07.08.2026  ·  PMID 42693424</w:t>
       </w:r>
     </w:p>
     <w:p>
       <w:r>
-        <w:t>Landesweite dänische Registeranalyse untersuchte geschlechtsspezifische Unterschiede in wahrgenommener Suffizienz perioperativer Information bei Bauchdeckenbruch-Eingriff.</w:t>
+        <w:t>Qualitative Studie in einem chinesischen Altenheim mit höher gebildeten älteren Menschen – Erkundung der Bereitschaft zu Advance-Care-Planning (ACP) und Faktoren, die diese beeinflussen.</w:t>
       </w:r>
     </w:p>
     <w:p>
@@ -336,7 +336,7 @@
         <w:t xml:space="preserve">Ergebnis: </w:t>
       </w:r>
       <w:r>
-        <w:t>26.384 Patienten (10.108 Frauen, 16.276 Männer). Frauen waren häufiger unzufrieden: Vorbereitung auf OP (14,4% vs. 8,9%), postoperative Emotionen (39,1% vs. 21,7%), Erholungssorgen (33,6% vs. 21,7%). Adjustierte Analysen zeigten signifikante Unterschiede (OR 1,40–2,00; p&lt;0,001). Jüngeres Alter und chronische Schmerzen verstärkten Unzufriedenheit.</w:t>
+        <w:t>36 Teilnehmende befragt (20 ältere Menschen, 4 Angehörige, 5 Ärzte, 5 Pflegekräfte, 2 Administrator). Ältere zeigten positive Einstellung zu ACP (Leiden reduzieren, Würde/Autonomie bewahren), aber Familienmitglieder und Fachleute äußerten Bedenken (Stabilitätsrisiken, Haftung). Bereitschaft wurde durch Familie, fachliche Anleitung, institutionelle Prozesse und Vertrauensklarheit geprägt – nicht nur individuelle Aufklärung.</w:t>
       </w:r>
     </w:p>
     <w:p>
@@ -351,7 +351,7 @@
         <w:rPr>
           <w:sz w:val="19"/>
         </w:rPr>
-        <w:t>Dänemark, vergleichbares Gesundheitssystem und Dokumentationswesen, direkter Übertrag auf deutschsprachige Länder</w:t>
+        <w:t>China, andere politische/rechtliche Struktur; Befunde zeigen Bedeutung von Familie und Kontextfaktoren universal relevant</w:t>
       </w:r>
     </w:p>
     <w:p>
@@ -360,7 +360,7 @@
           <w:color w:val="5A7D3A"/>
           <w:sz w:val="18"/>
         </w:rPr>
-        <w:t>https://pubmed.ncbi.nlm.nih.gov/42274225/</w:t>
+        <w:t>https://pubmed.ncbi.nlm.nih.gov/42693424/</w:t>
       </w:r>
     </w:p>
     <w:p>
@@ -368,7 +368,7 @@
         <w:pStyle w:val="Heading2"/>
       </w:pPr>
       <w:r>
-        <w:t>Werkzeug für verständliche Kommunikation von Harms in Patienteninformation</w:t>
+        <w:t>Informationsmaterial zu Darmkrebsvorsorge veraendert ärztliche Verschreibungspraxis</w:t>
       </w:r>
     </w:p>
     <w:p>
@@ -378,12 +378,12 @@
           <w:color w:val="666666"/>
           <w:sz w:val="18"/>
         </w:rPr>
-        <w:t>Scheibler F et al.  ·  Z Evid Fortbild Qual Gesundhwes  ·  10.06.2026  ·  PMID 42270505</w:t>
+        <w:t>Scharf T et al.  ·  PLoS One  ·  09.06.2026  ·  PMID 42263092</w:t>
       </w:r>
     </w:p>
     <w:p>
       <w:r>
-        <w:t>Das SCHADEN-Tool wurde über 2 Jahre iterativ entwickelt, um Creators von Gesundheitsinformation bei der verständlichen Kommunikation von Interventionsschäden zu unterstützen – mit 4 Sektionen, 9 Kernfragen und 29 detaillierten Fragen.</w:t>
+        <w:t>Randomisierte Cluster-Studie in der Schweiz zu einer Schulung mit Entscheidungshilfen für Shared Decision-Making bei Darmkrebsscreening – Vergleich von Kolonoskopie und Bluttest als Screening-Methoden.</w:t>
       </w:r>
     </w:p>
     <w:p>
@@ -394,7 +394,7 @@
         <w:t xml:space="preserve">Ergebnis: </w:t>
       </w:r>
       <w:r>
-        <w:t>Deutschsprachiges Werkzeug mit kurzversion und Handbuch. Ergebnis: Tool als Reflexionsinstrument mit dokumentierter Methodologie für Entwicklung von Gesundheitsinformation und Entscheidungshilfen. Erkannte Notwendigkeit: Standards wie Good Practice Guidelines und evidenzbasierte Gesundheitsinformation ergänzen.</w:t>
+        <w:t>Nach der Intervention verschrieben 84% der Ärzte in der Interventionsgruppe mindestens einem Patienten einen FOBT-Test (Bluttest-Screening), gegenüber 56% in der Kontrollgruppe (unadjustierte RR: 1,52; 95%-KI: 1,13–2,04). Die Sensitivitätsanalyse deutet auf Selektionsbias hin und zeigte bei wiederholten Messungen keinen signifikanten Unterschied zwischen Gruppen.</w:t>
       </w:r>
     </w:p>
     <w:p>
@@ -409,7 +409,7 @@
         <w:rPr>
           <w:sz w:val="19"/>
         </w:rPr>
-        <w:t>Deutsche Entwicklung (EbM-Netzwerk), direkt auf deutsches System übertragbar</w:t>
+        <w:t>Schweiz (Sozialversicherung), Hausarztsystem mit Gatekeeping vergleichbar Deutschland</w:t>
       </w:r>
     </w:p>
     <w:p>
@@ -418,7 +418,7 @@
           <w:color w:val="5A7D3A"/>
           <w:sz w:val="18"/>
         </w:rPr>
-        <w:t>https://pubmed.ncbi.nlm.nih.gov/42270505/</w:t>
+        <w:t>https://pubmed.ncbi.nlm.nih.gov/42263092/</w:t>
       </w:r>
     </w:p>
     <w:sectPr>

--- a/download/studien-aktuell.docx
+++ b/download/studien-aktuell.docx
@@ -62,7 +62,7 @@
           <w:color w:val="666666"/>
           <w:sz w:val="18"/>
         </w:rPr>
-        <w:t>Stand: 09.09.2026  |  6 Studien  |  healthliteracy.m-vf.de</w:t>
+        <w:t>Stand: 10.09.2026  |  6 Studien  |  healthliteracy.m-vf.de</w:t>
       </w:r>
     </w:p>
     <w:p>
@@ -70,7 +70,7 @@
         <w:pStyle w:val="Heading1"/>
       </w:pPr>
       <w:r>
-        <w:t>Aufgenommen am 09.09.2026</w:t>
+        <w:t>Aufgenommen am 10.09.2026</w:t>
       </w:r>
     </w:p>
     <w:p>
@@ -78,7 +78,7 @@
         <w:pStyle w:val="Heading2"/>
       </w:pPr>
       <w:r>
-        <w:t>Patientenbeteiligung an Übergabegesprächen braucht explizite Einladung und angepasste Kommunikation</w:t>
+        <w:t>Partizipative Ermittlung von Gesundheitsinformationsbedarfen von Migrantinnen aus Myanmar in Australien</w:t>
       </w:r>
     </w:p>
     <w:p>
@@ -88,12 +88,12 @@
           <w:color w:val="666666"/>
           <w:sz w:val="18"/>
         </w:rPr>
-        <w:t>Santos GRDSD et al.  ·  Nurs Open  ·  Sept. 2026  ·  PMID 42710019</w:t>
+        <w:t>Griffin G et al.  ·  Int J Qual Stud Health Well-being  ·  31.12.2026  ·  PMID 42715359</w:t>
       </w:r>
     </w:p>
     <w:p>
       <w:r>
-        <w:t>Qualitative Studie auf einer Coronar-Intensivstation in Brasilien – Wahrnehmungen von Patienten und Pflegefachpersonen zur Teilnahme von Patienten an pflegerischen Übergabegesprächen.</w:t>
+        <w:t>Vier Community-Hörsessions mit 39 Frauen mit Fluchthintergrund aus Myanmar und Gemeinschaftsführerinnen (Karen- und Chin-Gruppen) in Western Australia zur Identifikation von Gesundheitsinformationsprioritäten und strukturellen Barrieren.</w:t>
       </w:r>
     </w:p>
     <w:p>
@@ -104,7 +104,7 @@
         <w:t xml:space="preserve">Ergebnis: </w:t>
       </w:r>
       <w:r>
-        <w:t>22 Pflegefachpersonen und 16 Patienten befragt (Oktober 2023 bis Mai 2024). Pflegende erkannten Nutzen (Kommunikation, Patientensicherheit), äußerten aber Bedenken (Vertraulichkeit, emotionale Belastung, Fachsprache, Dauer). Patienten werteten Information, wünschten sich aber nicht automatisch aktive Rolle – Beteiligung braucht explizite Einladung. Schlüsselbotschaft: Bedside-Handover allein sichert nicht participatory handover; Organisationsbereitschaft, angepasste Sprache und flexible Ansätze nötig.</w:t>
+        <w:t>Fünf Kategorien identifiziert (veränderte Kontexte, Motivationen, Informationsprioritäten, -quellen, strukturelle Barrieren). Health Literacy wird als kollektiver, relationaler und strukturell begrenzter Prozess konzeptualisiert. Große Lücken in verfügbaren Informationsressourcen und strukturelle Barrieren für Umsetzung erkannt. Umfassende Maßnahmen zur Gesundheitsförderung und Beseitigung struktureller Hürden notwendig.</w:t>
       </w:r>
     </w:p>
     <w:p>
@@ -119,7 +119,7 @@
         <w:rPr>
           <w:sz w:val="19"/>
         </w:rPr>
-        <w:t>Brasilien, anderes Gesundheitssystem; Befunde zur Partizipation und Health Literacy universal relevant</w:t>
+        <w:t>Australien; Befunde zu Migrationserfahrungen und partizipativer Ansatz übertragbar</w:t>
       </w:r>
     </w:p>
     <w:p>
@@ -128,7 +128,7 @@
           <w:color w:val="5A7D3A"/>
           <w:sz w:val="18"/>
         </w:rPr>
-        <w:t>https://pubmed.ncbi.nlm.nih.gov/42710019/</w:t>
+        <w:t>https://pubmed.ncbi.nlm.nih.gov/42715359/</w:t>
       </w:r>
     </w:p>
     <w:p>
@@ -136,7 +136,7 @@
         <w:pStyle w:val="Heading2"/>
       </w:pPr>
       <w:r>
-        <w:t>Algorithmen beeinflussen vor dem Arztbesuch gebildete Behandlungserwartungen</w:t>
+        <w:t>Gesundheitskommunikation gegen Impfzögerlichkeit bei Kindern in Nigeria: Systematische Übersicht</w:t>
       </w:r>
     </w:p>
     <w:p>
@@ -146,12 +146,12 @@
           <w:color w:val="666666"/>
           <w:sz w:val="18"/>
         </w:rPr>
-        <w:t>Wang JW et al.  ·  Front Public Health  ·  24.08.2026  ·  PMID 42707208</w:t>
+        <w:t>Ike TJ et al.  ·  Front Public Health  ·  25.08.2026  ·  PMID 42713528</w:t>
       </w:r>
     </w:p>
     <w:p>
       <w:r>
-        <w:t>Konzeptpapier zu einem Analyserahmen (DECA) für die Untersuchung, wie Kurzvideos auf Social Media vor dem Arztbesuch Patientenerwartungen bei Knochentumoren bilden und Shared Decision-Making erschweren können.</w:t>
+        <w:t>Systematische Übersicht von 12 Studien (2017–März 2026) zu Kommunikationsstrategien gegen elterliche Impfzögerlichkeit bei Kleinkindern (0–3 Jahre) in Nigeria.</w:t>
       </w:r>
     </w:p>
     <w:p>
@@ -162,7 +162,7 @@
         <w:t xml:space="preserve">Ergebnis: </w:t>
       </w:r>
       <w:r>
-        <w:t>Hypothese: Pre-Konsultations-Kognitionen durch Videoalgorithmen könnten verzögerte Nebenwirkungsmeldung, Lücken in Prävention, geringere Therapietreue und mehr Notfallbesuche verursachen. DECA-Framework schlägt vor: DECA-E (Exposition vor Konsultation), DECA-C (kognitives Screening), DECA-L (Langzeitfolgen). Rahmen noch nicht validiert.</w:t>
+        <w:t>Vier Hauptstrategien identifiziert: (1) Medienkampagnen, (2) staatliche Kommunikationsmaßnahmen, (3) gemeindegestützte Ansätze, (4) telefonische Strategien. Empfehlung: kulturell angepasste, mehrkanalige Kommunikation, einschließlich vertrauenswürdiger religiöser und traditioneller Anführer, Medienplattformen und SMS. Kommunikation muss reaktiv auf strukturelle Zwänge und Informationsbedarfe der Gemeinschaft sein.</w:t>
       </w:r>
     </w:p>
     <w:p>
@@ -177,7 +177,7 @@
         <w:rPr>
           <w:sz w:val="19"/>
         </w:rPr>
-        <w:t>China, konzeptionell; übertragbar auf Deutschland re Einfluss sozialer Medien vor Arztbesuch</w:t>
+        <w:t>Nigeria; Befunde zur kulturellen Anpassung und Gemeinschaftsbeteiligung prinzipiell relevant</w:t>
       </w:r>
     </w:p>
     <w:p>
@@ -186,7 +186,7 @@
           <w:color w:val="5A7D3A"/>
           <w:sz w:val="18"/>
         </w:rPr>
-        <w:t>https://pubmed.ncbi.nlm.nih.gov/42707208/</w:t>
+        <w:t>https://pubmed.ncbi.nlm.nih.gov/42713528/</w:t>
       </w:r>
     </w:p>
     <w:p>
@@ -194,7 +194,7 @@
         <w:pStyle w:val="Heading2"/>
       </w:pPr>
       <w:r>
-        <w:t>Digitale Schulung mit Verhaltensanreizen verbessert Stoffwechselkontrolle bei Diabetes</w:t>
+        <w:t>Patient-Journal-Club verbessert Lebensqualität und reduziert Schmerzkastastrophisierung bei Fibromyalgie</w:t>
       </w:r>
     </w:p>
     <w:p>
@@ -204,12 +204,12 @@
           <w:color w:val="666666"/>
           <w:sz w:val="18"/>
         </w:rPr>
-        <w:t>Lin Y et al.  ·  JMIR Mhealth Uhealth  ·  01.09.2026  ·  PMID 42695340</w:t>
+        <w:t>Cuyul-Vásquez I et al.  ·  Reumatol Clin (Engl Ed)  ·  Aug. 2026  ·  PMID 42711030</w:t>
       </w:r>
     </w:p>
     <w:p>
       <w:r>
-        <w:t>Randomisierte Kontrollstudie an vier chinesischen Kliniken zu einem digitalen Schulungsprogramm mit Verhaltensanreizen (Nudges) für Typ-2-Diabetes – Primäres Ziel war HbA1c-Reduktion nach 12 Wochen.</w:t>
+        <w:t>Pilot-Vor-Nachher-Studie mit 20 Frauen mit Fibromyalgie zu einem dreiwöchigen Patient-Journal-Club-Programm (gemeinsames Lesen adaptierter Forschungsartikel unter Moderation einer Logopädin).</w:t>
       </w:r>
     </w:p>
     <w:p>
@@ -220,7 +220,7 @@
         <w:t xml:space="preserve">Ergebnis: </w:t>
       </w:r>
       <w:r>
-        <w:t>HbA1c-Reduktion Interventionsgruppe: 0,38% (95%-KI: –0,68% bis –0,09%, p=0,01) stärker als Kontrolle. Auch Nüchtern-Blutglukose (–0,75 mmol/L, p&lt;0,001), Gewicht (–0,84 kg, p=0,03), BMI (–0,38 kg/m², p=0,01), Selbstmanagement und Eigeneffektivität zeigten signifikante Verbesserungen (alle p&lt;0,05).</w:t>
+        <w:t>Signifikante Verbesserungen in Lebensqualität (p=0,001; d=−0,85), Schmerzintensität (p=0,005; d=−0,74), Schmerzkastastrophisierung (p&lt;0,001; d=−1,11), Schmerzakzeptanz (p=0,028; d=0,53) und Cyberchondrie (p=0,003; d=−0,75). Selbstwirksamkeit zeigte keine signifikante Änderung (p=0,083). Autoren betonen kleine Stichprobengröße und fehlende Kontrollgruppe; größere kontrollierte Studien notwendig.</w:t>
       </w:r>
     </w:p>
     <w:p>
@@ -235,7 +235,7 @@
         <w:rPr>
           <w:sz w:val="19"/>
         </w:rPr>
-        <w:t>Technisch übertragbar, aber Versorgungskontexte (Digitalisierungsgrad, Infrastruktur) unterscheiden sich</w:t>
+        <w:t>Chile; Patientenbildungsformat und psychosoziale Wirkung prinzipiell übertragbar</w:t>
       </w:r>
     </w:p>
     <w:p>
@@ -244,7 +244,7 @@
           <w:color w:val="5A7D3A"/>
           <w:sz w:val="18"/>
         </w:rPr>
-        <w:t>https://pubmed.ncbi.nlm.nih.gov/42695340/</w:t>
+        <w:t>https://pubmed.ncbi.nlm.nih.gov/42711030/</w:t>
       </w:r>
     </w:p>
     <w:p>
@@ -252,7 +252,7 @@
         <w:pStyle w:val="Heading2"/>
       </w:pPr>
       <w:r>
-        <w:t>Sprachbarrieren und Systemstruktur erschweren Teilnahme von Migranten an Studien</w:t>
+        <w:t>Notfall-Risikokommunikation: Lücke zwischen Evidenz und Praxis in italienischen Pandemieplänen</w:t>
       </w:r>
     </w:p>
     <w:p>
@@ -262,12 +262,12 @@
           <w:color w:val="666666"/>
           <w:sz w:val="18"/>
         </w:rPr>
-        <w:t>Vuong T et al.  ·  Health Expect  ·  Okt. 2026  ·  PMID 42695269</w:t>
+        <w:t>De Vita E et al.  ·  BMC Public Health  ·  25.06.2026  ·  PMID 42351103</w:t>
       </w:r>
     </w:p>
     <w:p>
       <w:r>
-        <w:t>Scoping Review zu Barrieren und Förderfaktoren für die Studienteilnahme von kulturell und sprachlich vielfältigen (CALD) Bevölkerungsgruppen in Australien – systematische Analyse von Fachliteratur und grauer Literatur.</w:t>
+        <w:t>Scoping Review von 173 Studien (2019–Mai 2024) zur Notfall-Risikokommunikation, verglichen mit Analyse von 18 italienischen Regionalplänen für Pandemievorsorge auf Kommunikationsinhalte und -strukturen.</w:t>
       </w:r>
     </w:p>
     <w:p>
@@ -278,7 +278,7 @@
         <w:t xml:space="preserve">Ergebnis: </w:t>
       </w:r>
       <w:r>
-        <w:t>Fünf zentrale Themen identifiziert: (1) Teilnahmewilligkeit vorhanden, aber strukturell gehemmt; (2) Sprache und Gesundheitskompetenz als hartnäckige Barrieren; (3) kulturelle Werte und Vertrauen prägen Entscheidungen; (4) System-Praktiken limitieren Equity-Monitoring; (5) inkonsistente Umsetzung von Förderfaktoren. Politik erkannte Barrieren, aber nationale Umsetzung fragmentiert.</w:t>
+        <w:t>Forschung fokussiert auf Massenkommunikation und COVID-19-Reaktion; Bürgerbeteiligung, Infodemiebewältigung und Chancengleichheit unterrepräsentiert. Italienische Pläne zeigen erhebliche Heterogenität: Kommunikation oft als Top-down-Informationsvermittlung dargestellt, strukturierte Monitorings und Evaluationen inkonsistent adressiert. Substantielle Lücke zwischen wissenschaftlichen Prinzipien (Aktualität, Transparenz, Vertrauen) und institutioneller Umsetzung.</w:t>
       </w:r>
     </w:p>
     <w:p>
@@ -293,7 +293,7 @@
         <w:rPr>
           <w:sz w:val="19"/>
         </w:rPr>
-        <w:t>Australisches Versicherungssystem, ähnliche Diversitätsfragen wie Deutschland; Empfehlungen eher konzeptionell</w:t>
+        <w:t>Italienische Gesundheitspläne, Befunde auch auf deutsches System übertragbar</w:t>
       </w:r>
     </w:p>
     <w:p>
@@ -302,7 +302,7 @@
           <w:color w:val="5A7D3A"/>
           <w:sz w:val="18"/>
         </w:rPr>
-        <w:t>https://pubmed.ncbi.nlm.nih.gov/42695269/</w:t>
+        <w:t>https://pubmed.ncbi.nlm.nih.gov/42351103/</w:t>
       </w:r>
     </w:p>
     <w:p>
@@ -310,7 +310,7 @@
         <w:pStyle w:val="Heading2"/>
       </w:pPr>
       <w:r>
-        <w:t>Gesprächsbereitschaft für Advance-Care-Planning wächst mit Familie und klarer Information</w:t>
+        <w:t>Digitale Fähigkeiten und Mental-Health-Literacy als Faktoren für Wohlbefinden bei Teenagern in Belgien</w:t>
       </w:r>
     </w:p>
     <w:p>
@@ -320,12 +320,12 @@
           <w:color w:val="666666"/>
           <w:sz w:val="18"/>
         </w:rPr>
-        <w:t>Xue T et al.  ·  BMC Palliat Care  ·  07.08.2026  ·  PMID 42693424</w:t>
+        <w:t>Sercu L et al.  ·  J Adolesc  ·  23.06.2026  ·  PMID 42333886</w:t>
       </w:r>
     </w:p>
     <w:p>
       <w:r>
-        <w:t>Qualitative Studie in einem chinesischen Altenheim mit höher gebildeten älteren Menschen – Erkundung der Bereitschaft zu Advance-Care-Planning (ACP) und Faktoren, die diese beeinflussen.</w:t>
+        <w:t>Onlineumfrage mit 431 flämischen Schülern untersuchte, wie Gesundheitskompetenz im psychischen Bereich und digitale Fähigkeiten mit dem psychischen Wohlbefinden korrelieren.</w:t>
       </w:r>
     </w:p>
     <w:p>
@@ -336,7 +336,7 @@
         <w:t xml:space="preserve">Ergebnis: </w:t>
       </w:r>
       <w:r>
-        <w:t>36 Teilnehmende befragt (20 ältere Menschen, 4 Angehörige, 5 Ärzte, 5 Pflegekräfte, 2 Administrator). Ältere zeigten positive Einstellung zu ACP (Leiden reduzieren, Würde/Autonomie bewahren), aber Familienmitglieder und Fachleute äußerten Bedenken (Stabilitätsrisiken, Haftung). Bereitschaft wurde durch Familie, fachliche Anleitung, institutionelle Prozesse und Vertrauensklarheit geprägt – nicht nur individuelle Aufklärung.</w:t>
+        <w:t>Beide Faktoren zeigten positive Korrelationen mit Wohlbefinden und waren stark untereinander assoziiert. Digitale Kompetenzwahrnehmung war der stärkste Einzelprädikator im kombinierten Modell, möglicherweise weil sie Jugendlichen hilft, Gesundheitsinformationen online zu finden, zu bewerten und anzuwenden. Jungen berichteten höheres Wohlbefinden und leicht höhere digitale Fähigkeiten; keine Unterschiede in Mental-Health-Literacy.</w:t>
       </w:r>
     </w:p>
     <w:p>
@@ -351,7 +351,7 @@
         <w:rPr>
           <w:sz w:val="19"/>
         </w:rPr>
-        <w:t>China, andere politische/rechtliche Struktur; Befunde zeigen Bedeutung von Familie und Kontextfaktoren universal relevant</w:t>
+        <w:t>Belgien, vergleichbares Schulsystem und Versorgungskontext</w:t>
       </w:r>
     </w:p>
     <w:p>
@@ -360,7 +360,7 @@
           <w:color w:val="5A7D3A"/>
           <w:sz w:val="18"/>
         </w:rPr>
-        <w:t>https://pubmed.ncbi.nlm.nih.gov/42693424/</w:t>
+        <w:t>https://pubmed.ncbi.nlm.nih.gov/42333886/</w:t>
       </w:r>
     </w:p>
     <w:p>
@@ -368,7 +368,7 @@
         <w:pStyle w:val="Heading2"/>
       </w:pPr>
       <w:r>
-        <w:t>Informationsmaterial zu Darmkrebsvorsorge veraendert ärztliche Verschreibungspraxis</w:t>
+        <w:t>Gesundheitskompetenz mildert nicht den Zusammenhang zwischen Multimorbidität und Zahnlosigkeit</w:t>
       </w:r>
     </w:p>
     <w:p>
@@ -378,12 +378,12 @@
           <w:color w:val="666666"/>
           <w:sz w:val="18"/>
         </w:rPr>
-        <w:t>Scharf T et al.  ·  PLoS One  ·  09.06.2026  ·  PMID 42263092</w:t>
+        <w:t>Chakraborty-Groot T et al.  ·  Eur J Public Health  ·  10.06.2026  ·  PMID 42309526</w:t>
       </w:r>
     </w:p>
     <w:p>
       <w:r>
-        <w:t>Randomisierte Cluster-Studie in der Schweiz zu einer Schulung mit Entscheidungshilfen für Shared Decision-Making bei Darmkrebsscreening – Vergleich von Kolonoskopie und Bluttest als Screening-Methoden.</w:t>
+        <w:t>Querschnittsstudie mit 42.357 Personen aus der niederländischen Lifelines-Kohorte untersuchte, ob Gesundheitskompetenz die Assoziation zwischen Multimorbidität und kompletter Zahnlosigkeit (Ödentulismus) beeinflusst.</w:t>
       </w:r>
     </w:p>
     <w:p>
@@ -394,7 +394,7 @@
         <w:t xml:space="preserve">Ergebnis: </w:t>
       </w:r>
       <w:r>
-        <w:t>Nach der Intervention verschrieben 84% der Ärzte in der Interventionsgruppe mindestens einem Patienten einen FOBT-Test (Bluttest-Screening), gegenüber 56% in der Kontrollgruppe (unadjustierte RR: 1,52; 95%-KI: 1,13–2,04). Die Sensitivitätsanalyse deutet auf Selektionsbias hin und zeigte bei wiederholten Messungen keinen signifikanten Unterschied zwischen Gruppen.</w:t>
+        <w:t>Multimorbide Patienten hatten 2,26-fach höhere Chancen für Zahnlosigkeit (95%-KI: 2,06–2,47), bei kardiovaskulär-endokrinologischem Muster 3,52-fach (95%-KI: 3,03–4,08). Gesundheitskompetenz moderierte diese Assoziation nicht signifikant. Die Befunde unterstützen eine Notwendigkeit für koordinierte medizinisch-zahnmedizinische Versorgung.</w:t>
       </w:r>
     </w:p>
     <w:p>
@@ -409,7 +409,7 @@
         <w:rPr>
           <w:sz w:val="19"/>
         </w:rPr>
-        <w:t>Schweiz (Sozialversicherung), Hausarztsystem mit Gatekeeping vergleichbar Deutschland</w:t>
+        <w:t>Niederländische Versicherungsdaten, vergleichbares System zu Deutschland</w:t>
       </w:r>
     </w:p>
     <w:p>
@@ -418,7 +418,7 @@
           <w:color w:val="5A7D3A"/>
           <w:sz w:val="18"/>
         </w:rPr>
-        <w:t>https://pubmed.ncbi.nlm.nih.gov/42263092/</w:t>
+        <w:t>https://pubmed.ncbi.nlm.nih.gov/42309526/</w:t>
       </w:r>
     </w:p>
     <w:sectPr>

--- a/download/studien-aktuell.docx
+++ b/download/studien-aktuell.docx
@@ -62,7 +62,7 @@
           <w:color w:val="666666"/>
           <w:sz w:val="18"/>
         </w:rPr>
-        <w:t>Stand: 10.09.2026  |  6 Studien  |  healthliteracy.m-vf.de</w:t>
+        <w:t>Stand: 11.09.2026  |  6 Studien  |  healthliteracy.m-vf.de</w:t>
       </w:r>
     </w:p>
     <w:p>
@@ -70,7 +70,7 @@
         <w:pStyle w:val="Heading1"/>
       </w:pPr>
       <w:r>
-        <w:t>Aufgenommen am 10.09.2026</w:t>
+        <w:t>Aufgenommen am 11.09.2026</w:t>
       </w:r>
     </w:p>
     <w:p>
@@ -78,7 +78,7 @@
         <w:pStyle w:val="Heading2"/>
       </w:pPr>
       <w:r>
-        <w:t>Partizipative Ermittlung von Gesundheitsinformationsbedarfen von Migrantinnen aus Myanmar in Australien</w:t>
+        <w:t>Altersgrenzen und Beteiligung von Kindern in Behandlung europaweit uneinheitlich</w:t>
       </w:r>
     </w:p>
     <w:p>
@@ -88,12 +88,12 @@
           <w:color w:val="666666"/>
           <w:sz w:val="18"/>
         </w:rPr>
-        <w:t>Griffin G et al.  ·  Int J Qual Stud Health Well-being  ·  31.12.2026  ·  PMID 42715359</w:t>
+        <w:t>Adu-Gallant C et al.  ·  Eur J Pediatr  ·  10.09.2026  ·  PMID 42720795</w:t>
       </w:r>
     </w:p>
     <w:p>
       <w:r>
-        <w:t>Vier Community-Hörsessions mit 39 Frauen mit Fluchthintergrund aus Myanmar und Gemeinschaftsführerinnen (Karen- und Chin-Gruppen) in Western Australia zur Identifikation von Gesundheitsinformationsprioritäten und strukturellen Barrieren.</w:t>
+        <w:t>Querschnittsumfrage von 20 jungen Kinderärztinnen und Kinderärzten aus Europa (Juni 2025) zu Altersgrenzen für autonome Entscheidungen von Kindern, zur Harmonisierung über Ländergrenzen und zu Schulung in Shared Decision Making mit Kindern.</w:t>
       </w:r>
     </w:p>
     <w:p>
@@ -104,7 +104,7 @@
         <w:t xml:space="preserve">Ergebnis: </w:t>
       </w:r>
       <w:r>
-        <w:t>Fünf Kategorien identifiziert (veränderte Kontexte, Motivationen, Informationsprioritäten, -quellen, strukturelle Barrieren). Health Literacy wird als kollektiver, relationaler und strukturell begrenzter Prozess konzeptualisiert. Große Lücken in verfügbaren Informationsressourcen und strukturelle Barrieren für Umsetzung erkannt. Umfassende Maßnahmen zur Gesundheitsförderung und Beseitigung struktureller Hürden notwendig.</w:t>
+        <w:t>Große Variabilität in bevorzugten Mindestaltergrenzen zwischen Gesundheitsbereichen. 70% befürworteten Standardisierung von Altersgrenzen europaweit. 85% der Teilnehmenden berichteten Mangel an formaler Schulung in Shared Decision Making mit Kindern. Kleine Stichprobe (n=20); Befunde explorativ.</w:t>
       </w:r>
     </w:p>
     <w:p>
@@ -119,7 +119,7 @@
         <w:rPr>
           <w:sz w:val="19"/>
         </w:rPr>
-        <w:t>Australien; Befunde zu Migrationserfahrungen und partizipativer Ansatz übertragbar</w:t>
+        <w:t>Europäische Kinderärzte in vergleichbaren Systemen; DACH-Region direkt relevant</w:t>
       </w:r>
     </w:p>
     <w:p>
@@ -128,7 +128,7 @@
           <w:color w:val="5A7D3A"/>
           <w:sz w:val="18"/>
         </w:rPr>
-        <w:t>https://pubmed.ncbi.nlm.nih.gov/42715359/</w:t>
+        <w:t>https://pubmed.ncbi.nlm.nih.gov/42720795/</w:t>
       </w:r>
     </w:p>
     <w:p>
@@ -136,7 +136,7 @@
         <w:pStyle w:val="Heading2"/>
       </w:pPr>
       <w:r>
-        <w:t>Gesundheitskommunikation gegen Impfzögerlichkeit bei Kindern in Nigeria: Systematische Übersicht</w:t>
+        <w:t>Schulische Gesundheitsförderungsrichtlinien fördern Gesundheitskompetenz von Schülern</w:t>
       </w:r>
     </w:p>
     <w:p>
@@ -146,12 +146,12 @@
           <w:color w:val="666666"/>
           <w:sz w:val="18"/>
         </w:rPr>
-        <w:t>Ike TJ et al.  ·  Front Public Health  ·  25.08.2026  ·  PMID 42713528</w:t>
+        <w:t>Jourdan D et al.  ·  Health Promot Int  ·  01.09.2026  ·  PMID 42720094</w:t>
       </w:r>
     </w:p>
     <w:p>
       <w:r>
-        <w:t>Systematische Übersicht von 12 Studien (2017–März 2026) zu Kommunikationsstrategien gegen elterliche Impfzögerlichkeit bei Kleinkindern (0–3 Jahre) in Nigeria.</w:t>
+        <w:t>Quantitative Studie zu Einflussfaktoren auf Gesundheitskompetenz von Grundschülern (n=2325) in 46 Schulen; Messung der Umfassendheit schulischer Gesundheitsförderungsrichtlinien nach dem Settings-Ansatz.</w:t>
       </w:r>
     </w:p>
     <w:p>
@@ -162,7 +162,7 @@
         <w:t xml:space="preserve">Ergebnis: </w:t>
       </w:r>
       <w:r>
-        <w:t>Vier Hauptstrategien identifiziert: (1) Medienkampagnen, (2) staatliche Kommunikationsmaßnahmen, (3) gemeindegestützte Ansätze, (4) telefonische Strategien. Empfehlung: kulturell angepasste, mehrkanalige Kommunikation, einschließlich vertrauenswürdiger religiöser und traditioneller Anführer, Medienplattformen und SMS. Kommunikation muss reaktiv auf strukturelle Zwänge und Informationsbedarfe der Gemeinschaft sein.</w:t>
+        <w:t>Multivariate Analysen zeigten signifikante Effekte: Breite der Gesundheitsförderungsrichtlinien, Zusammenarbeit mit Eltern, Lehrerressourcen (Weiterbildung, Wohlbefinden) und sozioökonomischer Kontext (Mutterbildung, Quote kostenloser Schulmahlzeiten) beeinflussten Schüler-Gesundheitskompetenz signifikant. Modellparameter nicht numerisch angegeben, aber grundsätzlicher Kausalbeleg erbracht.</w:t>
       </w:r>
     </w:p>
     <w:p>
@@ -177,7 +177,7 @@
         <w:rPr>
           <w:sz w:val="19"/>
         </w:rPr>
-        <w:t>Nigeria; Befunde zur kulturellen Anpassung und Gemeinschaftsbeteiligung prinzipiell relevant</w:t>
+        <w:t>Schulische Praxis in Taiwan; Prinzipien des Settings-Ansatzes in Deutschland anwendbar</w:t>
       </w:r>
     </w:p>
     <w:p>
@@ -186,7 +186,7 @@
           <w:color w:val="5A7D3A"/>
           <w:sz w:val="18"/>
         </w:rPr>
-        <w:t>https://pubmed.ncbi.nlm.nih.gov/42713528/</w:t>
+        <w:t>https://pubmed.ncbi.nlm.nih.gov/42720094/</w:t>
       </w:r>
     </w:p>
     <w:p>
@@ -194,7 +194,7 @@
         <w:pStyle w:val="Heading2"/>
       </w:pPr>
       <w:r>
-        <w:t>Patient-Journal-Club verbessert Lebensqualität und reduziert Schmerzkastastrophisierung bei Fibromyalgie</w:t>
+        <w:t>Messinstrument zur Mentalen Gesundheitskompetenz von Fachkräften im Schulkontext</w:t>
       </w:r>
     </w:p>
     <w:p>
@@ -204,12 +204,12 @@
           <w:color w:val="666666"/>
           <w:sz w:val="18"/>
         </w:rPr>
-        <w:t>Cuyul-Vásquez I et al.  ·  Reumatol Clin (Engl Ed)  ·  Aug. 2026  ·  PMID 42711030</w:t>
+        <w:t>Franke S et al.  ·  Front Public Health  ·  18.08.2026  ·  PMID 42683357</w:t>
       </w:r>
     </w:p>
     <w:p>
       <w:r>
-        <w:t>Pilot-Vor-Nachher-Studie mit 20 Frauen mit Fibromyalgie zu einem dreiwöchigen Patient-Journal-Club-Programm (gemeinsames Lesen adaptierter Forschungsartikel unter Moderation einer Logopädin).</w:t>
+        <w:t>Entwicklung und Validierung der Mental Health Literacy and Prevention Survey (mHELP) an n=556 deutschen Lehrerinnen und Lehrern; Messung von Wissen, Stigma, Selbstwirksamkeit und emotionalem Verständnis im Kontext schulischer Prävention.</w:t>
       </w:r>
     </w:p>
     <w:p>
@@ -220,7 +220,7 @@
         <w:t xml:space="preserve">Ergebnis: </w:t>
       </w:r>
       <w:r>
-        <w:t>Signifikante Verbesserungen in Lebensqualität (p=0,001; d=−0,85), Schmerzintensität (p=0,005; d=−0,74), Schmerzkastastrophisierung (p&lt;0,001; d=−1,11), Schmerzakzeptanz (p=0,028; d=0,53) und Cyberchondrie (p=0,003; d=−0,75). Selbstwirksamkeit zeigte keine signifikante Änderung (p=0,083). Autoren betonen kleine Stichprobengröße und fehlende Kontrollgruppe; größere kontrollierte Studien notwendig.</w:t>
+        <w:t>Bestätigungsfaktoranalyse unterstützte fünf-Faktor-Struktur. Interne Konsistenz (Cronbachs α und McDonald ω) gut für Gesamtscore und Subskalen Wissen, Hilfeverhalten und emotionales Verständnis. Stigma- und Selbstwirksamkeitssubskalen zeigten schwächere Kennwerte. Test-Retest-Reliabilität über 6 Monate moderat; Split-Half-Reliabilität des Gesamtscores hoch. Diskriminanzvalidität zeigten niedrige Korrelationen mit Symptommessinstrumenten.</w:t>
       </w:r>
     </w:p>
     <w:p>
@@ -235,7 +235,7 @@
         <w:rPr>
           <w:sz w:val="19"/>
         </w:rPr>
-        <w:t>Chile; Patientenbildungsformat und psychosoziale Wirkung prinzipiell übertragbar</w:t>
+        <w:t>Deutsche Lehrerkohorte; direkt auf deutsches Schulsystem übertragbar</w:t>
       </w:r>
     </w:p>
     <w:p>
@@ -244,7 +244,7 @@
           <w:color w:val="5A7D3A"/>
           <w:sz w:val="18"/>
         </w:rPr>
-        <w:t>https://pubmed.ncbi.nlm.nih.gov/42711030/</w:t>
+        <w:t>https://pubmed.ncbi.nlm.nih.gov/42683357/</w:t>
       </w:r>
     </w:p>
     <w:p>
@@ -252,7 +252,7 @@
         <w:pStyle w:val="Heading2"/>
       </w:pPr>
       <w:r>
-        <w:t>Notfall-Risikokommunikation: Lücke zwischen Evidenz und Praxis in italienischen Pandemieplänen</w:t>
+        <w:t>Krebskompetenz in Europa: Bedarfe und Barrieren</w:t>
       </w:r>
     </w:p>
     <w:p>
@@ -262,12 +262,12 @@
           <w:color w:val="666666"/>
           <w:sz w:val="18"/>
         </w:rPr>
-        <w:t>De Vita E et al.  ·  BMC Public Health  ·  25.06.2026  ·  PMID 42351103</w:t>
+        <w:t>Beccia F et al.  ·  BMJ Open  ·  02.07.2026  ·  PMID 42392641</w:t>
       </w:r>
     </w:p>
     <w:p>
       <w:r>
-        <w:t>Scoping Review von 173 Studien (2019–Mai 2024) zur Notfall-Risikokommunikation, verglichen mit Analyse von 18 italienischen Regionalplänen für Pandemievorsorge auf Kommunikationsinhalte und -strukturen.</w:t>
+        <w:t>Scoping-Review-Protokoll zur Kartierung von Krebskompetenz, Informationslücken, Desinformation und Maßnahmen in neun europäischen Ländern (Rumänien, Portugal, Belgien, Bulgarien, Montenegro, Ukraine, Italien, Irland, Moldau).</w:t>
       </w:r>
     </w:p>
     <w:p>
@@ -278,7 +278,7 @@
         <w:t xml:space="preserve">Ergebnis: </w:t>
       </w:r>
       <w:r>
-        <w:t>Forschung fokussiert auf Massenkommunikation und COVID-19-Reaktion; Bürgerbeteiligung, Infodemiebewältigung und Chancengleichheit unterrepräsentiert. Italienische Pläne zeigen erhebliche Heterogenität: Kommunikation oft als Top-down-Informationsvermittlung dargestellt, strukturierte Monitorings und Evaluationen inkonsistent adressiert. Substantielle Lücke zwischen wissenschaftlichen Prinzipien (Aktualität, Transparenz, Vertrauen) und institutioneller Umsetzung.</w:t>
+        <w:t>Protokollstudie; konkrete Ergebnisse noch ausstehend. Geplant ist systematische Recherche von Januar 2015 bis Dezember 2025 in PubMed, Scopus und grauer Literatur mit Fokus auf Unterschiede nach Bildung, Einkommen und Sprache sowie Barrieren in der Vermittlung verlässlicher Information.</w:t>
       </w:r>
     </w:p>
     <w:p>
@@ -293,7 +293,7 @@
         <w:rPr>
           <w:sz w:val="19"/>
         </w:rPr>
-        <w:t>Italienische Gesundheitspläne, Befunde auch auf deutsches System übertragbar</w:t>
+        <w:t>Multi-nationale europäische Analyse mit direktem Bezug zu deutschsprachigen Ländern und regionalen Systemen</w:t>
       </w:r>
     </w:p>
     <w:p>
@@ -302,7 +302,7 @@
           <w:color w:val="5A7D3A"/>
           <w:sz w:val="18"/>
         </w:rPr>
-        <w:t>https://pubmed.ncbi.nlm.nih.gov/42351103/</w:t>
+        <w:t>https://pubmed.ncbi.nlm.nih.gov/42392641/</w:t>
       </w:r>
     </w:p>
     <w:p>
@@ -310,7 +310,7 @@
         <w:pStyle w:val="Heading2"/>
       </w:pPr>
       <w:r>
-        <w:t>Digitale Fähigkeiten und Mental-Health-Literacy als Faktoren für Wohlbefinden bei Teenagern in Belgien</w:t>
+        <w:t>Familien mit Diabetes-Risiko nehmen eher an Präventionsstudien teil</w:t>
       </w:r>
     </w:p>
     <w:p>
@@ -320,12 +320,12 @@
           <w:color w:val="666666"/>
           <w:sz w:val="18"/>
         </w:rPr>
-        <w:t>Sercu L et al.  ·  J Adolesc  ·  23.06.2026  ·  PMID 42333886</w:t>
+        <w:t>Wörl F et al.  ·  Horm Metab Res  ·  01.07.2026  ·  PMID 42385747</w:t>
       </w:r>
     </w:p>
     <w:p>
       <w:r>
-        <w:t>Onlineumfrage mit 431 flämischen Schülern untersuchte, wie Gesundheitskompetenz im psychischen Bereich und digitale Fähigkeiten mit dem psychischen Wohlbefinden korrelieren.</w:t>
+        <w:t>Analyse von Determinanten der Teilnahme und Nicht-Teilnahme von Säuglingen in Präventionsstudien zu Typ-1-Diabetes (n=6059 Versuchspersonen aus 5 Ländern: Deutschland, Belgien, UK, Schweden, Polen) mit qualitativen und quantitativen Daten (2017–2024).</w:t>
       </w:r>
     </w:p>
     <w:p>
@@ -336,7 +336,7 @@
         <w:t xml:space="preserve">Ergebnis: </w:t>
       </w:r>
       <w:r>
-        <w:t>Beide Faktoren zeigten positive Korrelationen mit Wohlbefinden und waren stark untereinander assoziiert. Digitale Kompetenzwahrnehmung war der stärkste Einzelprädikator im kombinierten Modell, möglicherweise weil sie Jugendlichen hilft, Gesundheitsinformationen online zu finden, zu bewerten und anzuwenden. Jungen berichteten höheres Wohlbefinden und leicht höhere digitale Fähigkeiten; keine Unterschiede in Mental-Health-Literacy.</w:t>
+        <w:t>Längere Entscheidungsdauer (OR 1,01; 95%-KI 1,00–1,01; p=0,002), Verwandter ersten Grads mit T1D (OR 2,18; 95%-KI 1,95–2,43; p&lt;0,001) und höheres mütterliches Alter (OR 1,03; 95%-KI 1,01–1,05; p=0,003) waren mit Teilnahme assoziiert. Herbstgeburten (OR 0,85; p=0,03) und längere Fahrtdistanzen (OR 0,97; p=0,01) reduzierten Teilnahme. Qualitative Befunde zeigten Wahrnehmung des Erkrankungsrisikos und Teilnahmebürde als zentrale Faktoren.</w:t>
       </w:r>
     </w:p>
     <w:p>
@@ -351,7 +351,7 @@
         <w:rPr>
           <w:sz w:val="19"/>
         </w:rPr>
-        <w:t>Belgien, vergleichbares Schulsystem und Versorgungskontext</w:t>
+        <w:t>Deutsches Zentrum und deutschsprachige Rekrutierung; europäisches Forschungskonsortium</w:t>
       </w:r>
     </w:p>
     <w:p>
@@ -360,7 +360,7 @@
           <w:color w:val="5A7D3A"/>
           <w:sz w:val="18"/>
         </w:rPr>
-        <w:t>https://pubmed.ncbi.nlm.nih.gov/42333886/</w:t>
+        <w:t>https://pubmed.ncbi.nlm.nih.gov/42385747/</w:t>
       </w:r>
     </w:p>
     <w:p>
@@ -368,7 +368,7 @@
         <w:pStyle w:val="Heading2"/>
       </w:pPr>
       <w:r>
-        <w:t>Gesundheitskompetenz mildert nicht den Zusammenhang zwischen Multimorbidität und Zahnlosigkeit</w:t>
+        <w:t>Blended Care mit Smartphone senkt Schmerz in milder Koxarthrose</w:t>
       </w:r>
     </w:p>
     <w:p>
@@ -378,12 +378,12 @@
           <w:color w:val="666666"/>
           <w:sz w:val="18"/>
         </w:rPr>
-        <w:t>Chakraborty-Groot T et al.  ·  Eur J Public Health  ·  10.06.2026  ·  PMID 42309526</w:t>
+        <w:t>Weber F et al.  ·  Osteoarthritis Cartilage  ·  29.06.2026  ·  PMID 42373005</w:t>
       </w:r>
     </w:p>
     <w:p>
       <w:r>
-        <w:t>Querschnittsstudie mit 42.357 Personen aus der niederländischen Lifelines-Kohorte untersuchte, ob Gesundheitskompetenz die Assoziation zwischen Multimorbidität und kompletter Zahnlosigkeit (Ödentulismus) beeinflusst.</w:t>
+        <w:t>Deutschlandweite RCT zur Wirksamkeit einer zwölfmonatigen Smartphone-unterstützten Physiotherapie (SmArt-E) gegen übliche Versorgung bei Hüft- und Kniearthrose in 27 Praxen (n=330).</w:t>
       </w:r>
     </w:p>
     <w:p>
@@ -394,7 +394,7 @@
         <w:t xml:space="preserve">Ergebnis: </w:t>
       </w:r>
       <w:r>
-        <w:t>Multimorbide Patienten hatten 2,26-fach höhere Chancen für Zahnlosigkeit (95%-KI: 2,06–2,47), bei kardiovaskulär-endokrinologischem Muster 3,52-fach (95%-KI: 3,03–4,08). Gesundheitskompetenz moderierte diese Assoziation nicht signifikant. Die Befunde unterstützen eine Notwendigkeit für koordinierte medizinisch-zahnmedizinische Versorgung.</w:t>
+        <w:t>Kein signifikanter Unterschied beim Schmerz (NRS: −0,36; 95%-KI: −0,84 bis 0,12; p=0,14) oder Funktion (2,66 Punkte auf HOOS/KOOS-ADL; 95%-KI: −0,46 bis 5,77; p=0,09). Bei Sekundärzielen zeichneten sich kleine, klinisch nicht bedeutsame Vorteile ab. Beide Gruppen verbesserten sich im Zeitverlauf, was auf Bias-Quellen oder angepasste Therapie hindeutet.</w:t>
       </w:r>
     </w:p>
     <w:p>
@@ -409,7 +409,7 @@
         <w:rPr>
           <w:sz w:val="19"/>
         </w:rPr>
-        <w:t>Niederländische Versicherungsdaten, vergleichbares System zu Deutschland</w:t>
+        <w:t>Deutsche Klinikdaten und Physiotherapiepraxen, übertragbare Versorgungsstruktur</w:t>
       </w:r>
     </w:p>
     <w:p>
@@ -418,7 +418,7 @@
           <w:color w:val="5A7D3A"/>
           <w:sz w:val="18"/>
         </w:rPr>
-        <w:t>https://pubmed.ncbi.nlm.nih.gov/42309526/</w:t>
+        <w:t>https://pubmed.ncbi.nlm.nih.gov/42373005/</w:t>
       </w:r>
     </w:p>
     <w:sectPr>

--- a/download/studien-aktuell.docx
+++ b/download/studien-aktuell.docx
@@ -62,7 +62,7 @@
           <w:color w:val="666666"/>
           <w:sz w:val="18"/>
         </w:rPr>
-        <w:t>Stand: 11.09.2026  |  6 Studien  |  healthliteracy.m-vf.de</w:t>
+        <w:t>Stand: 12.09.2026  |  6 Studien  |  healthliteracy.m-vf.de</w:t>
       </w:r>
     </w:p>
     <w:p>
@@ -70,7 +70,7 @@
         <w:pStyle w:val="Heading1"/>
       </w:pPr>
       <w:r>
-        <w:t>Aufgenommen am 11.09.2026</w:t>
+        <w:t>Aufgenommen am 12.09.2026</w:t>
       </w:r>
     </w:p>
     <w:p>
@@ -78,7 +78,7 @@
         <w:pStyle w:val="Heading2"/>
       </w:pPr>
       <w:r>
-        <w:t>Altersgrenzen und Beteiligung von Kindern in Behandlung europaweit uneinheitlich</w:t>
+        <w:t>Kulturell verankerte Schulungsmaterialien für schwangere Diabetikerinnen in Brasilien</w:t>
       </w:r>
     </w:p>
     <w:p>
@@ -88,12 +88,12 @@
           <w:color w:val="666666"/>
           <w:sz w:val="18"/>
         </w:rPr>
-        <w:t>Adu-Gallant C et al.  ·  Eur J Pediatr  ·  10.09.2026  ·  PMID 42720795</w:t>
+        <w:t>Gurgel FÉSL et al.  ·  PLoS One  ·  11.09.2026  ·  PMID 42726707</w:t>
       </w:r>
     </w:p>
     <w:p>
       <w:r>
-        <w:t>Querschnittsumfrage von 20 jungen Kinderärztinnen und Kinderärzten aus Europa (Juni 2025) zu Altersgrenzen für autonome Entscheidungen von Kindern, zur Harmonisierung über Ländergrenzen und zu Schulung in Shared Decision Making mit Kindern.</w:t>
+        <w:t>Entwicklung und Inhaltsvalidierung eines ‚Cordel' (traditionelle brasilianische Reimform) als Entlassungsanleitung für schwangere Frauen mit Gestationsdiabetes in zwei Tertiär-Kliniken Fortalezas.</w:t>
       </w:r>
     </w:p>
     <w:p>
@@ -104,7 +104,7 @@
         <w:t xml:space="preserve">Ergebnis: </w:t>
       </w:r>
       <w:r>
-        <w:t>Große Variabilität in bevorzugten Mindestaltergrenzen zwischen Gesundheitsbereichen. 70% befürworteten Standardisierung von Altersgrenzen europaweit. 85% der Teilnehmenden berichteten Mangel an formaler Schulung in Shared Decision Making mit Kindern. Kleine Stichprobe (n=20); Befunde explorativ.</w:t>
+        <w:t>Alle Items mit Stichprobe (n=22 schwangere Frauen mit Diabetes) erreichten Content-Validity-Index von 1,00; Gesamt-CVI 1,00. Expert:innen-Bewertung (n=40): CVI 0,95-1,00, Gesamt-CVI 0,99. Hohe interne Konsistenz bei Expert:innen (α=0,96). Kulturelle Passung und Verständlichkeit bestätigt.</w:t>
       </w:r>
     </w:p>
     <w:p>
@@ -119,7 +119,7 @@
         <w:rPr>
           <w:sz w:val="19"/>
         </w:rPr>
-        <w:t>Europäische Kinderärzte in vergleichbaren Systemen; DACH-Region direkt relevant</w:t>
+        <w:t>Brasilien: Zeigt Prinzip der kulturellen Anpassung, Übertragung auf Deutschland müsste lokale Verständigungsformen nutzen.</w:t>
       </w:r>
     </w:p>
     <w:p>
@@ -128,7 +128,7 @@
           <w:color w:val="5A7D3A"/>
           <w:sz w:val="18"/>
         </w:rPr>
-        <w:t>https://pubmed.ncbi.nlm.nih.gov/42720795/</w:t>
+        <w:t>https://pubmed.ncbi.nlm.nih.gov/42726707/</w:t>
       </w:r>
     </w:p>
     <w:p>
@@ -136,7 +136,7 @@
         <w:pStyle w:val="Heading2"/>
       </w:pPr>
       <w:r>
-        <w:t>Schulische Gesundheitsförderungsrichtlinien fördern Gesundheitskompetenz von Schülern</w:t>
+        <w:t>Wie Hausärzte Herzerkrankungsrisiko bei Diabetespatienten kommunizieren</w:t>
       </w:r>
     </w:p>
     <w:p>
@@ -146,12 +146,12 @@
           <w:color w:val="666666"/>
           <w:sz w:val="18"/>
         </w:rPr>
-        <w:t>Jourdan D et al.  ·  Health Promot Int  ·  01.09.2026  ·  PMID 42720094</w:t>
+        <w:t>Stenlund AL et al.  ·  Nurs Open  ·  Sept. 2026  ·  PMID 42723130</w:t>
       </w:r>
     </w:p>
     <w:p>
       <w:r>
-        <w:t>Quantitative Studie zu Einflussfaktoren auf Gesundheitskompetenz von Grundschülern (n=2325) in 46 Schulen; Messung der Umfassendheit schulischer Gesundheitsförderungsrichtlinien nach dem Settings-Ansatz.</w:t>
+        <w:t>Qualitative Studie mit 14 Primärversorgern in Schweden zur Frage, wie sie kardiovaskuläres Risiko bei Typ-2-Diabetes verständlich darstellen und mit Unsicherheit umgehen.</w:t>
       </w:r>
     </w:p>
     <w:p>
@@ -162,7 +162,7 @@
         <w:t xml:space="preserve">Ergebnis: </w:t>
       </w:r>
       <w:r>
-        <w:t>Multivariate Analysen zeigten signifikante Effekte: Breite der Gesundheitsförderungsrichtlinien, Zusammenarbeit mit Eltern, Lehrerressourcen (Weiterbildung, Wohlbefinden) und sozioökonomischer Kontext (Mutterbildung, Quote kostenloser Schulmahlzeiten) beeinflussten Schüler-Gesundheitskompetenz signifikant. Modellparameter nicht numerisch angegeben, aber grundsätzlicher Kausalbeleg erbracht.</w:t>
+        <w:t>Kernfinding: Profis erleben erhebliche Unsicherheit bei der individuellen Risikobewertung und Schwierigkeiten, Risiko pädagogisch vermittelbar zu machen. Diabetesfachpflegen berichten Isolation und fehlende ärztliche Unterstützung. Alle wünschen sich bessere Teamorganisation und mehr Ressourcen.</w:t>
       </w:r>
     </w:p>
     <w:p>
@@ -177,7 +177,7 @@
         <w:rPr>
           <w:sz w:val="19"/>
         </w:rPr>
-        <w:t>Schulische Praxis in Taiwan; Prinzipien des Settings-Ansatzes in Deutschland anwendbar</w:t>
+        <w:t>Schweden (vergleichbares Hausarztsystem), Erkenntnisse zur Kommunikationsbarriere gelten übergreifend.</w:t>
       </w:r>
     </w:p>
     <w:p>
@@ -186,7 +186,7 @@
           <w:color w:val="5A7D3A"/>
           <w:sz w:val="18"/>
         </w:rPr>
-        <w:t>https://pubmed.ncbi.nlm.nih.gov/42720094/</w:t>
+        <w:t>https://pubmed.ncbi.nlm.nih.gov/42723130/</w:t>
       </w:r>
     </w:p>
     <w:p>
@@ -194,7 +194,7 @@
         <w:pStyle w:val="Heading2"/>
       </w:pPr>
       <w:r>
-        <w:t>Messinstrument zur Mentalen Gesundheitskompetenz von Fachkräften im Schulkontext</w:t>
+        <w:t>Entscheidungshilfe Brustkrebs-Op mit Lebensqualitätsdaten senkt Unsicherheit</w:t>
       </w:r>
     </w:p>
     <w:p>
@@ -204,12 +204,12 @@
           <w:color w:val="666666"/>
           <w:sz w:val="18"/>
         </w:rPr>
-        <w:t>Franke S et al.  ·  Front Public Health  ·  18.08.2026  ·  PMID 42683357</w:t>
+        <w:t>Adams M et al.  ·  Support Care Cancer  ·  10.09.2026  ·  PMID 42722882</w:t>
       </w:r>
     </w:p>
     <w:p>
       <w:r>
-        <w:t>Entwicklung und Validierung der Mental Health Literacy and Prevention Survey (mHELP) an n=556 deutschen Lehrerinnen und Lehrern; Messung von Wissen, Stigma, Selbstwirksamkeit und emotionalem Verständnis im Kontext schulischer Prävention.</w:t>
+        <w:t>Entwicklung und Testung der IDECIDE-Entscheidungshilfe für Brustkrebs-Patienten, die Daten zur langfristigen Lebensqualität nach Operation direkt einbindet und beide Optionen vergleichbar macht.</w:t>
       </w:r>
     </w:p>
     <w:p>
@@ -220,7 +220,7 @@
         <w:t xml:space="preserve">Ergebnis: </w:t>
       </w:r>
       <w:r>
-        <w:t>Bestätigungsfaktoranalyse unterstützte fünf-Faktor-Struktur. Interne Konsistenz (Cronbachs α und McDonald ω) gut für Gesamtscore und Subskalen Wissen, Hilfeverhalten und emotionales Verständnis. Stigma- und Selbstwirksamkeitssubskalen zeigten schwächere Kennwerte. Test-Retest-Reliabilität über 6 Monate moderat; Split-Half-Reliabilität des Gesamtscores hoch. Diskriminanzvalidität zeigten niedrige Korrelationen mit Symptommessinstrumenten.</w:t>
+        <w:t>Patienten bewerteten Verständlichkeit mit 98,7 %, Handlbarkeit 92,0 %. Ärzte Verständlichkeit 100 %, Handlbarkeit 95,2 %. IPDAS-Kriterium-Erfüllung 92,4 %. Beide Gruppen bescheinigten Ausgewogenheit, klare visuelle Gestaltung und Relevanz der QoL-Integration.</w:t>
       </w:r>
     </w:p>
     <w:p>
@@ -235,7 +235,7 @@
         <w:rPr>
           <w:sz w:val="19"/>
         </w:rPr>
-        <w:t>Deutsche Lehrerkohorte; direkt auf deutsches Schulsystem übertragbar</w:t>
+        <w:t>USA (Colorado), Designprinzipien der Shared Decision-Making-Hilfe sind sprachunabhängig; Systemtransfer erfordert lokale QoL-Daten.</w:t>
       </w:r>
     </w:p>
     <w:p>
@@ -244,7 +244,7 @@
           <w:color w:val="5A7D3A"/>
           <w:sz w:val="18"/>
         </w:rPr>
-        <w:t>https://pubmed.ncbi.nlm.nih.gov/42683357/</w:t>
+        <w:t>https://pubmed.ncbi.nlm.nih.gov/42722882/</w:t>
       </w:r>
     </w:p>
     <w:p>
@@ -252,7 +252,7 @@
         <w:pStyle w:val="Heading2"/>
       </w:pPr>
       <w:r>
-        <w:t>Krebskompetenz in Europa: Bedarfe und Barrieren</w:t>
+        <w:t>Multimodale Schulung hebt Nasenspül-Adhärenz von 11 % auf 75 %</w:t>
       </w:r>
     </w:p>
     <w:p>
@@ -262,12 +262,12 @@
           <w:color w:val="666666"/>
           <w:sz w:val="18"/>
         </w:rPr>
-        <w:t>Beccia F et al.  ·  BMJ Open  ·  02.07.2026  ·  PMID 42392641</w:t>
+        <w:t>Li LJ et al.  ·  Sci Rep  ·  02.09.2026  ·  PMID 42722715</w:t>
       </w:r>
     </w:p>
     <w:p>
       <w:r>
-        <w:t>Scoping-Review-Protokoll zur Kartierung von Krebskompetenz, Informationslücken, Desinformation und Maßnahmen in neun europäischen Ländern (Rumänien, Portugal, Belgien, Bulgarien, Montenegro, Ukraine, Italien, Irland, Moldau).</w:t>
+        <w:t>Qualitätsverbesserungsstudie in Taiwan: Zweiphasige Intervention mit Schulungsmaterialien, Videos und Beratung plus optimiertem Gerät zur Steigerung der Patientenadhärenz beim täglichen Spülen bei chronischer Rhinitis.</w:t>
       </w:r>
     </w:p>
     <w:p>
@@ -278,7 +278,7 @@
         <w:t xml:space="preserve">Ergebnis: </w:t>
       </w:r>
       <w:r>
-        <w:t>Protokollstudie; konkrete Ergebnisse noch ausstehend. Geplant ist systematische Recherche von Januar 2015 bis Dezember 2025 in PubMed, Scopus und grauer Literatur mit Fokus auf Unterschiede nach Bildung, Einkommen und Sprache sowie Barrieren in der Vermittlung verlässlicher Information.</w:t>
+        <w:t>Nasenspül-Adhärenz stieg von Baseline 11,2 % → erste Phase 45,2 % (p&lt;0,001) → zweite Phase 75,0 % (p=0,013). Wissenstest verbesserte sich von 51 % auf 93,8 %. Patientenzufriedenheit deutlich erhöht. Systemisches Design überwand das Problem.</w:t>
       </w:r>
     </w:p>
     <w:p>
@@ -293,7 +293,7 @@
         <w:rPr>
           <w:sz w:val="19"/>
         </w:rPr>
-        <w:t>Multi-nationale europäische Analyse mit direktem Bezug zu deutschsprachigen Ländern und regionalen Systemen</w:t>
+        <w:t>Taiwan, Taiwan: Zeigt aber, dass strukturierte Patientenzentrierung mit aufeinanderbauenden Barrieren-Lösungen universal wirkt.</w:t>
       </w:r>
     </w:p>
     <w:p>
@@ -302,7 +302,7 @@
           <w:color w:val="5A7D3A"/>
           <w:sz w:val="18"/>
         </w:rPr>
-        <w:t>https://pubmed.ncbi.nlm.nih.gov/42392641/</w:t>
+        <w:t>https://pubmed.ncbi.nlm.nih.gov/42722715/</w:t>
       </w:r>
     </w:p>
     <w:p>
@@ -310,7 +310,7 @@
         <w:pStyle w:val="Heading2"/>
       </w:pPr>
       <w:r>
-        <w:t>Familien mit Diabetes-Risiko nehmen eher an Präventionsstudien teil</w:t>
+        <w:t>Welche Beteiligungsformen der Patienten beim Upscaling wirken: Konsensus</w:t>
       </w:r>
     </w:p>
     <w:p>
@@ -320,12 +320,12 @@
           <w:color w:val="666666"/>
           <w:sz w:val="18"/>
         </w:rPr>
-        <w:t>Wörl F et al.  ·  Horm Metab Res  ·  01.07.2026  ·  PMID 42385747</w:t>
+        <w:t>de Carvalho Corôa R et al.  ·  Health Expect  ·  Okt. 2026  ·  PMID 42717624</w:t>
       </w:r>
     </w:p>
     <w:p>
       <w:r>
-        <w:t>Analyse von Determinanten der Teilnahme und Nicht-Teilnahme von Säuglingen in Präventionsstudien zu Typ-1-Diabetes (n=6059 Versuchspersonen aus 5 Ländern: Deutschland, Belgien, UK, Schweden, Polen) mit qualitativen und quantitativen Daten (2017–2024).</w:t>
+        <w:t>Delphi-inspirierte Konsensstudie mit Patienten, Fachkräften und Politikern zu Strategien, wie Patienten und Öffentlichkeit beim Scaling von Gesundheitsinterventionen sinnvoll beteiligt werden.</w:t>
       </w:r>
     </w:p>
     <w:p>
@@ -336,7 +336,7 @@
         <w:t xml:space="preserve">Ergebnis: </w:t>
       </w:r>
       <w:r>
-        <w:t>Längere Entscheidungsdauer (OR 1,01; 95%-KI 1,00–1,01; p=0,002), Verwandter ersten Grads mit T1D (OR 2,18; 95%-KI 1,95–2,43; p&lt;0,001) und höheres mütterliches Alter (OR 1,03; 95%-KI 1,01–1,05; p=0,003) waren mit Teilnahme assoziiert. Herbstgeburten (OR 0,85; p=0,03) und längere Fahrtdistanzen (OR 0,97; p=0,01) reduzierten Teilnahme. Qualitative Befunde zeigten Wahrnehmung des Erkrankungsrisikos und Teilnahmebürde als zentrale Faktoren.</w:t>
+        <w:t>23 PPI-Strategien validiert. 19 erreichten Konsens in mind. einem der vier Kriterien (Equity, Comprehensiveness, Adaptability, Significance). Höchste Gesamtscores: Co-Leadership in Qualitätsverbesserung (88,3 %), Co-Leadership Politikgestaltung (87,3 %), Nutzerbedarf-Assess (87,3 %). Priorisierte Strategien unterscheiden sich von Literaturtrends.</w:t>
       </w:r>
     </w:p>
     <w:p>
@@ -351,7 +351,7 @@
         <w:rPr>
           <w:sz w:val="19"/>
         </w:rPr>
-        <w:t>Deutsches Zentrum und deutschsprachige Rekrutierung; europäisches Forschungskonsortium</w:t>
+        <w:t>Kanada, aber durch breite internationale Beteiligung und Fokus auf Strukturen eher universell anwendbar.</w:t>
       </w:r>
     </w:p>
     <w:p>
@@ -360,7 +360,7 @@
           <w:color w:val="5A7D3A"/>
           <w:sz w:val="18"/>
         </w:rPr>
-        <w:t>https://pubmed.ncbi.nlm.nih.gov/42385747/</w:t>
+        <w:t>https://pubmed.ncbi.nlm.nih.gov/42717624/</w:t>
       </w:r>
     </w:p>
     <w:p>
@@ -368,7 +368,7 @@
         <w:pStyle w:val="Heading2"/>
       </w:pPr>
       <w:r>
-        <w:t>Blended Care mit Smartphone senkt Schmerz in milder Koxarthrose</w:t>
+        <w:t>Wo Patienten Urologie-Infos suchen und wie gut diese Quellen sind</w:t>
       </w:r>
     </w:p>
     <w:p>
@@ -378,12 +378,12 @@
           <w:color w:val="666666"/>
           <w:sz w:val="18"/>
         </w:rPr>
-        <w:t>Weber F et al.  ·  Osteoarthritis Cartilage  ·  29.06.2026  ·  PMID 42373005</w:t>
+        <w:t>Max T et al.  ·  Andrology  ·  22.06.2026  ·  PMID 42333634</w:t>
       </w:r>
     </w:p>
     <w:p>
       <w:r>
-        <w:t>Deutschlandweite RCT zur Wirksamkeit einer zwölfmonatigen Smartphone-unterstützten Physiotherapie (SmArt-E) gegen übliche Versorgung bei Hüft- und Kniearthrose in 27 Praxen (n=330).</w:t>
+        <w:t>Deutsche Befragung (283 Urologen-Patienten) zu Online-Rechercheverhalten kombiniert mit Qualitätsbewertung (DISCERN, Flesch-Index) von Websites und LLMs.</w:t>
       </w:r>
     </w:p>
     <w:p>
@@ -394,7 +394,7 @@
         <w:t xml:space="preserve">Ergebnis: </w:t>
       </w:r>
       <w:r>
-        <w:t>Kein signifikanter Unterschied beim Schmerz (NRS: −0,36; 95%-KI: −0,84 bis 0,12; p=0,14) oder Funktion (2,66 Punkte auf HOOS/KOOS-ADL; 95%-KI: −0,46 bis 5,77; p=0,09). Bei Sekundärzielen zeichneten sich kleine, klinisch nicht bedeutsame Vorteile ab. Beide Gruppen verbesserten sich im Zeitverlauf, was auf Bias-Quellen oder angepasste Therapie hindeutet.</w:t>
+        <w:t>67 % suchen vorab online, junge Patienten (&lt;50 J.) zu 60 %. Bevorzugt: Fachverbands-Webseiten und Wikipedia; 30 % nutzen kommerzielle Seiten. Websites und LLMs: ausreichend informativ, aber schlecht verständlich (Lesbarkeit unzureichend). Ärzt:innen-Patient:innen-Gespräche bleiben zentral.</w:t>
       </w:r>
     </w:p>
     <w:p>
@@ -409,7 +409,7 @@
         <w:rPr>
           <w:sz w:val="19"/>
         </w:rPr>
-        <w:t>Deutsche Klinikdaten und Physiotherapiepraxen, übertragbare Versorgungsstruktur</w:t>
+        <w:t>Deutschland, deutsche Kliniken, direkt übertragbar auf deutsches Informationsumfeld.</w:t>
       </w:r>
     </w:p>
     <w:p>
@@ -418,7 +418,7 @@
           <w:color w:val="5A7D3A"/>
           <w:sz w:val="18"/>
         </w:rPr>
-        <w:t>https://pubmed.ncbi.nlm.nih.gov/42373005/</w:t>
+        <w:t>https://pubmed.ncbi.nlm.nih.gov/42333634/</w:t>
       </w:r>
     </w:p>
     <w:sectPr>

--- a/download/studien-aktuell.docx
+++ b/download/studien-aktuell.docx
@@ -62,7 +62,7 @@
           <w:color w:val="666666"/>
           <w:sz w:val="18"/>
         </w:rPr>
-        <w:t>Stand: 12.09.2026  |  6 Studien  |  healthliteracy.m-vf.de</w:t>
+        <w:t>Stand: 13.09.2026  |  6 Studien  |  healthliteracy.m-vf.de</w:t>
       </w:r>
     </w:p>
     <w:p>
@@ -70,7 +70,7 @@
         <w:pStyle w:val="Heading1"/>
       </w:pPr>
       <w:r>
-        <w:t>Aufgenommen am 12.09.2026</w:t>
+        <w:t>Aufgenommen am 13.09.2026</w:t>
       </w:r>
     </w:p>
     <w:p>
@@ -78,7 +78,7 @@
         <w:pStyle w:val="Heading2"/>
       </w:pPr>
       <w:r>
-        <w:t>Kulturell verankerte Schulungsmaterialien für schwangere Diabetikerinnen in Brasilien</w:t>
+        <w:t>Physiotherapie-Schulung senkt Hüftschmerz bei Sehnenpatholgie um klinisch relevante Werte</w:t>
       </w:r>
     </w:p>
     <w:p>
@@ -88,12 +88,12 @@
           <w:color w:val="666666"/>
           <w:sz w:val="18"/>
         </w:rPr>
-        <w:t>Gurgel FÉSL et al.  ·  PLoS One  ·  11.09.2026  ·  PMID 42726707</w:t>
+        <w:t>Høgsholt M et al.  ·  BMJ Open  ·  11.09.2026  ·  PMID 42727969</w:t>
       </w:r>
     </w:p>
     <w:p>
       <w:r>
-        <w:t>Entwicklung und Inhaltsvalidierung eines ‚Cordel' (traditionelle brasilianische Reimform) als Entlassungsanleitung für schwangere Frauen mit Gestationsdiabetes in zwei Tertiär-Kliniken Fortalezas.</w:t>
+        <w:t>Prospektive Kohorte mit 60 Frauen mit MRT-verifizierter Glutealsehnenpathologie, die 3 Monate Physiotherapie mit Patientenschulung und Heimübungen erhielten.</w:t>
       </w:r>
     </w:p>
     <w:p>
@@ -104,7 +104,7 @@
         <w:t xml:space="preserve">Ergebnis: </w:t>
       </w:r>
       <w:r>
-        <w:t>Alle Items mit Stichprobe (n=22 schwangere Frauen mit Diabetes) erreichten Content-Validity-Index von 1,00; Gesamt-CVI 1,00. Expert:innen-Bewertung (n=40): CVI 0,95-1,00, Gesamt-CVI 0,99. Hohe interne Konsistenz bei Expert:innen (α=0,96). Kulturelle Passung und Verständlichkeit bestätigt.</w:t>
+        <w:t>85 % Trainingsadherenzen. HAGOS-Schmerzsubskala verbesserte sich von 46,4 auf 60,1 (Mittelwert mit 95%-KI 54,4–65,7); klinisch relevante Verbesserungen in sekundären Outcomes sowie Kraft und Mobilitätstests.</w:t>
       </w:r>
     </w:p>
     <w:p>
@@ -119,7 +119,7 @@
         <w:rPr>
           <w:sz w:val="19"/>
         </w:rPr>
-        <w:t>Brasilien: Zeigt Prinzip der kulturellen Anpassung, Übertragung auf Deutschland müsste lokale Verständigungsformen nutzen.</w:t>
+        <w:t>Dänemark, öffentliches Gesundheitssystem – Vergleichbar mit deutschem Versorgungsauftrag</w:t>
       </w:r>
     </w:p>
     <w:p>
@@ -128,7 +128,7 @@
           <w:color w:val="5A7D3A"/>
           <w:sz w:val="18"/>
         </w:rPr>
-        <w:t>https://pubmed.ncbi.nlm.nih.gov/42726707/</w:t>
+        <w:t>https://pubmed.ncbi.nlm.nih.gov/42727969/</w:t>
       </w:r>
     </w:p>
     <w:p>
@@ -136,7 +136,7 @@
         <w:pStyle w:val="Heading2"/>
       </w:pPr>
       <w:r>
-        <w:t>Wie Hausärzte Herzerkrankungsrisiko bei Diabetespatienten kommunizieren</w:t>
+        <w:t>Patientenpräferenzen für Diabetesschulung: Warum lehnen Patienten Gruppenunterricht ab?</w:t>
       </w:r>
     </w:p>
     <w:p>
@@ -146,12 +146,12 @@
           <w:color w:val="666666"/>
           <w:sz w:val="18"/>
         </w:rPr>
-        <w:t>Stenlund AL et al.  ·  Nurs Open  ·  Sept. 2026  ·  PMID 42723130</w:t>
+        <w:t>Andersson S et al.  ·  Int J Qual Stud Health Well-being  ·  31.12.2026  ·  PMID 42726907</w:t>
       </w:r>
     </w:p>
     <w:p>
       <w:r>
-        <w:t>Qualitative Studie mit 14 Primärversorgern in Schweden zur Frage, wie sie kardiovaskuläres Risiko bei Typ-2-Diabetes verständlich darstellen und mit Unsicherheit umgehen.</w:t>
+        <w:t>Qualitative Studie mit 18 Patienten, die eine Gruppenediktion zum Typ-2-Diabetes in der schwedischen Primärversorgung abgelehnt hatten, zur Erfassung ihrer Gründe und Vorstellungen.</w:t>
       </w:r>
     </w:p>
     <w:p>
@@ -162,7 +162,7 @@
         <w:t xml:space="preserve">Ergebnis: </w:t>
       </w:r>
       <w:r>
-        <w:t>Kernfinding: Profis erleben erhebliche Unsicherheit bei der individuellen Risikobewertung und Schwierigkeiten, Risiko pädagogisch vermittelbar zu machen. Diabetesfachpflegen berichten Isolation und fehlende ärztliche Unterstützung. Alle wünschen sich bessere Teamorganisation und mehr Ressourcen.</w:t>
+        <w:t>Drei unterschiedliche Konzeptionen: Patienten ohne Bedarf bevorzugten individuelles Lernen; andere erkannten Vorteile, benannten aber Barrieren wie inflexible Zeitpläne; wiederum andere schätzten reflektive, unterstützende Umgebungen und gemeinsame Erfahrungen. Flexible, personenzentrierte Ansätze sind notwendig.</w:t>
       </w:r>
     </w:p>
     <w:p>
@@ -177,7 +177,7 @@
         <w:rPr>
           <w:sz w:val="19"/>
         </w:rPr>
-        <w:t>Schweden (vergleichbares Hausarztsystem), Erkenntnisse zur Kommunikationsbarriere gelten übergreifend.</w:t>
+        <w:t>Schweden, vergleichbares Primärversorgungssystem – Gatekeeping-Struktur nicht auf Deutschland übertragbar</w:t>
       </w:r>
     </w:p>
     <w:p>
@@ -186,7 +186,7 @@
           <w:color w:val="5A7D3A"/>
           <w:sz w:val="18"/>
         </w:rPr>
-        <w:t>https://pubmed.ncbi.nlm.nih.gov/42723130/</w:t>
+        <w:t>https://pubmed.ncbi.nlm.nih.gov/42726907/</w:t>
       </w:r>
     </w:p>
     <w:p>
@@ -194,7 +194,7 @@
         <w:pStyle w:val="Heading2"/>
       </w:pPr>
       <w:r>
-        <w:t>Entscheidungshilfe Brustkrebs-Op mit Lebensqualitätsdaten senkt Unsicherheit</w:t>
+        <w:t>Schulungsmodell KAP senkt Blutdruck und hebt Therapietreue bei Hypertonie</w:t>
       </w:r>
     </w:p>
     <w:p>
@@ -204,12 +204,12 @@
           <w:color w:val="666666"/>
           <w:sz w:val="18"/>
         </w:rPr>
-        <w:t>Adams M et al.  ·  Support Care Cancer  ·  10.09.2026  ·  PMID 42722882</w:t>
+        <w:t>Duan J et al.  ·  Braz J Med Biol Res  ·  07.09.2026  ·  PMID 42715468</w:t>
       </w:r>
     </w:p>
     <w:p>
       <w:r>
-        <w:t>Entwicklung und Testung der IDECIDE-Entscheidungshilfe für Brustkrebs-Patienten, die Daten zur langfristigen Lebensqualität nach Operation direkt einbindet und beide Optionen vergleichbar macht.</w:t>
+        <w:t>Randomisierte Kontrollstudie mit 200 Hypertonikern, davon 100 mit informationsgestütztem Gesundheitsmanagement plus Knowledge-Attitude-Practice (KAP)-Schulung versus Kontrolle mit Standard.</w:t>
       </w:r>
     </w:p>
     <w:p>
@@ -220,7 +220,7 @@
         <w:t xml:space="preserve">Ergebnis: </w:t>
       </w:r>
       <w:r>
-        <w:t>Patienten bewerteten Verständlichkeit mit 98,7 %, Handlbarkeit 92,0 %. Ärzte Verständlichkeit 100 %, Handlbarkeit 95,2 %. IPDAS-Kriterium-Erfüllung 92,4 %. Beide Gruppen bescheinigten Ausgewogenheit, klare visuelle Gestaltung und Relevanz der QoL-Integration.</w:t>
+        <w:t>Blutdruckkontrollrate Intervention 78 % vs. Kontrolle 61 % (p&lt;0,05). Systolischer/diastolischer Blutdruck nach Intervention niedriger (p&lt;0,05). Medikamentenadhärenz, Selbstmanagement, Gesundheitsverhalten und Lebensqualität höher in Interventionsgruppe (p&lt;0,05). Patientenzufriedenheit höher (p&lt;0,05).</w:t>
       </w:r>
     </w:p>
     <w:p>
@@ -235,7 +235,7 @@
         <w:rPr>
           <w:sz w:val="19"/>
         </w:rPr>
-        <w:t>USA (Colorado), Designprinzipien der Shared Decision-Making-Hilfe sind sprachunabhängig; Systemtransfer erfordert lokale QoL-Daten.</w:t>
+        <w:t>China – Unterschiedliche Bildungs- und Gesundheitssysteme, aber KAP-Prinzipien prinzipiell universell anwendbar</w:t>
       </w:r>
     </w:p>
     <w:p>
@@ -244,7 +244,7 @@
           <w:color w:val="5A7D3A"/>
           <w:sz w:val="18"/>
         </w:rPr>
-        <w:t>https://pubmed.ncbi.nlm.nih.gov/42722882/</w:t>
+        <w:t>https://pubmed.ncbi.nlm.nih.gov/42715468/</w:t>
       </w:r>
     </w:p>
     <w:p>
@@ -252,7 +252,7 @@
         <w:pStyle w:val="Heading2"/>
       </w:pPr>
       <w:r>
-        <w:t>Multimodale Schulung hebt Nasenspül-Adhärenz von 11 % auf 75 %</w:t>
+        <w:t>Wie treffen Onkologen Therapieentscheidungen in komplexen Situationen?</w:t>
       </w:r>
     </w:p>
     <w:p>
@@ -262,12 +262,12 @@
           <w:color w:val="666666"/>
           <w:sz w:val="18"/>
         </w:rPr>
-        <w:t>Li LJ et al.  ·  Sci Rep  ·  02.09.2026  ·  PMID 42722715</w:t>
+        <w:t>Larsson K et al.  ·  Patient Educ Couns  ·  25.07.2026  ·  PMID 42520597</w:t>
       </w:r>
     </w:p>
     <w:p>
       <w:r>
-        <w:t>Qualitätsverbesserungsstudie in Taiwan: Zweiphasige Intervention mit Schulungsmaterialien, Videos und Beratung plus optimiertem Gerät zur Steigerung der Patientenadhärenz beim täglichen Spülen bei chronischer Rhinitis.</w:t>
+        <w:t>Qualitative Studie mit 12 schwedischen Fachleuten zur Erfassung ihrer Erfahrungen bei der Therapieauswahl in späten Linien bei metastasiertem Brustkrebs unter Bedingungen unklarer Evidenz.</w:t>
       </w:r>
     </w:p>
     <w:p>
@@ -278,7 +278,7 @@
         <w:t xml:space="preserve">Ergebnis: </w:t>
       </w:r>
       <w:r>
-        <w:t>Nasenspül-Adhärenz stieg von Baseline 11,2 % → erste Phase 45,2 % (p&lt;0,001) → zweite Phase 75,0 % (p=0,013). Wissenstest verbesserte sich von 51 % auf 93,8 %. Patientenzufriedenheit deutlich erhöht. Systemisches Design überwand das Problem.</w:t>
+        <w:t>Fünf Themen: Ärzte nutzen Fachkompetenz und Erfahrung, laden Patienten zur Partizipation ein, unterstützen autonome Entscheidungen und holen kollegiale Ratschläge ein. Ärzte sind aktive Entscheidungsträger, nicht neutrale Vermittler; sie teilen ihre Wertungen mit und tragen Verantwortung.</w:t>
       </w:r>
     </w:p>
     <w:p>
@@ -293,7 +293,7 @@
         <w:rPr>
           <w:sz w:val="19"/>
         </w:rPr>
-        <w:t>Taiwan, Taiwan: Zeigt aber, dass strukturierte Patientenzentrierung mit aufeinanderbauenden Barrieren-Lösungen universal wirkt.</w:t>
+        <w:t>Schweden, Universitätskliniken – Teilweise auf deutsche Versorgung übertragbar</w:t>
       </w:r>
     </w:p>
     <w:p>
@@ -302,7 +302,7 @@
           <w:color w:val="5A7D3A"/>
           <w:sz w:val="18"/>
         </w:rPr>
-        <w:t>https://pubmed.ncbi.nlm.nih.gov/42722715/</w:t>
+        <w:t>https://pubmed.ncbi.nlm.nih.gov/42520597/</w:t>
       </w:r>
     </w:p>
     <w:p>
@@ -310,7 +310,7 @@
         <w:pStyle w:val="Heading2"/>
       </w:pPr>
       <w:r>
-        <w:t>Welche Beteiligungsformen der Patienten beim Upscaling wirken: Konsensus</w:t>
+        <w:t>Gesundheitskompetenz bei älteren Patienten mit Herz-Kreislauf-Erkrankungen: Latente Profilanalyse</w:t>
       </w:r>
     </w:p>
     <w:p>
@@ -320,12 +320,12 @@
           <w:color w:val="666666"/>
           <w:sz w:val="18"/>
         </w:rPr>
-        <w:t>de Carvalho Corôa R et al.  ·  Health Expect  ·  Okt. 2026  ·  PMID 42717624</w:t>
+        <w:t>Mestl H  ·  Tidsskr Nor Laegeforen  ·  23.06.2026  ·  PMID 42343611</w:t>
       </w:r>
     </w:p>
     <w:p>
       <w:r>
-        <w:t>Delphi-inspirierte Konsensstudie mit Patienten, Fachkräften und Politikern zu Strategien, wie Patienten und Öffentlichkeit beim Scaling von Gesundheitsinterventionen sinnvoll beteiligt werden.</w:t>
+        <w:t>Querschnittsstudie mit 459 älteren Patienten mit Herz-Kreislauf-Erkrankungen zur Erfassung von eHealth-Literalität und assoziierten Faktoren mittels latenter Profilanalyse.</w:t>
       </w:r>
     </w:p>
     <w:p>
@@ -336,7 +336,7 @@
         <w:t xml:space="preserve">Ergebnis: </w:t>
       </w:r>
       <w:r>
-        <w:t>23 PPI-Strategien validiert. 19 erreichten Konsens in mind. einem der vier Kriterien (Equity, Comprehensiveness, Adaptability, Significance). Höchste Gesamtscores: Co-Leadership in Qualitätsverbesserung (88,3 %), Co-Leadership Politikgestaltung (87,3 %), Nutzerbedarf-Assess (87,3 %). Priorisierte Strategien unterscheiden sich von Literaturtrends.</w:t>
+        <w:t>Mittlere eHEALS-Gesamtwerte 25,16 ± 5,59. Drei Gruppen: niedrig (28,3 %), mittel (50,3 %), hoch (21,4 %). Höhere Bildung, häufigere Internetnutzung, regelmäßige Bewegung und wahrgenommene soziale Unterstützung waren positiv assoziiert; hohes Alter und Komorbiditäten negativ.</w:t>
       </w:r>
     </w:p>
     <w:p>
@@ -351,7 +351,7 @@
         <w:rPr>
           <w:sz w:val="19"/>
         </w:rPr>
-        <w:t>Kanada, aber durch breite internationale Beteiligung und Fokus auf Strukturen eher universell anwendbar.</w:t>
+        <w:t>China – Demographische und Systemunterschiede, aber Heterogenität eHealth-Literacy universell relevant</w:t>
       </w:r>
     </w:p>
     <w:p>
@@ -360,7 +360,7 @@
           <w:color w:val="5A7D3A"/>
           <w:sz w:val="18"/>
         </w:rPr>
-        <w:t>https://pubmed.ncbi.nlm.nih.gov/42717624/</w:t>
+        <w:t>https://pubmed.ncbi.nlm.nih.gov/42343611/</w:t>
       </w:r>
     </w:p>
     <w:p>
@@ -368,7 +368,7 @@
         <w:pStyle w:val="Heading2"/>
       </w:pPr>
       <w:r>
-        <w:t>Wo Patienten Urologie-Infos suchen und wie gut diese Quellen sind</w:t>
+        <w:t>Was möchten ältere Patienten bei Intensivmedizin-Entscheidungen beitragen?</w:t>
       </w:r>
     </w:p>
     <w:p>
@@ -378,12 +378,12 @@
           <w:color w:val="666666"/>
           <w:sz w:val="18"/>
         </w:rPr>
-        <w:t>Max T et al.  ·  Andrology  ·  22.06.2026  ·  PMID 42333634</w:t>
+        <w:t>Schwarz GL et al.  ·  Eur Geriatr Med  ·  18.06.2026  ·  PMID 42315742</w:t>
       </w:r>
     </w:p>
     <w:p>
       <w:r>
-        <w:t>Deutsche Befragung (283 Urologen-Patienten) zu Online-Rechercheverhalten kombiniert mit Qualitätsbewertung (DISCERN, Flesch-Index) von Websites und LLMs.</w:t>
+        <w:t>Qualitative Querschnittsbefragung mit 202 Patienten ab 80 Jahren und 153 Angehörigen aus Norwegen zu ihrer Rolle bei Entscheidungen bei hypothetischer lebensbedrohlicher Erkrankung.</w:t>
       </w:r>
     </w:p>
     <w:p>
@@ -394,7 +394,7 @@
         <w:t xml:space="preserve">Ergebnis: </w:t>
       </w:r>
       <w:r>
-        <w:t>67 % suchen vorab online, junge Patienten (&lt;50 J.) zu 60 %. Bevorzugt: Fachverbands-Webseiten und Wikipedia; 30 % nutzen kommerzielle Seiten. Websites und LLMs: ausreichend informativ, aber schlecht verständlich (Lesbarkeit unzureichend). Ärzt:innen-Patient:innen-Gespräche bleiben zentral.</w:t>
+        <w:t>Fünf Kategorien: Wissenschaftliches Wissen suchen, persönliches Wissen einbringen, Pflege an Heterogenität älteren Alters anpassen, Entscheidungsprozess verbessern, Sicherheit stärken. Alle Kategorien sind Bewältigungsstrategien für multidimensionale Unsicherheit.</w:t>
       </w:r>
     </w:p>
     <w:p>
@@ -409,7 +409,7 @@
         <w:rPr>
           <w:sz w:val="19"/>
         </w:rPr>
-        <w:t>Deutschland, deutsche Kliniken, direkt übertragbar auf deutsches Informationsumfeld.</w:t>
+        <w:t>Norwegen, vergleichbare Versicherungsmedizin – Shared-Decision-Making-Modelle ohne Gatekeeping</w:t>
       </w:r>
     </w:p>
     <w:p>
@@ -418,7 +418,7 @@
           <w:color w:val="5A7D3A"/>
           <w:sz w:val="18"/>
         </w:rPr>
-        <w:t>https://pubmed.ncbi.nlm.nih.gov/42333634/</w:t>
+        <w:t>https://pubmed.ncbi.nlm.nih.gov/42315742/</w:t>
       </w:r>
     </w:p>
     <w:sectPr>
